--- a/cloud_bridge代码详解.docx
+++ b/cloud_bridge代码详解.docx
@@ -23,7 +23,7 @@
           <w:b w:val="0"/>
           <w:sz w:val="21"/>
         </w:rPr>
-        <w:t>ROS1 功能包 cloud_bridge 逐段代码讲解（C++ / ROS / MQTT / SRT 推流）</w:t>
+        <w:t>ROS1 功能包 cloud_bridge 逐段代码讲解（C++ / ROS / MQTT）</w:t>
       </w:r>
     </w:p>
     <w:p>
@@ -95,7 +95,7 @@
           <w:rFonts w:ascii="Consolas" w:hAnsi="Consolas" w:eastAsia="宋体"/>
           <w:sz w:val="20"/>
         </w:rPr>
-        <w:t>├── src/cloud_bridge_node.cpp           主节点：指令处理 + 状态上报 + SRT 推流</w:t>
+        <w:t>├── src/cloud_bridge_node.cpp           主节点：指令处理 + 状态上报</w:t>
       </w:r>
     </w:p>
     <w:p>
@@ -129,7 +129,7 @@
           <w:b/>
           <w:sz w:val="24"/>
         </w:rPr>
-        <w:t>整体数据流有三条：</w:t>
+        <w:t>整体数据流有两条：</w:t>
       </w:r>
     </w:p>
     <w:p>
@@ -139,7 +139,7 @@
           <w:b w:val="0"/>
           <w:sz w:val="24"/>
         </w:rPr>
-        <w:t>1) MQTT 下行指令：云平台把 JSON 指令发到 MQTT broker 的 mower/{device_id}/cmd/xxx 主题，MqttClient 收到后回调 CloudBridgeNode::onMqttMessage，按主题分发到 move/blade/task/video 四个处理函数。遥控类指令转成 ROS 消息发到 /mower/manual_driving_cmd；任务类指令转成字符串发到 /signal，由 task_node / pure_pursuit 等原有节点消费。</w:t>
+        <w:t>1) MQTT 下行指令：云平台把 JSON 指令发到 MQTT broker 的 mower/{device_id}/cmd/xxx 主题，MqttClient 收到后回调 CloudBridgeNode::onMqttMessage，按主题分发到 move/blade/task 三个处理函数。遥控类指令转成 ROS 消息发到 /mower/manual_driving_cmd；任务类指令转成字符串发到 /signal，由 task_node / pure_pursuit 等原有节点消费。</w:t>
       </w:r>
     </w:p>
     <w:p>
@@ -149,17 +149,7 @@
           <w:b w:val="0"/>
           <w:sz w:val="24"/>
         </w:rPr>
-        <w:t>2) ROS 状态 → MQTT 上行：节点订阅 /Mower/position、/vehicle/status、左右轮速、刀盘高度等话题，用定时器按固定频率（定位 2Hz、车辆状态 1Hz）把最新值拼成 JSON，通过 MQTT 发布到 mower/{device_id}/state/xxx 主题。</w:t>
-      </w:r>
-    </w:p>
-    <w:p>
-      <w:r>
-        <w:rPr>
-          <w:rFonts w:ascii="Times New Roman" w:hAnsi="Times New Roman" w:eastAsia="宋体"/>
-          <w:b w:val="0"/>
-          <w:sz w:val="24"/>
-        </w:rPr>
-        <w:t>3) 视频：订阅 /camera/image_rect 图像话题，经 cv_bridge 转成 OpenCV 图像并缩放后，写入 ffmpeg 子进程的 stdin 管道；ffmpeg 把裸视频编码成 H.264，以 SRT caller 模式推到云平台。</w:t>
+        <w:t>2) ROS 状态 → MQTT 上行：节点订阅 /Mower/position、/vehicle/status、左右轮速、刀盘高度等话题，用定时器按固定频率（定位、车辆状态两路独立配置）把最新值拼成 JSON，通过 MQTT 发布到 mower/{device_id}/state/xxx 主题。</w:t>
       </w:r>
     </w:p>
     <w:p>
@@ -3147,7 +3137,7 @@
           <w:b w:val="0"/>
           <w:sz w:val="24"/>
         </w:rPr>
-        <w:t>主文件包含两个类：SrtStreamer（用 fork/pipe 拉起 ffmpeg 做 SRT 视频推流）和 CloudBridgeNode（MQTT 指令处理、ROS 话题收发、看门狗、JSON 状态上报），最后是 main 函数。</w:t>
+        <w:t>主文件只包含一个类 CloudBridgeNode（MQTT 指令处理、ROS 话题收发、看门狗、JSON 状态上报），外加最后的 main 函数。</w:t>
       </w:r>
     </w:p>
     <w:p>
@@ -3221,54 +3211,6 @@
           <w:rFonts w:ascii="Consolas" w:hAnsi="Consolas" w:eastAsia="宋体"/>
           <w:sz w:val="20"/>
         </w:rPr>
-        <w:t>#include &lt;sensor_msgs/Image.h&gt;</w:t>
-      </w:r>
-    </w:p>
-    <w:p>
-      <w:pPr>
-        <w:spacing w:before="0" w:after="0"/>
-      </w:pPr>
-      <w:r>
-        <w:rPr>
-          <w:rFonts w:ascii="Consolas" w:hAnsi="Consolas" w:eastAsia="宋体"/>
-          <w:sz w:val="20"/>
-        </w:rPr>
-        <w:t>#include &lt;sensor_msgs/image_encodings.h&gt;</w:t>
-      </w:r>
-    </w:p>
-    <w:p>
-      <w:pPr>
-        <w:spacing w:before="0" w:after="0"/>
-      </w:pPr>
-      <w:r>
-        <w:rPr>
-          <w:rFonts w:ascii="Consolas" w:hAnsi="Consolas" w:eastAsia="宋体"/>
-          <w:sz w:val="20"/>
-        </w:rPr>
-        <w:t>#include &lt;cv_bridge/cv_bridge.h&gt;</w:t>
-      </w:r>
-    </w:p>
-    <w:p>
-      <w:pPr>
-        <w:spacing w:before="0" w:after="0"/>
-      </w:pPr>
-      <w:r>
-        <w:rPr>
-          <w:rFonts w:ascii="Consolas" w:hAnsi="Consolas" w:eastAsia="宋体"/>
-          <w:sz w:val="20"/>
-        </w:rPr>
-        <w:t>#include &lt;opencv2/opencv.hpp&gt;</w:t>
-      </w:r>
-    </w:p>
-    <w:p>
-      <w:pPr>
-        <w:spacing w:before="0" w:after="0"/>
-      </w:pPr>
-      <w:r>
-        <w:rPr>
-          <w:rFonts w:ascii="Consolas" w:hAnsi="Consolas" w:eastAsia="宋体"/>
-          <w:sz w:val="20"/>
-        </w:rPr>
         <w:t xml:space="preserve"> </w:t>
       </w:r>
     </w:p>
@@ -3353,43 +3295,103 @@
           <w:rFonts w:ascii="Consolas" w:hAnsi="Consolas" w:eastAsia="宋体"/>
           <w:sz w:val="20"/>
         </w:rPr>
-        <w:t>#include &lt;signal.h&gt;</w:t>
-      </w:r>
-    </w:p>
-    <w:p>
-      <w:pPr>
-        <w:spacing w:before="0" w:after="0"/>
-      </w:pPr>
-      <w:r>
-        <w:rPr>
-          <w:rFonts w:ascii="Consolas" w:hAnsi="Consolas" w:eastAsia="宋体"/>
-          <w:sz w:val="20"/>
-        </w:rPr>
-        <w:t>#include &lt;sys/types.h&gt;</w:t>
-      </w:r>
-    </w:p>
-    <w:p>
-      <w:pPr>
-        <w:spacing w:before="0" w:after="0"/>
-      </w:pPr>
-      <w:r>
-        <w:rPr>
-          <w:rFonts w:ascii="Consolas" w:hAnsi="Consolas" w:eastAsia="宋体"/>
-          <w:sz w:val="20"/>
-        </w:rPr>
-        <w:t>#include &lt;sys/wait.h&gt;</w:t>
-      </w:r>
-    </w:p>
-    <w:p>
-      <w:pPr>
-        <w:spacing w:before="0" w:after="0"/>
-      </w:pPr>
-      <w:r>
-        <w:rPr>
-          <w:rFonts w:ascii="Consolas" w:hAnsi="Consolas" w:eastAsia="宋体"/>
-          <w:sz w:val="20"/>
-        </w:rPr>
-        <w:t>#include &lt;unistd.h&gt;</w:t>
+        <w:t>#include &lt;algorithm&gt;</w:t>
+      </w:r>
+    </w:p>
+    <w:p>
+      <w:pPr>
+        <w:spacing w:before="0" w:after="0"/>
+      </w:pPr>
+      <w:r>
+        <w:rPr>
+          <w:rFonts w:ascii="Consolas" w:hAnsi="Consolas" w:eastAsia="宋体"/>
+          <w:sz w:val="20"/>
+        </w:rPr>
+        <w:t>#include &lt;atomic&gt;</w:t>
+      </w:r>
+    </w:p>
+    <w:p>
+      <w:pPr>
+        <w:spacing w:before="0" w:after="0"/>
+      </w:pPr>
+      <w:r>
+        <w:rPr>
+          <w:rFonts w:ascii="Consolas" w:hAnsi="Consolas" w:eastAsia="宋体"/>
+          <w:sz w:val="20"/>
+        </w:rPr>
+        <w:t>#include &lt;memory&gt;</w:t>
+      </w:r>
+    </w:p>
+    <w:p>
+      <w:pPr>
+        <w:spacing w:before="0" w:after="0"/>
+      </w:pPr>
+      <w:r>
+        <w:rPr>
+          <w:rFonts w:ascii="Consolas" w:hAnsi="Consolas" w:eastAsia="宋体"/>
+          <w:sz w:val="20"/>
+        </w:rPr>
+        <w:t>#include &lt;mutex&gt;</w:t>
+      </w:r>
+    </w:p>
+    <w:p>
+      <w:pPr>
+        <w:spacing w:before="0" w:after="0"/>
+      </w:pPr>
+      <w:r>
+        <w:rPr>
+          <w:rFonts w:ascii="Consolas" w:hAnsi="Consolas" w:eastAsia="宋体"/>
+          <w:sz w:val="20"/>
+        </w:rPr>
+        <w:t>#include &lt;string&gt;</w:t>
+      </w:r>
+    </w:p>
+    <w:p>
+      <w:pPr>
+        <w:spacing w:before="0" w:after="0"/>
+      </w:pPr>
+      <w:r>
+        <w:rPr>
+          <w:rFonts w:ascii="Consolas" w:hAnsi="Consolas" w:eastAsia="宋体"/>
+          <w:sz w:val="20"/>
+        </w:rPr>
+        <w:t>#include &lt;thread&gt;</w:t>
+      </w:r>
+    </w:p>
+    <w:p>
+      <w:pPr>
+        <w:spacing w:before="0" w:after="0"/>
+      </w:pPr>
+      <w:r>
+        <w:rPr>
+          <w:rFonts w:ascii="Consolas" w:hAnsi="Consolas" w:eastAsia="宋体"/>
+          <w:sz w:val="20"/>
+        </w:rPr>
+        <w:t>#include &lt;vector&gt;</w:t>
+      </w:r>
+    </w:p>
+    <w:p>
+      <w:pPr>
+        <w:spacing w:before="0" w:after="0"/>
+      </w:pPr>
+      <w:r>
+        <w:rPr>
+          <w:rFonts w:ascii="Consolas" w:hAnsi="Consolas" w:eastAsia="宋体"/>
+          <w:sz w:val="20"/>
+        </w:rPr>
+        <w:t xml:space="preserve"> </w:t>
+      </w:r>
+    </w:p>
+    <w:p>
+      <w:pPr>
+        <w:spacing w:before="0" w:after="0"/>
+      </w:pPr>
+      <w:r>
+        <w:rPr>
+          <w:rFonts w:ascii="Consolas" w:hAnsi="Consolas" w:eastAsia="宋体"/>
+          <w:sz w:val="20"/>
+        </w:rPr>
+        <w:t>#include "cloud_bridge/mqtt_client.h"</w:t>
       </w:r>
     </w:p>
     <w:p>
@@ -3399,7 +3401,7 @@
           <w:b w:val="0"/>
           <w:sz w:val="24"/>
         </w:rPr>
-        <w:t>分四组：1) ROS 与消息类型：ros/ros.h 是 ROS C++ 主头；std_msgs/sensor_msgs 是标准消息；cv_bridge 负责 ROS 图像消息和 OpenCV cv::Mat 互转；opencv2 提供 resize 等图像处理。2) 项目自定义消息：mower_msgs::Manual_Driving_Cmd（遥控指令）、VehicleStatus（车辆状态）、util::Position（融合定位）。3) nlohmann/json 是现代 C++ JSON 库，一条语句完成解析/构造。4) POSIX 系统头：signal.h（signal/SIGPIPE/SIGTERM）、sys/types.h（pid_t）、sys/wait.h（waitpid）、unistd.h（fork/pipe/dup2/write/close），都是给 SrtStreamer 用的。</w:t>
+        <w:t>分四组：1) ROS 与消息类型：ros/ros.h 是 ROS C++ 主头；std_msgs::Int16 用于左右轮速反馈、String 用于 /signal 任务信号、UInt16 用于刀盘高度反馈。2) 项目自定义消息：mower_msgs::Manual_Driving_Cmd（遥控指令）、VehicleStatus（车辆状态）、util::Position（融合定位）。3) nlohmann/json 是现代 C++ JSON 库，一条语句完成解析/构造。4) STL 头：algorithm（std::max/std::min 限幅）、atomic（跨线程标志位）、memory（std::unique_ptr）、mutex、string、thread（延时任务线程）、vector。最后双引号包含本包的 mqtt_client.h，引入 MqttClient 封装。</w:t>
       </w:r>
     </w:p>
     <w:p>
@@ -3413,103 +3415,163 @@
           <w:color w:val="000000"/>
           <w:sz w:val="28"/>
         </w:rPr>
-        <w:t>4.2 VideoCfg 视频参数结构体</w:t>
-      </w:r>
-    </w:p>
-    <w:p>
-      <w:pPr>
-        <w:spacing w:before="0" w:after="0"/>
-      </w:pPr>
-      <w:r>
-        <w:rPr>
-          <w:rFonts w:ascii="Consolas" w:hAnsi="Consolas" w:eastAsia="宋体"/>
-          <w:sz w:val="20"/>
-        </w:rPr>
-        <w:t>struct VideoCfg</w:t>
-      </w:r>
-    </w:p>
-    <w:p>
-      <w:pPr>
-        <w:spacing w:before="0" w:after="0"/>
-      </w:pPr>
-      <w:r>
-        <w:rPr>
-          <w:rFonts w:ascii="Consolas" w:hAnsi="Consolas" w:eastAsia="宋体"/>
-          <w:sz w:val="20"/>
-        </w:rPr>
-        <w:t>{</w:t>
-      </w:r>
-    </w:p>
-    <w:p>
-      <w:pPr>
-        <w:spacing w:before="0" w:after="0"/>
-      </w:pPr>
-      <w:r>
-        <w:rPr>
-          <w:rFonts w:ascii="Consolas" w:hAnsi="Consolas" w:eastAsia="宋体"/>
-          <w:sz w:val="20"/>
-        </w:rPr>
-        <w:t xml:space="preserve">  bool enable = false;</w:t>
-      </w:r>
-    </w:p>
-    <w:p>
-      <w:pPr>
-        <w:spacing w:before="0" w:after="0"/>
-      </w:pPr>
-      <w:r>
-        <w:rPr>
-          <w:rFonts w:ascii="Consolas" w:hAnsi="Consolas" w:eastAsia="宋体"/>
-          <w:sz w:val="20"/>
-        </w:rPr>
-        <w:t xml:space="preserve">  double fps = 5.0;</w:t>
-      </w:r>
-    </w:p>
-    <w:p>
-      <w:pPr>
-        <w:spacing w:before="0" w:after="0"/>
-      </w:pPr>
-      <w:r>
-        <w:rPr>
-          <w:rFonts w:ascii="Consolas" w:hAnsi="Consolas" w:eastAsia="宋体"/>
-          <w:sz w:val="20"/>
-        </w:rPr>
-        <w:t xml:space="preserve">  int width = 640;</w:t>
-      </w:r>
-    </w:p>
-    <w:p>
-      <w:pPr>
-        <w:spacing w:before="0" w:after="0"/>
-      </w:pPr>
-      <w:r>
-        <w:rPr>
-          <w:rFonts w:ascii="Consolas" w:hAnsi="Consolas" w:eastAsia="宋体"/>
-          <w:sz w:val="20"/>
-        </w:rPr>
-        <w:t xml:space="preserve">  int height = 480;</w:t>
-      </w:r>
-    </w:p>
-    <w:p>
-      <w:pPr>
-        <w:spacing w:before="0" w:after="0"/>
-      </w:pPr>
-      <w:r>
-        <w:rPr>
-          <w:rFonts w:ascii="Consolas" w:hAnsi="Consolas" w:eastAsia="宋体"/>
-          <w:sz w:val="20"/>
-        </w:rPr>
-        <w:t xml:space="preserve">  int bitrate = 800;  // kbps</w:t>
-      </w:r>
-    </w:p>
-    <w:p>
-      <w:pPr>
-        <w:spacing w:before="0" w:after="0"/>
-      </w:pPr>
-      <w:r>
-        <w:rPr>
-          <w:rFonts w:ascii="Consolas" w:hAnsi="Consolas" w:eastAsia="宋体"/>
-          <w:sz w:val="20"/>
-        </w:rPr>
-        <w:t>};</w:t>
+        <w:t>4.2 CloudBridgeNode 构造函数</w:t>
+      </w:r>
+    </w:p>
+    <w:p>
+      <w:pPr>
+        <w:spacing w:before="0" w:after="0"/>
+      </w:pPr>
+      <w:r>
+        <w:rPr>
+          <w:rFonts w:ascii="Consolas" w:hAnsi="Consolas" w:eastAsia="宋体"/>
+          <w:sz w:val="20"/>
+        </w:rPr>
+        <w:t xml:space="preserve">  CloudBridgeNode() : pnh_("~")</w:t>
+      </w:r>
+    </w:p>
+    <w:p>
+      <w:pPr>
+        <w:spacing w:before="0" w:after="0"/>
+      </w:pPr>
+      <w:r>
+        <w:rPr>
+          <w:rFonts w:ascii="Consolas" w:hAnsi="Consolas" w:eastAsia="宋体"/>
+          <w:sz w:val="20"/>
+        </w:rPr>
+        <w:t xml:space="preserve">  {</w:t>
+      </w:r>
+    </w:p>
+    <w:p>
+      <w:pPr>
+        <w:spacing w:before="0" w:after="0"/>
+      </w:pPr>
+      <w:r>
+        <w:rPr>
+          <w:rFonts w:ascii="Consolas" w:hAnsi="Consolas" w:eastAsia="宋体"/>
+          <w:sz w:val="20"/>
+        </w:rPr>
+        <w:t xml:space="preserve">    loadParams();</w:t>
+      </w:r>
+    </w:p>
+    <w:p>
+      <w:pPr>
+        <w:spacing w:before="0" w:after="0"/>
+      </w:pPr>
+      <w:r>
+        <w:rPr>
+          <w:rFonts w:ascii="Consolas" w:hAnsi="Consolas" w:eastAsia="宋体"/>
+          <w:sz w:val="20"/>
+        </w:rPr>
+        <w:t xml:space="preserve"> </w:t>
+      </w:r>
+    </w:p>
+    <w:p>
+      <w:pPr>
+        <w:spacing w:before="0" w:after="0"/>
+      </w:pPr>
+      <w:r>
+        <w:rPr>
+          <w:rFonts w:ascii="Consolas" w:hAnsi="Consolas" w:eastAsia="宋体"/>
+          <w:sz w:val="20"/>
+        </w:rPr>
+        <w:t xml:space="preserve">    pub_manual_ = nh_.advertise&lt;mower_msgs::Manual_Driving_Cmd&gt;(</w:t>
+      </w:r>
+    </w:p>
+    <w:p>
+      <w:pPr>
+        <w:spacing w:before="0" w:after="0"/>
+      </w:pPr>
+      <w:r>
+        <w:rPr>
+          <w:rFonts w:ascii="Consolas" w:hAnsi="Consolas" w:eastAsia="宋体"/>
+          <w:sz w:val="20"/>
+        </w:rPr>
+        <w:t xml:space="preserve">        "/mower/manual_driving_cmd", 1);</w:t>
+      </w:r>
+    </w:p>
+    <w:p>
+      <w:pPr>
+        <w:spacing w:before="0" w:after="0"/>
+      </w:pPr>
+      <w:r>
+        <w:rPr>
+          <w:rFonts w:ascii="Consolas" w:hAnsi="Consolas" w:eastAsia="宋体"/>
+          <w:sz w:val="20"/>
+        </w:rPr>
+        <w:t xml:space="preserve">    pub_signal_ = nh_.advertise&lt;std_msgs::String&gt;("/signal", 10);</w:t>
+      </w:r>
+    </w:p>
+    <w:p>
+      <w:pPr>
+        <w:spacing w:before="0" w:after="0"/>
+      </w:pPr>
+      <w:r>
+        <w:rPr>
+          <w:rFonts w:ascii="Consolas" w:hAnsi="Consolas" w:eastAsia="宋体"/>
+          <w:sz w:val="20"/>
+        </w:rPr>
+        <w:t xml:space="preserve"> </w:t>
+      </w:r>
+    </w:p>
+    <w:p>
+      <w:pPr>
+        <w:spacing w:before="0" w:after="0"/>
+      </w:pPr>
+      <w:r>
+        <w:rPr>
+          <w:rFonts w:ascii="Consolas" w:hAnsi="Consolas" w:eastAsia="宋体"/>
+          <w:sz w:val="20"/>
+        </w:rPr>
+        <w:t xml:space="preserve">    sub_position_ = nh_.subscribe("/Mower/position", 1,</w:t>
+      </w:r>
+    </w:p>
+    <w:p>
+      <w:pPr>
+        <w:spacing w:before="0" w:after="0"/>
+      </w:pPr>
+      <w:r>
+        <w:rPr>
+          <w:rFonts w:ascii="Consolas" w:hAnsi="Consolas" w:eastAsia="宋体"/>
+          <w:sz w:val="20"/>
+        </w:rPr>
+        <w:t xml:space="preserve">                                  &amp;CloudBridgeNode::positionCb, this);</w:t>
+      </w:r>
+    </w:p>
+    <w:p>
+      <w:pPr>
+        <w:spacing w:before="0" w:after="0"/>
+      </w:pPr>
+      <w:r>
+        <w:rPr>
+          <w:rFonts w:ascii="Consolas" w:hAnsi="Consolas" w:eastAsia="宋体"/>
+          <w:sz w:val="20"/>
+        </w:rPr>
+        <w:t xml:space="preserve">    ...</w:t>
+      </w:r>
+    </w:p>
+    <w:p>
+      <w:pPr>
+        <w:spacing w:before="0" w:after="0"/>
+      </w:pPr>
+      <w:r>
+        <w:rPr>
+          <w:rFonts w:ascii="Consolas" w:hAnsi="Consolas" w:eastAsia="宋体"/>
+          <w:sz w:val="20"/>
+        </w:rPr>
+        <w:t xml:space="preserve">    sub_mower_height_ = nh_.subscribe("/vehicle/mower_height_to_app", 1,</w:t>
+      </w:r>
+    </w:p>
+    <w:p>
+      <w:pPr>
+        <w:spacing w:before="0" w:after="0"/>
+      </w:pPr>
+      <w:r>
+        <w:rPr>
+          <w:rFonts w:ascii="Consolas" w:hAnsi="Consolas" w:eastAsia="宋体"/>
+          <w:sz w:val="20"/>
+        </w:rPr>
+        <w:t xml:space="preserve">                                      &amp;CloudBridgeNode::mowerHeightCb, this);</w:t>
       </w:r>
     </w:p>
     <w:p>
@@ -3519,7 +3581,273 @@
           <w:b w:val="0"/>
           <w:sz w:val="24"/>
         </w:rPr>
-        <w:t>推流参数聚合：默认关闭、5fps、640x480、800kbps H.264 码率。类内初始值给出默认值，launch 参数和 cmd/video 指令都会更新这份配置。</w:t>
+        <w:t>成员初始化列表里 pnh_("~") 创建私有 NodeHandle：读参数时自动在节点命名空间下查找（launch 里 &lt;node&gt; 内的 &lt;param&gt; 都属私有参数）。nh_ 用默认构造，即全局命名空间。</w:t>
+      </w:r>
+    </w:p>
+    <w:p>
+      <w:r>
+        <w:rPr>
+          <w:rFonts w:ascii="Times New Roman" w:hAnsi="Times New Roman" w:eastAsia="宋体"/>
+          <w:b w:val="0"/>
+          <w:sz w:val="24"/>
+        </w:rPr>
+        <w:t>advertise&lt;消息类型&gt;(话题, 队列长度) 创建发布者；subscribe(话题, 队列, 成员函数指针, this) 创建订阅者，消息到达时由 spinner 线程调用对应回调。队列长度 1 表示只保留最新一帧，对定位、车辆状态这种“新数据覆盖旧数据”的场景能防止积压延迟。</w:t>
+      </w:r>
+    </w:p>
+    <w:p>
+      <w:pPr>
+        <w:spacing w:before="0" w:after="0"/>
+      </w:pPr>
+      <w:r>
+        <w:rPr>
+          <w:rFonts w:ascii="Consolas" w:hAnsi="Consolas" w:eastAsia="宋体"/>
+          <w:sz w:val="20"/>
+        </w:rPr>
+        <w:t xml:space="preserve">    const std::string prefix = topic_prefix_ + "/" + device_id_;</w:t>
+      </w:r>
+    </w:p>
+    <w:p>
+      <w:pPr>
+        <w:spacing w:before="0" w:after="0"/>
+      </w:pPr>
+      <w:r>
+        <w:rPr>
+          <w:rFonts w:ascii="Consolas" w:hAnsi="Consolas" w:eastAsia="宋体"/>
+          <w:sz w:val="20"/>
+        </w:rPr>
+        <w:t xml:space="preserve">    topic_cmd_move_ = prefix + "/cmd/move";</w:t>
+      </w:r>
+    </w:p>
+    <w:p>
+      <w:pPr>
+        <w:spacing w:before="0" w:after="0"/>
+      </w:pPr>
+      <w:r>
+        <w:rPr>
+          <w:rFonts w:ascii="Consolas" w:hAnsi="Consolas" w:eastAsia="宋体"/>
+          <w:sz w:val="20"/>
+        </w:rPr>
+        <w:t xml:space="preserve">    ...</w:t>
+      </w:r>
+    </w:p>
+    <w:p>
+      <w:pPr>
+        <w:spacing w:before="0" w:after="0"/>
+      </w:pPr>
+      <w:r>
+        <w:rPr>
+          <w:rFonts w:ascii="Consolas" w:hAnsi="Consolas" w:eastAsia="宋体"/>
+          <w:sz w:val="20"/>
+        </w:rPr>
+        <w:t xml:space="preserve">    mqtt_ = std::unique_ptr&lt;MqttClient&gt;(new MqttClient(mqtt_cfg_));</w:t>
+      </w:r>
+    </w:p>
+    <w:p>
+      <w:pPr>
+        <w:spacing w:before="0" w:after="0"/>
+      </w:pPr>
+      <w:r>
+        <w:rPr>
+          <w:rFonts w:ascii="Consolas" w:hAnsi="Consolas" w:eastAsia="宋体"/>
+          <w:sz w:val="20"/>
+        </w:rPr>
+        <w:t xml:space="preserve">    mqtt_-&gt;setMessageCallback(</w:t>
+      </w:r>
+    </w:p>
+    <w:p>
+      <w:pPr>
+        <w:spacing w:before="0" w:after="0"/>
+      </w:pPr>
+      <w:r>
+        <w:rPr>
+          <w:rFonts w:ascii="Consolas" w:hAnsi="Consolas" w:eastAsia="宋体"/>
+          <w:sz w:val="20"/>
+        </w:rPr>
+        <w:t xml:space="preserve">        [this](const std::string&amp; topic, const std::string&amp; payload) {</w:t>
+      </w:r>
+    </w:p>
+    <w:p>
+      <w:pPr>
+        <w:spacing w:before="0" w:after="0"/>
+      </w:pPr>
+      <w:r>
+        <w:rPr>
+          <w:rFonts w:ascii="Consolas" w:hAnsi="Consolas" w:eastAsia="宋体"/>
+          <w:sz w:val="20"/>
+        </w:rPr>
+        <w:t xml:space="preserve">          onMqttMessage(topic, payload);</w:t>
+      </w:r>
+    </w:p>
+    <w:p>
+      <w:pPr>
+        <w:spacing w:before="0" w:after="0"/>
+      </w:pPr>
+      <w:r>
+        <w:rPr>
+          <w:rFonts w:ascii="Consolas" w:hAnsi="Consolas" w:eastAsia="宋体"/>
+          <w:sz w:val="20"/>
+        </w:rPr>
+        <w:t xml:space="preserve">        });</w:t>
+      </w:r>
+    </w:p>
+    <w:p>
+      <w:pPr>
+        <w:spacing w:before="0" w:after="0"/>
+      </w:pPr>
+      <w:r>
+        <w:rPr>
+          <w:rFonts w:ascii="Consolas" w:hAnsi="Consolas" w:eastAsia="宋体"/>
+          <w:sz w:val="20"/>
+        </w:rPr>
+        <w:t xml:space="preserve">    mqtt_-&gt;addSubscription(topic_cmd_move_, 1);</w:t>
+      </w:r>
+    </w:p>
+    <w:p>
+      <w:pPr>
+        <w:spacing w:before="0" w:after="0"/>
+      </w:pPr>
+      <w:r>
+        <w:rPr>
+          <w:rFonts w:ascii="Consolas" w:hAnsi="Consolas" w:eastAsia="宋体"/>
+          <w:sz w:val="20"/>
+        </w:rPr>
+        <w:t xml:space="preserve">    ...</w:t>
+      </w:r>
+    </w:p>
+    <w:p>
+      <w:pPr>
+        <w:spacing w:before="0" w:after="0"/>
+      </w:pPr>
+      <w:r>
+        <w:rPr>
+          <w:rFonts w:ascii="Consolas" w:hAnsi="Consolas" w:eastAsia="宋体"/>
+          <w:sz w:val="20"/>
+        </w:rPr>
+        <w:t xml:space="preserve">    if (!mqtt_-&gt;start())</w:t>
+      </w:r>
+    </w:p>
+    <w:p>
+      <w:pPr>
+        <w:spacing w:before="0" w:after="0"/>
+      </w:pPr>
+      <w:r>
+        <w:rPr>
+          <w:rFonts w:ascii="Consolas" w:hAnsi="Consolas" w:eastAsia="宋体"/>
+          <w:sz w:val="20"/>
+        </w:rPr>
+        <w:t xml:space="preserve">      ROS_WARN("MQTT first connect failed, retrying in background");</w:t>
+      </w:r>
+    </w:p>
+    <w:p>
+      <w:r>
+        <w:rPr>
+          <w:rFonts w:ascii="Times New Roman" w:hAnsi="Times New Roman" w:eastAsia="宋体"/>
+          <w:b w:val="0"/>
+          <w:sz w:val="24"/>
+        </w:rPr>
+        <w:t>MQTT 主题按 mower/{device_id}/cmd/xxx、/state/xxx 规则拼出来，存进成员供后续比较使用。</w:t>
+      </w:r>
+    </w:p>
+    <w:p>
+      <w:r>
+        <w:rPr>
+          <w:rFonts w:ascii="Times New Roman" w:hAnsi="Times New Roman" w:eastAsia="宋体"/>
+          <w:b w:val="0"/>
+          <w:sz w:val="24"/>
+        </w:rPr>
+        <w:t>语法点：std::unique_ptr&lt;MqttClient&gt; 是独占所有权的智能指针，对象析构时自动 delete，不用手动管理内存（C++17 起更推荐 std::make_unique，这里 new 写法等价）。setMessageCallback 传入的 [this](...) { ... } 是 lambda 表达式：捕获 this 指针，把 paho 线程收到的消息转交给成员函数 onMqttMessage 处理。注意它跑在 paho 线程里，所以 onMqttMessage 里访问的共享状态都要同步。</w:t>
+      </w:r>
+    </w:p>
+    <w:p>
+      <w:r>
+        <w:rPr>
+          <w:rFonts w:ascii="Times New Roman" w:hAnsi="Times New Roman" w:eastAsia="宋体"/>
+          <w:b w:val="0"/>
+          <w:sz w:val="24"/>
+        </w:rPr>
+        <w:t>首次连接失败仅警告不退出——重连线程已在后台工作，broker 上线后会自动连上并补订阅。</w:t>
+      </w:r>
+    </w:p>
+    <w:p>
+      <w:pPr>
+        <w:spacing w:before="0" w:after="0"/>
+      </w:pPr>
+      <w:r>
+        <w:rPr>
+          <w:rFonts w:ascii="Consolas" w:hAnsi="Consolas" w:eastAsia="宋体"/>
+          <w:sz w:val="20"/>
+        </w:rPr>
+        <w:t xml:space="preserve">    location_timer_ = nh_.createTimer(</w:t>
+      </w:r>
+    </w:p>
+    <w:p>
+      <w:pPr>
+        <w:spacing w:before="0" w:after="0"/>
+      </w:pPr>
+      <w:r>
+        <w:rPr>
+          <w:rFonts w:ascii="Consolas" w:hAnsi="Consolas" w:eastAsia="宋体"/>
+          <w:sz w:val="20"/>
+        </w:rPr>
+        <w:t xml:space="preserve">        ros::Duration(1.0 / location_hz_), &amp;CloudBridgeNode::locationTimerCb, this);</w:t>
+      </w:r>
+    </w:p>
+    <w:p>
+      <w:pPr>
+        <w:spacing w:before="0" w:after="0"/>
+      </w:pPr>
+      <w:r>
+        <w:rPr>
+          <w:rFonts w:ascii="Consolas" w:hAnsi="Consolas" w:eastAsia="宋体"/>
+          <w:sz w:val="20"/>
+        </w:rPr>
+        <w:t xml:space="preserve">    status_timer_ = nh_.createTimer(</w:t>
+      </w:r>
+    </w:p>
+    <w:p>
+      <w:pPr>
+        <w:spacing w:before="0" w:after="0"/>
+      </w:pPr>
+      <w:r>
+        <w:rPr>
+          <w:rFonts w:ascii="Consolas" w:hAnsi="Consolas" w:eastAsia="宋体"/>
+          <w:sz w:val="20"/>
+        </w:rPr>
+        <w:t xml:space="preserve">        ros::Duration(1.0 / status_hz_), &amp;CloudBridgeNode::statusTimerCb, this);</w:t>
+      </w:r>
+    </w:p>
+    <w:p>
+      <w:pPr>
+        <w:spacing w:before="0" w:after="0"/>
+      </w:pPr>
+      <w:r>
+        <w:rPr>
+          <w:rFonts w:ascii="Consolas" w:hAnsi="Consolas" w:eastAsia="宋体"/>
+          <w:sz w:val="20"/>
+        </w:rPr>
+        <w:t xml:space="preserve">    watchdog_timer_ = nh_.createTimer(</w:t>
+      </w:r>
+    </w:p>
+    <w:p>
+      <w:pPr>
+        <w:spacing w:before="0" w:after="0"/>
+      </w:pPr>
+      <w:r>
+        <w:rPr>
+          <w:rFonts w:ascii="Consolas" w:hAnsi="Consolas" w:eastAsia="宋体"/>
+          <w:sz w:val="20"/>
+        </w:rPr>
+        <w:t xml:space="preserve">        ros::Duration(0.1), &amp;CloudBridgeNode::watchdogTimerCb, this);</w:t>
+      </w:r>
+    </w:p>
+    <w:p>
+      <w:r>
+        <w:rPr>
+          <w:rFonts w:ascii="Times New Roman" w:hAnsi="Times New Roman" w:eastAsia="宋体"/>
+          <w:b w:val="0"/>
+          <w:sz w:val="24"/>
+        </w:rPr>
+        <w:t>createTimer 创建周期定时器：定位上报与车辆状态上报分别按 location_hz_/status_hz_ 换算周期，遥控看门狗固定 0.1s 一次。定时器回调同样由 spinner 线程执行。</w:t>
       </w:r>
     </w:p>
     <w:p>
@@ -3533,247 +3861,79 @@
           <w:color w:val="000000"/>
           <w:sz w:val="28"/>
         </w:rPr>
-        <w:t>4.3 SrtStreamer::configure —— 参数变化时按需重启</w:t>
-      </w:r>
-    </w:p>
-    <w:p>
-      <w:pPr>
-        <w:spacing w:before="0" w:after="0"/>
-      </w:pPr>
-      <w:r>
-        <w:rPr>
-          <w:rFonts w:ascii="Consolas" w:hAnsi="Consolas" w:eastAsia="宋体"/>
-          <w:sz w:val="20"/>
-        </w:rPr>
-        <w:t xml:space="preserve">  void configure(const VideoCfg&amp; cfg)</w:t>
-      </w:r>
-    </w:p>
-    <w:p>
-      <w:pPr>
-        <w:spacing w:before="0" w:after="0"/>
-      </w:pPr>
-      <w:r>
-        <w:rPr>
-          <w:rFonts w:ascii="Consolas" w:hAnsi="Consolas" w:eastAsia="宋体"/>
-          <w:sz w:val="20"/>
-        </w:rPr>
-        <w:t xml:space="preserve">  {</w:t>
-      </w:r>
-    </w:p>
-    <w:p>
-      <w:pPr>
-        <w:spacing w:before="0" w:after="0"/>
-      </w:pPr>
-      <w:r>
-        <w:rPr>
-          <w:rFonts w:ascii="Consolas" w:hAnsi="Consolas" w:eastAsia="宋体"/>
-          <w:sz w:val="20"/>
-        </w:rPr>
-        <w:t xml:space="preserve">    std::lock_guard&lt;std::mutex&gt; lock(mutex_);</w:t>
-      </w:r>
-    </w:p>
-    <w:p>
-      <w:pPr>
-        <w:spacing w:before="0" w:after="0"/>
-      </w:pPr>
-      <w:r>
-        <w:rPr>
-          <w:rFonts w:ascii="Consolas" w:hAnsi="Consolas" w:eastAsia="宋体"/>
-          <w:sz w:val="20"/>
-        </w:rPr>
-        <w:t xml:space="preserve">    const bool param_changed =</w:t>
-      </w:r>
-    </w:p>
-    <w:p>
-      <w:pPr>
-        <w:spacing w:before="0" w:after="0"/>
-      </w:pPr>
-      <w:r>
-        <w:rPr>
-          <w:rFonts w:ascii="Consolas" w:hAnsi="Consolas" w:eastAsia="宋体"/>
-          <w:sz w:val="20"/>
-        </w:rPr>
-        <w:t xml:space="preserve">        cfg.fps != cfg_.fps || cfg.width != cfg_.width ||</w:t>
-      </w:r>
-    </w:p>
-    <w:p>
-      <w:pPr>
-        <w:spacing w:before="0" w:after="0"/>
-      </w:pPr>
-      <w:r>
-        <w:rPr>
-          <w:rFonts w:ascii="Consolas" w:hAnsi="Consolas" w:eastAsia="宋体"/>
-          <w:sz w:val="20"/>
-        </w:rPr>
-        <w:t xml:space="preserve">        cfg.height != cfg_.height || cfg.bitrate != cfg_.bitrate;</w:t>
-      </w:r>
-    </w:p>
-    <w:p>
-      <w:pPr>
-        <w:spacing w:before="0" w:after="0"/>
-      </w:pPr>
-      <w:r>
-        <w:rPr>
-          <w:rFonts w:ascii="Consolas" w:hAnsi="Consolas" w:eastAsia="宋体"/>
-          <w:sz w:val="20"/>
-        </w:rPr>
-        <w:t xml:space="preserve">    cfg_ = cfg;</w:t>
-      </w:r>
-    </w:p>
-    <w:p>
-      <w:pPr>
-        <w:spacing w:before="0" w:after="0"/>
-      </w:pPr>
-      <w:r>
-        <w:rPr>
-          <w:rFonts w:ascii="Consolas" w:hAnsi="Consolas" w:eastAsia="宋体"/>
-          <w:sz w:val="20"/>
-        </w:rPr>
-        <w:t xml:space="preserve">    if (cfg_.enable)</w:t>
-      </w:r>
-    </w:p>
-    <w:p>
-      <w:pPr>
-        <w:spacing w:before="0" w:after="0"/>
-      </w:pPr>
-      <w:r>
-        <w:rPr>
-          <w:rFonts w:ascii="Consolas" w:hAnsi="Consolas" w:eastAsia="宋体"/>
-          <w:sz w:val="20"/>
-        </w:rPr>
-        <w:t xml:space="preserve">    {</w:t>
-      </w:r>
-    </w:p>
-    <w:p>
-      <w:pPr>
-        <w:spacing w:before="0" w:after="0"/>
-      </w:pPr>
-      <w:r>
-        <w:rPr>
-          <w:rFonts w:ascii="Consolas" w:hAnsi="Consolas" w:eastAsia="宋体"/>
-          <w:sz w:val="20"/>
-        </w:rPr>
-        <w:t xml:space="preserve">      if (child_pid_ &lt;= 0 || param_changed)</w:t>
-      </w:r>
-    </w:p>
-    <w:p>
-      <w:pPr>
-        <w:spacing w:before="0" w:after="0"/>
-      </w:pPr>
-      <w:r>
-        <w:rPr>
-          <w:rFonts w:ascii="Consolas" w:hAnsi="Consolas" w:eastAsia="宋体"/>
-          <w:sz w:val="20"/>
-        </w:rPr>
-        <w:t xml:space="preserve">      {</w:t>
-      </w:r>
-    </w:p>
-    <w:p>
-      <w:pPr>
-        <w:spacing w:before="0" w:after="0"/>
-      </w:pPr>
-      <w:r>
-        <w:rPr>
-          <w:rFonts w:ascii="Consolas" w:hAnsi="Consolas" w:eastAsia="宋体"/>
-          <w:sz w:val="20"/>
-        </w:rPr>
-        <w:t xml:space="preserve">        stopLocked();</w:t>
-      </w:r>
-    </w:p>
-    <w:p>
-      <w:pPr>
-        <w:spacing w:before="0" w:after="0"/>
-      </w:pPr>
-      <w:r>
-        <w:rPr>
-          <w:rFonts w:ascii="Consolas" w:hAnsi="Consolas" w:eastAsia="宋体"/>
-          <w:sz w:val="20"/>
-        </w:rPr>
-        <w:t xml:space="preserve">        startLocked();</w:t>
-      </w:r>
-    </w:p>
-    <w:p>
-      <w:pPr>
-        <w:spacing w:before="0" w:after="0"/>
-      </w:pPr>
-      <w:r>
-        <w:rPr>
-          <w:rFonts w:ascii="Consolas" w:hAnsi="Consolas" w:eastAsia="宋体"/>
-          <w:sz w:val="20"/>
-        </w:rPr>
-        <w:t xml:space="preserve">      }</w:t>
-      </w:r>
-    </w:p>
-    <w:p>
-      <w:pPr>
-        <w:spacing w:before="0" w:after="0"/>
-      </w:pPr>
-      <w:r>
-        <w:rPr>
-          <w:rFonts w:ascii="Consolas" w:hAnsi="Consolas" w:eastAsia="宋体"/>
-          <w:sz w:val="20"/>
-        </w:rPr>
-        <w:t xml:space="preserve">    }</w:t>
-      </w:r>
-    </w:p>
-    <w:p>
-      <w:pPr>
-        <w:spacing w:before="0" w:after="0"/>
-      </w:pPr>
-      <w:r>
-        <w:rPr>
-          <w:rFonts w:ascii="Consolas" w:hAnsi="Consolas" w:eastAsia="宋体"/>
-          <w:sz w:val="20"/>
-        </w:rPr>
-        <w:t xml:space="preserve">    else</w:t>
-      </w:r>
-    </w:p>
-    <w:p>
-      <w:pPr>
-        <w:spacing w:before="0" w:after="0"/>
-      </w:pPr>
-      <w:r>
-        <w:rPr>
-          <w:rFonts w:ascii="Consolas" w:hAnsi="Consolas" w:eastAsia="宋体"/>
-          <w:sz w:val="20"/>
-        </w:rPr>
-        <w:t xml:space="preserve">    {</w:t>
-      </w:r>
-    </w:p>
-    <w:p>
-      <w:pPr>
-        <w:spacing w:before="0" w:after="0"/>
-      </w:pPr>
-      <w:r>
-        <w:rPr>
-          <w:rFonts w:ascii="Consolas" w:hAnsi="Consolas" w:eastAsia="宋体"/>
-          <w:sz w:val="20"/>
-        </w:rPr>
-        <w:t xml:space="preserve">      stopLocked();</w:t>
-      </w:r>
-    </w:p>
-    <w:p>
-      <w:pPr>
-        <w:spacing w:before="0" w:after="0"/>
-      </w:pPr>
-      <w:r>
-        <w:rPr>
-          <w:rFonts w:ascii="Consolas" w:hAnsi="Consolas" w:eastAsia="宋体"/>
-          <w:sz w:val="20"/>
-        </w:rPr>
-        <w:t xml:space="preserve">    }</w:t>
-      </w:r>
-    </w:p>
-    <w:p>
-      <w:pPr>
-        <w:spacing w:before="0" w:after="0"/>
-      </w:pPr>
-      <w:r>
-        <w:rPr>
-          <w:rFonts w:ascii="Consolas" w:hAnsi="Consolas" w:eastAsia="宋体"/>
-          <w:sz w:val="20"/>
-        </w:rPr>
-        <w:t xml:space="preserve">  }</w:t>
+        <w:t>4.3 loadParams —— 读取 launch 参数</w:t>
+      </w:r>
+    </w:p>
+    <w:p>
+      <w:pPr>
+        <w:spacing w:before="0" w:after="0"/>
+      </w:pPr>
+      <w:r>
+        <w:rPr>
+          <w:rFonts w:ascii="Consolas" w:hAnsi="Consolas" w:eastAsia="宋体"/>
+          <w:sz w:val="20"/>
+        </w:rPr>
+        <w:t xml:space="preserve">    pnh_.param&lt;std::string&gt;("broker_host", mqtt_cfg_.host, "127.0.0.1");</w:t>
+      </w:r>
+    </w:p>
+    <w:p>
+      <w:pPr>
+        <w:spacing w:before="0" w:after="0"/>
+      </w:pPr>
+      <w:r>
+        <w:rPr>
+          <w:rFonts w:ascii="Consolas" w:hAnsi="Consolas" w:eastAsia="宋体"/>
+          <w:sz w:val="20"/>
+        </w:rPr>
+        <w:t xml:space="preserve">    pnh_.param("broker_port", mqtt_cfg_.port, 1883);</w:t>
+      </w:r>
+    </w:p>
+    <w:p>
+      <w:pPr>
+        <w:spacing w:before="0" w:after="0"/>
+      </w:pPr>
+      <w:r>
+        <w:rPr>
+          <w:rFonts w:ascii="Consolas" w:hAnsi="Consolas" w:eastAsia="宋体"/>
+          <w:sz w:val="20"/>
+        </w:rPr>
+        <w:t xml:space="preserve">    ...</w:t>
+      </w:r>
+    </w:p>
+    <w:p>
+      <w:pPr>
+        <w:spacing w:before="0" w:after="0"/>
+      </w:pPr>
+      <w:r>
+        <w:rPr>
+          <w:rFonts w:ascii="Consolas" w:hAnsi="Consolas" w:eastAsia="宋体"/>
+          <w:sz w:val="20"/>
+        </w:rPr>
+        <w:t xml:space="preserve">    int mow_height = mow_height_.load();</w:t>
+      </w:r>
+    </w:p>
+    <w:p>
+      <w:pPr>
+        <w:spacing w:before="0" w:after="0"/>
+      </w:pPr>
+      <w:r>
+        <w:rPr>
+          <w:rFonts w:ascii="Consolas" w:hAnsi="Consolas" w:eastAsia="宋体"/>
+          <w:sz w:val="20"/>
+        </w:rPr>
+        <w:t xml:space="preserve">    pnh_.param("mow_height", mow_height, 6);</w:t>
+      </w:r>
+    </w:p>
+    <w:p>
+      <w:pPr>
+        <w:spacing w:before="0" w:after="0"/>
+      </w:pPr>
+      <w:r>
+        <w:rPr>
+          <w:rFonts w:ascii="Consolas" w:hAnsi="Consolas" w:eastAsia="宋体"/>
+          <w:sz w:val="20"/>
+        </w:rPr>
+        <w:t xml:space="preserve">    mow_height_ = mow_height;</w:t>
       </w:r>
     </w:p>
     <w:p>
@@ -3783,7 +3943,17 @@
           <w:b w:val="0"/>
           <w:sz w:val="24"/>
         </w:rPr>
-        <w:t>整个函数在锁内执行，因为它可能被 ROS 回调线程（cmd/video 指令）和构造函数先后调用，与 push()（图像回调线程）竞争。先比较新旧参数算出 param_changed，再覆盖 cfg_。逻辑：enable=true 时，如果 ffmpeg 还没起（child_pid_&lt;=0）或参数变了，就先停后起（重启生效）；enable=false 直接停。函数名带 Locked 后缀表示“调用前必须已持锁”，是常见的锁约定命名。</w:t>
+        <w:t>pnh_.param(参数名, 输出变量, 默认值)：参数服务器上没有该参数时用默认值，有则覆盖。模板参数 &lt;std::string&gt; 在字符串类型时需要显式给出（否则 "..." 会被推成 const char*），数值类型可自动推导。</w:t>
+      </w:r>
+    </w:p>
+    <w:p>
+      <w:r>
+        <w:rPr>
+          <w:rFonts w:ascii="Times New Roman" w:hAnsi="Times New Roman" w:eastAsia="宋体"/>
+          <w:b w:val="0"/>
+          <w:sz w:val="24"/>
+        </w:rPr>
+        <w:t>最后三行处理 mow_height_ 这个 std::atomic&lt;int&gt;：param 无法直接写原子变量，所以先用 load() 读出当前值到普通 int，读参数，再原子赋值回去。这是 atomic 与“需要引用/地址的接口”对接时的标准过墙手法。</w:t>
       </w:r>
     </w:p>
     <w:p>
@@ -3797,19 +3967,19 @@
           <w:color w:val="000000"/>
           <w:sz w:val="28"/>
         </w:rPr>
-        <w:t>4.4 SrtStreamer::push —— 写一帧给 ffmpeg</w:t>
-      </w:r>
-    </w:p>
-    <w:p>
-      <w:pPr>
-        <w:spacing w:before="0" w:after="0"/>
-      </w:pPr>
-      <w:r>
-        <w:rPr>
-          <w:rFonts w:ascii="Consolas" w:hAnsi="Consolas" w:eastAsia="宋体"/>
-          <w:sz w:val="20"/>
-        </w:rPr>
-        <w:t xml:space="preserve">  void push(const cv::Mat&amp; bgr)</w:t>
+        <w:t>4.4 onMqttMessage —— JSON 解析与指令分发</w:t>
+      </w:r>
+    </w:p>
+    <w:p>
+      <w:pPr>
+        <w:spacing w:before="0" w:after="0"/>
+      </w:pPr>
+      <w:r>
+        <w:rPr>
+          <w:rFonts w:ascii="Consolas" w:hAnsi="Consolas" w:eastAsia="宋体"/>
+          <w:sz w:val="20"/>
+        </w:rPr>
+        <w:t xml:space="preserve">  void onMqttMessage(const std::string&amp; topic, const std::string&amp; payload)</w:t>
       </w:r>
     </w:p>
     <w:p>
@@ -3833,19 +4003,91 @@
           <w:rFonts w:ascii="Consolas" w:hAnsi="Consolas" w:eastAsia="宋体"/>
           <w:sz w:val="20"/>
         </w:rPr>
-        <w:t xml:space="preserve">    std::lock_guard&lt;std::mutex&gt; lock(mutex_);</w:t>
-      </w:r>
-    </w:p>
-    <w:p>
-      <w:pPr>
-        <w:spacing w:before="0" w:after="0"/>
-      </w:pPr>
-      <w:r>
-        <w:rPr>
-          <w:rFonts w:ascii="Consolas" w:hAnsi="Consolas" w:eastAsia="宋体"/>
-          <w:sz w:val="20"/>
-        </w:rPr>
-        <w:t xml:space="preserve">    if (!cfg_.enable || pipe_fd_ &lt; 0)</w:t>
+        <w:t xml:space="preserve">    nlohmann::json j;</w:t>
+      </w:r>
+    </w:p>
+    <w:p>
+      <w:pPr>
+        <w:spacing w:before="0" w:after="0"/>
+      </w:pPr>
+      <w:r>
+        <w:rPr>
+          <w:rFonts w:ascii="Consolas" w:hAnsi="Consolas" w:eastAsia="宋体"/>
+          <w:sz w:val="20"/>
+        </w:rPr>
+        <w:t xml:space="preserve">    try</w:t>
+      </w:r>
+    </w:p>
+    <w:p>
+      <w:pPr>
+        <w:spacing w:before="0" w:after="0"/>
+      </w:pPr>
+      <w:r>
+        <w:rPr>
+          <w:rFonts w:ascii="Consolas" w:hAnsi="Consolas" w:eastAsia="宋体"/>
+          <w:sz w:val="20"/>
+        </w:rPr>
+        <w:t xml:space="preserve">    {</w:t>
+      </w:r>
+    </w:p>
+    <w:p>
+      <w:pPr>
+        <w:spacing w:before="0" w:after="0"/>
+      </w:pPr>
+      <w:r>
+        <w:rPr>
+          <w:rFonts w:ascii="Consolas" w:hAnsi="Consolas" w:eastAsia="宋体"/>
+          <w:sz w:val="20"/>
+        </w:rPr>
+        <w:t xml:space="preserve">      j = nlohmann::json::parse(payload);</w:t>
+      </w:r>
+    </w:p>
+    <w:p>
+      <w:pPr>
+        <w:spacing w:before="0" w:after="0"/>
+      </w:pPr>
+      <w:r>
+        <w:rPr>
+          <w:rFonts w:ascii="Consolas" w:hAnsi="Consolas" w:eastAsia="宋体"/>
+          <w:sz w:val="20"/>
+        </w:rPr>
+        <w:t xml:space="preserve">    }</w:t>
+      </w:r>
+    </w:p>
+    <w:p>
+      <w:pPr>
+        <w:spacing w:before="0" w:after="0"/>
+      </w:pPr>
+      <w:r>
+        <w:rPr>
+          <w:rFonts w:ascii="Consolas" w:hAnsi="Consolas" w:eastAsia="宋体"/>
+          <w:sz w:val="20"/>
+        </w:rPr>
+        <w:t xml:space="preserve">    catch (const nlohmann::json::exception&amp; e)</w:t>
+      </w:r>
+    </w:p>
+    <w:p>
+      <w:pPr>
+        <w:spacing w:before="0" w:after="0"/>
+      </w:pPr>
+      <w:r>
+        <w:rPr>
+          <w:rFonts w:ascii="Consolas" w:hAnsi="Consolas" w:eastAsia="宋体"/>
+          <w:sz w:val="20"/>
+        </w:rPr>
+        <w:t xml:space="preserve">    {</w:t>
+      </w:r>
+    </w:p>
+    <w:p>
+      <w:pPr>
+        <w:spacing w:before="0" w:after="0"/>
+      </w:pPr>
+      <w:r>
+        <w:rPr>
+          <w:rFonts w:ascii="Consolas" w:hAnsi="Consolas" w:eastAsia="宋体"/>
+          <w:sz w:val="20"/>
+        </w:rPr>
+        <w:t xml:space="preserve">      ROS_WARN("bad json on %s: %s", topic.c_str(), e.what());</w:t>
       </w:r>
     </w:p>
     <w:p>
@@ -3869,31 +4111,31 @@
           <w:rFonts w:ascii="Consolas" w:hAnsi="Consolas" w:eastAsia="宋体"/>
           <w:sz w:val="20"/>
         </w:rPr>
-        <w:t xml:space="preserve">    cv::Mat cont = bgr.isContinuous() ? bgr : bgr.clone();</w:t>
-      </w:r>
-    </w:p>
-    <w:p>
-      <w:pPr>
-        <w:spacing w:before="0" w:after="0"/>
-      </w:pPr>
-      <w:r>
-        <w:rPr>
-          <w:rFonts w:ascii="Consolas" w:hAnsi="Consolas" w:eastAsia="宋体"/>
-          <w:sz w:val="20"/>
-        </w:rPr>
-        <w:t xml:space="preserve">    const size_t len = cont.total() * cont.elemSize();</w:t>
-      </w:r>
-    </w:p>
-    <w:p>
-      <w:pPr>
-        <w:spacing w:before="0" w:after="0"/>
-      </w:pPr>
-      <w:r>
-        <w:rPr>
-          <w:rFonts w:ascii="Consolas" w:hAnsi="Consolas" w:eastAsia="宋体"/>
-          <w:sz w:val="20"/>
-        </w:rPr>
-        <w:t xml:space="preserve">    if (::write(pipe_fd_, cont.data, len) &lt; 0)</w:t>
+        <w:t xml:space="preserve">    }</w:t>
+      </w:r>
+    </w:p>
+    <w:p>
+      <w:pPr>
+        <w:spacing w:before="0" w:after="0"/>
+      </w:pPr>
+      <w:r>
+        <w:rPr>
+          <w:rFonts w:ascii="Consolas" w:hAnsi="Consolas" w:eastAsia="宋体"/>
+          <w:sz w:val="20"/>
+        </w:rPr>
+        <w:t xml:space="preserve"> </w:t>
+      </w:r>
+    </w:p>
+    <w:p>
+      <w:pPr>
+        <w:spacing w:before="0" w:after="0"/>
+      </w:pPr>
+      <w:r>
+        <w:rPr>
+          <w:rFonts w:ascii="Consolas" w:hAnsi="Consolas" w:eastAsia="宋体"/>
+          <w:sz w:val="20"/>
+        </w:rPr>
+        <w:t xml:space="preserve">    try</w:t>
       </w:r>
     </w:p>
     <w:p>
@@ -3917,151 +4159,115 @@
           <w:rFonts w:ascii="Consolas" w:hAnsi="Consolas" w:eastAsia="宋体"/>
           <w:sz w:val="20"/>
         </w:rPr>
-        <w:t xml:space="preserve">      // ffmpeg 退出（如云端未监听），限频重启</w:t>
-      </w:r>
-    </w:p>
-    <w:p>
-      <w:pPr>
-        <w:spacing w:before="0" w:after="0"/>
-      </w:pPr>
-      <w:r>
-        <w:rPr>
-          <w:rFonts w:ascii="Consolas" w:hAnsi="Consolas" w:eastAsia="宋体"/>
-          <w:sz w:val="20"/>
-        </w:rPr>
-        <w:t xml:space="preserve">      const double now = ros::Time::now().toSec();</w:t>
-      </w:r>
-    </w:p>
-    <w:p>
-      <w:pPr>
-        <w:spacing w:before="0" w:after="0"/>
-      </w:pPr>
-      <w:r>
-        <w:rPr>
-          <w:rFonts w:ascii="Consolas" w:hAnsi="Consolas" w:eastAsia="宋体"/>
-          <w:sz w:val="20"/>
-        </w:rPr>
-        <w:t xml:space="preserve">      if (now - last_restart_time_ &gt; 3.0)</w:t>
-      </w:r>
-    </w:p>
-    <w:p>
-      <w:pPr>
-        <w:spacing w:before="0" w:after="0"/>
-      </w:pPr>
-      <w:r>
-        <w:rPr>
-          <w:rFonts w:ascii="Consolas" w:hAnsi="Consolas" w:eastAsia="宋体"/>
-          <w:sz w:val="20"/>
-        </w:rPr>
-        <w:t xml:space="preserve">      {</w:t>
-      </w:r>
-    </w:p>
-    <w:p>
-      <w:pPr>
-        <w:spacing w:before="0" w:after="0"/>
-      </w:pPr>
-      <w:r>
-        <w:rPr>
-          <w:rFonts w:ascii="Consolas" w:hAnsi="Consolas" w:eastAsia="宋体"/>
-          <w:sz w:val="20"/>
-        </w:rPr>
-        <w:t xml:space="preserve">        last_restart_time_ = now;</w:t>
-      </w:r>
-    </w:p>
-    <w:p>
-      <w:pPr>
-        <w:spacing w:before="0" w:after="0"/>
-      </w:pPr>
-      <w:r>
-        <w:rPr>
-          <w:rFonts w:ascii="Consolas" w:hAnsi="Consolas" w:eastAsia="宋体"/>
-          <w:sz w:val="20"/>
-        </w:rPr>
-        <w:t xml:space="preserve">        ROS_WARN("ffmpeg pipe broken, restarting SRT stream");</w:t>
-      </w:r>
-    </w:p>
-    <w:p>
-      <w:pPr>
-        <w:spacing w:before="0" w:after="0"/>
-      </w:pPr>
-      <w:r>
-        <w:rPr>
-          <w:rFonts w:ascii="Consolas" w:hAnsi="Consolas" w:eastAsia="宋体"/>
-          <w:sz w:val="20"/>
-        </w:rPr>
-        <w:t xml:space="preserve">        stopLocked();</w:t>
-      </w:r>
-    </w:p>
-    <w:p>
-      <w:pPr>
-        <w:spacing w:before="0" w:after="0"/>
-      </w:pPr>
-      <w:r>
-        <w:rPr>
-          <w:rFonts w:ascii="Consolas" w:hAnsi="Consolas" w:eastAsia="宋体"/>
-          <w:sz w:val="20"/>
-        </w:rPr>
-        <w:t xml:space="preserve">        startLocked();</w:t>
-      </w:r>
-    </w:p>
-    <w:p>
-      <w:pPr>
-        <w:spacing w:before="0" w:after="0"/>
-      </w:pPr>
-      <w:r>
-        <w:rPr>
-          <w:rFonts w:ascii="Consolas" w:hAnsi="Consolas" w:eastAsia="宋体"/>
-          <w:sz w:val="20"/>
-        </w:rPr>
-        <w:t xml:space="preserve">      }</w:t>
-      </w:r>
-    </w:p>
-    <w:p>
-      <w:pPr>
-        <w:spacing w:before="0" w:after="0"/>
-      </w:pPr>
-      <w:r>
-        <w:rPr>
-          <w:rFonts w:ascii="Consolas" w:hAnsi="Consolas" w:eastAsia="宋体"/>
-          <w:sz w:val="20"/>
-        </w:rPr>
-        <w:t xml:space="preserve">      else</w:t>
-      </w:r>
-    </w:p>
-    <w:p>
-      <w:pPr>
-        <w:spacing w:before="0" w:after="0"/>
-      </w:pPr>
-      <w:r>
-        <w:rPr>
-          <w:rFonts w:ascii="Consolas" w:hAnsi="Consolas" w:eastAsia="宋体"/>
-          <w:sz w:val="20"/>
-        </w:rPr>
-        <w:t xml:space="preserve">      {</w:t>
-      </w:r>
-    </w:p>
-    <w:p>
-      <w:pPr>
-        <w:spacing w:before="0" w:after="0"/>
-      </w:pPr>
-      <w:r>
-        <w:rPr>
-          <w:rFonts w:ascii="Consolas" w:hAnsi="Consolas" w:eastAsia="宋体"/>
-          <w:sz w:val="20"/>
-        </w:rPr>
-        <w:t xml:space="preserve">        stopLocked();</w:t>
-      </w:r>
-    </w:p>
-    <w:p>
-      <w:pPr>
-        <w:spacing w:before="0" w:after="0"/>
-      </w:pPr>
-      <w:r>
-        <w:rPr>
-          <w:rFonts w:ascii="Consolas" w:hAnsi="Consolas" w:eastAsia="宋体"/>
-          <w:sz w:val="20"/>
-        </w:rPr>
-        <w:t xml:space="preserve">      }</w:t>
+        <w:t xml:space="preserve">      if (topic == topic_cmd_move_)</w:t>
+      </w:r>
+    </w:p>
+    <w:p>
+      <w:pPr>
+        <w:spacing w:before="0" w:after="0"/>
+      </w:pPr>
+      <w:r>
+        <w:rPr>
+          <w:rFonts w:ascii="Consolas" w:hAnsi="Consolas" w:eastAsia="宋体"/>
+          <w:sz w:val="20"/>
+        </w:rPr>
+        <w:t xml:space="preserve">        handleMoveCmd(j);</w:t>
+      </w:r>
+    </w:p>
+    <w:p>
+      <w:pPr>
+        <w:spacing w:before="0" w:after="0"/>
+      </w:pPr>
+      <w:r>
+        <w:rPr>
+          <w:rFonts w:ascii="Consolas" w:hAnsi="Consolas" w:eastAsia="宋体"/>
+          <w:sz w:val="20"/>
+        </w:rPr>
+        <w:t xml:space="preserve">      else if (topic == topic_cmd_blade_)</w:t>
+      </w:r>
+    </w:p>
+    <w:p>
+      <w:pPr>
+        <w:spacing w:before="0" w:after="0"/>
+      </w:pPr>
+      <w:r>
+        <w:rPr>
+          <w:rFonts w:ascii="Consolas" w:hAnsi="Consolas" w:eastAsia="宋体"/>
+          <w:sz w:val="20"/>
+        </w:rPr>
+        <w:t xml:space="preserve">        handleBladeCmd(j);</w:t>
+      </w:r>
+    </w:p>
+    <w:p>
+      <w:pPr>
+        <w:spacing w:before="0" w:after="0"/>
+      </w:pPr>
+      <w:r>
+        <w:rPr>
+          <w:rFonts w:ascii="Consolas" w:hAnsi="Consolas" w:eastAsia="宋体"/>
+          <w:sz w:val="20"/>
+        </w:rPr>
+        <w:t xml:space="preserve">      else if (topic == topic_cmd_task_)</w:t>
+      </w:r>
+    </w:p>
+    <w:p>
+      <w:pPr>
+        <w:spacing w:before="0" w:after="0"/>
+      </w:pPr>
+      <w:r>
+        <w:rPr>
+          <w:rFonts w:ascii="Consolas" w:hAnsi="Consolas" w:eastAsia="宋体"/>
+          <w:sz w:val="20"/>
+        </w:rPr>
+        <w:t xml:space="preserve">        handleTaskCmd(j);</w:t>
+      </w:r>
+    </w:p>
+    <w:p>
+      <w:pPr>
+        <w:spacing w:before="0" w:after="0"/>
+      </w:pPr>
+      <w:r>
+        <w:rPr>
+          <w:rFonts w:ascii="Consolas" w:hAnsi="Consolas" w:eastAsia="宋体"/>
+          <w:sz w:val="20"/>
+        </w:rPr>
+        <w:t xml:space="preserve">    }</w:t>
+      </w:r>
+    </w:p>
+    <w:p>
+      <w:pPr>
+        <w:spacing w:before="0" w:after="0"/>
+      </w:pPr>
+      <w:r>
+        <w:rPr>
+          <w:rFonts w:ascii="Consolas" w:hAnsi="Consolas" w:eastAsia="宋体"/>
+          <w:sz w:val="20"/>
+        </w:rPr>
+        <w:t xml:space="preserve">    catch (const nlohmann::json::exception&amp; e)</w:t>
+      </w:r>
+    </w:p>
+    <w:p>
+      <w:pPr>
+        <w:spacing w:before="0" w:after="0"/>
+      </w:pPr>
+      <w:r>
+        <w:rPr>
+          <w:rFonts w:ascii="Consolas" w:hAnsi="Consolas" w:eastAsia="宋体"/>
+          <w:sz w:val="20"/>
+        </w:rPr>
+        <w:t xml:space="preserve">    {</w:t>
+      </w:r>
+    </w:p>
+    <w:p>
+      <w:pPr>
+        <w:spacing w:before="0" w:after="0"/>
+      </w:pPr>
+      <w:r>
+        <w:rPr>
+          <w:rFonts w:ascii="Consolas" w:hAnsi="Consolas" w:eastAsia="宋体"/>
+          <w:sz w:val="20"/>
+        </w:rPr>
+        <w:t xml:space="preserve">      ROS_WARN("bad field on %s: %s", topic.c_str(), e.what());</w:t>
       </w:r>
     </w:p>
     <w:p>
@@ -4095,27 +4301,7 @@
           <w:b w:val="0"/>
           <w:sz w:val="24"/>
         </w:rPr>
-        <w:t>语法点：bgr.isContinuous() ? bgr : bgr.clone() 是条件运算符（三元表达式）。cv::Mat 的像素内存可能不连续（比如是某大图的 ROI，行与行之间有间隔），而 write 需要一块连续缓冲，所以不连续时 clone() 出一份连续拷贝，连续时直接用，零拷贝。</w:t>
-      </w:r>
-    </w:p>
-    <w:p>
-      <w:r>
-        <w:rPr>
-          <w:rFonts w:ascii="Times New Roman" w:hAnsi="Times New Roman" w:eastAsia="宋体"/>
-          <w:b w:val="0"/>
-          <w:sz w:val="24"/>
-        </w:rPr>
-        <w:t>cont.total() 是像素总数（宽×高），elemSize() 是每像素字节数（bgr24 为 3），相乘得到整帧字节数。::write 前面的 :: 明确调用全局命名空间的 POSIX write，防止名字被成员函数遮蔽。</w:t>
-      </w:r>
-    </w:p>
-    <w:p>
-      <w:r>
-        <w:rPr>
-          <w:rFonts w:ascii="Times New Roman" w:hAnsi="Times New Roman" w:eastAsia="宋体"/>
-          <w:b w:val="0"/>
-          <w:sz w:val="24"/>
-        </w:rPr>
-        <w:t>写失败说明管道另一端（ffmpeg）已经退出，比如云端没开监听导致 ffmpeg 连接失败退出。处理策略是限频重启：距上次重启超过 3 秒才真正重启，否则只停掉等下一帧再试，避免云端长期不监听时每帧都 fork 一次 ffmpeg 拖垮系统。</w:t>
+        <w:t>nlohmann::json::parse 把字符串解析成 JSON 对象，语法错误抛 json::exception。两段 try/catch 分开：第一段挡“整体不是合法 JSON”，第二段挡“字段类型不对”（比如 linear 给了字符串）。按 topic 字符串比较分发到三个处理函数，简单直接的命令路由。对云端发来的畸形数据只警告不崩溃，保证节点稳健。</w:t>
       </w:r>
     </w:p>
     <w:p>
@@ -4129,31 +4315,103 @@
           <w:color w:val="000000"/>
           <w:sz w:val="28"/>
         </w:rPr>
-        <w:t>4.5 SrtStreamer::startLocked —— fork/pipe/dup2/execlp 拉起 ffmpeg</w:t>
-      </w:r>
-    </w:p>
-    <w:p>
-      <w:pPr>
-        <w:spacing w:before="0" w:after="0"/>
-      </w:pPr>
-      <w:r>
-        <w:rPr>
-          <w:rFonts w:ascii="Consolas" w:hAnsi="Consolas" w:eastAsia="宋体"/>
-          <w:sz w:val="20"/>
-        </w:rPr>
-        <w:t xml:space="preserve">    int fds[2];</w:t>
-      </w:r>
-    </w:p>
-    <w:p>
-      <w:pPr>
-        <w:spacing w:before="0" w:after="0"/>
-      </w:pPr>
-      <w:r>
-        <w:rPr>
-          <w:rFonts w:ascii="Consolas" w:hAnsi="Consolas" w:eastAsia="宋体"/>
-          <w:sz w:val="20"/>
-        </w:rPr>
-        <w:t xml:space="preserve">    if (::pipe(fds) != 0)</w:t>
+        <w:t>4.5 handleMoveCmd —— 遥控移动</w:t>
+      </w:r>
+    </w:p>
+    <w:p>
+      <w:pPr>
+        <w:spacing w:before="0" w:after="0"/>
+      </w:pPr>
+      <w:r>
+        <w:rPr>
+          <w:rFonts w:ascii="Consolas" w:hAnsi="Consolas" w:eastAsia="宋体"/>
+          <w:sz w:val="20"/>
+        </w:rPr>
+        <w:t xml:space="preserve">  static double clamp1(double v) { return std::max(-1.0, std::min(1.0, v)); }</w:t>
+      </w:r>
+    </w:p>
+    <w:p>
+      <w:pPr>
+        <w:spacing w:before="0" w:after="0"/>
+      </w:pPr>
+      <w:r>
+        <w:rPr>
+          <w:rFonts w:ascii="Consolas" w:hAnsi="Consolas" w:eastAsia="宋体"/>
+          <w:sz w:val="20"/>
+        </w:rPr>
+        <w:t xml:space="preserve"> </w:t>
+      </w:r>
+    </w:p>
+    <w:p>
+      <w:pPr>
+        <w:spacing w:before="0" w:after="0"/>
+      </w:pPr>
+      <w:r>
+        <w:rPr>
+          <w:rFonts w:ascii="Consolas" w:hAnsi="Consolas" w:eastAsia="宋体"/>
+          <w:sz w:val="20"/>
+        </w:rPr>
+        <w:t xml:space="preserve">  void handleMoveCmd(const nlohmann::json&amp; j)</w:t>
+      </w:r>
+    </w:p>
+    <w:p>
+      <w:pPr>
+        <w:spacing w:before="0" w:after="0"/>
+      </w:pPr>
+      <w:r>
+        <w:rPr>
+          <w:rFonts w:ascii="Consolas" w:hAnsi="Consolas" w:eastAsia="宋体"/>
+          <w:sz w:val="20"/>
+        </w:rPr>
+        <w:t xml:space="preserve">  {</w:t>
+      </w:r>
+    </w:p>
+    <w:p>
+      <w:pPr>
+        <w:spacing w:before="0" w:after="0"/>
+      </w:pPr>
+      <w:r>
+        <w:rPr>
+          <w:rFonts w:ascii="Consolas" w:hAnsi="Consolas" w:eastAsia="宋体"/>
+          <w:sz w:val="20"/>
+        </w:rPr>
+        <w:t xml:space="preserve">    const double linear = clamp1(j.value("linear", 0.0));</w:t>
+      </w:r>
+    </w:p>
+    <w:p>
+      <w:pPr>
+        <w:spacing w:before="0" w:after="0"/>
+      </w:pPr>
+      <w:r>
+        <w:rPr>
+          <w:rFonts w:ascii="Consolas" w:hAnsi="Consolas" w:eastAsia="宋体"/>
+          <w:sz w:val="20"/>
+        </w:rPr>
+        <w:t xml:space="preserve">    const double angular = clamp1(j.value("angular", 0.0));</w:t>
+      </w:r>
+    </w:p>
+    <w:p>
+      <w:pPr>
+        <w:spacing w:before="0" w:after="0"/>
+      </w:pPr>
+      <w:r>
+        <w:rPr>
+          <w:rFonts w:ascii="Consolas" w:hAnsi="Consolas" w:eastAsia="宋体"/>
+          <w:sz w:val="20"/>
+        </w:rPr>
+        <w:t xml:space="preserve"> </w:t>
+      </w:r>
+    </w:p>
+    <w:p>
+      <w:pPr>
+        <w:spacing w:before="0" w:after="0"/>
+      </w:pPr>
+      <w:r>
+        <w:rPr>
+          <w:rFonts w:ascii="Consolas" w:hAnsi="Consolas" w:eastAsia="宋体"/>
+          <w:sz w:val="20"/>
+        </w:rPr>
+        <w:t xml:space="preserve">    if (auto_pause_on_manual_ &amp;&amp; task_running_.load())</w:t>
       </w:r>
     </w:p>
     <w:p>
@@ -4177,19 +4435,31 @@
           <w:rFonts w:ascii="Consolas" w:hAnsi="Consolas" w:eastAsia="宋体"/>
           <w:sz w:val="20"/>
         </w:rPr>
-        <w:t xml:space="preserve">      ROS_ERROR("pipe() failed: %s", strerror(errno));</w:t>
-      </w:r>
-    </w:p>
-    <w:p>
-      <w:pPr>
-        <w:spacing w:before="0" w:after="0"/>
-      </w:pPr>
-      <w:r>
-        <w:rPr>
-          <w:rFonts w:ascii="Consolas" w:hAnsi="Consolas" w:eastAsia="宋体"/>
-          <w:sz w:val="20"/>
-        </w:rPr>
-        <w:t xml:space="preserve">      return;</w:t>
+        <w:t xml:space="preserve">      sendSignal("pause");</w:t>
+      </w:r>
+    </w:p>
+    <w:p>
+      <w:pPr>
+        <w:spacing w:before="0" w:after="0"/>
+      </w:pPr>
+      <w:r>
+        <w:rPr>
+          <w:rFonts w:ascii="Consolas" w:hAnsi="Consolas" w:eastAsia="宋体"/>
+          <w:sz w:val="20"/>
+        </w:rPr>
+        <w:t xml:space="preserve">      task_running_ = false;</w:t>
+      </w:r>
+    </w:p>
+    <w:p>
+      <w:pPr>
+        <w:spacing w:before="0" w:after="0"/>
+      </w:pPr>
+      <w:r>
+        <w:rPr>
+          <w:rFonts w:ascii="Consolas" w:hAnsi="Consolas" w:eastAsia="宋体"/>
+          <w:sz w:val="20"/>
+        </w:rPr>
+        <w:t xml:space="preserve">      ROS_INFO("auto task paused by manual command");</w:t>
       </w:r>
     </w:p>
     <w:p>
@@ -4213,54 +4483,6 @@
           <w:rFonts w:ascii="Consolas" w:hAnsi="Consolas" w:eastAsia="宋体"/>
           <w:sz w:val="20"/>
         </w:rPr>
-        <w:t xml:space="preserve">    const std::string size =</w:t>
-      </w:r>
-    </w:p>
-    <w:p>
-      <w:pPr>
-        <w:spacing w:before="0" w:after="0"/>
-      </w:pPr>
-      <w:r>
-        <w:rPr>
-          <w:rFonts w:ascii="Consolas" w:hAnsi="Consolas" w:eastAsia="宋体"/>
-          <w:sz w:val="20"/>
-        </w:rPr>
-        <w:t xml:space="preserve">        std::to_string(cfg_.width) + "x" + std::to_string(cfg_.height);</w:t>
-      </w:r>
-    </w:p>
-    <w:p>
-      <w:pPr>
-        <w:spacing w:before="0" w:after="0"/>
-      </w:pPr>
-      <w:r>
-        <w:rPr>
-          <w:rFonts w:ascii="Consolas" w:hAnsi="Consolas" w:eastAsia="宋体"/>
-          <w:sz w:val="20"/>
-        </w:rPr>
-        <w:t xml:space="preserve">    const std::string fps = std::to_string(cfg_.fps);</w:t>
-      </w:r>
-    </w:p>
-    <w:p>
-      <w:pPr>
-        <w:spacing w:before="0" w:after="0"/>
-      </w:pPr>
-      <w:r>
-        <w:rPr>
-          <w:rFonts w:ascii="Consolas" w:hAnsi="Consolas" w:eastAsia="宋体"/>
-          <w:sz w:val="20"/>
-        </w:rPr>
-        <w:t xml:space="preserve">    const std::string bitrate = std::to_string(cfg_.bitrate) + "k";</w:t>
-      </w:r>
-    </w:p>
-    <w:p>
-      <w:pPr>
-        <w:spacing w:before="0" w:after="0"/>
-      </w:pPr>
-      <w:r>
-        <w:rPr>
-          <w:rFonts w:ascii="Consolas" w:hAnsi="Consolas" w:eastAsia="宋体"/>
-          <w:sz w:val="20"/>
-        </w:rPr>
         <w:t xml:space="preserve"> </w:t>
       </w:r>
     </w:p>
@@ -4273,295 +4495,67 @@
           <w:rFonts w:ascii="Consolas" w:hAnsi="Consolas" w:eastAsia="宋体"/>
           <w:sz w:val="20"/>
         </w:rPr>
-        <w:t xml:space="preserve">    const pid_t pid = ::fork();</w:t>
-      </w:r>
-    </w:p>
-    <w:p>
-      <w:pPr>
-        <w:spacing w:before="0" w:after="0"/>
-      </w:pPr>
-      <w:r>
-        <w:rPr>
-          <w:rFonts w:ascii="Consolas" w:hAnsi="Consolas" w:eastAsia="宋体"/>
-          <w:sz w:val="20"/>
-        </w:rPr>
-        <w:t xml:space="preserve">    if (pid == 0)</w:t>
-      </w:r>
-    </w:p>
-    <w:p>
-      <w:pPr>
-        <w:spacing w:before="0" w:after="0"/>
-      </w:pPr>
-      <w:r>
-        <w:rPr>
-          <w:rFonts w:ascii="Consolas" w:hAnsi="Consolas" w:eastAsia="宋体"/>
-          <w:sz w:val="20"/>
-        </w:rPr>
-        <w:t xml:space="preserve">    {</w:t>
-      </w:r>
-    </w:p>
-    <w:p>
-      <w:pPr>
-        <w:spacing w:before="0" w:after="0"/>
-      </w:pPr>
-      <w:r>
-        <w:rPr>
-          <w:rFonts w:ascii="Consolas" w:hAnsi="Consolas" w:eastAsia="宋体"/>
-          <w:sz w:val="20"/>
-        </w:rPr>
-        <w:t xml:space="preserve">      // 子进程：stdin 接管读端，执行 ffmpeg</w:t>
-      </w:r>
-    </w:p>
-    <w:p>
-      <w:pPr>
-        <w:spacing w:before="0" w:after="0"/>
-      </w:pPr>
-      <w:r>
-        <w:rPr>
-          <w:rFonts w:ascii="Consolas" w:hAnsi="Consolas" w:eastAsia="宋体"/>
-          <w:sz w:val="20"/>
-        </w:rPr>
-        <w:t xml:space="preserve">      ::setsid();</w:t>
-      </w:r>
-    </w:p>
-    <w:p>
-      <w:pPr>
-        <w:spacing w:before="0" w:after="0"/>
-      </w:pPr>
-      <w:r>
-        <w:rPr>
-          <w:rFonts w:ascii="Consolas" w:hAnsi="Consolas" w:eastAsia="宋体"/>
-          <w:sz w:val="20"/>
-        </w:rPr>
-        <w:t xml:space="preserve">      ::dup2(fds[0], STDIN_FILENO);</w:t>
-      </w:r>
-    </w:p>
-    <w:p>
-      <w:pPr>
-        <w:spacing w:before="0" w:after="0"/>
-      </w:pPr>
-      <w:r>
-        <w:rPr>
-          <w:rFonts w:ascii="Consolas" w:hAnsi="Consolas" w:eastAsia="宋体"/>
-          <w:sz w:val="20"/>
-        </w:rPr>
-        <w:t xml:space="preserve">      ::close(fds[0]);</w:t>
-      </w:r>
-    </w:p>
-    <w:p>
-      <w:pPr>
-        <w:spacing w:before="0" w:after="0"/>
-      </w:pPr>
-      <w:r>
-        <w:rPr>
-          <w:rFonts w:ascii="Consolas" w:hAnsi="Consolas" w:eastAsia="宋体"/>
-          <w:sz w:val="20"/>
-        </w:rPr>
-        <w:t xml:space="preserve">      ::close(fds[1]);</w:t>
-      </w:r>
-    </w:p>
-    <w:p>
-      <w:pPr>
-        <w:spacing w:before="0" w:after="0"/>
-      </w:pPr>
-      <w:r>
-        <w:rPr>
-          <w:rFonts w:ascii="Consolas" w:hAnsi="Consolas" w:eastAsia="宋体"/>
-          <w:sz w:val="20"/>
-        </w:rPr>
-        <w:t xml:space="preserve">      ::execlp("ffmpeg", "ffmpeg", "-loglevel", "error",</w:t>
-      </w:r>
-    </w:p>
-    <w:p>
-      <w:pPr>
-        <w:spacing w:before="0" w:after="0"/>
-      </w:pPr>
-      <w:r>
-        <w:rPr>
-          <w:rFonts w:ascii="Consolas" w:hAnsi="Consolas" w:eastAsia="宋体"/>
-          <w:sz w:val="20"/>
-        </w:rPr>
-        <w:t xml:space="preserve">               "-f", "rawvideo", "-pix_fmt", "bgr24",</w:t>
-      </w:r>
-    </w:p>
-    <w:p>
-      <w:pPr>
-        <w:spacing w:before="0" w:after="0"/>
-      </w:pPr>
-      <w:r>
-        <w:rPr>
-          <w:rFonts w:ascii="Consolas" w:hAnsi="Consolas" w:eastAsia="宋体"/>
-          <w:sz w:val="20"/>
-        </w:rPr>
-        <w:t xml:space="preserve">               "-s", size.c_str(), "-r", fps.c_str(), "-i", "pipe:0",</w:t>
-      </w:r>
-    </w:p>
-    <w:p>
-      <w:pPr>
-        <w:spacing w:before="0" w:after="0"/>
-      </w:pPr>
-      <w:r>
-        <w:rPr>
-          <w:rFonts w:ascii="Consolas" w:hAnsi="Consolas" w:eastAsia="宋体"/>
-          <w:sz w:val="20"/>
-        </w:rPr>
-        <w:t xml:space="preserve">               "-c:v", "libx264", "-preset", "veryfast", "-tune", "zerolatency",</w:t>
-      </w:r>
-    </w:p>
-    <w:p>
-      <w:pPr>
-        <w:spacing w:before="0" w:after="0"/>
-      </w:pPr>
-      <w:r>
-        <w:rPr>
-          <w:rFonts w:ascii="Consolas" w:hAnsi="Consolas" w:eastAsia="宋体"/>
-          <w:sz w:val="20"/>
-        </w:rPr>
-        <w:t xml:space="preserve">               "-b:v", bitrate.c_str(), "-pix_fmt", "yuv420p",</w:t>
-      </w:r>
-    </w:p>
-    <w:p>
-      <w:pPr>
-        <w:spacing w:before="0" w:after="0"/>
-      </w:pPr>
-      <w:r>
-        <w:rPr>
-          <w:rFonts w:ascii="Consolas" w:hAnsi="Consolas" w:eastAsia="宋体"/>
-          <w:sz w:val="20"/>
-        </w:rPr>
-        <w:t xml:space="preserve">               "-f", "mpegts", target_.c_str(), (char*)nullptr);</w:t>
-      </w:r>
-    </w:p>
-    <w:p>
-      <w:pPr>
-        <w:spacing w:before="0" w:after="0"/>
-      </w:pPr>
-      <w:r>
-        <w:rPr>
-          <w:rFonts w:ascii="Consolas" w:hAnsi="Consolas" w:eastAsia="宋体"/>
-          <w:sz w:val="20"/>
-        </w:rPr>
-        <w:t xml:space="preserve">      _exit(1);  // execlp 失败（未安装 ffmpeg 等）</w:t>
-      </w:r>
-    </w:p>
-    <w:p>
-      <w:pPr>
-        <w:spacing w:before="0" w:after="0"/>
-      </w:pPr>
-      <w:r>
-        <w:rPr>
-          <w:rFonts w:ascii="Consolas" w:hAnsi="Consolas" w:eastAsia="宋体"/>
-          <w:sz w:val="20"/>
-        </w:rPr>
-        <w:t xml:space="preserve">    }</w:t>
-      </w:r>
-    </w:p>
-    <w:p>
-      <w:pPr>
-        <w:spacing w:before="0" w:after="0"/>
-      </w:pPr>
-      <w:r>
-        <w:rPr>
-          <w:rFonts w:ascii="Consolas" w:hAnsi="Consolas" w:eastAsia="宋体"/>
-          <w:sz w:val="20"/>
-        </w:rPr>
-        <w:t xml:space="preserve">    ::close(fds[0]);</w:t>
-      </w:r>
-    </w:p>
-    <w:p>
-      <w:pPr>
-        <w:spacing w:before="0" w:after="0"/>
-      </w:pPr>
-      <w:r>
-        <w:rPr>
-          <w:rFonts w:ascii="Consolas" w:hAnsi="Consolas" w:eastAsia="宋体"/>
-          <w:sz w:val="20"/>
-        </w:rPr>
-        <w:t xml:space="preserve">    if (pid &lt; 0)</w:t>
-      </w:r>
-    </w:p>
-    <w:p>
-      <w:pPr>
-        <w:spacing w:before="0" w:after="0"/>
-      </w:pPr>
-      <w:r>
-        <w:rPr>
-          <w:rFonts w:ascii="Consolas" w:hAnsi="Consolas" w:eastAsia="宋体"/>
-          <w:sz w:val="20"/>
-        </w:rPr>
-        <w:t xml:space="preserve">    {</w:t>
-      </w:r>
-    </w:p>
-    <w:p>
-      <w:pPr>
-        <w:spacing w:before="0" w:after="0"/>
-      </w:pPr>
-      <w:r>
-        <w:rPr>
-          <w:rFonts w:ascii="Consolas" w:hAnsi="Consolas" w:eastAsia="宋体"/>
-          <w:sz w:val="20"/>
-        </w:rPr>
-        <w:t xml:space="preserve">      ::close(fds[1]);</w:t>
-      </w:r>
-    </w:p>
-    <w:p>
-      <w:pPr>
-        <w:spacing w:before="0" w:after="0"/>
-      </w:pPr>
-      <w:r>
-        <w:rPr>
-          <w:rFonts w:ascii="Consolas" w:hAnsi="Consolas" w:eastAsia="宋体"/>
-          <w:sz w:val="20"/>
-        </w:rPr>
-        <w:t xml:space="preserve">      ROS_ERROR("fork() failed: %s", strerror(errno));</w:t>
-      </w:r>
-    </w:p>
-    <w:p>
-      <w:pPr>
-        <w:spacing w:before="0" w:after="0"/>
-      </w:pPr>
-      <w:r>
-        <w:rPr>
-          <w:rFonts w:ascii="Consolas" w:hAnsi="Consolas" w:eastAsia="宋体"/>
-          <w:sz w:val="20"/>
-        </w:rPr>
-        <w:t xml:space="preserve">      return;</w:t>
-      </w:r>
-    </w:p>
-    <w:p>
-      <w:pPr>
-        <w:spacing w:before="0" w:after="0"/>
-      </w:pPr>
-      <w:r>
-        <w:rPr>
-          <w:rFonts w:ascii="Consolas" w:hAnsi="Consolas" w:eastAsia="宋体"/>
-          <w:sz w:val="20"/>
-        </w:rPr>
-        <w:t xml:space="preserve">    }</w:t>
-      </w:r>
-    </w:p>
-    <w:p>
-      <w:pPr>
-        <w:spacing w:before="0" w:after="0"/>
-      </w:pPr>
-      <w:r>
-        <w:rPr>
-          <w:rFonts w:ascii="Consolas" w:hAnsi="Consolas" w:eastAsia="宋体"/>
-          <w:sz w:val="20"/>
-        </w:rPr>
-        <w:t xml:space="preserve">    pipe_fd_ = fds[1];</w:t>
-      </w:r>
-    </w:p>
-    <w:p>
-      <w:pPr>
-        <w:spacing w:before="0" w:after="0"/>
-      </w:pPr>
-      <w:r>
-        <w:rPr>
-          <w:rFonts w:ascii="Consolas" w:hAnsi="Consolas" w:eastAsia="宋体"/>
-          <w:sz w:val="20"/>
-        </w:rPr>
-        <w:t xml:space="preserve">    child_pid_ = pid;</w:t>
+        <w:t xml:space="preserve">    std::lock_guard&lt;std::mutex&gt; lock(motion_mutex_);</w:t>
+      </w:r>
+    </w:p>
+    <w:p>
+      <w:pPr>
+        <w:spacing w:before="0" w:after="0"/>
+      </w:pPr>
+      <w:r>
+        <w:rPr>
+          <w:rFonts w:ascii="Consolas" w:hAnsi="Consolas" w:eastAsia="宋体"/>
+          <w:sz w:val="20"/>
+        </w:rPr>
+        <w:t xml:space="preserve">    last_linear_ = linear;</w:t>
+      </w:r>
+    </w:p>
+    <w:p>
+      <w:pPr>
+        <w:spacing w:before="0" w:after="0"/>
+      </w:pPr>
+      <w:r>
+        <w:rPr>
+          <w:rFonts w:ascii="Consolas" w:hAnsi="Consolas" w:eastAsia="宋体"/>
+          <w:sz w:val="20"/>
+        </w:rPr>
+        <w:t xml:space="preserve">    last_angular_ = angular;</w:t>
+      </w:r>
+    </w:p>
+    <w:p>
+      <w:pPr>
+        <w:spacing w:before="0" w:after="0"/>
+      </w:pPr>
+      <w:r>
+        <w:rPr>
+          <w:rFonts w:ascii="Consolas" w:hAnsi="Consolas" w:eastAsia="宋体"/>
+          <w:sz w:val="20"/>
+        </w:rPr>
+        <w:t xml:space="preserve">    last_move_time_ = ros::Time::now();</w:t>
+      </w:r>
+    </w:p>
+    <w:p>
+      <w:pPr>
+        <w:spacing w:before="0" w:after="0"/>
+      </w:pPr>
+      <w:r>
+        <w:rPr>
+          <w:rFonts w:ascii="Consolas" w:hAnsi="Consolas" w:eastAsia="宋体"/>
+          <w:sz w:val="20"/>
+        </w:rPr>
+        <w:t xml:space="preserve">    publishManualCmd(linear, angular);</w:t>
+      </w:r>
+    </w:p>
+    <w:p>
+      <w:pPr>
+        <w:spacing w:before="0" w:after="0"/>
+      </w:pPr>
+      <w:r>
+        <w:rPr>
+          <w:rFonts w:ascii="Consolas" w:hAnsi="Consolas" w:eastAsia="宋体"/>
+          <w:sz w:val="20"/>
+        </w:rPr>
+        <w:t xml:space="preserve">  }</w:t>
       </w:r>
     </w:p>
     <w:p>
@@ -4571,7 +4565,7 @@
           <w:b w:val="0"/>
           <w:sz w:val="24"/>
         </w:rPr>
-        <w:t>这是典型的 Unix “管道 + fork + exec”三件套：pipe(fds) 创建匿名管道，fds[0] 读端、fds[1] 写端；fork() 把进程一分为二，子进程返回 0、父进程得到子进程 PID；父子各自关闭用不到的一端。</w:t>
+        <w:t>语法点1：j.value("linear", 0.0) 是 nlohmann::json 的取值接口——字段存在则取出并转成 double，不存在返回默认值 0.0；比 j["linear"] 安全（后者字段缺失会插入 null 再转换出错）。</w:t>
       </w:r>
     </w:p>
     <w:p>
@@ -4581,7 +4575,7 @@
           <w:b w:val="0"/>
           <w:sz w:val="24"/>
         </w:rPr>
-        <w:t>子进程里：setsid() 脱离父进程会话成为新会话首进程，之后 kill 父进程不会误杀 ffmpeg；dup2(fds[0], STDIN_FILENO) 把管道读端复制到文件描述符 0（标准输入），这样 ffmpeg 从 stdin 读到的就是父进程写进管道的图像帧；随后关掉多余的 fd。execlp 用 ffmpeg 程序替换子进程映像（p 表示按 PATH 搜索，l 表示参数逐个传递、以 (char*)nullptr 结尾）。execlp 只有失败才会返回，此时 _exit(1) 立刻退出（用 _exit 而非 exit，避免重复执行父进程的缓冲刷新和 atexit 钩子）。</w:t>
+        <w:t>语法点2：clamp1 用 std::max(-1.0, std::min(1.0, v)) 把数值夹在 [-1,1] 区间：内层 min 限上界、外层 max 限下界，是手写 clamp 的经典组合（C++17 也有 std::clamp 可用）。static 成员函数不依赖对象状态。</w:t>
       </w:r>
     </w:p>
     <w:p>
@@ -4591,7 +4585,7 @@
           <w:b w:val="0"/>
           <w:sz w:val="24"/>
         </w:rPr>
-        <w:t>ffmpeg 命令行含义：-f rawvideo -pix_fmt bgr24 -s 宽x高 -r 帧率 -i pipe:0 表示从 stdin 读 BGR 裸视频；-c:v libx264 用 x264 编码 H.264，veryfast+zerolatency 是低延迟实时场景的标准preset/tune 组合；-b:v 800k 限码率；-pix_fmt yuv420p 转通用像素格式；-f mpegts 用 MPEG-TS 封装后写到 srt://... URL，即以 SRT caller 模式主动推流。</w:t>
+        <w:t>如果自动任务正在跑（task_running_ 原子读）且配置了 auto_pause_on_manual，先发 /signal=pause 让 pure_pursuit 暂停，再接管底盘——防止遥控和自动导航同时抢车。</w:t>
       </w:r>
     </w:p>
     <w:p>
@@ -4601,7 +4595,7 @@
           <w:b w:val="0"/>
           <w:sz w:val="24"/>
         </w:rPr>
-        <w:t>父进程里：关掉读端，记下写端 pipe_fd_ 和子进程 PID 供 push()/stopLocked() 使用。fork 失败时（pid&lt;0）记得把写端也关掉，防止 fd 泄漏。</w:t>
+        <w:t>最后持锁更新“最近一次运动指令”三件套（线速度、角速度、时刻）并立即下发。这些变量同时被看门狗定时器（另一个线程）读写，所以必须加 motion_mutex_。注意锁保护下才调用 publishManualCmd，而它又读 blade_on_/mow_height_ 原子量，不会死锁。</w:t>
       </w:r>
     </w:p>
     <w:p>
@@ -4615,43 +4609,91 @@
           <w:color w:val="000000"/>
           <w:sz w:val="28"/>
         </w:rPr>
-        <w:t>4.6 SrtStreamer::stopLocked —— 关管道、杀子进程</w:t>
-      </w:r>
-    </w:p>
-    <w:p>
-      <w:pPr>
-        <w:spacing w:before="0" w:after="0"/>
-      </w:pPr>
-      <w:r>
-        <w:rPr>
-          <w:rFonts w:ascii="Consolas" w:hAnsi="Consolas" w:eastAsia="宋体"/>
-          <w:sz w:val="20"/>
-        </w:rPr>
-        <w:t xml:space="preserve">  void stopLocked()</w:t>
-      </w:r>
-    </w:p>
-    <w:p>
-      <w:pPr>
-        <w:spacing w:before="0" w:after="0"/>
-      </w:pPr>
-      <w:r>
-        <w:rPr>
-          <w:rFonts w:ascii="Consolas" w:hAnsi="Consolas" w:eastAsia="宋体"/>
-          <w:sz w:val="20"/>
-        </w:rPr>
-        <w:t xml:space="preserve">  {</w:t>
-      </w:r>
-    </w:p>
-    <w:p>
-      <w:pPr>
-        <w:spacing w:before="0" w:after="0"/>
-      </w:pPr>
-      <w:r>
-        <w:rPr>
-          <w:rFonts w:ascii="Consolas" w:hAnsi="Consolas" w:eastAsia="宋体"/>
-          <w:sz w:val="20"/>
-        </w:rPr>
-        <w:t xml:space="preserve">    if (pipe_fd_ &gt;= 0)</w:t>
+        <w:t>4.6 handleBladeCmd —— 刀盘控制</w:t>
+      </w:r>
+    </w:p>
+    <w:p>
+      <w:pPr>
+        <w:spacing w:before="0" w:after="0"/>
+      </w:pPr>
+      <w:r>
+        <w:rPr>
+          <w:rFonts w:ascii="Consolas" w:hAnsi="Consolas" w:eastAsia="宋体"/>
+          <w:sz w:val="20"/>
+        </w:rPr>
+        <w:t xml:space="preserve">    const int state = j.value("state", 0);</w:t>
+      </w:r>
+    </w:p>
+    <w:p>
+      <w:pPr>
+        <w:spacing w:before="0" w:after="0"/>
+      </w:pPr>
+      <w:r>
+        <w:rPr>
+          <w:rFonts w:ascii="Consolas" w:hAnsi="Consolas" w:eastAsia="宋体"/>
+          <w:sz w:val="20"/>
+        </w:rPr>
+        <w:t xml:space="preserve">    const int height = j.value("height", -1);</w:t>
+      </w:r>
+    </w:p>
+    <w:p>
+      <w:pPr>
+        <w:spacing w:before="0" w:after="0"/>
+      </w:pPr>
+      <w:r>
+        <w:rPr>
+          <w:rFonts w:ascii="Consolas" w:hAnsi="Consolas" w:eastAsia="宋体"/>
+          <w:sz w:val="20"/>
+        </w:rPr>
+        <w:t xml:space="preserve">    blade_on_ = (state != 0);</w:t>
+      </w:r>
+    </w:p>
+    <w:p>
+      <w:pPr>
+        <w:spacing w:before="0" w:after="0"/>
+      </w:pPr>
+      <w:r>
+        <w:rPr>
+          <w:rFonts w:ascii="Consolas" w:hAnsi="Consolas" w:eastAsia="宋体"/>
+          <w:sz w:val="20"/>
+        </w:rPr>
+        <w:t xml:space="preserve">    if (height &gt;= 2 &amp;&amp; height &lt;= 11)</w:t>
+      </w:r>
+    </w:p>
+    <w:p>
+      <w:pPr>
+        <w:spacing w:before="0" w:after="0"/>
+      </w:pPr>
+      <w:r>
+        <w:rPr>
+          <w:rFonts w:ascii="Consolas" w:hAnsi="Consolas" w:eastAsia="宋体"/>
+          <w:sz w:val="20"/>
+        </w:rPr>
+        <w:t xml:space="preserve">      mow_height_ = height;</w:t>
+      </w:r>
+    </w:p>
+    <w:p>
+      <w:pPr>
+        <w:spacing w:before="0" w:after="0"/>
+      </w:pPr>
+      <w:r>
+        <w:rPr>
+          <w:rFonts w:ascii="Consolas" w:hAnsi="Consolas" w:eastAsia="宋体"/>
+          <w:sz w:val="20"/>
+        </w:rPr>
+        <w:t xml:space="preserve"> </w:t>
+      </w:r>
+    </w:p>
+    <w:p>
+      <w:pPr>
+        <w:spacing w:before="0" w:after="0"/>
+      </w:pPr>
+      <w:r>
+        <w:rPr>
+          <w:rFonts w:ascii="Consolas" w:hAnsi="Consolas" w:eastAsia="宋体"/>
+          <w:sz w:val="20"/>
+        </w:rPr>
+        <w:t xml:space="preserve">    if (task_running_.load())</w:t>
       </w:r>
     </w:p>
     <w:p>
@@ -4675,19 +4717,43 @@
           <w:rFonts w:ascii="Consolas" w:hAnsi="Consolas" w:eastAsia="宋体"/>
           <w:sz w:val="20"/>
         </w:rPr>
-        <w:t xml:space="preserve">      ::close(pipe_fd_);  // ffmpeg 读到 EOF 自行退出</w:t>
-      </w:r>
-    </w:p>
-    <w:p>
-      <w:pPr>
-        <w:spacing w:before="0" w:after="0"/>
-      </w:pPr>
-      <w:r>
-        <w:rPr>
-          <w:rFonts w:ascii="Consolas" w:hAnsi="Consolas" w:eastAsia="宋体"/>
-          <w:sz w:val="20"/>
-        </w:rPr>
-        <w:t xml:space="preserve">      pipe_fd_ = -1;</w:t>
+        <w:t xml:space="preserve">      // 自动任务运行中：刀盘走 /signal 通道，由 pure_pursuit 接管</w:t>
+      </w:r>
+    </w:p>
+    <w:p>
+      <w:pPr>
+        <w:spacing w:before="0" w:after="0"/>
+      </w:pPr>
+      <w:r>
+        <w:rPr>
+          <w:rFonts w:ascii="Consolas" w:hAnsi="Consolas" w:eastAsia="宋体"/>
+          <w:sz w:val="20"/>
+        </w:rPr>
+        <w:t xml:space="preserve">      sendSignal(blade_on_.load() ? "open" : "close");</w:t>
+      </w:r>
+    </w:p>
+    <w:p>
+      <w:pPr>
+        <w:spacing w:before="0" w:after="0"/>
+      </w:pPr>
+      <w:r>
+        <w:rPr>
+          <w:rFonts w:ascii="Consolas" w:hAnsi="Consolas" w:eastAsia="宋体"/>
+          <w:sz w:val="20"/>
+        </w:rPr>
+        <w:t xml:space="preserve">      if (height &gt;= 2 &amp;&amp; height &lt;= 11)</w:t>
+      </w:r>
+    </w:p>
+    <w:p>
+      <w:pPr>
+        <w:spacing w:before="0" w:after="0"/>
+      </w:pPr>
+      <w:r>
+        <w:rPr>
+          <w:rFonts w:ascii="Consolas" w:hAnsi="Consolas" w:eastAsia="宋体"/>
+          <w:sz w:val="20"/>
+        </w:rPr>
+        <w:t xml:space="preserve">        sendSignal(std::to_string(mow_height_.load()));</w:t>
       </w:r>
     </w:p>
     <w:p>
@@ -4711,7 +4777,7 @@
           <w:rFonts w:ascii="Consolas" w:hAnsi="Consolas" w:eastAsia="宋体"/>
           <w:sz w:val="20"/>
         </w:rPr>
-        <w:t xml:space="preserve">    if (child_pid_ &gt; 0)</w:t>
+        <w:t xml:space="preserve">    else</w:t>
       </w:r>
     </w:p>
     <w:p>
@@ -4735,31 +4801,19 @@
           <w:rFonts w:ascii="Consolas" w:hAnsi="Consolas" w:eastAsia="宋体"/>
           <w:sz w:val="20"/>
         </w:rPr>
-        <w:t xml:space="preserve">      ::kill(child_pid_, SIGTERM);</w:t>
-      </w:r>
-    </w:p>
-    <w:p>
-      <w:pPr>
-        <w:spacing w:before="0" w:after="0"/>
-      </w:pPr>
-      <w:r>
-        <w:rPr>
-          <w:rFonts w:ascii="Consolas" w:hAnsi="Consolas" w:eastAsia="宋体"/>
-          <w:sz w:val="20"/>
-        </w:rPr>
-        <w:t xml:space="preserve">      ::waitpid(child_pid_, nullptr, 0);</w:t>
-      </w:r>
-    </w:p>
-    <w:p>
-      <w:pPr>
-        <w:spacing w:before="0" w:after="0"/>
-      </w:pPr>
-      <w:r>
-        <w:rPr>
-          <w:rFonts w:ascii="Consolas" w:hAnsi="Consolas" w:eastAsia="宋体"/>
-          <w:sz w:val="20"/>
-        </w:rPr>
-        <w:t xml:space="preserve">      child_pid_ = -1;</w:t>
+        <w:t xml:space="preserve">      std::lock_guard&lt;std::mutex&gt; lock(motion_mutex_);</w:t>
+      </w:r>
+    </w:p>
+    <w:p>
+      <w:pPr>
+        <w:spacing w:before="0" w:after="0"/>
+      </w:pPr>
+      <w:r>
+        <w:rPr>
+          <w:rFonts w:ascii="Consolas" w:hAnsi="Consolas" w:eastAsia="宋体"/>
+          <w:sz w:val="20"/>
+        </w:rPr>
+        <w:t xml:space="preserve">      publishManualCmd(last_linear_, last_angular_);</w:t>
       </w:r>
     </w:p>
     <w:p>
@@ -4772,18 +4826,6 @@
           <w:sz w:val="20"/>
         </w:rPr>
         <w:t xml:space="preserve">    }</w:t>
-      </w:r>
-    </w:p>
-    <w:p>
-      <w:pPr>
-        <w:spacing w:before="0" w:after="0"/>
-      </w:pPr>
-      <w:r>
-        <w:rPr>
-          <w:rFonts w:ascii="Consolas" w:hAnsi="Consolas" w:eastAsia="宋体"/>
-          <w:sz w:val="20"/>
-        </w:rPr>
-        <w:t xml:space="preserve">  }</w:t>
       </w:r>
     </w:p>
     <w:p>
@@ -4793,7 +4835,17 @@
           <w:b w:val="0"/>
           <w:sz w:val="24"/>
         </w:rPr>
-        <w:t>关闭写端后，ffmpeg 读 stdin 会得到 EOF，本来会自行退出；但为了保险再补一个 SIGTERM 优雅终止信号。waitpid(pid, nullptr, 0) 阻塞等待子进程真正退出并回收它，避免产生僵尸进程（zombie）。文件描述符和 PID 用完都复位成 -1，表示“无效”，后面所有判断都靠 &lt;0 / &lt;=0 来区分状态。fd=-1、pid=-1 哨兵值 + 用完即复位，是防止重复 close/double free 类 bug 的惯用手法。</w:t>
+        <w:t>刀盘开关和高度档位先记入原子成员。height 缺省 -1 表示“本条指令不改高度”，合法档位 2~11 才更新。</w:t>
+      </w:r>
+    </w:p>
+    <w:p>
+      <w:r>
+        <w:rPr>
+          <w:rFonts w:ascii="Times New Roman" w:hAnsi="Times New Roman" w:eastAsia="宋体"/>
+          <w:b w:val="0"/>
+          <w:sz w:val="24"/>
+        </w:rPr>
+        <w:t>关键设计：刀盘命令的下发通道随模式切换。自动任务中底盘控制器由 pure_pursuit 管理，刀盘也要走 /signal 字符串通道（open/close 和档位数字字符串）；手动模式则把刀盘状态搭在 Manual_Driving_Cmd 消息的 mover_bool/mow_height 字段里，用上次的运动值重发一帧（底盘指令和刀盘指令在同一条消息里，必须整帧重发）。</w:t>
       </w:r>
     </w:p>
     <w:p>
@@ -4807,175 +4859,127 @@
           <w:color w:val="000000"/>
           <w:sz w:val="28"/>
         </w:rPr>
-        <w:t>4.7 CloudBridgeNode 构造函数</w:t>
-      </w:r>
-    </w:p>
-    <w:p>
-      <w:pPr>
-        <w:spacing w:before="0" w:after="0"/>
-      </w:pPr>
-      <w:r>
-        <w:rPr>
-          <w:rFonts w:ascii="Consolas" w:hAnsi="Consolas" w:eastAsia="宋体"/>
-          <w:sz w:val="20"/>
-        </w:rPr>
-        <w:t xml:space="preserve">  CloudBridgeNode() : pnh_("~")</w:t>
-      </w:r>
-    </w:p>
-    <w:p>
-      <w:pPr>
-        <w:spacing w:before="0" w:after="0"/>
-      </w:pPr>
-      <w:r>
-        <w:rPr>
-          <w:rFonts w:ascii="Consolas" w:hAnsi="Consolas" w:eastAsia="宋体"/>
-          <w:sz w:val="20"/>
-        </w:rPr>
-        <w:t xml:space="preserve">  {</w:t>
-      </w:r>
-    </w:p>
-    <w:p>
-      <w:pPr>
-        <w:spacing w:before="0" w:after="0"/>
-      </w:pPr>
-      <w:r>
-        <w:rPr>
-          <w:rFonts w:ascii="Consolas" w:hAnsi="Consolas" w:eastAsia="宋体"/>
-          <w:sz w:val="20"/>
-        </w:rPr>
-        <w:t xml:space="preserve">    loadParams();</w:t>
-      </w:r>
-    </w:p>
-    <w:p>
-      <w:pPr>
-        <w:spacing w:before="0" w:after="0"/>
-      </w:pPr>
-      <w:r>
-        <w:rPr>
-          <w:rFonts w:ascii="Consolas" w:hAnsi="Consolas" w:eastAsia="宋体"/>
-          <w:sz w:val="20"/>
-        </w:rPr>
-        <w:t xml:space="preserve">    streamer_.setTarget(srt_target_);</w:t>
-      </w:r>
-    </w:p>
-    <w:p>
-      <w:pPr>
-        <w:spacing w:before="0" w:after="0"/>
-      </w:pPr>
-      <w:r>
-        <w:rPr>
-          <w:rFonts w:ascii="Consolas" w:hAnsi="Consolas" w:eastAsia="宋体"/>
-          <w:sz w:val="20"/>
-        </w:rPr>
-        <w:t xml:space="preserve">    streamer_.configure(video_cfg_);  // launch 里 video_enable=true 时立即起流</w:t>
-      </w:r>
-    </w:p>
-    <w:p>
-      <w:pPr>
-        <w:spacing w:before="0" w:after="0"/>
-      </w:pPr>
-      <w:r>
-        <w:rPr>
-          <w:rFonts w:ascii="Consolas" w:hAnsi="Consolas" w:eastAsia="宋体"/>
-          <w:sz w:val="20"/>
-        </w:rPr>
-        <w:t xml:space="preserve"> </w:t>
-      </w:r>
-    </w:p>
-    <w:p>
-      <w:pPr>
-        <w:spacing w:before="0" w:after="0"/>
-      </w:pPr>
-      <w:r>
-        <w:rPr>
-          <w:rFonts w:ascii="Consolas" w:hAnsi="Consolas" w:eastAsia="宋体"/>
-          <w:sz w:val="20"/>
-        </w:rPr>
-        <w:t xml:space="preserve">    pub_manual_ = nh_.advertise&lt;mower_msgs::Manual_Driving_Cmd&gt;(</w:t>
-      </w:r>
-    </w:p>
-    <w:p>
-      <w:pPr>
-        <w:spacing w:before="0" w:after="0"/>
-      </w:pPr>
-      <w:r>
-        <w:rPr>
-          <w:rFonts w:ascii="Consolas" w:hAnsi="Consolas" w:eastAsia="宋体"/>
-          <w:sz w:val="20"/>
-        </w:rPr>
-        <w:t xml:space="preserve">        "/mower/manual_driving_cmd", 1);</w:t>
-      </w:r>
-    </w:p>
-    <w:p>
-      <w:pPr>
-        <w:spacing w:before="0" w:after="0"/>
-      </w:pPr>
-      <w:r>
-        <w:rPr>
-          <w:rFonts w:ascii="Consolas" w:hAnsi="Consolas" w:eastAsia="宋体"/>
-          <w:sz w:val="20"/>
-        </w:rPr>
-        <w:t xml:space="preserve">    pub_signal_ = nh_.advertise&lt;std_msgs::String&gt;("/signal", 10);</w:t>
-      </w:r>
-    </w:p>
-    <w:p>
-      <w:pPr>
-        <w:spacing w:before="0" w:after="0"/>
-      </w:pPr>
-      <w:r>
-        <w:rPr>
-          <w:rFonts w:ascii="Consolas" w:hAnsi="Consolas" w:eastAsia="宋体"/>
-          <w:sz w:val="20"/>
-        </w:rPr>
-        <w:t xml:space="preserve"> </w:t>
-      </w:r>
-    </w:p>
-    <w:p>
-      <w:pPr>
-        <w:spacing w:before="0" w:after="0"/>
-      </w:pPr>
-      <w:r>
-        <w:rPr>
-          <w:rFonts w:ascii="Consolas" w:hAnsi="Consolas" w:eastAsia="宋体"/>
-          <w:sz w:val="20"/>
-        </w:rPr>
-        <w:t xml:space="preserve">    sub_position_ = nh_.subscribe("/Mower/position", 1,</w:t>
-      </w:r>
-    </w:p>
-    <w:p>
-      <w:pPr>
-        <w:spacing w:before="0" w:after="0"/>
-      </w:pPr>
-      <w:r>
-        <w:rPr>
-          <w:rFonts w:ascii="Consolas" w:hAnsi="Consolas" w:eastAsia="宋体"/>
-          <w:sz w:val="20"/>
-        </w:rPr>
-        <w:t xml:space="preserve">                                  &amp;CloudBridgeNode::positionCb, this);</w:t>
-      </w:r>
-    </w:p>
-    <w:p>
-      <w:pPr>
-        <w:spacing w:before="0" w:after="0"/>
-      </w:pPr>
-      <w:r>
-        <w:rPr>
-          <w:rFonts w:ascii="Consolas" w:hAnsi="Consolas" w:eastAsia="宋体"/>
-          <w:sz w:val="20"/>
-        </w:rPr>
-        <w:t xml:space="preserve">    ...</w:t>
-      </w:r>
-    </w:p>
-    <w:p>
-      <w:pPr>
-        <w:spacing w:before="0" w:after="0"/>
-      </w:pPr>
-      <w:r>
-        <w:rPr>
-          <w:rFonts w:ascii="Consolas" w:hAnsi="Consolas" w:eastAsia="宋体"/>
-          <w:sz w:val="20"/>
-        </w:rPr>
-        <w:t xml:space="preserve">    sub_image_ = nh_.subscribe(image_topic_, 1, &amp;CloudBridgeNode::imageCb, this);</w:t>
+        <w:t>4.7 handleTaskCmd —— 自动任务 start/stop/pause/continue</w:t>
+      </w:r>
+    </w:p>
+    <w:p>
+      <w:pPr>
+        <w:spacing w:before="0" w:after="0"/>
+      </w:pPr>
+      <w:r>
+        <w:rPr>
+          <w:rFonts w:ascii="Consolas" w:hAnsi="Consolas" w:eastAsia="宋体"/>
+          <w:sz w:val="20"/>
+        </w:rPr>
+        <w:t xml:space="preserve">    else if (action == "stop")</w:t>
+      </w:r>
+    </w:p>
+    <w:p>
+      <w:pPr>
+        <w:spacing w:before="0" w:after="0"/>
+      </w:pPr>
+      <w:r>
+        <w:rPr>
+          <w:rFonts w:ascii="Consolas" w:hAnsi="Consolas" w:eastAsia="宋体"/>
+          <w:sz w:val="20"/>
+        </w:rPr>
+        <w:t xml:space="preserve">    {</w:t>
+      </w:r>
+    </w:p>
+    <w:p>
+      <w:pPr>
+        <w:spacing w:before="0" w:after="0"/>
+      </w:pPr>
+      <w:r>
+        <w:rPr>
+          <w:rFonts w:ascii="Consolas" w:hAnsi="Consolas" w:eastAsia="宋体"/>
+          <w:sz w:val="20"/>
+        </w:rPr>
+        <w:t xml:space="preserve">      task_running_ = false;</w:t>
+      </w:r>
+    </w:p>
+    <w:p>
+      <w:pPr>
+        <w:spacing w:before="0" w:after="0"/>
+      </w:pPr>
+      <w:r>
+        <w:rPr>
+          <w:rFonts w:ascii="Consolas" w:hAnsi="Consolas" w:eastAsia="宋体"/>
+          <w:sz w:val="20"/>
+        </w:rPr>
+        <w:t xml:space="preserve">      sendSignal("stop");</w:t>
+      </w:r>
+    </w:p>
+    <w:p>
+      <w:pPr>
+        <w:spacing w:before="0" w:after="0"/>
+      </w:pPr>
+      <w:r>
+        <w:rPr>
+          <w:rFonts w:ascii="Consolas" w:hAnsi="Consolas" w:eastAsia="宋体"/>
+          <w:sz w:val="20"/>
+        </w:rPr>
+        <w:t xml:space="preserve">      std::thread([this]() {</w:t>
+      </w:r>
+    </w:p>
+    <w:p>
+      <w:pPr>
+        <w:spacing w:before="0" w:after="0"/>
+      </w:pPr>
+      <w:r>
+        <w:rPr>
+          <w:rFonts w:ascii="Consolas" w:hAnsi="Consolas" w:eastAsia="宋体"/>
+          <w:sz w:val="20"/>
+        </w:rPr>
+        <w:t xml:space="preserve">        ros::Duration(task_stop_delay_).sleep();</w:t>
+      </w:r>
+    </w:p>
+    <w:p>
+      <w:pPr>
+        <w:spacing w:before="0" w:after="0"/>
+      </w:pPr>
+      <w:r>
+        <w:rPr>
+          <w:rFonts w:ascii="Consolas" w:hAnsi="Consolas" w:eastAsia="宋体"/>
+          <w:sz w:val="20"/>
+        </w:rPr>
+        <w:t xml:space="preserve">        sendSignal("stop_execution");</w:t>
+      </w:r>
+    </w:p>
+    <w:p>
+      <w:pPr>
+        <w:spacing w:before="0" w:after="0"/>
+      </w:pPr>
+      <w:r>
+        <w:rPr>
+          <w:rFonts w:ascii="Consolas" w:hAnsi="Consolas" w:eastAsia="宋体"/>
+          <w:sz w:val="20"/>
+        </w:rPr>
+        <w:t xml:space="preserve">      }).detach();</w:t>
+      </w:r>
+    </w:p>
+    <w:p>
+      <w:pPr>
+        <w:spacing w:before="0" w:after="0"/>
+      </w:pPr>
+      <w:r>
+        <w:rPr>
+          <w:rFonts w:ascii="Consolas" w:hAnsi="Consolas" w:eastAsia="宋体"/>
+          <w:sz w:val="20"/>
+        </w:rPr>
+        <w:t xml:space="preserve">      ROS_INFO("auto task stop requested");</w:t>
+      </w:r>
+    </w:p>
+    <w:p>
+      <w:pPr>
+        <w:spacing w:before="0" w:after="0"/>
+      </w:pPr>
+      <w:r>
+        <w:rPr>
+          <w:rFonts w:ascii="Consolas" w:hAnsi="Consolas" w:eastAsia="宋体"/>
+          <w:sz w:val="20"/>
+        </w:rPr>
+        <w:t xml:space="preserve">    }</w:t>
       </w:r>
     </w:p>
     <w:p>
@@ -4985,7 +4989,7 @@
           <w:b w:val="0"/>
           <w:sz w:val="24"/>
         </w:rPr>
-        <w:t>成员初始化列表里 pnh_("~") 创建私有 NodeHandle：读参数时自动在节点命名空间下查找（launch 里 &lt;node&gt; 内的 &lt;param&gt; 都属私有参数）。nh_ 用默认构造，即全局命名空间。</w:t>
+        <w:t>pause/continue 很简单：更新 task_running_ 原子标志，发对应 /signal 字符串即可。stop 稍微讲究：先发 stop 让规划节点复位，然后起一个临时线程睡 task_stop_delay_（默认2秒）后再发 stop_execution 彻底关闭 pure_pursuit。语法点：std::thread(lambda).detach() —— 创建线程并立即分离，线程跑完自动回收，主流程不用 join 等待，实现“延时后执行一次”的效果；[this] 捕获本对象指针。</w:t>
       </w:r>
     </w:p>
     <w:p>
@@ -4995,263 +4999,7 @@
           <w:b w:val="0"/>
           <w:sz w:val="24"/>
         </w:rPr>
-        <w:t>advertise&lt;消息类型&gt;(话题, 队列长度) 创建发布者；subscribe(话题, 队列, 成员函数指针, this) 创建订阅者，消息到达时由 spinner 线程调用对应回调。队列长度 1 表示只保留最新一帧，对图像和状态这种“新数据覆盖旧数据”的场景能防止积压延迟。</w:t>
-      </w:r>
-    </w:p>
-    <w:p>
-      <w:pPr>
-        <w:spacing w:before="0" w:after="0"/>
-      </w:pPr>
-      <w:r>
-        <w:rPr>
-          <w:rFonts w:ascii="Consolas" w:hAnsi="Consolas" w:eastAsia="宋体"/>
-          <w:sz w:val="20"/>
-        </w:rPr>
-        <w:t xml:space="preserve">    const std::string prefix = topic_prefix_ + "/" + device_id_;</w:t>
-      </w:r>
-    </w:p>
-    <w:p>
-      <w:pPr>
-        <w:spacing w:before="0" w:after="0"/>
-      </w:pPr>
-      <w:r>
-        <w:rPr>
-          <w:rFonts w:ascii="Consolas" w:hAnsi="Consolas" w:eastAsia="宋体"/>
-          <w:sz w:val="20"/>
-        </w:rPr>
-        <w:t xml:space="preserve">    topic_cmd_move_ = prefix + "/cmd/move";</w:t>
-      </w:r>
-    </w:p>
-    <w:p>
-      <w:pPr>
-        <w:spacing w:before="0" w:after="0"/>
-      </w:pPr>
-      <w:r>
-        <w:rPr>
-          <w:rFonts w:ascii="Consolas" w:hAnsi="Consolas" w:eastAsia="宋体"/>
-          <w:sz w:val="20"/>
-        </w:rPr>
-        <w:t xml:space="preserve">    ...</w:t>
-      </w:r>
-    </w:p>
-    <w:p>
-      <w:pPr>
-        <w:spacing w:before="0" w:after="0"/>
-      </w:pPr>
-      <w:r>
-        <w:rPr>
-          <w:rFonts w:ascii="Consolas" w:hAnsi="Consolas" w:eastAsia="宋体"/>
-          <w:sz w:val="20"/>
-        </w:rPr>
-        <w:t xml:space="preserve">    mqtt_ = std::unique_ptr&lt;MqttClient&gt;(new MqttClient(mqtt_cfg_));</w:t>
-      </w:r>
-    </w:p>
-    <w:p>
-      <w:pPr>
-        <w:spacing w:before="0" w:after="0"/>
-      </w:pPr>
-      <w:r>
-        <w:rPr>
-          <w:rFonts w:ascii="Consolas" w:hAnsi="Consolas" w:eastAsia="宋体"/>
-          <w:sz w:val="20"/>
-        </w:rPr>
-        <w:t xml:space="preserve">    mqtt_-&gt;setMessageCallback(</w:t>
-      </w:r>
-    </w:p>
-    <w:p>
-      <w:pPr>
-        <w:spacing w:before="0" w:after="0"/>
-      </w:pPr>
-      <w:r>
-        <w:rPr>
-          <w:rFonts w:ascii="Consolas" w:hAnsi="Consolas" w:eastAsia="宋体"/>
-          <w:sz w:val="20"/>
-        </w:rPr>
-        <w:t xml:space="preserve">        [this](const std::string&amp; topic, const std::string&amp; payload) {</w:t>
-      </w:r>
-    </w:p>
-    <w:p>
-      <w:pPr>
-        <w:spacing w:before="0" w:after="0"/>
-      </w:pPr>
-      <w:r>
-        <w:rPr>
-          <w:rFonts w:ascii="Consolas" w:hAnsi="Consolas" w:eastAsia="宋体"/>
-          <w:sz w:val="20"/>
-        </w:rPr>
-        <w:t xml:space="preserve">          onMqttMessage(topic, payload);</w:t>
-      </w:r>
-    </w:p>
-    <w:p>
-      <w:pPr>
-        <w:spacing w:before="0" w:after="0"/>
-      </w:pPr>
-      <w:r>
-        <w:rPr>
-          <w:rFonts w:ascii="Consolas" w:hAnsi="Consolas" w:eastAsia="宋体"/>
-          <w:sz w:val="20"/>
-        </w:rPr>
-        <w:t xml:space="preserve">        });</w:t>
-      </w:r>
-    </w:p>
-    <w:p>
-      <w:pPr>
-        <w:spacing w:before="0" w:after="0"/>
-      </w:pPr>
-      <w:r>
-        <w:rPr>
-          <w:rFonts w:ascii="Consolas" w:hAnsi="Consolas" w:eastAsia="宋体"/>
-          <w:sz w:val="20"/>
-        </w:rPr>
-        <w:t xml:space="preserve">    mqtt_-&gt;addSubscription(topic_cmd_move_, 1);</w:t>
-      </w:r>
-    </w:p>
-    <w:p>
-      <w:pPr>
-        <w:spacing w:before="0" w:after="0"/>
-      </w:pPr>
-      <w:r>
-        <w:rPr>
-          <w:rFonts w:ascii="Consolas" w:hAnsi="Consolas" w:eastAsia="宋体"/>
-          <w:sz w:val="20"/>
-        </w:rPr>
-        <w:t xml:space="preserve">    ...</w:t>
-      </w:r>
-    </w:p>
-    <w:p>
-      <w:pPr>
-        <w:spacing w:before="0" w:after="0"/>
-      </w:pPr>
-      <w:r>
-        <w:rPr>
-          <w:rFonts w:ascii="Consolas" w:hAnsi="Consolas" w:eastAsia="宋体"/>
-          <w:sz w:val="20"/>
-        </w:rPr>
-        <w:t xml:space="preserve">    if (!mqtt_-&gt;start())</w:t>
-      </w:r>
-    </w:p>
-    <w:p>
-      <w:pPr>
-        <w:spacing w:before="0" w:after="0"/>
-      </w:pPr>
-      <w:r>
-        <w:rPr>
-          <w:rFonts w:ascii="Consolas" w:hAnsi="Consolas" w:eastAsia="宋体"/>
-          <w:sz w:val="20"/>
-        </w:rPr>
-        <w:t xml:space="preserve">      ROS_WARN("MQTT first connect failed, retrying in background");</w:t>
-      </w:r>
-    </w:p>
-    <w:p>
-      <w:r>
-        <w:rPr>
-          <w:rFonts w:ascii="Times New Roman" w:hAnsi="Times New Roman" w:eastAsia="宋体"/>
-          <w:b w:val="0"/>
-          <w:sz w:val="24"/>
-        </w:rPr>
-        <w:t>MQTT 主题按 mower/{device_id}/cmd/xxx、/state/xxx 规则拼出来，存进成员供后续比较使用。</w:t>
-      </w:r>
-    </w:p>
-    <w:p>
-      <w:r>
-        <w:rPr>
-          <w:rFonts w:ascii="Times New Roman" w:hAnsi="Times New Roman" w:eastAsia="宋体"/>
-          <w:b w:val="0"/>
-          <w:sz w:val="24"/>
-        </w:rPr>
-        <w:t>语法点：std::unique_ptr&lt;MqttClient&gt; 是独占所有权的智能指针，对象析构时自动 delete，不用手动管理内存（C++17 起更推荐 std::make_unique，这里 new 写法等价）。setMessageCallback 传入的 [this](...) { ... } 是 lambda 表达式：捕获 this 指针，把 paho 线程收到的消息转交给成员函数 onMqttMessage 处理。注意它跑在 paho 线程里，所以 onMqttMessage 里访问的共享状态都要同步。</w:t>
-      </w:r>
-    </w:p>
-    <w:p>
-      <w:r>
-        <w:rPr>
-          <w:rFonts w:ascii="Times New Roman" w:hAnsi="Times New Roman" w:eastAsia="宋体"/>
-          <w:b w:val="0"/>
-          <w:sz w:val="24"/>
-        </w:rPr>
-        <w:t>首次连接失败仅警告不退出——重连线程已在后台工作，broker 上线后会自动连上并补订阅。</w:t>
-      </w:r>
-    </w:p>
-    <w:p>
-      <w:pPr>
-        <w:spacing w:before="0" w:after="0"/>
-      </w:pPr>
-      <w:r>
-        <w:rPr>
-          <w:rFonts w:ascii="Consolas" w:hAnsi="Consolas" w:eastAsia="宋体"/>
-          <w:sz w:val="20"/>
-        </w:rPr>
-        <w:t xml:space="preserve">    location_timer_ = nh_.createTimer(</w:t>
-      </w:r>
-    </w:p>
-    <w:p>
-      <w:pPr>
-        <w:spacing w:before="0" w:after="0"/>
-      </w:pPr>
-      <w:r>
-        <w:rPr>
-          <w:rFonts w:ascii="Consolas" w:hAnsi="Consolas" w:eastAsia="宋体"/>
-          <w:sz w:val="20"/>
-        </w:rPr>
-        <w:t xml:space="preserve">        ros::Duration(1.0 / location_hz_), &amp;CloudBridgeNode::locationTimerCb, this);</w:t>
-      </w:r>
-    </w:p>
-    <w:p>
-      <w:pPr>
-        <w:spacing w:before="0" w:after="0"/>
-      </w:pPr>
-      <w:r>
-        <w:rPr>
-          <w:rFonts w:ascii="Consolas" w:hAnsi="Consolas" w:eastAsia="宋体"/>
-          <w:sz w:val="20"/>
-        </w:rPr>
-        <w:t xml:space="preserve">    status_timer_ = nh_.createTimer(</w:t>
-      </w:r>
-    </w:p>
-    <w:p>
-      <w:pPr>
-        <w:spacing w:before="0" w:after="0"/>
-      </w:pPr>
-      <w:r>
-        <w:rPr>
-          <w:rFonts w:ascii="Consolas" w:hAnsi="Consolas" w:eastAsia="宋体"/>
-          <w:sz w:val="20"/>
-        </w:rPr>
-        <w:t xml:space="preserve">        ros::Duration(1.0 / status_hz_), &amp;CloudBridgeNode::statusTimerCb, this);</w:t>
-      </w:r>
-    </w:p>
-    <w:p>
-      <w:pPr>
-        <w:spacing w:before="0" w:after="0"/>
-      </w:pPr>
-      <w:r>
-        <w:rPr>
-          <w:rFonts w:ascii="Consolas" w:hAnsi="Consolas" w:eastAsia="宋体"/>
-          <w:sz w:val="20"/>
-        </w:rPr>
-        <w:t xml:space="preserve">    watchdog_timer_ = nh_.createTimer(</w:t>
-      </w:r>
-    </w:p>
-    <w:p>
-      <w:pPr>
-        <w:spacing w:before="0" w:after="0"/>
-      </w:pPr>
-      <w:r>
-        <w:rPr>
-          <w:rFonts w:ascii="Consolas" w:hAnsi="Consolas" w:eastAsia="宋体"/>
-          <w:sz w:val="20"/>
-        </w:rPr>
-        <w:t xml:space="preserve">        ros::Duration(0.1), &amp;CloudBridgeNode::watchdogTimerCb, this);</w:t>
-      </w:r>
-    </w:p>
-    <w:p>
-      <w:r>
-        <w:rPr>
-          <w:rFonts w:ascii="Times New Roman" w:hAnsi="Times New Roman" w:eastAsia="宋体"/>
-          <w:b w:val="0"/>
-          <w:sz w:val="24"/>
-        </w:rPr>
-        <w:t>createTimer 创建周期定时器：定位上报 1/2=0.5s 一次、车辆状态 1s 一次、遥控看门狗 0.1s 一次。定时器回调同样由 spinner 线程执行。</w:t>
+        <w:t>用延时线程而不是直接 sleep，是因为当前正跑在 paho 回调线程里，阻塞 2 秒会卡住所有 MQTT 消息处理。</w:t>
       </w:r>
     </w:p>
     <w:p>
@@ -5265,79 +5013,271 @@
           <w:color w:val="000000"/>
           <w:sz w:val="28"/>
         </w:rPr>
-        <w:t>4.8 loadParams —— 读取 launch 参数</w:t>
-      </w:r>
-    </w:p>
-    <w:p>
-      <w:pPr>
-        <w:spacing w:before="0" w:after="0"/>
-      </w:pPr>
-      <w:r>
-        <w:rPr>
-          <w:rFonts w:ascii="Consolas" w:hAnsi="Consolas" w:eastAsia="宋体"/>
-          <w:sz w:val="20"/>
-        </w:rPr>
-        <w:t xml:space="preserve">    pnh_.param&lt;std::string&gt;("broker_host", mqtt_cfg_.host, "127.0.0.1");</w:t>
-      </w:r>
-    </w:p>
-    <w:p>
-      <w:pPr>
-        <w:spacing w:before="0" w:after="0"/>
-      </w:pPr>
-      <w:r>
-        <w:rPr>
-          <w:rFonts w:ascii="Consolas" w:hAnsi="Consolas" w:eastAsia="宋体"/>
-          <w:sz w:val="20"/>
-        </w:rPr>
-        <w:t xml:space="preserve">    pnh_.param("broker_port", mqtt_cfg_.port, 1883);</w:t>
-      </w:r>
-    </w:p>
-    <w:p>
-      <w:pPr>
-        <w:spacing w:before="0" w:after="0"/>
-      </w:pPr>
-      <w:r>
-        <w:rPr>
-          <w:rFonts w:ascii="Consolas" w:hAnsi="Consolas" w:eastAsia="宋体"/>
-          <w:sz w:val="20"/>
-        </w:rPr>
-        <w:t xml:space="preserve">    ...</w:t>
-      </w:r>
-    </w:p>
-    <w:p>
-      <w:pPr>
-        <w:spacing w:before="0" w:after="0"/>
-      </w:pPr>
-      <w:r>
-        <w:rPr>
-          <w:rFonts w:ascii="Consolas" w:hAnsi="Consolas" w:eastAsia="宋体"/>
-          <w:sz w:val="20"/>
-        </w:rPr>
-        <w:t xml:space="preserve">    int mow_height = mow_height_.load();</w:t>
-      </w:r>
-    </w:p>
-    <w:p>
-      <w:pPr>
-        <w:spacing w:before="0" w:after="0"/>
-      </w:pPr>
-      <w:r>
-        <w:rPr>
-          <w:rFonts w:ascii="Consolas" w:hAnsi="Consolas" w:eastAsia="宋体"/>
-          <w:sz w:val="20"/>
-        </w:rPr>
-        <w:t xml:space="preserve">    pnh_.param("mow_height", mow_height, 6);</w:t>
-      </w:r>
-    </w:p>
-    <w:p>
-      <w:pPr>
-        <w:spacing w:before="0" w:after="0"/>
-      </w:pPr>
-      <w:r>
-        <w:rPr>
-          <w:rFonts w:ascii="Consolas" w:hAnsi="Consolas" w:eastAsia="宋体"/>
-          <w:sz w:val="20"/>
-        </w:rPr>
-        <w:t xml:space="preserve">    mow_height_ = mow_height;</w:t>
+        <w:t>4.8 startTaskSequence —— 任务启动序列</w:t>
+      </w:r>
+    </w:p>
+    <w:p>
+      <w:pPr>
+        <w:spacing w:before="0" w:after="0"/>
+      </w:pPr>
+      <w:r>
+        <w:rPr>
+          <w:rFonts w:ascii="Consolas" w:hAnsi="Consolas" w:eastAsia="宋体"/>
+          <w:sz w:val="20"/>
+        </w:rPr>
+        <w:t xml:space="preserve">    if (task_seq_running_.exchange(true))</w:t>
+      </w:r>
+    </w:p>
+    <w:p>
+      <w:pPr>
+        <w:spacing w:before="0" w:after="0"/>
+      </w:pPr>
+      <w:r>
+        <w:rPr>
+          <w:rFonts w:ascii="Consolas" w:hAnsi="Consolas" w:eastAsia="宋体"/>
+          <w:sz w:val="20"/>
+        </w:rPr>
+        <w:t xml:space="preserve">    {</w:t>
+      </w:r>
+    </w:p>
+    <w:p>
+      <w:pPr>
+        <w:spacing w:before="0" w:after="0"/>
+      </w:pPr>
+      <w:r>
+        <w:rPr>
+          <w:rFonts w:ascii="Consolas" w:hAnsi="Consolas" w:eastAsia="宋体"/>
+          <w:sz w:val="20"/>
+        </w:rPr>
+        <w:t xml:space="preserve">      ROS_WARN("task start sequence already running");</w:t>
+      </w:r>
+    </w:p>
+    <w:p>
+      <w:pPr>
+        <w:spacing w:before="0" w:after="0"/>
+      </w:pPr>
+      <w:r>
+        <w:rPr>
+          <w:rFonts w:ascii="Consolas" w:hAnsi="Consolas" w:eastAsia="宋体"/>
+          <w:sz w:val="20"/>
+        </w:rPr>
+        <w:t xml:space="preserve">      return;</w:t>
+      </w:r>
+    </w:p>
+    <w:p>
+      <w:pPr>
+        <w:spacing w:before="0" w:after="0"/>
+      </w:pPr>
+      <w:r>
+        <w:rPr>
+          <w:rFonts w:ascii="Consolas" w:hAnsi="Consolas" w:eastAsia="宋体"/>
+          <w:sz w:val="20"/>
+        </w:rPr>
+        <w:t xml:space="preserve">    }</w:t>
+      </w:r>
+    </w:p>
+    <w:p>
+      <w:pPr>
+        <w:spacing w:before="0" w:after="0"/>
+      </w:pPr>
+      <w:r>
+        <w:rPr>
+          <w:rFonts w:ascii="Consolas" w:hAnsi="Consolas" w:eastAsia="宋体"/>
+          <w:sz w:val="20"/>
+        </w:rPr>
+        <w:t xml:space="preserve">    task_running_ = true;</w:t>
+      </w:r>
+    </w:p>
+    <w:p>
+      <w:pPr>
+        <w:spacing w:before="0" w:after="0"/>
+      </w:pPr>
+      <w:r>
+        <w:rPr>
+          <w:rFonts w:ascii="Consolas" w:hAnsi="Consolas" w:eastAsia="宋体"/>
+          <w:sz w:val="20"/>
+        </w:rPr>
+        <w:t xml:space="preserve">    std::thread([this, map_name, map_mode]() {</w:t>
+      </w:r>
+    </w:p>
+    <w:p>
+      <w:pPr>
+        <w:spacing w:before="0" w:after="0"/>
+      </w:pPr>
+      <w:r>
+        <w:rPr>
+          <w:rFonts w:ascii="Consolas" w:hAnsi="Consolas" w:eastAsia="宋体"/>
+          <w:sz w:val="20"/>
+        </w:rPr>
+        <w:t xml:space="preserve">      // start_execution 拉起 pure_pursuit，再依次完成选图与开工</w:t>
+      </w:r>
+    </w:p>
+    <w:p>
+      <w:pPr>
+        <w:spacing w:before="0" w:after="0"/>
+      </w:pPr>
+      <w:r>
+        <w:rPr>
+          <w:rFonts w:ascii="Consolas" w:hAnsi="Consolas" w:eastAsia="宋体"/>
+          <w:sz w:val="20"/>
+        </w:rPr>
+        <w:t xml:space="preserve">      sendSignal("start_execution");</w:t>
+      </w:r>
+    </w:p>
+    <w:p>
+      <w:pPr>
+        <w:spacing w:before="0" w:after="0"/>
+      </w:pPr>
+      <w:r>
+        <w:rPr>
+          <w:rFonts w:ascii="Consolas" w:hAnsi="Consolas" w:eastAsia="宋体"/>
+          <w:sz w:val="20"/>
+        </w:rPr>
+        <w:t xml:space="preserve">      ros::Duration(task_step_delay_).sleep();</w:t>
+      </w:r>
+    </w:p>
+    <w:p>
+      <w:pPr>
+        <w:spacing w:before="0" w:after="0"/>
+      </w:pPr>
+      <w:r>
+        <w:rPr>
+          <w:rFonts w:ascii="Consolas" w:hAnsi="Consolas" w:eastAsia="宋体"/>
+          <w:sz w:val="20"/>
+        </w:rPr>
+        <w:t xml:space="preserve">      sendSignal("reset");</w:t>
+      </w:r>
+    </w:p>
+    <w:p>
+      <w:pPr>
+        <w:spacing w:before="0" w:after="0"/>
+      </w:pPr>
+      <w:r>
+        <w:rPr>
+          <w:rFonts w:ascii="Consolas" w:hAnsi="Consolas" w:eastAsia="宋体"/>
+          <w:sz w:val="20"/>
+        </w:rPr>
+        <w:t xml:space="preserve">      ros::Duration(task_step_delay_).sleep();</w:t>
+      </w:r>
+    </w:p>
+    <w:p>
+      <w:pPr>
+        <w:spacing w:before="0" w:after="0"/>
+      </w:pPr>
+      <w:r>
+        <w:rPr>
+          <w:rFonts w:ascii="Consolas" w:hAnsi="Consolas" w:eastAsia="宋体"/>
+          <w:sz w:val="20"/>
+        </w:rPr>
+        <w:t xml:space="preserve">      if (!map_name.empty())</w:t>
+      </w:r>
+    </w:p>
+    <w:p>
+      <w:pPr>
+        <w:spacing w:before="0" w:after="0"/>
+      </w:pPr>
+      <w:r>
+        <w:rPr>
+          <w:rFonts w:ascii="Consolas" w:hAnsi="Consolas" w:eastAsia="宋体"/>
+          <w:sz w:val="20"/>
+        </w:rPr>
+        <w:t xml:space="preserve">      {</w:t>
+      </w:r>
+    </w:p>
+    <w:p>
+      <w:pPr>
+        <w:spacing w:before="0" w:after="0"/>
+      </w:pPr>
+      <w:r>
+        <w:rPr>
+          <w:rFonts w:ascii="Consolas" w:hAnsi="Consolas" w:eastAsia="宋体"/>
+          <w:sz w:val="20"/>
+        </w:rPr>
+        <w:t xml:space="preserve">        sendSignal("use_map/" + map_name);</w:t>
+      </w:r>
+    </w:p>
+    <w:p>
+      <w:pPr>
+        <w:spacing w:before="0" w:after="0"/>
+      </w:pPr>
+      <w:r>
+        <w:rPr>
+          <w:rFonts w:ascii="Consolas" w:hAnsi="Consolas" w:eastAsia="宋体"/>
+          <w:sz w:val="20"/>
+        </w:rPr>
+        <w:t xml:space="preserve">        ros::Duration(task_step_delay_).sleep();</w:t>
+      </w:r>
+    </w:p>
+    <w:p>
+      <w:pPr>
+        <w:spacing w:before="0" w:after="0"/>
+      </w:pPr>
+      <w:r>
+        <w:rPr>
+          <w:rFonts w:ascii="Consolas" w:hAnsi="Consolas" w:eastAsia="宋体"/>
+          <w:sz w:val="20"/>
+        </w:rPr>
+        <w:t xml:space="preserve">      }</w:t>
+      </w:r>
+    </w:p>
+    <w:p>
+      <w:pPr>
+        <w:spacing w:before="0" w:after="0"/>
+      </w:pPr>
+      <w:r>
+        <w:rPr>
+          <w:rFonts w:ascii="Consolas" w:hAnsi="Consolas" w:eastAsia="宋体"/>
+          <w:sz w:val="20"/>
+        </w:rPr>
+        <w:t xml:space="preserve">      ...</w:t>
+      </w:r>
+    </w:p>
+    <w:p>
+      <w:pPr>
+        <w:spacing w:before="0" w:after="0"/>
+      </w:pPr>
+      <w:r>
+        <w:rPr>
+          <w:rFonts w:ascii="Consolas" w:hAnsi="Consolas" w:eastAsia="宋体"/>
+          <w:sz w:val="20"/>
+        </w:rPr>
+        <w:t xml:space="preserve">      sendSignal("start_work");</w:t>
+      </w:r>
+    </w:p>
+    <w:p>
+      <w:pPr>
+        <w:spacing w:before="0" w:after="0"/>
+      </w:pPr>
+      <w:r>
+        <w:rPr>
+          <w:rFonts w:ascii="Consolas" w:hAnsi="Consolas" w:eastAsia="宋体"/>
+          <w:sz w:val="20"/>
+        </w:rPr>
+        <w:t xml:space="preserve">      task_seq_running_ = false;</w:t>
+      </w:r>
+    </w:p>
+    <w:p>
+      <w:pPr>
+        <w:spacing w:before="0" w:after="0"/>
+      </w:pPr>
+      <w:r>
+        <w:rPr>
+          <w:rFonts w:ascii="Consolas" w:hAnsi="Consolas" w:eastAsia="宋体"/>
+          <w:sz w:val="20"/>
+        </w:rPr>
+        <w:t xml:space="preserve">      ...</w:t>
+      </w:r>
+    </w:p>
+    <w:p>
+      <w:pPr>
+        <w:spacing w:before="0" w:after="0"/>
+      </w:pPr>
+      <w:r>
+        <w:rPr>
+          <w:rFonts w:ascii="Consolas" w:hAnsi="Consolas" w:eastAsia="宋体"/>
+          <w:sz w:val="20"/>
+        </w:rPr>
+        <w:t xml:space="preserve">    }).detach();</w:t>
       </w:r>
     </w:p>
     <w:p>
@@ -5347,7 +5287,7 @@
           <w:b w:val="0"/>
           <w:sz w:val="24"/>
         </w:rPr>
-        <w:t>pnh_.param(参数名, 输出变量, 默认值)：参数服务器上没有该参数时用默认值，有则覆盖。模板参数 &lt;std::string&gt; 在字符串类型时需要显式给出（否则 "..." 会被推成 const char*），数值类型可自动推导。</w:t>
+        <w:t>语法点（重点）：task_seq_running_.exchange(true) 是 std::atomic 的原子交换——一步完成“读出旧值并写入 true”，返回旧值。若旧值已是 true 说明上一条 start 序列还在跑，直接拒绝。这是“检查并置位”防重入的标准原子操作，比 load()+store() 两步安全（两步之间可能插入另一个线程）。</w:t>
       </w:r>
     </w:p>
     <w:p>
@@ -5357,7 +5297,7 @@
           <w:b w:val="0"/>
           <w:sz w:val="24"/>
         </w:rPr>
-        <w:t>最后三行处理 mow_height_ 这个 std::atomic&lt;int&gt;：param 无法直接写原子变量，所以先用 load() 读出当前值到普通 int，读参数，再原子赋值回去。这是 atomic 与“需要引用/地址的接口”对接时的标准过墙手法。</w:t>
+        <w:t>启动序列在 detach 线程里按固定节奏发一串 /signal：start_execution（task_node 拉起 pure_pursuit）→ reset（复位状态机）→ use_map/地图名（可选）→ single_map/multi_map（可选）→ start_work（开工），每步间隔 task_step_delay_ 给下游节点反应时间。lambda 捕获列表 [this, map_name, map_mode] 按值拷贝两个字符串，避免线程还没跑完局部变量已析构的悬垂引用。</w:t>
       </w:r>
     </w:p>
     <w:p>
@@ -5371,19 +5311,19 @@
           <w:color w:val="000000"/>
           <w:sz w:val="28"/>
         </w:rPr>
-        <w:t>4.9 onMqttMessage —— JSON 解析与指令分发</w:t>
-      </w:r>
-    </w:p>
-    <w:p>
-      <w:pPr>
-        <w:spacing w:before="0" w:after="0"/>
-      </w:pPr>
-      <w:r>
-        <w:rPr>
-          <w:rFonts w:ascii="Consolas" w:hAnsi="Consolas" w:eastAsia="宋体"/>
-          <w:sz w:val="20"/>
-        </w:rPr>
-        <w:t xml:space="preserve">  void onMqttMessage(const std::string&amp; topic, const std::string&amp; payload)</w:t>
+        <w:t>4.9 publishManualCmd —— uint16 补码回绕</w:t>
+      </w:r>
+    </w:p>
+    <w:p>
+      <w:pPr>
+        <w:spacing w:before="0" w:after="0"/>
+      </w:pPr>
+      <w:r>
+        <w:rPr>
+          <w:rFonts w:ascii="Consolas" w:hAnsi="Consolas" w:eastAsia="宋体"/>
+          <w:sz w:val="20"/>
+        </w:rPr>
+        <w:t xml:space="preserve">  void publishManualCmd(double linear, double angular)</w:t>
       </w:r>
     </w:p>
     <w:p>
@@ -5407,307 +5347,103 @@
           <w:rFonts w:ascii="Consolas" w:hAnsi="Consolas" w:eastAsia="宋体"/>
           <w:sz w:val="20"/>
         </w:rPr>
-        <w:t xml:space="preserve">    nlohmann::json j;</w:t>
-      </w:r>
-    </w:p>
-    <w:p>
-      <w:pPr>
-        <w:spacing w:before="0" w:after="0"/>
-      </w:pPr>
-      <w:r>
-        <w:rPr>
-          <w:rFonts w:ascii="Consolas" w:hAnsi="Consolas" w:eastAsia="宋体"/>
-          <w:sz w:val="20"/>
-        </w:rPr>
-        <w:t xml:space="preserve">    try</w:t>
-      </w:r>
-    </w:p>
-    <w:p>
-      <w:pPr>
-        <w:spacing w:before="0" w:after="0"/>
-      </w:pPr>
-      <w:r>
-        <w:rPr>
-          <w:rFonts w:ascii="Consolas" w:hAnsi="Consolas" w:eastAsia="宋体"/>
-          <w:sz w:val="20"/>
-        </w:rPr>
-        <w:t xml:space="preserve">    {</w:t>
-      </w:r>
-    </w:p>
-    <w:p>
-      <w:pPr>
-        <w:spacing w:before="0" w:after="0"/>
-      </w:pPr>
-      <w:r>
-        <w:rPr>
-          <w:rFonts w:ascii="Consolas" w:hAnsi="Consolas" w:eastAsia="宋体"/>
-          <w:sz w:val="20"/>
-        </w:rPr>
-        <w:t xml:space="preserve">      j = nlohmann::json::parse(payload);</w:t>
-      </w:r>
-    </w:p>
-    <w:p>
-      <w:pPr>
-        <w:spacing w:before="0" w:after="0"/>
-      </w:pPr>
-      <w:r>
-        <w:rPr>
-          <w:rFonts w:ascii="Consolas" w:hAnsi="Consolas" w:eastAsia="宋体"/>
-          <w:sz w:val="20"/>
-        </w:rPr>
-        <w:t xml:space="preserve">    }</w:t>
-      </w:r>
-    </w:p>
-    <w:p>
-      <w:pPr>
-        <w:spacing w:before="0" w:after="0"/>
-      </w:pPr>
-      <w:r>
-        <w:rPr>
-          <w:rFonts w:ascii="Consolas" w:hAnsi="Consolas" w:eastAsia="宋体"/>
-          <w:sz w:val="20"/>
-        </w:rPr>
-        <w:t xml:space="preserve">    catch (const nlohmann::json::exception&amp; e)</w:t>
-      </w:r>
-    </w:p>
-    <w:p>
-      <w:pPr>
-        <w:spacing w:before="0" w:after="0"/>
-      </w:pPr>
-      <w:r>
-        <w:rPr>
-          <w:rFonts w:ascii="Consolas" w:hAnsi="Consolas" w:eastAsia="宋体"/>
-          <w:sz w:val="20"/>
-        </w:rPr>
-        <w:t xml:space="preserve">    {</w:t>
-      </w:r>
-    </w:p>
-    <w:p>
-      <w:pPr>
-        <w:spacing w:before="0" w:after="0"/>
-      </w:pPr>
-      <w:r>
-        <w:rPr>
-          <w:rFonts w:ascii="Consolas" w:hAnsi="Consolas" w:eastAsia="宋体"/>
-          <w:sz w:val="20"/>
-        </w:rPr>
-        <w:t xml:space="preserve">      ROS_WARN("bad json on %s: %s", topic.c_str(), e.what());</w:t>
-      </w:r>
-    </w:p>
-    <w:p>
-      <w:pPr>
-        <w:spacing w:before="0" w:after="0"/>
-      </w:pPr>
-      <w:r>
-        <w:rPr>
-          <w:rFonts w:ascii="Consolas" w:hAnsi="Consolas" w:eastAsia="宋体"/>
-          <w:sz w:val="20"/>
-        </w:rPr>
-        <w:t xml:space="preserve">      return;</w:t>
-      </w:r>
-    </w:p>
-    <w:p>
-      <w:pPr>
-        <w:spacing w:before="0" w:after="0"/>
-      </w:pPr>
-      <w:r>
-        <w:rPr>
-          <w:rFonts w:ascii="Consolas" w:hAnsi="Consolas" w:eastAsia="宋体"/>
-          <w:sz w:val="20"/>
-        </w:rPr>
-        <w:t xml:space="preserve">    }</w:t>
-      </w:r>
-    </w:p>
-    <w:p>
-      <w:pPr>
-        <w:spacing w:before="0" w:after="0"/>
-      </w:pPr>
-      <w:r>
-        <w:rPr>
-          <w:rFonts w:ascii="Consolas" w:hAnsi="Consolas" w:eastAsia="宋体"/>
-          <w:sz w:val="20"/>
-        </w:rPr>
-        <w:t xml:space="preserve"> </w:t>
-      </w:r>
-    </w:p>
-    <w:p>
-      <w:pPr>
-        <w:spacing w:before="0" w:after="0"/>
-      </w:pPr>
-      <w:r>
-        <w:rPr>
-          <w:rFonts w:ascii="Consolas" w:hAnsi="Consolas" w:eastAsia="宋体"/>
-          <w:sz w:val="20"/>
-        </w:rPr>
-        <w:t xml:space="preserve">    try</w:t>
-      </w:r>
-    </w:p>
-    <w:p>
-      <w:pPr>
-        <w:spacing w:before="0" w:after="0"/>
-      </w:pPr>
-      <w:r>
-        <w:rPr>
-          <w:rFonts w:ascii="Consolas" w:hAnsi="Consolas" w:eastAsia="宋体"/>
-          <w:sz w:val="20"/>
-        </w:rPr>
-        <w:t xml:space="preserve">    {</w:t>
-      </w:r>
-    </w:p>
-    <w:p>
-      <w:pPr>
-        <w:spacing w:before="0" w:after="0"/>
-      </w:pPr>
-      <w:r>
-        <w:rPr>
-          <w:rFonts w:ascii="Consolas" w:hAnsi="Consolas" w:eastAsia="宋体"/>
-          <w:sz w:val="20"/>
-        </w:rPr>
-        <w:t xml:space="preserve">      if (topic == topic_cmd_move_)</w:t>
-      </w:r>
-    </w:p>
-    <w:p>
-      <w:pPr>
-        <w:spacing w:before="0" w:after="0"/>
-      </w:pPr>
-      <w:r>
-        <w:rPr>
-          <w:rFonts w:ascii="Consolas" w:hAnsi="Consolas" w:eastAsia="宋体"/>
-          <w:sz w:val="20"/>
-        </w:rPr>
-        <w:t xml:space="preserve">        handleMoveCmd(j);</w:t>
-      </w:r>
-    </w:p>
-    <w:p>
-      <w:pPr>
-        <w:spacing w:before="0" w:after="0"/>
-      </w:pPr>
-      <w:r>
-        <w:rPr>
-          <w:rFonts w:ascii="Consolas" w:hAnsi="Consolas" w:eastAsia="宋体"/>
-          <w:sz w:val="20"/>
-        </w:rPr>
-        <w:t xml:space="preserve">      else if (topic == topic_cmd_blade_)</w:t>
-      </w:r>
-    </w:p>
-    <w:p>
-      <w:pPr>
-        <w:spacing w:before="0" w:after="0"/>
-      </w:pPr>
-      <w:r>
-        <w:rPr>
-          <w:rFonts w:ascii="Consolas" w:hAnsi="Consolas" w:eastAsia="宋体"/>
-          <w:sz w:val="20"/>
-        </w:rPr>
-        <w:t xml:space="preserve">        handleBladeCmd(j);</w:t>
-      </w:r>
-    </w:p>
-    <w:p>
-      <w:pPr>
-        <w:spacing w:before="0" w:after="0"/>
-      </w:pPr>
-      <w:r>
-        <w:rPr>
-          <w:rFonts w:ascii="Consolas" w:hAnsi="Consolas" w:eastAsia="宋体"/>
-          <w:sz w:val="20"/>
-        </w:rPr>
-        <w:t xml:space="preserve">      else if (topic == topic_cmd_task_)</w:t>
-      </w:r>
-    </w:p>
-    <w:p>
-      <w:pPr>
-        <w:spacing w:before="0" w:after="0"/>
-      </w:pPr>
-      <w:r>
-        <w:rPr>
-          <w:rFonts w:ascii="Consolas" w:hAnsi="Consolas" w:eastAsia="宋体"/>
-          <w:sz w:val="20"/>
-        </w:rPr>
-        <w:t xml:space="preserve">        handleTaskCmd(j);</w:t>
-      </w:r>
-    </w:p>
-    <w:p>
-      <w:pPr>
-        <w:spacing w:before="0" w:after="0"/>
-      </w:pPr>
-      <w:r>
-        <w:rPr>
-          <w:rFonts w:ascii="Consolas" w:hAnsi="Consolas" w:eastAsia="宋体"/>
-          <w:sz w:val="20"/>
-        </w:rPr>
-        <w:t xml:space="preserve">      else if (topic == topic_cmd_video_)</w:t>
-      </w:r>
-    </w:p>
-    <w:p>
-      <w:pPr>
-        <w:spacing w:before="0" w:after="0"/>
-      </w:pPr>
-      <w:r>
-        <w:rPr>
-          <w:rFonts w:ascii="Consolas" w:hAnsi="Consolas" w:eastAsia="宋体"/>
-          <w:sz w:val="20"/>
-        </w:rPr>
-        <w:t xml:space="preserve">        handleVideoCmd(j);</w:t>
-      </w:r>
-    </w:p>
-    <w:p>
-      <w:pPr>
-        <w:spacing w:before="0" w:after="0"/>
-      </w:pPr>
-      <w:r>
-        <w:rPr>
-          <w:rFonts w:ascii="Consolas" w:hAnsi="Consolas" w:eastAsia="宋体"/>
-          <w:sz w:val="20"/>
-        </w:rPr>
-        <w:t xml:space="preserve">    }</w:t>
-      </w:r>
-    </w:p>
-    <w:p>
-      <w:pPr>
-        <w:spacing w:before="0" w:after="0"/>
-      </w:pPr>
-      <w:r>
-        <w:rPr>
-          <w:rFonts w:ascii="Consolas" w:hAnsi="Consolas" w:eastAsia="宋体"/>
-          <w:sz w:val="20"/>
-        </w:rPr>
-        <w:t xml:space="preserve">    catch (const nlohmann::json::exception&amp; e)</w:t>
-      </w:r>
-    </w:p>
-    <w:p>
-      <w:pPr>
-        <w:spacing w:before="0" w:after="0"/>
-      </w:pPr>
-      <w:r>
-        <w:rPr>
-          <w:rFonts w:ascii="Consolas" w:hAnsi="Consolas" w:eastAsia="宋体"/>
-          <w:sz w:val="20"/>
-        </w:rPr>
-        <w:t xml:space="preserve">    {</w:t>
-      </w:r>
-    </w:p>
-    <w:p>
-      <w:pPr>
-        <w:spacing w:before="0" w:after="0"/>
-      </w:pPr>
-      <w:r>
-        <w:rPr>
-          <w:rFonts w:ascii="Consolas" w:hAnsi="Consolas" w:eastAsia="宋体"/>
-          <w:sz w:val="20"/>
-        </w:rPr>
-        <w:t xml:space="preserve">      ROS_WARN("bad field on %s: %s", topic.c_str(), e.what());</w:t>
-      </w:r>
-    </w:p>
-    <w:p>
-      <w:pPr>
-        <w:spacing w:before="0" w:after="0"/>
-      </w:pPr>
-      <w:r>
-        <w:rPr>
-          <w:rFonts w:ascii="Consolas" w:hAnsi="Consolas" w:eastAsia="宋体"/>
-          <w:sz w:val="20"/>
-        </w:rPr>
-        <w:t xml:space="preserve">    }</w:t>
+        <w:t xml:space="preserve">    mower_msgs::Manual_Driving_Cmd cmd;</w:t>
+      </w:r>
+    </w:p>
+    <w:p>
+      <w:pPr>
+        <w:spacing w:before="0" w:after="0"/>
+      </w:pPr>
+      <w:r>
+        <w:rPr>
+          <w:rFonts w:ascii="Consolas" w:hAnsi="Consolas" w:eastAsia="宋体"/>
+          <w:sz w:val="20"/>
+        </w:rPr>
+        <w:t xml:space="preserve">    cmd.ad_control_enable = 1;</w:t>
+      </w:r>
+    </w:p>
+    <w:p>
+      <w:pPr>
+        <w:spacing w:before="0" w:after="0"/>
+      </w:pPr>
+      <w:r>
+        <w:rPr>
+          <w:rFonts w:ascii="Consolas" w:hAnsi="Consolas" w:eastAsia="宋体"/>
+          <w:sz w:val="20"/>
+        </w:rPr>
+        <w:t xml:space="preserve">    cmd.gear_model = 3;</w:t>
+      </w:r>
+    </w:p>
+    <w:p>
+      <w:pPr>
+        <w:spacing w:before="0" w:after="0"/>
+      </w:pPr>
+      <w:r>
+        <w:rPr>
+          <w:rFonts w:ascii="Consolas" w:hAnsi="Consolas" w:eastAsia="宋体"/>
+          <w:sz w:val="20"/>
+        </w:rPr>
+        <w:t xml:space="preserve">    // uint16 字段赋负值会按二进制补码回绕，task_node 拷进 int16 后还原为负</w:t>
+      </w:r>
+    </w:p>
+    <w:p>
+      <w:pPr>
+        <w:spacing w:before="0" w:after="0"/>
+      </w:pPr>
+      <w:r>
+        <w:rPr>
+          <w:rFonts w:ascii="Consolas" w:hAnsi="Consolas" w:eastAsia="宋体"/>
+          <w:sz w:val="20"/>
+        </w:rPr>
+        <w:t xml:space="preserve">    cmd.drive_value = static_cast&lt;int&gt;(linear * drive_max_);</w:t>
+      </w:r>
+    </w:p>
+    <w:p>
+      <w:pPr>
+        <w:spacing w:before="0" w:after="0"/>
+      </w:pPr>
+      <w:r>
+        <w:rPr>
+          <w:rFonts w:ascii="Consolas" w:hAnsi="Consolas" w:eastAsia="宋体"/>
+          <w:sz w:val="20"/>
+        </w:rPr>
+        <w:t xml:space="preserve">    cmd.turn_value = static_cast&lt;int&gt;(-angular * turn_max_);</w:t>
+      </w:r>
+    </w:p>
+    <w:p>
+      <w:pPr>
+        <w:spacing w:before="0" w:after="0"/>
+      </w:pPr>
+      <w:r>
+        <w:rPr>
+          <w:rFonts w:ascii="Consolas" w:hAnsi="Consolas" w:eastAsia="宋体"/>
+          <w:sz w:val="20"/>
+        </w:rPr>
+        <w:t xml:space="preserve">    cmd.mover_bool = blade_on_.load() ? 1 : 0;</w:t>
+      </w:r>
+    </w:p>
+    <w:p>
+      <w:pPr>
+        <w:spacing w:before="0" w:after="0"/>
+      </w:pPr>
+      <w:r>
+        <w:rPr>
+          <w:rFonts w:ascii="Consolas" w:hAnsi="Consolas" w:eastAsia="宋体"/>
+          <w:sz w:val="20"/>
+        </w:rPr>
+        <w:t xml:space="preserve">    cmd.mow_height = mow_height_.load();</w:t>
+      </w:r>
+    </w:p>
+    <w:p>
+      <w:pPr>
+        <w:spacing w:before="0" w:after="0"/>
+      </w:pPr>
+      <w:r>
+        <w:rPr>
+          <w:rFonts w:ascii="Consolas" w:hAnsi="Consolas" w:eastAsia="宋体"/>
+          <w:sz w:val="20"/>
+        </w:rPr>
+        <w:t xml:space="preserve">    pub_manual_.publish(cmd);</w:t>
       </w:r>
     </w:p>
     <w:p>
@@ -5729,7 +5465,17 @@
           <w:b w:val="0"/>
           <w:sz w:val="24"/>
         </w:rPr>
-        <w:t>nlohmann::json::parse 把字符串解析成 JSON 对象，语法错误抛 json::exception。两段 try/catch 分开：第一段挡“整体不是合法 JSON”，第二段挡“字段类型不对”（比如 linear 给了字符串）。按 topic 字符串比较分发到四个处理函数，简单直接的命令路由。对云端发来的畸形数据只警告不崩溃，保证节点稳健。</w:t>
+        <w:t>把 [-1,1] 的比例值放大成下位机量程：drive_value = linear×drive_max_，turn_value = -angular×turn_max_（注意角速度取了负号，是车端坐标约定）。ad_control_enable=1 表示使能遥控，gear_model=3 为档位模式。</w:t>
+      </w:r>
+    </w:p>
+    <w:p>
+      <w:r>
+        <w:rPr>
+          <w:rFonts w:ascii="Times New Roman" w:hAnsi="Times New Roman" w:eastAsia="宋体"/>
+          <w:b w:val="0"/>
+          <w:sz w:val="24"/>
+        </w:rPr>
+        <w:t>注释里的语法点：消息字段 drive_value/turn_value 是 uint16（无符号16位），而后退/右转需要负数。C++ 里有符号转无符号按模 2^16 回绕（-1 变成 65535），二进制位型恰好等于该负数的补码；task_node 收到后把同样的16位按 int16 解读，就还原回负数。这是利用补码表示“免费”穿过无符号字段的技巧，static_cast&lt;int&gt; 先把 double 截断成整数再赋给 uint16 字段。</w:t>
       </w:r>
     </w:p>
     <w:p>
@@ -5743,43 +5489,19 @@
           <w:color w:val="000000"/>
           <w:sz w:val="28"/>
         </w:rPr>
-        <w:t>4.10 handleMoveCmd —— 遥控移动</w:t>
-      </w:r>
-    </w:p>
-    <w:p>
-      <w:pPr>
-        <w:spacing w:before="0" w:after="0"/>
-      </w:pPr>
-      <w:r>
-        <w:rPr>
-          <w:rFonts w:ascii="Consolas" w:hAnsi="Consolas" w:eastAsia="宋体"/>
-          <w:sz w:val="20"/>
-        </w:rPr>
-        <w:t xml:space="preserve">  static double clamp1(double v) { return std::max(-1.0, std::min(1.0, v)); }</w:t>
-      </w:r>
-    </w:p>
-    <w:p>
-      <w:pPr>
-        <w:spacing w:before="0" w:after="0"/>
-      </w:pPr>
-      <w:r>
-        <w:rPr>
-          <w:rFonts w:ascii="Consolas" w:hAnsi="Consolas" w:eastAsia="宋体"/>
-          <w:sz w:val="20"/>
-        </w:rPr>
-        <w:t xml:space="preserve"> </w:t>
-      </w:r>
-    </w:p>
-    <w:p>
-      <w:pPr>
-        <w:spacing w:before="0" w:after="0"/>
-      </w:pPr>
-      <w:r>
-        <w:rPr>
-          <w:rFonts w:ascii="Consolas" w:hAnsi="Consolas" w:eastAsia="宋体"/>
-          <w:sz w:val="20"/>
-        </w:rPr>
-        <w:t xml:space="preserve">  void handleMoveCmd(const nlohmann::json&amp; j)</w:t>
+        <w:t>4.10 watchdogTimerCb —— 遥控看门狗</w:t>
+      </w:r>
+    </w:p>
+    <w:p>
+      <w:pPr>
+        <w:spacing w:before="0" w:after="0"/>
+      </w:pPr>
+      <w:r>
+        <w:rPr>
+          <w:rFonts w:ascii="Consolas" w:hAnsi="Consolas" w:eastAsia="宋体"/>
+          <w:sz w:val="20"/>
+        </w:rPr>
+        <w:t xml:space="preserve">  void watchdogTimerCb(const ros::TimerEvent&amp;)</w:t>
       </w:r>
     </w:p>
     <w:p>
@@ -5803,43 +5525,43 @@
           <w:rFonts w:ascii="Consolas" w:hAnsi="Consolas" w:eastAsia="宋体"/>
           <w:sz w:val="20"/>
         </w:rPr>
-        <w:t xml:space="preserve">    const double linear = clamp1(j.value("linear", 0.0));</w:t>
-      </w:r>
-    </w:p>
-    <w:p>
-      <w:pPr>
-        <w:spacing w:before="0" w:after="0"/>
-      </w:pPr>
-      <w:r>
-        <w:rPr>
-          <w:rFonts w:ascii="Consolas" w:hAnsi="Consolas" w:eastAsia="宋体"/>
-          <w:sz w:val="20"/>
-        </w:rPr>
-        <w:t xml:space="preserve">    const double angular = clamp1(j.value("angular", 0.0));</w:t>
-      </w:r>
-    </w:p>
-    <w:p>
-      <w:pPr>
-        <w:spacing w:before="0" w:after="0"/>
-      </w:pPr>
-      <w:r>
-        <w:rPr>
-          <w:rFonts w:ascii="Consolas" w:hAnsi="Consolas" w:eastAsia="宋体"/>
-          <w:sz w:val="20"/>
-        </w:rPr>
-        <w:t xml:space="preserve"> </w:t>
-      </w:r>
-    </w:p>
-    <w:p>
-      <w:pPr>
-        <w:spacing w:before="0" w:after="0"/>
-      </w:pPr>
-      <w:r>
-        <w:rPr>
-          <w:rFonts w:ascii="Consolas" w:hAnsi="Consolas" w:eastAsia="宋体"/>
-          <w:sz w:val="20"/>
-        </w:rPr>
-        <w:t xml:space="preserve">    if (auto_pause_on_manual_ &amp;&amp; task_running_.load())</w:t>
+        <w:t xml:space="preserve">    std::lock_guard&lt;std::mutex&gt; lock(motion_mutex_);</w:t>
+      </w:r>
+    </w:p>
+    <w:p>
+      <w:pPr>
+        <w:spacing w:before="0" w:after="0"/>
+      </w:pPr>
+      <w:r>
+        <w:rPr>
+          <w:rFonts w:ascii="Consolas" w:hAnsi="Consolas" w:eastAsia="宋体"/>
+          <w:sz w:val="20"/>
+        </w:rPr>
+        <w:t xml:space="preserve">    if (last_linear_ == 0.0 &amp;&amp; last_angular_ == 0.0)</w:t>
+      </w:r>
+    </w:p>
+    <w:p>
+      <w:pPr>
+        <w:spacing w:before="0" w:after="0"/>
+      </w:pPr>
+      <w:r>
+        <w:rPr>
+          <w:rFonts w:ascii="Consolas" w:hAnsi="Consolas" w:eastAsia="宋体"/>
+          <w:sz w:val="20"/>
+        </w:rPr>
+        <w:t xml:space="preserve">      return;</w:t>
+      </w:r>
+    </w:p>
+    <w:p>
+      <w:pPr>
+        <w:spacing w:before="0" w:after="0"/>
+      </w:pPr>
+      <w:r>
+        <w:rPr>
+          <w:rFonts w:ascii="Consolas" w:hAnsi="Consolas" w:eastAsia="宋体"/>
+          <w:sz w:val="20"/>
+        </w:rPr>
+        <w:t xml:space="preserve">    if ((ros::Time::now() - last_move_time_).toSec() &gt; cmd_timeout_)</w:t>
       </w:r>
     </w:p>
     <w:p>
@@ -5863,31 +5585,43 @@
           <w:rFonts w:ascii="Consolas" w:hAnsi="Consolas" w:eastAsia="宋体"/>
           <w:sz w:val="20"/>
         </w:rPr>
-        <w:t xml:space="preserve">      sendSignal("pause");</w:t>
-      </w:r>
-    </w:p>
-    <w:p>
-      <w:pPr>
-        <w:spacing w:before="0" w:after="0"/>
-      </w:pPr>
-      <w:r>
-        <w:rPr>
-          <w:rFonts w:ascii="Consolas" w:hAnsi="Consolas" w:eastAsia="宋体"/>
-          <w:sz w:val="20"/>
-        </w:rPr>
-        <w:t xml:space="preserve">      task_running_ = false;</w:t>
-      </w:r>
-    </w:p>
-    <w:p>
-      <w:pPr>
-        <w:spacing w:before="0" w:after="0"/>
-      </w:pPr>
-      <w:r>
-        <w:rPr>
-          <w:rFonts w:ascii="Consolas" w:hAnsi="Consolas" w:eastAsia="宋体"/>
-          <w:sz w:val="20"/>
-        </w:rPr>
-        <w:t xml:space="preserve">      ROS_INFO("auto task paused by manual command");</w:t>
+        <w:t xml:space="preserve">      last_linear_ = 0.0;</w:t>
+      </w:r>
+    </w:p>
+    <w:p>
+      <w:pPr>
+        <w:spacing w:before="0" w:after="0"/>
+      </w:pPr>
+      <w:r>
+        <w:rPr>
+          <w:rFonts w:ascii="Consolas" w:hAnsi="Consolas" w:eastAsia="宋体"/>
+          <w:sz w:val="20"/>
+        </w:rPr>
+        <w:t xml:space="preserve">      last_angular_ = 0.0;</w:t>
+      </w:r>
+    </w:p>
+    <w:p>
+      <w:pPr>
+        <w:spacing w:before="0" w:after="0"/>
+      </w:pPr>
+      <w:r>
+        <w:rPr>
+          <w:rFonts w:ascii="Consolas" w:hAnsi="Consolas" w:eastAsia="宋体"/>
+          <w:sz w:val="20"/>
+        </w:rPr>
+        <w:t xml:space="preserve">      publishManualCmd(0.0, 0.0);</w:t>
+      </w:r>
+    </w:p>
+    <w:p>
+      <w:pPr>
+        <w:spacing w:before="0" w:after="0"/>
+      </w:pPr>
+      <w:r>
+        <w:rPr>
+          <w:rFonts w:ascii="Consolas" w:hAnsi="Consolas" w:eastAsia="宋体"/>
+          <w:sz w:val="20"/>
+        </w:rPr>
+        <w:t xml:space="preserve">      ROS_WARN_THROTTLE(5, "move cmd timeout, auto stop");</w:t>
       </w:r>
     </w:p>
     <w:p>
@@ -5900,78 +5634,6 @@
           <w:sz w:val="20"/>
         </w:rPr>
         <w:t xml:space="preserve">    }</w:t>
-      </w:r>
-    </w:p>
-    <w:p>
-      <w:pPr>
-        <w:spacing w:before="0" w:after="0"/>
-      </w:pPr>
-      <w:r>
-        <w:rPr>
-          <w:rFonts w:ascii="Consolas" w:hAnsi="Consolas" w:eastAsia="宋体"/>
-          <w:sz w:val="20"/>
-        </w:rPr>
-        <w:t xml:space="preserve"> </w:t>
-      </w:r>
-    </w:p>
-    <w:p>
-      <w:pPr>
-        <w:spacing w:before="0" w:after="0"/>
-      </w:pPr>
-      <w:r>
-        <w:rPr>
-          <w:rFonts w:ascii="Consolas" w:hAnsi="Consolas" w:eastAsia="宋体"/>
-          <w:sz w:val="20"/>
-        </w:rPr>
-        <w:t xml:space="preserve">    std::lock_guard&lt;std::mutex&gt; lock(motion_mutex_);</w:t>
-      </w:r>
-    </w:p>
-    <w:p>
-      <w:pPr>
-        <w:spacing w:before="0" w:after="0"/>
-      </w:pPr>
-      <w:r>
-        <w:rPr>
-          <w:rFonts w:ascii="Consolas" w:hAnsi="Consolas" w:eastAsia="宋体"/>
-          <w:sz w:val="20"/>
-        </w:rPr>
-        <w:t xml:space="preserve">    last_linear_ = linear;</w:t>
-      </w:r>
-    </w:p>
-    <w:p>
-      <w:pPr>
-        <w:spacing w:before="0" w:after="0"/>
-      </w:pPr>
-      <w:r>
-        <w:rPr>
-          <w:rFonts w:ascii="Consolas" w:hAnsi="Consolas" w:eastAsia="宋体"/>
-          <w:sz w:val="20"/>
-        </w:rPr>
-        <w:t xml:space="preserve">    last_angular_ = angular;</w:t>
-      </w:r>
-    </w:p>
-    <w:p>
-      <w:pPr>
-        <w:spacing w:before="0" w:after="0"/>
-      </w:pPr>
-      <w:r>
-        <w:rPr>
-          <w:rFonts w:ascii="Consolas" w:hAnsi="Consolas" w:eastAsia="宋体"/>
-          <w:sz w:val="20"/>
-        </w:rPr>
-        <w:t xml:space="preserve">    last_move_time_ = ros::Time::now();</w:t>
-      </w:r>
-    </w:p>
-    <w:p>
-      <w:pPr>
-        <w:spacing w:before="0" w:after="0"/>
-      </w:pPr>
-      <w:r>
-        <w:rPr>
-          <w:rFonts w:ascii="Consolas" w:hAnsi="Consolas" w:eastAsia="宋体"/>
-          <w:sz w:val="20"/>
-        </w:rPr>
-        <w:t xml:space="preserve">    publishManualCmd(linear, angular);</w:t>
       </w:r>
     </w:p>
     <w:p>
@@ -5993,7 +5655,7 @@
           <w:b w:val="0"/>
           <w:sz w:val="24"/>
         </w:rPr>
-        <w:t>语法点1：j.value("linear", 0.0) 是 nlohmann::json 的取值接口——字段存在则取出并转成 double，不存在返回默认值 0.0；比 j["linear"] 安全（后者字段缺失会插入 null 再转换出错）。</w:t>
+        <w:t>每 0.1 秒检查一次：当前指令是停车就不用管；若距最后一条 move 指令超过 cmd_timeout_（默认 0.5s，云端需持续发指令维持行驶），自动把指令清零并发停车帧。这是遥控安全兜底——云端断网、MQTT 断线都不会让车继续冲。</w:t>
       </w:r>
     </w:p>
     <w:p>
@@ -6003,27 +5665,7 @@
           <w:b w:val="0"/>
           <w:sz w:val="24"/>
         </w:rPr>
-        <w:t>语法点2：clamp1 用 std::max(-1.0, std::min(1.0, v)) 把数值夹在 [-1,1] 区间：内层 min 限上界、外层 max 限下界，是手写 clamp 的经典组合（C++17 也有 std::clamp 可用）。static 成员函数不依赖对象状态。</w:t>
-      </w:r>
-    </w:p>
-    <w:p>
-      <w:r>
-        <w:rPr>
-          <w:rFonts w:ascii="Times New Roman" w:hAnsi="Times New Roman" w:eastAsia="宋体"/>
-          <w:b w:val="0"/>
-          <w:sz w:val="24"/>
-        </w:rPr>
-        <w:t>如果自动任务正在跑（task_running_ 原子读）且配置了 auto_pause_on_manual，先发 /signal=pause 让 pure_pursuit 暂停，再接管底盘——防止遥控和自动导航同时抢车。</w:t>
-      </w:r>
-    </w:p>
-    <w:p>
-      <w:r>
-        <w:rPr>
-          <w:rFonts w:ascii="Times New Roman" w:hAnsi="Times New Roman" w:eastAsia="宋体"/>
-          <w:b w:val="0"/>
-          <w:sz w:val="24"/>
-        </w:rPr>
-        <w:t>最后持锁更新“最近一次运动指令”三件套（线速度、角速度、时刻）并立即下发。这些变量同时被看门狗定时器（另一个线程）读写，所以必须加 motion_mutex_。注意锁保护下才调用 publishManualCmd，而它又读 blade_on_/mow_height_ 原子量，不会死锁。</w:t>
+        <w:t>ROS_WARN_THROTTLE(5, ...) 是限频日志宏：同样内容 5 秒内最多打一条，防止日志刷屏。ros::Time 相减得到 ros::Duration，.toSec() 转秒。形参 const ros::TimerEvent&amp; 不写名字，表示不用事件信息。</w:t>
       </w:r>
     </w:p>
     <w:p>
@@ -6037,67 +5679,79 @@
           <w:color w:val="000000"/>
           <w:sz w:val="28"/>
         </w:rPr>
-        <w:t>4.11 handleBladeCmd —— 刀盘控制</w:t>
-      </w:r>
-    </w:p>
-    <w:p>
-      <w:pPr>
-        <w:spacing w:before="0" w:after="0"/>
-      </w:pPr>
-      <w:r>
-        <w:rPr>
-          <w:rFonts w:ascii="Consolas" w:hAnsi="Consolas" w:eastAsia="宋体"/>
-          <w:sz w:val="20"/>
-        </w:rPr>
-        <w:t xml:space="preserve">    const int state = j.value("state", 0);</w:t>
-      </w:r>
-    </w:p>
-    <w:p>
-      <w:pPr>
-        <w:spacing w:before="0" w:after="0"/>
-      </w:pPr>
-      <w:r>
-        <w:rPr>
-          <w:rFonts w:ascii="Consolas" w:hAnsi="Consolas" w:eastAsia="宋体"/>
-          <w:sz w:val="20"/>
-        </w:rPr>
-        <w:t xml:space="preserve">    const int height = j.value("height", -1);</w:t>
-      </w:r>
-    </w:p>
-    <w:p>
-      <w:pPr>
-        <w:spacing w:before="0" w:after="0"/>
-      </w:pPr>
-      <w:r>
-        <w:rPr>
-          <w:rFonts w:ascii="Consolas" w:hAnsi="Consolas" w:eastAsia="宋体"/>
-          <w:sz w:val="20"/>
-        </w:rPr>
-        <w:t xml:space="preserve">    blade_on_ = (state != 0);</w:t>
-      </w:r>
-    </w:p>
-    <w:p>
-      <w:pPr>
-        <w:spacing w:before="0" w:after="0"/>
-      </w:pPr>
-      <w:r>
-        <w:rPr>
-          <w:rFonts w:ascii="Consolas" w:hAnsi="Consolas" w:eastAsia="宋体"/>
-          <w:sz w:val="20"/>
-        </w:rPr>
-        <w:t xml:space="preserve">    if (height &gt;= 2 &amp;&amp; height &lt;= 11)</w:t>
-      </w:r>
-    </w:p>
-    <w:p>
-      <w:pPr>
-        <w:spacing w:before="0" w:after="0"/>
-      </w:pPr>
-      <w:r>
-        <w:rPr>
-          <w:rFonts w:ascii="Consolas" w:hAnsi="Consolas" w:eastAsia="宋体"/>
-          <w:sz w:val="20"/>
-        </w:rPr>
-        <w:t xml:space="preserve">      mow_height_ = height;</w:t>
+        <w:t>4.11 定位上报：positionCb + locationTimerCb</w:t>
+      </w:r>
+    </w:p>
+    <w:p>
+      <w:pPr>
+        <w:spacing w:before="0" w:after="0"/>
+      </w:pPr>
+      <w:r>
+        <w:rPr>
+          <w:rFonts w:ascii="Consolas" w:hAnsi="Consolas" w:eastAsia="宋体"/>
+          <w:sz w:val="20"/>
+        </w:rPr>
+        <w:t xml:space="preserve">  void positionCb(const util::Position::ConstPtr&amp; msg)</w:t>
+      </w:r>
+    </w:p>
+    <w:p>
+      <w:pPr>
+        <w:spacing w:before="0" w:after="0"/>
+      </w:pPr>
+      <w:r>
+        <w:rPr>
+          <w:rFonts w:ascii="Consolas" w:hAnsi="Consolas" w:eastAsia="宋体"/>
+          <w:sz w:val="20"/>
+        </w:rPr>
+        <w:t xml:space="preserve">  {</w:t>
+      </w:r>
+    </w:p>
+    <w:p>
+      <w:pPr>
+        <w:spacing w:before="0" w:after="0"/>
+      </w:pPr>
+      <w:r>
+        <w:rPr>
+          <w:rFonts w:ascii="Consolas" w:hAnsi="Consolas" w:eastAsia="宋体"/>
+          <w:sz w:val="20"/>
+        </w:rPr>
+        <w:t xml:space="preserve">    std::lock_guard&lt;std::mutex&gt; lock(position_mutex_);</w:t>
+      </w:r>
+    </w:p>
+    <w:p>
+      <w:pPr>
+        <w:spacing w:before="0" w:after="0"/>
+      </w:pPr>
+      <w:r>
+        <w:rPr>
+          <w:rFonts w:ascii="Consolas" w:hAnsi="Consolas" w:eastAsia="宋体"/>
+          <w:sz w:val="20"/>
+        </w:rPr>
+        <w:t xml:space="preserve">    latest_position_ = *msg;</w:t>
+      </w:r>
+    </w:p>
+    <w:p>
+      <w:pPr>
+        <w:spacing w:before="0" w:after="0"/>
+      </w:pPr>
+      <w:r>
+        <w:rPr>
+          <w:rFonts w:ascii="Consolas" w:hAnsi="Consolas" w:eastAsia="宋体"/>
+          <w:sz w:val="20"/>
+        </w:rPr>
+        <w:t xml:space="preserve">    has_position_ = true;</w:t>
+      </w:r>
+    </w:p>
+    <w:p>
+      <w:pPr>
+        <w:spacing w:before="0" w:after="0"/>
+      </w:pPr>
+      <w:r>
+        <w:rPr>
+          <w:rFonts w:ascii="Consolas" w:hAnsi="Consolas" w:eastAsia="宋体"/>
+          <w:sz w:val="20"/>
+        </w:rPr>
+        <w:t xml:space="preserve">  }</w:t>
       </w:r>
     </w:p>
     <w:p>
@@ -6121,7 +5775,31 @@
           <w:rFonts w:ascii="Consolas" w:hAnsi="Consolas" w:eastAsia="宋体"/>
           <w:sz w:val="20"/>
         </w:rPr>
-        <w:t xml:space="preserve">    if (task_running_.load())</w:t>
+        <w:t xml:space="preserve">  void locationTimerCb(const ros::TimerEvent&amp;)</w:t>
+      </w:r>
+    </w:p>
+    <w:p>
+      <w:pPr>
+        <w:spacing w:before="0" w:after="0"/>
+      </w:pPr>
+      <w:r>
+        <w:rPr>
+          <w:rFonts w:ascii="Consolas" w:hAnsi="Consolas" w:eastAsia="宋体"/>
+          <w:sz w:val="20"/>
+        </w:rPr>
+        <w:t xml:space="preserve">  {</w:t>
+      </w:r>
+    </w:p>
+    <w:p>
+      <w:pPr>
+        <w:spacing w:before="0" w:after="0"/>
+      </w:pPr>
+      <w:r>
+        <w:rPr>
+          <w:rFonts w:ascii="Consolas" w:hAnsi="Consolas" w:eastAsia="宋体"/>
+          <w:sz w:val="20"/>
+        </w:rPr>
+        <w:t xml:space="preserve">    util::Position pos;</w:t>
       </w:r>
     </w:p>
     <w:p>
@@ -6145,43 +5823,43 @@
           <w:rFonts w:ascii="Consolas" w:hAnsi="Consolas" w:eastAsia="宋体"/>
           <w:sz w:val="20"/>
         </w:rPr>
-        <w:t xml:space="preserve">      // 自动任务运行中：刀盘走 /signal 通道，由 pure_pursuit 接管</w:t>
-      </w:r>
-    </w:p>
-    <w:p>
-      <w:pPr>
-        <w:spacing w:before="0" w:after="0"/>
-      </w:pPr>
-      <w:r>
-        <w:rPr>
-          <w:rFonts w:ascii="Consolas" w:hAnsi="Consolas" w:eastAsia="宋体"/>
-          <w:sz w:val="20"/>
-        </w:rPr>
-        <w:t xml:space="preserve">      sendSignal(blade_on_.load() ? "open" : "close");</w:t>
-      </w:r>
-    </w:p>
-    <w:p>
-      <w:pPr>
-        <w:spacing w:before="0" w:after="0"/>
-      </w:pPr>
-      <w:r>
-        <w:rPr>
-          <w:rFonts w:ascii="Consolas" w:hAnsi="Consolas" w:eastAsia="宋体"/>
-          <w:sz w:val="20"/>
-        </w:rPr>
-        <w:t xml:space="preserve">      if (height &gt;= 2 &amp;&amp; height &lt;= 11)</w:t>
-      </w:r>
-    </w:p>
-    <w:p>
-      <w:pPr>
-        <w:spacing w:before="0" w:after="0"/>
-      </w:pPr>
-      <w:r>
-        <w:rPr>
-          <w:rFonts w:ascii="Consolas" w:hAnsi="Consolas" w:eastAsia="宋体"/>
-          <w:sz w:val="20"/>
-        </w:rPr>
-        <w:t xml:space="preserve">        sendSignal(std::to_string(mow_height_.load()));</w:t>
+        <w:t xml:space="preserve">      std::lock_guard&lt;std::mutex&gt; lock(position_mutex_);</w:t>
+      </w:r>
+    </w:p>
+    <w:p>
+      <w:pPr>
+        <w:spacing w:before="0" w:after="0"/>
+      </w:pPr>
+      <w:r>
+        <w:rPr>
+          <w:rFonts w:ascii="Consolas" w:hAnsi="Consolas" w:eastAsia="宋体"/>
+          <w:sz w:val="20"/>
+        </w:rPr>
+        <w:t xml:space="preserve">      if (!has_position_)</w:t>
+      </w:r>
+    </w:p>
+    <w:p>
+      <w:pPr>
+        <w:spacing w:before="0" w:after="0"/>
+      </w:pPr>
+      <w:r>
+        <w:rPr>
+          <w:rFonts w:ascii="Consolas" w:hAnsi="Consolas" w:eastAsia="宋体"/>
+          <w:sz w:val="20"/>
+        </w:rPr>
+        <w:t xml:space="preserve">        return;</w:t>
+      </w:r>
+    </w:p>
+    <w:p>
+      <w:pPr>
+        <w:spacing w:before="0" w:after="0"/>
+      </w:pPr>
+      <w:r>
+        <w:rPr>
+          <w:rFonts w:ascii="Consolas" w:hAnsi="Consolas" w:eastAsia="宋体"/>
+          <w:sz w:val="20"/>
+        </w:rPr>
+        <w:t xml:space="preserve">      pos = latest_position_;</w:t>
       </w:r>
     </w:p>
     <w:p>
@@ -6205,55 +5883,67 @@
           <w:rFonts w:ascii="Consolas" w:hAnsi="Consolas" w:eastAsia="宋体"/>
           <w:sz w:val="20"/>
         </w:rPr>
-        <w:t xml:space="preserve">    else</w:t>
-      </w:r>
-    </w:p>
-    <w:p>
-      <w:pPr>
-        <w:spacing w:before="0" w:after="0"/>
-      </w:pPr>
-      <w:r>
-        <w:rPr>
-          <w:rFonts w:ascii="Consolas" w:hAnsi="Consolas" w:eastAsia="宋体"/>
-          <w:sz w:val="20"/>
-        </w:rPr>
-        <w:t xml:space="preserve">    {</w:t>
-      </w:r>
-    </w:p>
-    <w:p>
-      <w:pPr>
-        <w:spacing w:before="0" w:after="0"/>
-      </w:pPr>
-      <w:r>
-        <w:rPr>
-          <w:rFonts w:ascii="Consolas" w:hAnsi="Consolas" w:eastAsia="宋体"/>
-          <w:sz w:val="20"/>
-        </w:rPr>
-        <w:t xml:space="preserve">      std::lock_guard&lt;std::mutex&gt; lock(motion_mutex_);</w:t>
-      </w:r>
-    </w:p>
-    <w:p>
-      <w:pPr>
-        <w:spacing w:before="0" w:after="0"/>
-      </w:pPr>
-      <w:r>
-        <w:rPr>
-          <w:rFonts w:ascii="Consolas" w:hAnsi="Consolas" w:eastAsia="宋体"/>
-          <w:sz w:val="20"/>
-        </w:rPr>
-        <w:t xml:space="preserve">      publishManualCmd(last_linear_, last_angular_);</w:t>
-      </w:r>
-    </w:p>
-    <w:p>
-      <w:pPr>
-        <w:spacing w:before="0" w:after="0"/>
-      </w:pPr>
-      <w:r>
-        <w:rPr>
-          <w:rFonts w:ascii="Consolas" w:hAnsi="Consolas" w:eastAsia="宋体"/>
-          <w:sz w:val="20"/>
-        </w:rPr>
-        <w:t xml:space="preserve">    }</w:t>
+        <w:t xml:space="preserve">    nlohmann::json j = {</w:t>
+      </w:r>
+    </w:p>
+    <w:p>
+      <w:pPr>
+        <w:spacing w:before="0" w:after="0"/>
+      </w:pPr>
+      <w:r>
+        <w:rPr>
+          <w:rFonts w:ascii="Consolas" w:hAnsi="Consolas" w:eastAsia="宋体"/>
+          <w:sz w:val="20"/>
+        </w:rPr>
+        <w:t xml:space="preserve">        {"x", pos.position_x},     {"y", pos.position_y},</w:t>
+      </w:r>
+    </w:p>
+    <w:p>
+      <w:pPr>
+        <w:spacing w:before="0" w:after="0"/>
+      </w:pPr>
+      <w:r>
+        <w:rPr>
+          <w:rFonts w:ascii="Consolas" w:hAnsi="Consolas" w:eastAsia="宋体"/>
+          <w:sz w:val="20"/>
+        </w:rPr>
+        <w:t xml:space="preserve">        ...</w:t>
+      </w:r>
+    </w:p>
+    <w:p>
+      <w:pPr>
+        <w:spacing w:before="0" w:after="0"/>
+      </w:pPr>
+      <w:r>
+        <w:rPr>
+          <w:rFonts w:ascii="Consolas" w:hAnsi="Consolas" w:eastAsia="宋体"/>
+          <w:sz w:val="20"/>
+        </w:rPr>
+        <w:t xml:space="preserve">        {"stamp", ros::Time::now().toSec()}};</w:t>
+      </w:r>
+    </w:p>
+    <w:p>
+      <w:pPr>
+        <w:spacing w:before="0" w:after="0"/>
+      </w:pPr>
+      <w:r>
+        <w:rPr>
+          <w:rFonts w:ascii="Consolas" w:hAnsi="Consolas" w:eastAsia="宋体"/>
+          <w:sz w:val="20"/>
+        </w:rPr>
+        <w:t xml:space="preserve">    mqtt_-&gt;publish(topic_state_location_, j.dump(), 0);</w:t>
+      </w:r>
+    </w:p>
+    <w:p>
+      <w:pPr>
+        <w:spacing w:before="0" w:after="0"/>
+      </w:pPr>
+      <w:r>
+        <w:rPr>
+          <w:rFonts w:ascii="Consolas" w:hAnsi="Consolas" w:eastAsia="宋体"/>
+          <w:sz w:val="20"/>
+        </w:rPr>
+        <w:t xml:space="preserve">  }</w:t>
       </w:r>
     </w:p>
     <w:p>
@@ -6263,7 +5953,7 @@
           <w:b w:val="0"/>
           <w:sz w:val="24"/>
         </w:rPr>
-        <w:t>刀盘开关和高度档位先记入原子成员。height 缺省 -1 表示“本条指令不改高度”，合法档位 2~11 才更新。</w:t>
+        <w:t>“订阅回调只存最新值，定时器按固定频率上报”的采样式结构：回调里加锁拷贝消息并置 has_position_；定时器里锁内拷贝出来、锁外拼 JSON 发布——持锁时间最短，网络操作不占用锁。ConstPtr 是 ROS 消息的常量共享指针，消息由 ROS 内存池管理，拷贝 *msg 才得到实体。</w:t>
       </w:r>
     </w:p>
     <w:p>
@@ -6273,7 +5963,7 @@
           <w:b w:val="0"/>
           <w:sz w:val="24"/>
         </w:rPr>
-        <w:t>关键设计：刀盘命令的下发通道随模式切换。自动任务中底盘控制器由 pure_pursuit 管理，刀盘也要走 /signal 字符串通道（open/close 和档位数字字符串）；手动模式则把刀盘状态搭在 Manual_Driving_Cmd 消息的 mover_bool/mow_height 字段里，用上次的运动值重发一帧（底盘指令和刀盘指令在同一条消息里，必须整帧重发）。</w:t>
+        <w:t>语法点：nlohmann::json j = {{"x", v}, ...} 用初始化列表直接构造 JSON 对象，键值对写法接近 Python 字典字面量；j.dump() 序列化成字符串；QoS 0 发布。state 是定位状态字，stamp 是 ROS 时间转 Unix 秒。</w:t>
       </w:r>
     </w:p>
     <w:p>
@@ -6287,19 +5977,163 @@
           <w:color w:val="000000"/>
           <w:sz w:val="28"/>
         </w:rPr>
-        <w:t>4.12 handleTaskCmd —— 自动任务 start/stop/pause/continue</w:t>
-      </w:r>
-    </w:p>
-    <w:p>
-      <w:pPr>
-        <w:spacing w:before="0" w:after="0"/>
-      </w:pPr>
-      <w:r>
-        <w:rPr>
-          <w:rFonts w:ascii="Consolas" w:hAnsi="Consolas" w:eastAsia="宋体"/>
-          <w:sz w:val="20"/>
-        </w:rPr>
-        <w:t xml:space="preserve">    else if (action == "stop")</w:t>
+        <w:t>4.12 车辆状态回调与 statusTimerCb</w:t>
+      </w:r>
+    </w:p>
+    <w:p>
+      <w:pPr>
+        <w:spacing w:before="0" w:after="0"/>
+      </w:pPr>
+      <w:r>
+        <w:rPr>
+          <w:rFonts w:ascii="Consolas" w:hAnsi="Consolas" w:eastAsia="宋体"/>
+          <w:sz w:val="20"/>
+        </w:rPr>
+        <w:t xml:space="preserve">  void vehicleStatusCb(const mower_msgs::VehicleStatus::ConstPtr&amp; msg)</w:t>
+      </w:r>
+    </w:p>
+    <w:p>
+      <w:pPr>
+        <w:spacing w:before="0" w:after="0"/>
+      </w:pPr>
+      <w:r>
+        <w:rPr>
+          <w:rFonts w:ascii="Consolas" w:hAnsi="Consolas" w:eastAsia="宋体"/>
+          <w:sz w:val="20"/>
+        </w:rPr>
+        <w:t xml:space="preserve">  {</w:t>
+      </w:r>
+    </w:p>
+    <w:p>
+      <w:pPr>
+        <w:spacing w:before="0" w:after="0"/>
+      </w:pPr>
+      <w:r>
+        <w:rPr>
+          <w:rFonts w:ascii="Consolas" w:hAnsi="Consolas" w:eastAsia="宋体"/>
+          <w:sz w:val="20"/>
+        </w:rPr>
+        <w:t xml:space="preserve">    std::lock_guard&lt;std::mutex&gt; lock(status_mutex_);</w:t>
+      </w:r>
+    </w:p>
+    <w:p>
+      <w:pPr>
+        <w:spacing w:before="0" w:after="0"/>
+      </w:pPr>
+      <w:r>
+        <w:rPr>
+          <w:rFonts w:ascii="Consolas" w:hAnsi="Consolas" w:eastAsia="宋体"/>
+          <w:sz w:val="20"/>
+        </w:rPr>
+        <w:t xml:space="preserve">    battery_soc_ = msg-&gt;battery_soc;</w:t>
+      </w:r>
+    </w:p>
+    <w:p>
+      <w:pPr>
+        <w:spacing w:before="0" w:after="0"/>
+      </w:pPr>
+      <w:r>
+        <w:rPr>
+          <w:rFonts w:ascii="Consolas" w:hAnsi="Consolas" w:eastAsia="宋体"/>
+          <w:sz w:val="20"/>
+        </w:rPr>
+        <w:t xml:space="preserve">    warning_one_ = msg-&gt;warning_state_one;</w:t>
+      </w:r>
+    </w:p>
+    <w:p>
+      <w:pPr>
+        <w:spacing w:before="0" w:after="0"/>
+      </w:pPr>
+      <w:r>
+        <w:rPr>
+          <w:rFonts w:ascii="Consolas" w:hAnsi="Consolas" w:eastAsia="宋体"/>
+          <w:sz w:val="20"/>
+        </w:rPr>
+        <w:t xml:space="preserve">    warning_two_ = msg-&gt;warning_state_two;</w:t>
+      </w:r>
+    </w:p>
+    <w:p>
+      <w:pPr>
+        <w:spacing w:before="0" w:after="0"/>
+      </w:pPr>
+      <w:r>
+        <w:rPr>
+          <w:rFonts w:ascii="Consolas" w:hAnsi="Consolas" w:eastAsia="宋体"/>
+          <w:sz w:val="20"/>
+        </w:rPr>
+        <w:t xml:space="preserve">    has_status_ = true;</w:t>
+      </w:r>
+    </w:p>
+    <w:p>
+      <w:pPr>
+        <w:spacing w:before="0" w:after="0"/>
+      </w:pPr>
+      <w:r>
+        <w:rPr>
+          <w:rFonts w:ascii="Consolas" w:hAnsi="Consolas" w:eastAsia="宋体"/>
+          <w:sz w:val="20"/>
+        </w:rPr>
+        <w:t xml:space="preserve">  }</w:t>
+      </w:r>
+    </w:p>
+    <w:p>
+      <w:pPr>
+        <w:spacing w:before="0" w:after="0"/>
+      </w:pPr>
+      <w:r>
+        <w:rPr>
+          <w:rFonts w:ascii="Consolas" w:hAnsi="Consolas" w:eastAsia="宋体"/>
+          <w:sz w:val="20"/>
+        </w:rPr>
+        <w:t xml:space="preserve">  // leftWheelCb / rightWheelCb / mowerHeightCb 结构相同，各存一个数值</w:t>
+      </w:r>
+    </w:p>
+    <w:p>
+      <w:pPr>
+        <w:spacing w:before="0" w:after="0"/>
+      </w:pPr>
+      <w:r>
+        <w:rPr>
+          <w:rFonts w:ascii="Consolas" w:hAnsi="Consolas" w:eastAsia="宋体"/>
+          <w:sz w:val="20"/>
+        </w:rPr>
+        <w:t xml:space="preserve"> </w:t>
+      </w:r>
+    </w:p>
+    <w:p>
+      <w:pPr>
+        <w:spacing w:before="0" w:after="0"/>
+      </w:pPr>
+      <w:r>
+        <w:rPr>
+          <w:rFonts w:ascii="Consolas" w:hAnsi="Consolas" w:eastAsia="宋体"/>
+          <w:sz w:val="20"/>
+        </w:rPr>
+        <w:t xml:space="preserve">  void statusTimerCb(const ros::TimerEvent&amp;)</w:t>
+      </w:r>
+    </w:p>
+    <w:p>
+      <w:pPr>
+        <w:spacing w:before="0" w:after="0"/>
+      </w:pPr>
+      <w:r>
+        <w:rPr>
+          <w:rFonts w:ascii="Consolas" w:hAnsi="Consolas" w:eastAsia="宋体"/>
+          <w:sz w:val="20"/>
+        </w:rPr>
+        <w:t xml:space="preserve">  {</w:t>
+      </w:r>
+    </w:p>
+    <w:p>
+      <w:pPr>
+        <w:spacing w:before="0" w:after="0"/>
+      </w:pPr>
+      <w:r>
+        <w:rPr>
+          <w:rFonts w:ascii="Consolas" w:hAnsi="Consolas" w:eastAsia="宋体"/>
+          <w:sz w:val="20"/>
+        </w:rPr>
+        <w:t xml:space="preserve">    nlohmann::json j;</w:t>
       </w:r>
     </w:p>
     <w:p>
@@ -6323,79 +6157,43 @@
           <w:rFonts w:ascii="Consolas" w:hAnsi="Consolas" w:eastAsia="宋体"/>
           <w:sz w:val="20"/>
         </w:rPr>
-        <w:t xml:space="preserve">      task_running_ = false;</w:t>
-      </w:r>
-    </w:p>
-    <w:p>
-      <w:pPr>
-        <w:spacing w:before="0" w:after="0"/>
-      </w:pPr>
-      <w:r>
-        <w:rPr>
-          <w:rFonts w:ascii="Consolas" w:hAnsi="Consolas" w:eastAsia="宋体"/>
-          <w:sz w:val="20"/>
-        </w:rPr>
-        <w:t xml:space="preserve">      sendSignal("stop");</w:t>
-      </w:r>
-    </w:p>
-    <w:p>
-      <w:pPr>
-        <w:spacing w:before="0" w:after="0"/>
-      </w:pPr>
-      <w:r>
-        <w:rPr>
-          <w:rFonts w:ascii="Consolas" w:hAnsi="Consolas" w:eastAsia="宋体"/>
-          <w:sz w:val="20"/>
-        </w:rPr>
-        <w:t xml:space="preserve">      std::thread([this]() {</w:t>
-      </w:r>
-    </w:p>
-    <w:p>
-      <w:pPr>
-        <w:spacing w:before="0" w:after="0"/>
-      </w:pPr>
-      <w:r>
-        <w:rPr>
-          <w:rFonts w:ascii="Consolas" w:hAnsi="Consolas" w:eastAsia="宋体"/>
-          <w:sz w:val="20"/>
-        </w:rPr>
-        <w:t xml:space="preserve">        ros::Duration(task_stop_delay_).sleep();</w:t>
-      </w:r>
-    </w:p>
-    <w:p>
-      <w:pPr>
-        <w:spacing w:before="0" w:after="0"/>
-      </w:pPr>
-      <w:r>
-        <w:rPr>
-          <w:rFonts w:ascii="Consolas" w:hAnsi="Consolas" w:eastAsia="宋体"/>
-          <w:sz w:val="20"/>
-        </w:rPr>
-        <w:t xml:space="preserve">        sendSignal("stop_execution");</w:t>
-      </w:r>
-    </w:p>
-    <w:p>
-      <w:pPr>
-        <w:spacing w:before="0" w:after="0"/>
-      </w:pPr>
-      <w:r>
-        <w:rPr>
-          <w:rFonts w:ascii="Consolas" w:hAnsi="Consolas" w:eastAsia="宋体"/>
-          <w:sz w:val="20"/>
-        </w:rPr>
-        <w:t xml:space="preserve">      }).detach();</w:t>
-      </w:r>
-    </w:p>
-    <w:p>
-      <w:pPr>
-        <w:spacing w:before="0" w:after="0"/>
-      </w:pPr>
-      <w:r>
-        <w:rPr>
-          <w:rFonts w:ascii="Consolas" w:hAnsi="Consolas" w:eastAsia="宋体"/>
-          <w:sz w:val="20"/>
-        </w:rPr>
-        <w:t xml:space="preserve">      ROS_INFO("auto task stop requested");</w:t>
+        <w:t xml:space="preserve">      std::lock_guard&lt;std::mutex&gt; lock(status_mutex_);</w:t>
+      </w:r>
+    </w:p>
+    <w:p>
+      <w:pPr>
+        <w:spacing w:before="0" w:after="0"/>
+      </w:pPr>
+      <w:r>
+        <w:rPr>
+          <w:rFonts w:ascii="Consolas" w:hAnsi="Consolas" w:eastAsia="宋体"/>
+          <w:sz w:val="20"/>
+        </w:rPr>
+        <w:t xml:space="preserve">      if (!has_status_)</w:t>
+      </w:r>
+    </w:p>
+    <w:p>
+      <w:pPr>
+        <w:spacing w:before="0" w:after="0"/>
+      </w:pPr>
+      <w:r>
+        <w:rPr>
+          <w:rFonts w:ascii="Consolas" w:hAnsi="Consolas" w:eastAsia="宋体"/>
+          <w:sz w:val="20"/>
+        </w:rPr>
+        <w:t xml:space="preserve">        return;</w:t>
+      </w:r>
+    </w:p>
+    <w:p>
+      <w:pPr>
+        <w:spacing w:before="0" w:after="0"/>
+      </w:pPr>
+      <w:r>
+        <w:rPr>
+          <w:rFonts w:ascii="Consolas" w:hAnsi="Consolas" w:eastAsia="宋体"/>
+          <w:sz w:val="20"/>
+        </w:rPr>
+        <w:t xml:space="preserve">      j = {{"battery_soc", battery_soc_}, ... };</w:t>
       </w:r>
     </w:p>
     <w:p>
@@ -6408,6 +6206,42 @@
           <w:sz w:val="20"/>
         </w:rPr>
         <w:t xml:space="preserve">    }</w:t>
+      </w:r>
+    </w:p>
+    <w:p>
+      <w:pPr>
+        <w:spacing w:before="0" w:after="0"/>
+      </w:pPr>
+      <w:r>
+        <w:rPr>
+          <w:rFonts w:ascii="Consolas" w:hAnsi="Consolas" w:eastAsia="宋体"/>
+          <w:sz w:val="20"/>
+        </w:rPr>
+        <w:t xml:space="preserve">    j["stamp"] = ros::Time::now().toSec();</w:t>
+      </w:r>
+    </w:p>
+    <w:p>
+      <w:pPr>
+        <w:spacing w:before="0" w:after="0"/>
+      </w:pPr>
+      <w:r>
+        <w:rPr>
+          <w:rFonts w:ascii="Consolas" w:hAnsi="Consolas" w:eastAsia="宋体"/>
+          <w:sz w:val="20"/>
+        </w:rPr>
+        <w:t xml:space="preserve">    mqtt_-&gt;publish(topic_state_vehicle_, j.dump(), 0);</w:t>
+      </w:r>
+    </w:p>
+    <w:p>
+      <w:pPr>
+        <w:spacing w:before="0" w:after="0"/>
+      </w:pPr>
+      <w:r>
+        <w:rPr>
+          <w:rFonts w:ascii="Consolas" w:hAnsi="Consolas" w:eastAsia="宋体"/>
+          <w:sz w:val="20"/>
+        </w:rPr>
+        <w:t xml:space="preserve">  }</w:t>
       </w:r>
     </w:p>
     <w:p>
@@ -6417,17 +6251,7 @@
           <w:b w:val="0"/>
           <w:sz w:val="24"/>
         </w:rPr>
-        <w:t>pause/continue 很简单：更新 task_running_ 原子标志，发对应 /signal 字符串即可。stop 稍微讲究：先发 stop 让规划节点复位，然后起一个临时线程睡 task_stop_delay_（默认2秒）后再发 stop_execution 彻底关闭 pure_pursuit。语法点：std::thread(lambda).detach() —— 创建线程并立即分离，线程跑完自动回收，主流程不用 join 等待，实现“延时后执行一次”的效果；[this] 捕获本对象指针。</w:t>
-      </w:r>
-    </w:p>
-    <w:p>
-      <w:r>
-        <w:rPr>
-          <w:rFonts w:ascii="Times New Roman" w:hAnsi="Times New Roman" w:eastAsia="宋体"/>
-          <w:b w:val="0"/>
-          <w:sz w:val="24"/>
-        </w:rPr>
-        <w:t>用延时线程而不是直接 sleep，是因为当前正跑在 paho 回调线程里，阻塞 2 秒会卡住所有 MQTT 消息处理。</w:t>
+        <w:t>四个订阅回调共用一把 status_mutex_ 保护一组松散状态（电量、报警字、左右轮速、刀盘高度反馈），粒度粗一点但逻辑简单。statusTimerCb 同样锁内取值锁外发布，j["stamp"] = ... 演示 nlohmann::json 的 operator[] 赋值（键不存在则创建）。has_status_ 由 VehicleStatus 回调置位——车辆状态话题起来了才开始上报，轮速等字段没收到就是 0。</w:t>
       </w:r>
     </w:p>
     <w:p>
@@ -6441,271 +6265,127 @@
           <w:color w:val="000000"/>
           <w:sz w:val="28"/>
         </w:rPr>
-        <w:t>4.13 startTaskSequence —— 任务启动序列</w:t>
-      </w:r>
-    </w:p>
-    <w:p>
-      <w:pPr>
-        <w:spacing w:before="0" w:after="0"/>
-      </w:pPr>
-      <w:r>
-        <w:rPr>
-          <w:rFonts w:ascii="Consolas" w:hAnsi="Consolas" w:eastAsia="宋体"/>
-          <w:sz w:val="20"/>
-        </w:rPr>
-        <w:t xml:space="preserve">    if (task_seq_running_.exchange(true))</w:t>
-      </w:r>
-    </w:p>
-    <w:p>
-      <w:pPr>
-        <w:spacing w:before="0" w:after="0"/>
-      </w:pPr>
-      <w:r>
-        <w:rPr>
-          <w:rFonts w:ascii="Consolas" w:hAnsi="Consolas" w:eastAsia="宋体"/>
-          <w:sz w:val="20"/>
-        </w:rPr>
-        <w:t xml:space="preserve">    {</w:t>
-      </w:r>
-    </w:p>
-    <w:p>
-      <w:pPr>
-        <w:spacing w:before="0" w:after="0"/>
-      </w:pPr>
-      <w:r>
-        <w:rPr>
-          <w:rFonts w:ascii="Consolas" w:hAnsi="Consolas" w:eastAsia="宋体"/>
-          <w:sz w:val="20"/>
-        </w:rPr>
-        <w:t xml:space="preserve">      ROS_WARN("task start sequence already running");</w:t>
-      </w:r>
-    </w:p>
-    <w:p>
-      <w:pPr>
-        <w:spacing w:before="0" w:after="0"/>
-      </w:pPr>
-      <w:r>
-        <w:rPr>
-          <w:rFonts w:ascii="Consolas" w:hAnsi="Consolas" w:eastAsia="宋体"/>
-          <w:sz w:val="20"/>
-        </w:rPr>
-        <w:t xml:space="preserve">      return;</w:t>
-      </w:r>
-    </w:p>
-    <w:p>
-      <w:pPr>
-        <w:spacing w:before="0" w:after="0"/>
-      </w:pPr>
-      <w:r>
-        <w:rPr>
-          <w:rFonts w:ascii="Consolas" w:hAnsi="Consolas" w:eastAsia="宋体"/>
-          <w:sz w:val="20"/>
-        </w:rPr>
-        <w:t xml:space="preserve">    }</w:t>
-      </w:r>
-    </w:p>
-    <w:p>
-      <w:pPr>
-        <w:spacing w:before="0" w:after="0"/>
-      </w:pPr>
-      <w:r>
-        <w:rPr>
-          <w:rFonts w:ascii="Consolas" w:hAnsi="Consolas" w:eastAsia="宋体"/>
-          <w:sz w:val="20"/>
-        </w:rPr>
-        <w:t xml:space="preserve">    task_running_ = true;</w:t>
-      </w:r>
-    </w:p>
-    <w:p>
-      <w:pPr>
-        <w:spacing w:before="0" w:after="0"/>
-      </w:pPr>
-      <w:r>
-        <w:rPr>
-          <w:rFonts w:ascii="Consolas" w:hAnsi="Consolas" w:eastAsia="宋体"/>
-          <w:sz w:val="20"/>
-        </w:rPr>
-        <w:t xml:space="preserve">    std::thread([this, map_name, map_mode]() {</w:t>
-      </w:r>
-    </w:p>
-    <w:p>
-      <w:pPr>
-        <w:spacing w:before="0" w:after="0"/>
-      </w:pPr>
-      <w:r>
-        <w:rPr>
-          <w:rFonts w:ascii="Consolas" w:hAnsi="Consolas" w:eastAsia="宋体"/>
-          <w:sz w:val="20"/>
-        </w:rPr>
-        <w:t xml:space="preserve">      // start_execution 拉起 pure_pursuit，再依次完成选图与开工</w:t>
-      </w:r>
-    </w:p>
-    <w:p>
-      <w:pPr>
-        <w:spacing w:before="0" w:after="0"/>
-      </w:pPr>
-      <w:r>
-        <w:rPr>
-          <w:rFonts w:ascii="Consolas" w:hAnsi="Consolas" w:eastAsia="宋体"/>
-          <w:sz w:val="20"/>
-        </w:rPr>
-        <w:t xml:space="preserve">      sendSignal("start_execution");</w:t>
-      </w:r>
-    </w:p>
-    <w:p>
-      <w:pPr>
-        <w:spacing w:before="0" w:after="0"/>
-      </w:pPr>
-      <w:r>
-        <w:rPr>
-          <w:rFonts w:ascii="Consolas" w:hAnsi="Consolas" w:eastAsia="宋体"/>
-          <w:sz w:val="20"/>
-        </w:rPr>
-        <w:t xml:space="preserve">      ros::Duration(task_step_delay_).sleep();</w:t>
-      </w:r>
-    </w:p>
-    <w:p>
-      <w:pPr>
-        <w:spacing w:before="0" w:after="0"/>
-      </w:pPr>
-      <w:r>
-        <w:rPr>
-          <w:rFonts w:ascii="Consolas" w:hAnsi="Consolas" w:eastAsia="宋体"/>
-          <w:sz w:val="20"/>
-        </w:rPr>
-        <w:t xml:space="preserve">      sendSignal("reset");</w:t>
-      </w:r>
-    </w:p>
-    <w:p>
-      <w:pPr>
-        <w:spacing w:before="0" w:after="0"/>
-      </w:pPr>
-      <w:r>
-        <w:rPr>
-          <w:rFonts w:ascii="Consolas" w:hAnsi="Consolas" w:eastAsia="宋体"/>
-          <w:sz w:val="20"/>
-        </w:rPr>
-        <w:t xml:space="preserve">      ros::Duration(task_step_delay_).sleep();</w:t>
-      </w:r>
-    </w:p>
-    <w:p>
-      <w:pPr>
-        <w:spacing w:before="0" w:after="0"/>
-      </w:pPr>
-      <w:r>
-        <w:rPr>
-          <w:rFonts w:ascii="Consolas" w:hAnsi="Consolas" w:eastAsia="宋体"/>
-          <w:sz w:val="20"/>
-        </w:rPr>
-        <w:t xml:space="preserve">      if (!map_name.empty())</w:t>
-      </w:r>
-    </w:p>
-    <w:p>
-      <w:pPr>
-        <w:spacing w:before="0" w:after="0"/>
-      </w:pPr>
-      <w:r>
-        <w:rPr>
-          <w:rFonts w:ascii="Consolas" w:hAnsi="Consolas" w:eastAsia="宋体"/>
-          <w:sz w:val="20"/>
-        </w:rPr>
-        <w:t xml:space="preserve">      {</w:t>
-      </w:r>
-    </w:p>
-    <w:p>
-      <w:pPr>
-        <w:spacing w:before="0" w:after="0"/>
-      </w:pPr>
-      <w:r>
-        <w:rPr>
-          <w:rFonts w:ascii="Consolas" w:hAnsi="Consolas" w:eastAsia="宋体"/>
-          <w:sz w:val="20"/>
-        </w:rPr>
-        <w:t xml:space="preserve">        sendSignal("use_map/" + map_name);</w:t>
-      </w:r>
-    </w:p>
-    <w:p>
-      <w:pPr>
-        <w:spacing w:before="0" w:after="0"/>
-      </w:pPr>
-      <w:r>
-        <w:rPr>
-          <w:rFonts w:ascii="Consolas" w:hAnsi="Consolas" w:eastAsia="宋体"/>
-          <w:sz w:val="20"/>
-        </w:rPr>
-        <w:t xml:space="preserve">        ros::Duration(task_step_delay_).sleep();</w:t>
-      </w:r>
-    </w:p>
-    <w:p>
-      <w:pPr>
-        <w:spacing w:before="0" w:after="0"/>
-      </w:pPr>
-      <w:r>
-        <w:rPr>
-          <w:rFonts w:ascii="Consolas" w:hAnsi="Consolas" w:eastAsia="宋体"/>
-          <w:sz w:val="20"/>
-        </w:rPr>
-        <w:t xml:space="preserve">      }</w:t>
-      </w:r>
-    </w:p>
-    <w:p>
-      <w:pPr>
-        <w:spacing w:before="0" w:after="0"/>
-      </w:pPr>
-      <w:r>
-        <w:rPr>
-          <w:rFonts w:ascii="Consolas" w:hAnsi="Consolas" w:eastAsia="宋体"/>
-          <w:sz w:val="20"/>
-        </w:rPr>
-        <w:t xml:space="preserve">      ...</w:t>
-      </w:r>
-    </w:p>
-    <w:p>
-      <w:pPr>
-        <w:spacing w:before="0" w:after="0"/>
-      </w:pPr>
-      <w:r>
-        <w:rPr>
-          <w:rFonts w:ascii="Consolas" w:hAnsi="Consolas" w:eastAsia="宋体"/>
-          <w:sz w:val="20"/>
-        </w:rPr>
-        <w:t xml:space="preserve">      sendSignal("start_work");</w:t>
-      </w:r>
-    </w:p>
-    <w:p>
-      <w:pPr>
-        <w:spacing w:before="0" w:after="0"/>
-      </w:pPr>
-      <w:r>
-        <w:rPr>
-          <w:rFonts w:ascii="Consolas" w:hAnsi="Consolas" w:eastAsia="宋体"/>
-          <w:sz w:val="20"/>
-        </w:rPr>
-        <w:t xml:space="preserve">      task_seq_running_ = false;</w:t>
-      </w:r>
-    </w:p>
-    <w:p>
-      <w:pPr>
-        <w:spacing w:before="0" w:after="0"/>
-      </w:pPr>
-      <w:r>
-        <w:rPr>
-          <w:rFonts w:ascii="Consolas" w:hAnsi="Consolas" w:eastAsia="宋体"/>
-          <w:sz w:val="20"/>
-        </w:rPr>
-        <w:t xml:space="preserve">      ...</w:t>
-      </w:r>
-    </w:p>
-    <w:p>
-      <w:pPr>
-        <w:spacing w:before="0" w:after="0"/>
-      </w:pPr>
-      <w:r>
-        <w:rPr>
-          <w:rFonts w:ascii="Consolas" w:hAnsi="Consolas" w:eastAsia="宋体"/>
-          <w:sz w:val="20"/>
-        </w:rPr>
-        <w:t xml:space="preserve">    }).detach();</w:t>
+        <w:t>4.13 成员变量总览</w:t>
+      </w:r>
+    </w:p>
+    <w:p>
+      <w:pPr>
+        <w:spacing w:before="0" w:after="0"/>
+      </w:pPr>
+      <w:r>
+        <w:rPr>
+          <w:rFonts w:ascii="Consolas" w:hAnsi="Consolas" w:eastAsia="宋体"/>
+          <w:sz w:val="20"/>
+        </w:rPr>
+        <w:t xml:space="preserve">  // 跨线程访问：MQTT 回调线程写，ROS 定时器线程读</w:t>
+      </w:r>
+    </w:p>
+    <w:p>
+      <w:pPr>
+        <w:spacing w:before="0" w:after="0"/>
+      </w:pPr>
+      <w:r>
+        <w:rPr>
+          <w:rFonts w:ascii="Consolas" w:hAnsi="Consolas" w:eastAsia="宋体"/>
+          <w:sz w:val="20"/>
+        </w:rPr>
+        <w:t xml:space="preserve">  std::atomic&lt;int&gt; mow_height_{6};</w:t>
+      </w:r>
+    </w:p>
+    <w:p>
+      <w:pPr>
+        <w:spacing w:before="0" w:after="0"/>
+      </w:pPr>
+      <w:r>
+        <w:rPr>
+          <w:rFonts w:ascii="Consolas" w:hAnsi="Consolas" w:eastAsia="宋体"/>
+          <w:sz w:val="20"/>
+        </w:rPr>
+        <w:t xml:space="preserve">  std::atomic&lt;bool&gt; blade_on_{false};</w:t>
+      </w:r>
+    </w:p>
+    <w:p>
+      <w:pPr>
+        <w:spacing w:before="0" w:after="0"/>
+      </w:pPr>
+      <w:r>
+        <w:rPr>
+          <w:rFonts w:ascii="Consolas" w:hAnsi="Consolas" w:eastAsia="宋体"/>
+          <w:sz w:val="20"/>
+        </w:rPr>
+        <w:t xml:space="preserve"> </w:t>
+      </w:r>
+    </w:p>
+    <w:p>
+      <w:pPr>
+        <w:spacing w:before="0" w:after="0"/>
+      </w:pPr>
+      <w:r>
+        <w:rPr>
+          <w:rFonts w:ascii="Consolas" w:hAnsi="Consolas" w:eastAsia="宋体"/>
+          <w:sz w:val="20"/>
+        </w:rPr>
+        <w:t xml:space="preserve">  std::mutex motion_mutex_;</w:t>
+      </w:r>
+    </w:p>
+    <w:p>
+      <w:pPr>
+        <w:spacing w:before="0" w:after="0"/>
+      </w:pPr>
+      <w:r>
+        <w:rPr>
+          <w:rFonts w:ascii="Consolas" w:hAnsi="Consolas" w:eastAsia="宋体"/>
+          <w:sz w:val="20"/>
+        </w:rPr>
+        <w:t xml:space="preserve">  double last_linear_ = 0.0, last_angular_ = 0.0;</w:t>
+      </w:r>
+    </w:p>
+    <w:p>
+      <w:pPr>
+        <w:spacing w:before="0" w:after="0"/>
+      </w:pPr>
+      <w:r>
+        <w:rPr>
+          <w:rFonts w:ascii="Consolas" w:hAnsi="Consolas" w:eastAsia="宋体"/>
+          <w:sz w:val="20"/>
+        </w:rPr>
+        <w:t xml:space="preserve">  ros::Time last_move_time_;</w:t>
+      </w:r>
+    </w:p>
+    <w:p>
+      <w:pPr>
+        <w:spacing w:before="0" w:after="0"/>
+      </w:pPr>
+      <w:r>
+        <w:rPr>
+          <w:rFonts w:ascii="Consolas" w:hAnsi="Consolas" w:eastAsia="宋体"/>
+          <w:sz w:val="20"/>
+        </w:rPr>
+        <w:t xml:space="preserve"> </w:t>
+      </w:r>
+    </w:p>
+    <w:p>
+      <w:pPr>
+        <w:spacing w:before="0" w:after="0"/>
+      </w:pPr>
+      <w:r>
+        <w:rPr>
+          <w:rFonts w:ascii="Consolas" w:hAnsi="Consolas" w:eastAsia="宋体"/>
+          <w:sz w:val="20"/>
+        </w:rPr>
+        <w:t xml:space="preserve">  std::atomic&lt;bool&gt; task_running_{false};</w:t>
+      </w:r>
+    </w:p>
+    <w:p>
+      <w:pPr>
+        <w:spacing w:before="0" w:after="0"/>
+      </w:pPr>
+      <w:r>
+        <w:rPr>
+          <w:rFonts w:ascii="Consolas" w:hAnsi="Consolas" w:eastAsia="宋体"/>
+          <w:sz w:val="20"/>
+        </w:rPr>
+        <w:t xml:space="preserve">  std::atomic&lt;bool&gt; task_seq_running_{false};</w:t>
       </w:r>
     </w:p>
     <w:p>
@@ -6715,17 +6395,7 @@
           <w:b w:val="0"/>
           <w:sz w:val="24"/>
         </w:rPr>
-        <w:t>语法点（重点）：task_seq_running_.exchange(true) 是 std::atomic 的原子交换——一步完成“读出旧值并写入 true”，返回旧值。若旧值已是 true 说明上一条 start 序列还在跑，直接拒绝。这是“检查并置位”防重入的标准原子操作，比 load()+store() 两步安全（两步之间可能插入另一个线程）。</w:t>
-      </w:r>
-    </w:p>
-    <w:p>
-      <w:r>
-        <w:rPr>
-          <w:rFonts w:ascii="Times New Roman" w:hAnsi="Times New Roman" w:eastAsia="宋体"/>
-          <w:b w:val="0"/>
-          <w:sz w:val="24"/>
-        </w:rPr>
-        <w:t>启动序列在 detach 线程里按固定节奏发一串 /signal：start_execution（task_node 拉起 pure_pursuit）→ reset（复位状态机）→ use_map/地图名（可选）→ single_map/multi_map（可选）→ start_work（开工），每步间隔 task_step_delay_ 给下游节点反应时间。lambda 捕获列表 [this, map_name, map_mode] 按值拷贝两个字符串，避免线程还没跑完局部变量已析构的悬垂引用。</w:t>
+        <w:t>成员分几组：ROS 句柄（NodeHandle/Publisher/Subscriber/Timer）；MQTT 客户端与主题名；参数缓存；以及跨线程共享状态。共享状态的保护策略分两类：单个简单值用 std::atomic（mow_height_、blade_on_、task_running_、task_seq_running_，免锁）；一组必须一致读写的值共用一把 mutex（运动指令 motion_mutex_、定位 position_mutex_、车辆状态 status_mutex_）。选择标准是“要不要多个变量保持一致的快照”。</w:t>
       </w:r>
     </w:p>
     <w:p>
@@ -6739,223 +6409,127 @@
           <w:color w:val="000000"/>
           <w:sz w:val="28"/>
         </w:rPr>
-        <w:t>4.14 handleVideoCmd —— 视频参数动态调整</w:t>
-      </w:r>
-    </w:p>
-    <w:p>
-      <w:pPr>
-        <w:spacing w:before="0" w:after="0"/>
-      </w:pPr>
-      <w:r>
-        <w:rPr>
-          <w:rFonts w:ascii="Consolas" w:hAnsi="Consolas" w:eastAsia="宋体"/>
-          <w:sz w:val="20"/>
-        </w:rPr>
-        <w:t xml:space="preserve">    VideoCfg cfg;</w:t>
-      </w:r>
-    </w:p>
-    <w:p>
-      <w:pPr>
-        <w:spacing w:before="0" w:after="0"/>
-      </w:pPr>
-      <w:r>
-        <w:rPr>
-          <w:rFonts w:ascii="Consolas" w:hAnsi="Consolas" w:eastAsia="宋体"/>
-          <w:sz w:val="20"/>
-        </w:rPr>
-        <w:t xml:space="preserve">    {</w:t>
-      </w:r>
-    </w:p>
-    <w:p>
-      <w:pPr>
-        <w:spacing w:before="0" w:after="0"/>
-      </w:pPr>
-      <w:r>
-        <w:rPr>
-          <w:rFonts w:ascii="Consolas" w:hAnsi="Consolas" w:eastAsia="宋体"/>
-          <w:sz w:val="20"/>
-        </w:rPr>
-        <w:t xml:space="preserve">      std::lock_guard&lt;std::mutex&gt; lock(video_mutex_);</w:t>
-      </w:r>
-    </w:p>
-    <w:p>
-      <w:pPr>
-        <w:spacing w:before="0" w:after="0"/>
-      </w:pPr>
-      <w:r>
-        <w:rPr>
-          <w:rFonts w:ascii="Consolas" w:hAnsi="Consolas" w:eastAsia="宋体"/>
-          <w:sz w:val="20"/>
-        </w:rPr>
-        <w:t xml:space="preserve">      cfg = video_cfg_;</w:t>
-      </w:r>
-    </w:p>
-    <w:p>
-      <w:pPr>
-        <w:spacing w:before="0" w:after="0"/>
-      </w:pPr>
-      <w:r>
-        <w:rPr>
-          <w:rFonts w:ascii="Consolas" w:hAnsi="Consolas" w:eastAsia="宋体"/>
-          <w:sz w:val="20"/>
-        </w:rPr>
-        <w:t xml:space="preserve">    }</w:t>
-      </w:r>
-    </w:p>
-    <w:p>
-      <w:pPr>
-        <w:spacing w:before="0" w:after="0"/>
-      </w:pPr>
-      <w:r>
-        <w:rPr>
-          <w:rFonts w:ascii="Consolas" w:hAnsi="Consolas" w:eastAsia="宋体"/>
-          <w:sz w:val="20"/>
-        </w:rPr>
-        <w:t xml:space="preserve">    if (j.contains("enable"))</w:t>
-      </w:r>
-    </w:p>
-    <w:p>
-      <w:pPr>
-        <w:spacing w:before="0" w:after="0"/>
-      </w:pPr>
-      <w:r>
-        <w:rPr>
-          <w:rFonts w:ascii="Consolas" w:hAnsi="Consolas" w:eastAsia="宋体"/>
-          <w:sz w:val="20"/>
-        </w:rPr>
-        <w:t xml:space="preserve">    {</w:t>
-      </w:r>
-    </w:p>
-    <w:p>
-      <w:pPr>
-        <w:spacing w:before="0" w:after="0"/>
-      </w:pPr>
-      <w:r>
-        <w:rPr>
-          <w:rFonts w:ascii="Consolas" w:hAnsi="Consolas" w:eastAsia="宋体"/>
-          <w:sz w:val="20"/>
-        </w:rPr>
-        <w:t xml:space="preserve">      const auto&amp; e = j["enable"];</w:t>
-      </w:r>
-    </w:p>
-    <w:p>
-      <w:pPr>
-        <w:spacing w:before="0" w:after="0"/>
-      </w:pPr>
-      <w:r>
-        <w:rPr>
-          <w:rFonts w:ascii="Consolas" w:hAnsi="Consolas" w:eastAsia="宋体"/>
-          <w:sz w:val="20"/>
-        </w:rPr>
-        <w:t xml:space="preserve">      cfg.enable = e.is_boolean() ? e.get&lt;bool&gt;() : (e.get&lt;int&gt;() != 0);</w:t>
-      </w:r>
-    </w:p>
-    <w:p>
-      <w:pPr>
-        <w:spacing w:before="0" w:after="0"/>
-      </w:pPr>
-      <w:r>
-        <w:rPr>
-          <w:rFonts w:ascii="Consolas" w:hAnsi="Consolas" w:eastAsia="宋体"/>
-          <w:sz w:val="20"/>
-        </w:rPr>
-        <w:t xml:space="preserve">    }</w:t>
-      </w:r>
-    </w:p>
-    <w:p>
-      <w:pPr>
-        <w:spacing w:before="0" w:after="0"/>
-      </w:pPr>
-      <w:r>
-        <w:rPr>
-          <w:rFonts w:ascii="Consolas" w:hAnsi="Consolas" w:eastAsia="宋体"/>
-          <w:sz w:val="20"/>
-        </w:rPr>
-        <w:t xml:space="preserve">    if (j.contains("fps"))</w:t>
-      </w:r>
-    </w:p>
-    <w:p>
-      <w:pPr>
-        <w:spacing w:before="0" w:after="0"/>
-      </w:pPr>
-      <w:r>
-        <w:rPr>
-          <w:rFonts w:ascii="Consolas" w:hAnsi="Consolas" w:eastAsia="宋体"/>
-          <w:sz w:val="20"/>
-        </w:rPr>
-        <w:t xml:space="preserve">      cfg.fps = std::max(0.1, std::min(30.0, j["fps"].get&lt;double&gt;()));</w:t>
-      </w:r>
-    </w:p>
-    <w:p>
-      <w:pPr>
-        <w:spacing w:before="0" w:after="0"/>
-      </w:pPr>
-      <w:r>
-        <w:rPr>
-          <w:rFonts w:ascii="Consolas" w:hAnsi="Consolas" w:eastAsia="宋体"/>
-          <w:sz w:val="20"/>
-        </w:rPr>
-        <w:t xml:space="preserve">    ...</w:t>
-      </w:r>
-    </w:p>
-    <w:p>
-      <w:pPr>
-        <w:spacing w:before="0" w:after="0"/>
-      </w:pPr>
-      <w:r>
-        <w:rPr>
-          <w:rFonts w:ascii="Consolas" w:hAnsi="Consolas" w:eastAsia="宋体"/>
-          <w:sz w:val="20"/>
-        </w:rPr>
-        <w:t xml:space="preserve">    {</w:t>
-      </w:r>
-    </w:p>
-    <w:p>
-      <w:pPr>
-        <w:spacing w:before="0" w:after="0"/>
-      </w:pPr>
-      <w:r>
-        <w:rPr>
-          <w:rFonts w:ascii="Consolas" w:hAnsi="Consolas" w:eastAsia="宋体"/>
-          <w:sz w:val="20"/>
-        </w:rPr>
-        <w:t xml:space="preserve">      std::lock_guard&lt;std::mutex&gt; lock(video_mutex_);</w:t>
-      </w:r>
-    </w:p>
-    <w:p>
-      <w:pPr>
-        <w:spacing w:before="0" w:after="0"/>
-      </w:pPr>
-      <w:r>
-        <w:rPr>
-          <w:rFonts w:ascii="Consolas" w:hAnsi="Consolas" w:eastAsia="宋体"/>
-          <w:sz w:val="20"/>
-        </w:rPr>
-        <w:t xml:space="preserve">      video_cfg_ = cfg;</w:t>
-      </w:r>
-    </w:p>
-    <w:p>
-      <w:pPr>
-        <w:spacing w:before="0" w:after="0"/>
-      </w:pPr>
-      <w:r>
-        <w:rPr>
-          <w:rFonts w:ascii="Consolas" w:hAnsi="Consolas" w:eastAsia="宋体"/>
-          <w:sz w:val="20"/>
-        </w:rPr>
-        <w:t xml:space="preserve">    }</w:t>
-      </w:r>
-    </w:p>
-    <w:p>
-      <w:pPr>
-        <w:spacing w:before="0" w:after="0"/>
-      </w:pPr>
-      <w:r>
-        <w:rPr>
-          <w:rFonts w:ascii="Consolas" w:hAnsi="Consolas" w:eastAsia="宋体"/>
-          <w:sz w:val="20"/>
-        </w:rPr>
-        <w:t xml:space="preserve">    streamer_.configure(cfg);</w:t>
+        <w:t>4.14 main 函数</w:t>
+      </w:r>
+    </w:p>
+    <w:p>
+      <w:pPr>
+        <w:spacing w:before="0" w:after="0"/>
+      </w:pPr>
+      <w:r>
+        <w:rPr>
+          <w:rFonts w:ascii="Consolas" w:hAnsi="Consolas" w:eastAsia="宋体"/>
+          <w:sz w:val="20"/>
+        </w:rPr>
+        <w:t>int main(int argc, char** argv)</w:t>
+      </w:r>
+    </w:p>
+    <w:p>
+      <w:pPr>
+        <w:spacing w:before="0" w:after="0"/>
+      </w:pPr>
+      <w:r>
+        <w:rPr>
+          <w:rFonts w:ascii="Consolas" w:hAnsi="Consolas" w:eastAsia="宋体"/>
+          <w:sz w:val="20"/>
+        </w:rPr>
+        <w:t>{</w:t>
+      </w:r>
+    </w:p>
+    <w:p>
+      <w:pPr>
+        <w:spacing w:before="0" w:after="0"/>
+      </w:pPr>
+      <w:r>
+        <w:rPr>
+          <w:rFonts w:ascii="Consolas" w:hAnsi="Consolas" w:eastAsia="宋体"/>
+          <w:sz w:val="20"/>
+        </w:rPr>
+        <w:t xml:space="preserve">  ros::init(argc, argv, "cloud_bridge");</w:t>
+      </w:r>
+    </w:p>
+    <w:p>
+      <w:pPr>
+        <w:spacing w:before="0" w:after="0"/>
+      </w:pPr>
+      <w:r>
+        <w:rPr>
+          <w:rFonts w:ascii="Consolas" w:hAnsi="Consolas" w:eastAsia="宋体"/>
+          <w:sz w:val="20"/>
+        </w:rPr>
+        <w:t xml:space="preserve">  cloud_bridge::CloudBridgeNode node;</w:t>
+      </w:r>
+    </w:p>
+    <w:p>
+      <w:pPr>
+        <w:spacing w:before="0" w:after="0"/>
+      </w:pPr>
+      <w:r>
+        <w:rPr>
+          <w:rFonts w:ascii="Consolas" w:hAnsi="Consolas" w:eastAsia="宋体"/>
+          <w:sz w:val="20"/>
+        </w:rPr>
+        <w:t xml:space="preserve">  ros::AsyncSpinner spinner(2);</w:t>
+      </w:r>
+    </w:p>
+    <w:p>
+      <w:pPr>
+        <w:spacing w:before="0" w:after="0"/>
+      </w:pPr>
+      <w:r>
+        <w:rPr>
+          <w:rFonts w:ascii="Consolas" w:hAnsi="Consolas" w:eastAsia="宋体"/>
+          <w:sz w:val="20"/>
+        </w:rPr>
+        <w:t xml:space="preserve">  spinner.start();</w:t>
+      </w:r>
+    </w:p>
+    <w:p>
+      <w:pPr>
+        <w:spacing w:before="0" w:after="0"/>
+      </w:pPr>
+      <w:r>
+        <w:rPr>
+          <w:rFonts w:ascii="Consolas" w:hAnsi="Consolas" w:eastAsia="宋体"/>
+          <w:sz w:val="20"/>
+        </w:rPr>
+        <w:t xml:space="preserve">  ros::waitForShutdown();</w:t>
+      </w:r>
+    </w:p>
+    <w:p>
+      <w:pPr>
+        <w:spacing w:before="0" w:after="0"/>
+      </w:pPr>
+      <w:r>
+        <w:rPr>
+          <w:rFonts w:ascii="Consolas" w:hAnsi="Consolas" w:eastAsia="宋体"/>
+          <w:sz w:val="20"/>
+        </w:rPr>
+        <w:t xml:space="preserve">  node.stop();</w:t>
+      </w:r>
+    </w:p>
+    <w:p>
+      <w:pPr>
+        <w:spacing w:before="0" w:after="0"/>
+      </w:pPr>
+      <w:r>
+        <w:rPr>
+          <w:rFonts w:ascii="Consolas" w:hAnsi="Consolas" w:eastAsia="宋体"/>
+          <w:sz w:val="20"/>
+        </w:rPr>
+        <w:t xml:space="preserve">  return 0;</w:t>
+      </w:r>
+    </w:p>
+    <w:p>
+      <w:pPr>
+        <w:spacing w:before="0" w:after="0"/>
+      </w:pPr>
+      <w:r>
+        <w:rPr>
+          <w:rFonts w:ascii="Consolas" w:hAnsi="Consolas" w:eastAsia="宋体"/>
+          <w:sz w:val="20"/>
+        </w:rPr>
+        <w:t>}</w:t>
       </w:r>
     </w:p>
     <w:p>
@@ -6965,7 +6539,153 @@
           <w:b w:val="0"/>
           <w:sz w:val="24"/>
         </w:rPr>
-        <w:t>先在锁内拷贝当前配置，再在锁外逐字段修改（缩小临界区），最后锁内写回并调 streamer_.configure 按需重启 ffmpeg。j.contains("enable") 判断字段是否存在——云端可以只下发想改的字段。</w:t>
+        <w:t>ros::init 初始化节点；node 在栈上构造（构造函数里完成全部初始化）；ros::AsyncSpinner spinner(2) 开 2 个后台线程处理订阅和定时器回调（默认单线程 ros::spin() 的并发版），某个回调耗时较长时不至于阻塞其它回调；waitForShutdown 阻塞到 Ctrl+C/rosnode kill；退出前先 node.stop() 断开 MQTT，然后栈展开自动析构 node（MqttClient 析构再兜底 stop）——RAII 保证退出路径上资源都被清理。</w:t>
+      </w:r>
+    </w:p>
+    <w:p>
+      <w:pPr>
+        <w:pStyle w:val="Heading1"/>
+      </w:pPr>
+      <w:r>
+        <w:rPr>
+          <w:rFonts w:ascii="Times New Roman" w:hAnsi="Times New Roman" w:eastAsia="宋体"/>
+          <w:b/>
+          <w:color w:val="000000"/>
+          <w:sz w:val="30"/>
+        </w:rPr>
+        <w:t>5. launch/cloud_bridge.launch —— 启动参数</w:t>
+      </w:r>
+    </w:p>
+    <w:p>
+      <w:pPr>
+        <w:spacing w:before="0" w:after="0"/>
+      </w:pPr>
+      <w:r>
+        <w:rPr>
+          <w:rFonts w:ascii="Consolas" w:hAnsi="Consolas" w:eastAsia="宋体"/>
+          <w:sz w:val="20"/>
+        </w:rPr>
+        <w:t>&lt;launch&gt;</w:t>
+      </w:r>
+    </w:p>
+    <w:p>
+      <w:pPr>
+        <w:spacing w:before="0" w:after="0"/>
+      </w:pPr>
+      <w:r>
+        <w:rPr>
+          <w:rFonts w:ascii="Consolas" w:hAnsi="Consolas" w:eastAsia="宋体"/>
+          <w:sz w:val="20"/>
+        </w:rPr>
+        <w:t xml:space="preserve">  &lt;node pkg="cloud_bridge" type="cloud_bridge_node" name="cloud_bridge" output="screen"&gt;</w:t>
+      </w:r>
+    </w:p>
+    <w:p>
+      <w:pPr>
+        <w:spacing w:before="0" w:after="0"/>
+      </w:pPr>
+      <w:r>
+        <w:rPr>
+          <w:rFonts w:ascii="Consolas" w:hAnsi="Consolas" w:eastAsia="宋体"/>
+          <w:sz w:val="20"/>
+        </w:rPr>
+        <w:t xml:space="preserve"> </w:t>
+      </w:r>
+    </w:p>
+    <w:p>
+      <w:pPr>
+        <w:spacing w:before="0" w:after="0"/>
+      </w:pPr>
+      <w:r>
+        <w:rPr>
+          <w:rFonts w:ascii="Consolas" w:hAnsi="Consolas" w:eastAsia="宋体"/>
+          <w:sz w:val="20"/>
+        </w:rPr>
+        <w:t xml:space="preserve">    &lt;!-- ===== MQTT broker（明文 TCP，无加密无认证）===== --&gt;</w:t>
+      </w:r>
+    </w:p>
+    <w:p>
+      <w:pPr>
+        <w:spacing w:before="0" w:after="0"/>
+      </w:pPr>
+      <w:r>
+        <w:rPr>
+          <w:rFonts w:ascii="Consolas" w:hAnsi="Consolas" w:eastAsia="宋体"/>
+          <w:sz w:val="20"/>
+        </w:rPr>
+        <w:t xml:space="preserve">    &lt;param name="broker_host" value="127.0.0.1"/&gt;</w:t>
+      </w:r>
+    </w:p>
+    <w:p>
+      <w:pPr>
+        <w:spacing w:before="0" w:after="0"/>
+      </w:pPr>
+      <w:r>
+        <w:rPr>
+          <w:rFonts w:ascii="Consolas" w:hAnsi="Consolas" w:eastAsia="宋体"/>
+          <w:sz w:val="20"/>
+        </w:rPr>
+        <w:t xml:space="preserve">    &lt;param name="broker_port" value="1884"/&gt;</w:t>
+      </w:r>
+    </w:p>
+    <w:p>
+      <w:pPr>
+        <w:spacing w:before="0" w:after="0"/>
+      </w:pPr>
+      <w:r>
+        <w:rPr>
+          <w:rFonts w:ascii="Consolas" w:hAnsi="Consolas" w:eastAsia="宋体"/>
+          <w:sz w:val="20"/>
+        </w:rPr>
+        <w:t xml:space="preserve">    &lt;param name="client_id" value="cloud_bridge_mower_001"/&gt;</w:t>
+      </w:r>
+    </w:p>
+    <w:p>
+      <w:pPr>
+        <w:spacing w:before="0" w:after="0"/>
+      </w:pPr>
+      <w:r>
+        <w:rPr>
+          <w:rFonts w:ascii="Consolas" w:hAnsi="Consolas" w:eastAsia="宋体"/>
+          <w:sz w:val="20"/>
+        </w:rPr>
+        <w:t xml:space="preserve">    &lt;param name="username" value=""/&gt;</w:t>
+      </w:r>
+    </w:p>
+    <w:p>
+      <w:pPr>
+        <w:spacing w:before="0" w:after="0"/>
+      </w:pPr>
+      <w:r>
+        <w:rPr>
+          <w:rFonts w:ascii="Consolas" w:hAnsi="Consolas" w:eastAsia="宋体"/>
+          <w:sz w:val="20"/>
+        </w:rPr>
+        <w:t xml:space="preserve">    &lt;param name="password" value=""/&gt;</w:t>
+      </w:r>
+    </w:p>
+    <w:p>
+      <w:pPr>
+        <w:spacing w:before="0" w:after="0"/>
+      </w:pPr>
+      <w:r>
+        <w:rPr>
+          <w:rFonts w:ascii="Consolas" w:hAnsi="Consolas" w:eastAsia="宋体"/>
+          <w:sz w:val="20"/>
+        </w:rPr>
+        <w:t xml:space="preserve">    &lt;param name="keep_alive_interval" value="30"/&gt;</w:t>
+      </w:r>
+    </w:p>
+    <w:p>
+      <w:pPr>
+        <w:spacing w:before="0" w:after="0"/>
+      </w:pPr>
+      <w:r>
+        <w:rPr>
+          <w:rFonts w:ascii="Consolas" w:hAnsi="Consolas" w:eastAsia="宋体"/>
+          <w:sz w:val="20"/>
+        </w:rPr>
+        <w:t xml:space="preserve">    &lt;param name="connect_timeout" value="5"/&gt;</w:t>
       </w:r>
     </w:p>
     <w:p>
@@ -6975,7 +6695,209 @@
           <w:b w:val="0"/>
           <w:sz w:val="24"/>
         </w:rPr>
-        <w:t>enable 字段做了类型兼容：is_boolean() 为真按 bool 取，否则按 int 取再 !=0，云端发 true 或 1 都能用。fps/width/height/bitrate 都用 min/max 组合限幅到合理范围（如 fps 0.1~30、码率 100~8000kbps），防止云端误发极端值拖垮车端。</w:t>
+        <w:t>&lt;node pkg type name output&gt;：启动 cloud_bridge 包里的 cloud_bridge_node 可执行文件，节点名 cloud_bridge，output="screen" 把 ROS_INFO/ROS_WARN 日志打到终端。节点标签内的 &lt;param&gt; 是私有参数，对应代码里 pnh_("~") 读取的那批，名字与 loadParams() 中一一对应。broker 组：broker_host 默认 127.0.0.1 表示 broker 跑在车端本机，实际部署时改成云平台地址；username/password 留空即匿名连接。</w:t>
+      </w:r>
+    </w:p>
+    <w:p>
+      <w:pPr>
+        <w:spacing w:before="0" w:after="0"/>
+      </w:pPr>
+      <w:r>
+        <w:rPr>
+          <w:rFonts w:ascii="Consolas" w:hAnsi="Consolas" w:eastAsia="宋体"/>
+          <w:sz w:val="20"/>
+        </w:rPr>
+        <w:t xml:space="preserve">    &lt;param name="device_id" value="mower_001"/&gt;</w:t>
+      </w:r>
+    </w:p>
+    <w:p>
+      <w:pPr>
+        <w:spacing w:before="0" w:after="0"/>
+      </w:pPr>
+      <w:r>
+        <w:rPr>
+          <w:rFonts w:ascii="Consolas" w:hAnsi="Consolas" w:eastAsia="宋体"/>
+          <w:sz w:val="20"/>
+        </w:rPr>
+        <w:t xml:space="preserve">    &lt;param name="topic_prefix" value="mower"/&gt;</w:t>
+      </w:r>
+    </w:p>
+    <w:p>
+      <w:pPr>
+        <w:spacing w:before="0" w:after="0"/>
+      </w:pPr>
+      <w:r>
+        <w:rPr>
+          <w:rFonts w:ascii="Consolas" w:hAnsi="Consolas" w:eastAsia="宋体"/>
+          <w:sz w:val="20"/>
+        </w:rPr>
+        <w:t xml:space="preserve"> </w:t>
+      </w:r>
+    </w:p>
+    <w:p>
+      <w:pPr>
+        <w:spacing w:before="0" w:after="0"/>
+      </w:pPr>
+      <w:r>
+        <w:rPr>
+          <w:rFonts w:ascii="Consolas" w:hAnsi="Consolas" w:eastAsia="宋体"/>
+          <w:sz w:val="20"/>
+        </w:rPr>
+        <w:t xml:space="preserve">    &lt;param name="location_hz" value="10.0"/&gt;</w:t>
+      </w:r>
+    </w:p>
+    <w:p>
+      <w:pPr>
+        <w:spacing w:before="0" w:after="0"/>
+      </w:pPr>
+      <w:r>
+        <w:rPr>
+          <w:rFonts w:ascii="Consolas" w:hAnsi="Consolas" w:eastAsia="宋体"/>
+          <w:sz w:val="20"/>
+        </w:rPr>
+        <w:t xml:space="preserve">    &lt;param name="status_hz" value="20.0"/&gt;</w:t>
+      </w:r>
+    </w:p>
+    <w:p>
+      <w:r>
+        <w:rPr>
+          <w:rFonts w:ascii="Times New Roman" w:hAnsi="Times New Roman" w:eastAsia="宋体"/>
+          <w:b w:val="0"/>
+          <w:sz w:val="24"/>
+        </w:rPr>
+        <w:t>device_id + topic_prefix 拼出 MQTT 主题前缀 mower/mower_001/...；location_hz/status_hz 控制两个上行定时器的频率。</w:t>
+      </w:r>
+    </w:p>
+    <w:p>
+      <w:pPr>
+        <w:spacing w:before="0" w:after="0"/>
+      </w:pPr>
+      <w:r>
+        <w:rPr>
+          <w:rFonts w:ascii="Consolas" w:hAnsi="Consolas" w:eastAsia="宋体"/>
+          <w:sz w:val="20"/>
+        </w:rPr>
+        <w:t xml:space="preserve">    &lt;param name="cmd_timeout" value="0.5"/&gt;</w:t>
+      </w:r>
+    </w:p>
+    <w:p>
+      <w:pPr>
+        <w:spacing w:before="0" w:after="0"/>
+      </w:pPr>
+      <w:r>
+        <w:rPr>
+          <w:rFonts w:ascii="Consolas" w:hAnsi="Consolas" w:eastAsia="宋体"/>
+          <w:sz w:val="20"/>
+        </w:rPr>
+        <w:t xml:space="preserve">    &lt;param name="drive_max" value="15000"/&gt;</w:t>
+      </w:r>
+    </w:p>
+    <w:p>
+      <w:pPr>
+        <w:spacing w:before="0" w:after="0"/>
+      </w:pPr>
+      <w:r>
+        <w:rPr>
+          <w:rFonts w:ascii="Consolas" w:hAnsi="Consolas" w:eastAsia="宋体"/>
+          <w:sz w:val="20"/>
+        </w:rPr>
+        <w:t xml:space="preserve">    &lt;param name="turn_max" value="12566"/&gt;</w:t>
+      </w:r>
+    </w:p>
+    <w:p>
+      <w:pPr>
+        <w:spacing w:before="0" w:after="0"/>
+      </w:pPr>
+      <w:r>
+        <w:rPr>
+          <w:rFonts w:ascii="Consolas" w:hAnsi="Consolas" w:eastAsia="宋体"/>
+          <w:sz w:val="20"/>
+        </w:rPr>
+        <w:t xml:space="preserve">    &lt;param name="auto_pause_on_manual" value="true"/&gt;</w:t>
+      </w:r>
+    </w:p>
+    <w:p>
+      <w:pPr>
+        <w:spacing w:before="0" w:after="0"/>
+      </w:pPr>
+      <w:r>
+        <w:rPr>
+          <w:rFonts w:ascii="Consolas" w:hAnsi="Consolas" w:eastAsia="宋体"/>
+          <w:sz w:val="20"/>
+        </w:rPr>
+        <w:t xml:space="preserve"> </w:t>
+      </w:r>
+    </w:p>
+    <w:p>
+      <w:pPr>
+        <w:spacing w:before="0" w:after="0"/>
+      </w:pPr>
+      <w:r>
+        <w:rPr>
+          <w:rFonts w:ascii="Consolas" w:hAnsi="Consolas" w:eastAsia="宋体"/>
+          <w:sz w:val="20"/>
+        </w:rPr>
+        <w:t xml:space="preserve">    &lt;param name="task_step_delay" value="0.5"/&gt;</w:t>
+      </w:r>
+    </w:p>
+    <w:p>
+      <w:pPr>
+        <w:spacing w:before="0" w:after="0"/>
+      </w:pPr>
+      <w:r>
+        <w:rPr>
+          <w:rFonts w:ascii="Consolas" w:hAnsi="Consolas" w:eastAsia="宋体"/>
+          <w:sz w:val="20"/>
+        </w:rPr>
+        <w:t xml:space="preserve">    &lt;param name="task_stop_delay" value="2.0"/&gt;</w:t>
+      </w:r>
+    </w:p>
+    <w:p>
+      <w:pPr>
+        <w:spacing w:before="0" w:after="0"/>
+      </w:pPr>
+      <w:r>
+        <w:rPr>
+          <w:rFonts w:ascii="Consolas" w:hAnsi="Consolas" w:eastAsia="宋体"/>
+          <w:sz w:val="20"/>
+        </w:rPr>
+        <w:t xml:space="preserve"> </w:t>
+      </w:r>
+    </w:p>
+    <w:p>
+      <w:pPr>
+        <w:spacing w:before="0" w:after="0"/>
+      </w:pPr>
+      <w:r>
+        <w:rPr>
+          <w:rFonts w:ascii="Consolas" w:hAnsi="Consolas" w:eastAsia="宋体"/>
+          <w:sz w:val="20"/>
+        </w:rPr>
+        <w:t xml:space="preserve">    &lt;param name="mow_height" value="11"/&gt;</w:t>
+      </w:r>
+    </w:p>
+    <w:p>
+      <w:r>
+        <w:rPr>
+          <w:rFonts w:ascii="Times New Roman" w:hAnsi="Times New Roman" w:eastAsia="宋体"/>
+          <w:b w:val="0"/>
+          <w:sz w:val="24"/>
+        </w:rPr>
+        <w:t>遥控组：cmd_timeout 是看门狗超时（云端停发 move 指令 0.5 秒自动停车）；drive_max/turn_max 是比例值 1.0 映射到的下位机数值；auto_pause_on_manual 决定自动任务中收到遥控是否先 pause。任务组：task_step_delay 是 start 序列各 /signal 间隔，task_stop_delay 是 stop 到 stop_execution 的延时。mow_height 是默认割草高度档位（2~11）。</w:t>
+      </w:r>
+    </w:p>
+    <w:p>
+      <w:pPr>
+        <w:pStyle w:val="Heading1"/>
+      </w:pPr>
+      <w:r>
+        <w:rPr>
+          <w:rFonts w:ascii="Times New Roman" w:hAnsi="Times New Roman" w:eastAsia="宋体"/>
+          <w:b/>
+          <w:color w:val="000000"/>
+          <w:sz w:val="30"/>
+        </w:rPr>
+        <w:t>6. CMakeLists.txt 与 package.xml —— 构建配置</w:t>
       </w:r>
     </w:p>
     <w:p>
@@ -6989,151 +6911,163 @@
           <w:color w:val="000000"/>
           <w:sz w:val="28"/>
         </w:rPr>
-        <w:t>4.15 publishManualCmd —— uint16 补码回绕</w:t>
-      </w:r>
-    </w:p>
-    <w:p>
-      <w:pPr>
-        <w:spacing w:before="0" w:after="0"/>
-      </w:pPr>
-      <w:r>
-        <w:rPr>
-          <w:rFonts w:ascii="Consolas" w:hAnsi="Consolas" w:eastAsia="宋体"/>
-          <w:sz w:val="20"/>
-        </w:rPr>
-        <w:t xml:space="preserve">  void publishManualCmd(double linear, double angular)</w:t>
-      </w:r>
-    </w:p>
-    <w:p>
-      <w:pPr>
-        <w:spacing w:before="0" w:after="0"/>
-      </w:pPr>
-      <w:r>
-        <w:rPr>
-          <w:rFonts w:ascii="Consolas" w:hAnsi="Consolas" w:eastAsia="宋体"/>
-          <w:sz w:val="20"/>
-        </w:rPr>
-        <w:t xml:space="preserve">  {</w:t>
-      </w:r>
-    </w:p>
-    <w:p>
-      <w:pPr>
-        <w:spacing w:before="0" w:after="0"/>
-      </w:pPr>
-      <w:r>
-        <w:rPr>
-          <w:rFonts w:ascii="Consolas" w:hAnsi="Consolas" w:eastAsia="宋体"/>
-          <w:sz w:val="20"/>
-        </w:rPr>
-        <w:t xml:space="preserve">    mower_msgs::Manual_Driving_Cmd cmd;</w:t>
-      </w:r>
-    </w:p>
-    <w:p>
-      <w:pPr>
-        <w:spacing w:before="0" w:after="0"/>
-      </w:pPr>
-      <w:r>
-        <w:rPr>
-          <w:rFonts w:ascii="Consolas" w:hAnsi="Consolas" w:eastAsia="宋体"/>
-          <w:sz w:val="20"/>
-        </w:rPr>
-        <w:t xml:space="preserve">    cmd.ad_control_enable = 1;</w:t>
-      </w:r>
-    </w:p>
-    <w:p>
-      <w:pPr>
-        <w:spacing w:before="0" w:after="0"/>
-      </w:pPr>
-      <w:r>
-        <w:rPr>
-          <w:rFonts w:ascii="Consolas" w:hAnsi="Consolas" w:eastAsia="宋体"/>
-          <w:sz w:val="20"/>
-        </w:rPr>
-        <w:t xml:space="preserve">    cmd.gear_model = 3;</w:t>
-      </w:r>
-    </w:p>
-    <w:p>
-      <w:pPr>
-        <w:spacing w:before="0" w:after="0"/>
-      </w:pPr>
-      <w:r>
-        <w:rPr>
-          <w:rFonts w:ascii="Consolas" w:hAnsi="Consolas" w:eastAsia="宋体"/>
-          <w:sz w:val="20"/>
-        </w:rPr>
-        <w:t xml:space="preserve">    // uint16 字段赋负值会按二进制补码回绕，task_node 拷进 int16 后还原为负</w:t>
-      </w:r>
-    </w:p>
-    <w:p>
-      <w:pPr>
-        <w:spacing w:before="0" w:after="0"/>
-      </w:pPr>
-      <w:r>
-        <w:rPr>
-          <w:rFonts w:ascii="Consolas" w:hAnsi="Consolas" w:eastAsia="宋体"/>
-          <w:sz w:val="20"/>
-        </w:rPr>
-        <w:t xml:space="preserve">    cmd.drive_value = static_cast&lt;int&gt;(linear * drive_max_);</w:t>
-      </w:r>
-    </w:p>
-    <w:p>
-      <w:pPr>
-        <w:spacing w:before="0" w:after="0"/>
-      </w:pPr>
-      <w:r>
-        <w:rPr>
-          <w:rFonts w:ascii="Consolas" w:hAnsi="Consolas" w:eastAsia="宋体"/>
-          <w:sz w:val="20"/>
-        </w:rPr>
-        <w:t xml:space="preserve">    cmd.turn_value = static_cast&lt;int&gt;(-angular * turn_max_);</w:t>
-      </w:r>
-    </w:p>
-    <w:p>
-      <w:pPr>
-        <w:spacing w:before="0" w:after="0"/>
-      </w:pPr>
-      <w:r>
-        <w:rPr>
-          <w:rFonts w:ascii="Consolas" w:hAnsi="Consolas" w:eastAsia="宋体"/>
-          <w:sz w:val="20"/>
-        </w:rPr>
-        <w:t xml:space="preserve">    cmd.mover_bool = blade_on_.load() ? 1 : 0;</w:t>
-      </w:r>
-    </w:p>
-    <w:p>
-      <w:pPr>
-        <w:spacing w:before="0" w:after="0"/>
-      </w:pPr>
-      <w:r>
-        <w:rPr>
-          <w:rFonts w:ascii="Consolas" w:hAnsi="Consolas" w:eastAsia="宋体"/>
-          <w:sz w:val="20"/>
-        </w:rPr>
-        <w:t xml:space="preserve">    cmd.mow_height = mow_height_.load();</w:t>
-      </w:r>
-    </w:p>
-    <w:p>
-      <w:pPr>
-        <w:spacing w:before="0" w:after="0"/>
-      </w:pPr>
-      <w:r>
-        <w:rPr>
-          <w:rFonts w:ascii="Consolas" w:hAnsi="Consolas" w:eastAsia="宋体"/>
-          <w:sz w:val="20"/>
-        </w:rPr>
-        <w:t xml:space="preserve">    pub_manual_.publish(cmd);</w:t>
-      </w:r>
-    </w:p>
-    <w:p>
-      <w:pPr>
-        <w:spacing w:before="0" w:after="0"/>
-      </w:pPr>
-      <w:r>
-        <w:rPr>
-          <w:rFonts w:ascii="Consolas" w:hAnsi="Consolas" w:eastAsia="宋体"/>
-          <w:sz w:val="20"/>
-        </w:rPr>
-        <w:t xml:space="preserve">  }</w:t>
+        <w:t>6.1 CMakeLists.txt</w:t>
+      </w:r>
+    </w:p>
+    <w:p>
+      <w:pPr>
+        <w:spacing w:before="0" w:after="0"/>
+      </w:pPr>
+      <w:r>
+        <w:rPr>
+          <w:rFonts w:ascii="Consolas" w:hAnsi="Consolas" w:eastAsia="宋体"/>
+          <w:sz w:val="20"/>
+        </w:rPr>
+        <w:t>cmake_minimum_required(VERSION 3.0.2)</w:t>
+      </w:r>
+    </w:p>
+    <w:p>
+      <w:pPr>
+        <w:spacing w:before="0" w:after="0"/>
+      </w:pPr>
+      <w:r>
+        <w:rPr>
+          <w:rFonts w:ascii="Consolas" w:hAnsi="Consolas" w:eastAsia="宋体"/>
+          <w:sz w:val="20"/>
+        </w:rPr>
+        <w:t>project(cloud_bridge)</w:t>
+      </w:r>
+    </w:p>
+    <w:p>
+      <w:pPr>
+        <w:spacing w:before="0" w:after="0"/>
+      </w:pPr>
+      <w:r>
+        <w:rPr>
+          <w:rFonts w:ascii="Consolas" w:hAnsi="Consolas" w:eastAsia="宋体"/>
+          <w:sz w:val="20"/>
+        </w:rPr>
+        <w:t xml:space="preserve"> </w:t>
+      </w:r>
+    </w:p>
+    <w:p>
+      <w:pPr>
+        <w:spacing w:before="0" w:after="0"/>
+      </w:pPr>
+      <w:r>
+        <w:rPr>
+          <w:rFonts w:ascii="Consolas" w:hAnsi="Consolas" w:eastAsia="宋体"/>
+          <w:sz w:val="20"/>
+        </w:rPr>
+        <w:t>add_compile_options(-std=c++17)</w:t>
+      </w:r>
+    </w:p>
+    <w:p>
+      <w:pPr>
+        <w:spacing w:before="0" w:after="0"/>
+      </w:pPr>
+      <w:r>
+        <w:rPr>
+          <w:rFonts w:ascii="Consolas" w:hAnsi="Consolas" w:eastAsia="宋体"/>
+          <w:sz w:val="20"/>
+        </w:rPr>
+        <w:t xml:space="preserve"> </w:t>
+      </w:r>
+    </w:p>
+    <w:p>
+      <w:pPr>
+        <w:spacing w:before="0" w:after="0"/>
+      </w:pPr>
+      <w:r>
+        <w:rPr>
+          <w:rFonts w:ascii="Consolas" w:hAnsi="Consolas" w:eastAsia="宋体"/>
+          <w:sz w:val="20"/>
+        </w:rPr>
+        <w:t>find_package(catkin REQUIRED COMPONENTS</w:t>
+      </w:r>
+    </w:p>
+    <w:p>
+      <w:pPr>
+        <w:spacing w:before="0" w:after="0"/>
+      </w:pPr>
+      <w:r>
+        <w:rPr>
+          <w:rFonts w:ascii="Consolas" w:hAnsi="Consolas" w:eastAsia="宋体"/>
+          <w:sz w:val="20"/>
+        </w:rPr>
+        <w:t xml:space="preserve">  roscpp</w:t>
+      </w:r>
+    </w:p>
+    <w:p>
+      <w:pPr>
+        <w:spacing w:before="0" w:after="0"/>
+      </w:pPr>
+      <w:r>
+        <w:rPr>
+          <w:rFonts w:ascii="Consolas" w:hAnsi="Consolas" w:eastAsia="宋体"/>
+          <w:sz w:val="20"/>
+        </w:rPr>
+        <w:t xml:space="preserve">  std_msgs</w:t>
+      </w:r>
+    </w:p>
+    <w:p>
+      <w:pPr>
+        <w:spacing w:before="0" w:after="0"/>
+      </w:pPr>
+      <w:r>
+        <w:rPr>
+          <w:rFonts w:ascii="Consolas" w:hAnsi="Consolas" w:eastAsia="宋体"/>
+          <w:sz w:val="20"/>
+        </w:rPr>
+        <w:t xml:space="preserve">  mower_msgs</w:t>
+      </w:r>
+    </w:p>
+    <w:p>
+      <w:pPr>
+        <w:spacing w:before="0" w:after="0"/>
+      </w:pPr>
+      <w:r>
+        <w:rPr>
+          <w:rFonts w:ascii="Consolas" w:hAnsi="Consolas" w:eastAsia="宋体"/>
+          <w:sz w:val="20"/>
+        </w:rPr>
+        <w:t xml:space="preserve">  util</w:t>
+      </w:r>
+    </w:p>
+    <w:p>
+      <w:pPr>
+        <w:spacing w:before="0" w:after="0"/>
+      </w:pPr>
+      <w:r>
+        <w:rPr>
+          <w:rFonts w:ascii="Consolas" w:hAnsi="Consolas" w:eastAsia="宋体"/>
+          <w:sz w:val="20"/>
+        </w:rPr>
+        <w:t>)</w:t>
+      </w:r>
+    </w:p>
+    <w:p>
+      <w:pPr>
+        <w:spacing w:before="0" w:after="0"/>
+      </w:pPr>
+      <w:r>
+        <w:rPr>
+          <w:rFonts w:ascii="Consolas" w:hAnsi="Consolas" w:eastAsia="宋体"/>
+          <w:sz w:val="20"/>
+        </w:rPr>
+        <w:t xml:space="preserve"> </w:t>
+      </w:r>
+    </w:p>
+    <w:p>
+      <w:pPr>
+        <w:spacing w:before="0" w:after="0"/>
+      </w:pPr>
+      <w:r>
+        <w:rPr>
+          <w:rFonts w:ascii="Consolas" w:hAnsi="Consolas" w:eastAsia="宋体"/>
+          <w:sz w:val="20"/>
+        </w:rPr>
+        <w:t>find_package(Threads REQUIRED)</w:t>
       </w:r>
     </w:p>
     <w:p>
@@ -7143,7 +7077,91 @@
           <w:b w:val="0"/>
           <w:sz w:val="24"/>
         </w:rPr>
-        <w:t>把 [-1,1] 的比例值放大成下位机量程：drive_value = linear×10000，turn_value = -angular×12566（注意角速度取了负号，是车端坐标约定）。ad_control_enable=1 表示使能遥控，gear_model=3 为档位模式。</w:t>
+        <w:t>catkin 工作空间的标准开头。add_compile_options(-std=c++17) 启用 C++17（代码用到类内初始化、if 初始化语句风格等现代特性）。find_package(catkin ... COMPONENTS) 声明依赖的 ROS 包，其中 mower_msgs/util 是本项目自定义消息包；Threads（std::thread 需要 -lpthread）单独找。</w:t>
+      </w:r>
+    </w:p>
+    <w:p>
+      <w:pPr>
+        <w:spacing w:before="0" w:after="0"/>
+      </w:pPr>
+      <w:r>
+        <w:rPr>
+          <w:rFonts w:ascii="Consolas" w:hAnsi="Consolas" w:eastAsia="宋体"/>
+          <w:sz w:val="20"/>
+        </w:rPr>
+        <w:t>find_package(nlohmann_json QUIET)</w:t>
+      </w:r>
+    </w:p>
+    <w:p>
+      <w:pPr>
+        <w:spacing w:before="0" w:after="0"/>
+      </w:pPr>
+      <w:r>
+        <w:rPr>
+          <w:rFonts w:ascii="Consolas" w:hAnsi="Consolas" w:eastAsia="宋体"/>
+          <w:sz w:val="20"/>
+        </w:rPr>
+        <w:t>if(NOT nlohmann_json_FOUND)</w:t>
+      </w:r>
+    </w:p>
+    <w:p>
+      <w:pPr>
+        <w:spacing w:before="0" w:after="0"/>
+      </w:pPr>
+      <w:r>
+        <w:rPr>
+          <w:rFonts w:ascii="Consolas" w:hAnsi="Consolas" w:eastAsia="宋体"/>
+          <w:sz w:val="20"/>
+        </w:rPr>
+        <w:t xml:space="preserve">  find_path(NLOHMANN_JSON_INCLUDE_DIR nlohmann/json.hpp)</w:t>
+      </w:r>
+    </w:p>
+    <w:p>
+      <w:pPr>
+        <w:spacing w:before="0" w:after="0"/>
+      </w:pPr>
+      <w:r>
+        <w:rPr>
+          <w:rFonts w:ascii="Consolas" w:hAnsi="Consolas" w:eastAsia="宋体"/>
+          <w:sz w:val="20"/>
+        </w:rPr>
+        <w:t xml:space="preserve">  if(NOT NLOHMANN_JSON_INCLUDE_DIR)</w:t>
+      </w:r>
+    </w:p>
+    <w:p>
+      <w:pPr>
+        <w:spacing w:before="0" w:after="0"/>
+      </w:pPr>
+      <w:r>
+        <w:rPr>
+          <w:rFonts w:ascii="Consolas" w:hAnsi="Consolas" w:eastAsia="宋体"/>
+          <w:sz w:val="20"/>
+        </w:rPr>
+        <w:t xml:space="preserve">    message(FATAL_ERROR "nlohmann/json.hpp not found. Install: sudo apt install nlohmann-json3-dev")</w:t>
+      </w:r>
+    </w:p>
+    <w:p>
+      <w:pPr>
+        <w:spacing w:before="0" w:after="0"/>
+      </w:pPr>
+      <w:r>
+        <w:rPr>
+          <w:rFonts w:ascii="Consolas" w:hAnsi="Consolas" w:eastAsia="宋体"/>
+          <w:sz w:val="20"/>
+        </w:rPr>
+        <w:t xml:space="preserve">  endif()</w:t>
+      </w:r>
+    </w:p>
+    <w:p>
+      <w:pPr>
+        <w:spacing w:before="0" w:after="0"/>
+      </w:pPr>
+      <w:r>
+        <w:rPr>
+          <w:rFonts w:ascii="Consolas" w:hAnsi="Consolas" w:eastAsia="宋体"/>
+          <w:sz w:val="20"/>
+        </w:rPr>
+        <w:t>endif()</w:t>
       </w:r>
     </w:p>
     <w:p>
@@ -7153,7 +7171,303 @@
           <w:b w:val="0"/>
           <w:sz w:val="24"/>
         </w:rPr>
-        <w:t>注释里的语法点：消息字段 drive_value/turn_value 是 uint16（无符号16位），而后退/右转需要负数。C++ 里有符号转无符号按模 2^16 回绕（-1 变成 65535），二进制位型恰好等于该负数的补码；task_node 收到后把同样的16位按 int16 解读，就还原回负数。这是利用补码表示“免费”穿过无符号字段的技巧，static_cast&lt;int&gt; 先把 double 截断成整数再赋给 uint16 字段。</w:t>
+        <w:t>nlohmann_json 用 QUIET 方式先按 CMake config 包找，找不到退化为 find_path 只找头文件（该库是 header-only，只需头文件路径）；两级都找不到就 FATAL_ERROR 终止配置并提示安装命令。这种“找库 + 兜底 + 友好报错”的三段式写法对非 ROS 第三方依赖很典型。</w:t>
+      </w:r>
+    </w:p>
+    <w:p>
+      <w:pPr>
+        <w:spacing w:before="0" w:after="0"/>
+      </w:pPr>
+      <w:r>
+        <w:rPr>
+          <w:rFonts w:ascii="Consolas" w:hAnsi="Consolas" w:eastAsia="宋体"/>
+          <w:sz w:val="20"/>
+        </w:rPr>
+        <w:t>find_library(PAHO_MQTT_CPP_LIB NAMES paho-mqttpp3</w:t>
+      </w:r>
+    </w:p>
+    <w:p>
+      <w:pPr>
+        <w:spacing w:before="0" w:after="0"/>
+      </w:pPr>
+      <w:r>
+        <w:rPr>
+          <w:rFonts w:ascii="Consolas" w:hAnsi="Consolas" w:eastAsia="宋体"/>
+          <w:sz w:val="20"/>
+        </w:rPr>
+        <w:t xml:space="preserve">  PATHS /usr/local/lib /usr/lib /usr/lib/x86_64-linux-gnu /usr/lib/aarch64-linux-gnu)</w:t>
+      </w:r>
+    </w:p>
+    <w:p>
+      <w:pPr>
+        <w:spacing w:before="0" w:after="0"/>
+      </w:pPr>
+      <w:r>
+        <w:rPr>
+          <w:rFonts w:ascii="Consolas" w:hAnsi="Consolas" w:eastAsia="宋体"/>
+          <w:sz w:val="20"/>
+        </w:rPr>
+        <w:t>...</w:t>
+      </w:r>
+    </w:p>
+    <w:p>
+      <w:pPr>
+        <w:spacing w:before="0" w:after="0"/>
+      </w:pPr>
+      <w:r>
+        <w:rPr>
+          <w:rFonts w:ascii="Consolas" w:hAnsi="Consolas" w:eastAsia="宋体"/>
+          <w:sz w:val="20"/>
+        </w:rPr>
+        <w:t>find_library(PAHO_MQTT_C_LIB NAMES paho-mqtt3as paho-mqtt3a</w:t>
+      </w:r>
+    </w:p>
+    <w:p>
+      <w:pPr>
+        <w:spacing w:before="0" w:after="0"/>
+      </w:pPr>
+      <w:r>
+        <w:rPr>
+          <w:rFonts w:ascii="Consolas" w:hAnsi="Consolas" w:eastAsia="宋体"/>
+          <w:sz w:val="20"/>
+        </w:rPr>
+        <w:t xml:space="preserve">  PATHS /usr/local/lib /usr/lib /usr/lib/x86_64-linux-gnu /usr/lib/aarch64-linux-gnu)</w:t>
+      </w:r>
+    </w:p>
+    <w:p>
+      <w:r>
+        <w:rPr>
+          <w:rFonts w:ascii="Times New Roman" w:hAnsi="Times New Roman" w:eastAsia="宋体"/>
+          <w:b w:val="0"/>
+          <w:sz w:val="24"/>
+        </w:rPr>
+        <w:t>Paho 没有官方 CMake config 时只能 find_library 按库文件名搜：paho-mqttpp3 是 C++ 库，paho-mqtt3as/paho-mqtt3a 是底层 C 库（s=静态，a=异步），PATHS 覆盖源码安装（/usr/local）和 apt 安装的 x86/ARM 两种架构目录。C++ 库内部依赖 C 库，两个都必须显式链接，否则报 undefined reference。</w:t>
+      </w:r>
+    </w:p>
+    <w:p>
+      <w:pPr>
+        <w:spacing w:before="0" w:after="0"/>
+      </w:pPr>
+      <w:r>
+        <w:rPr>
+          <w:rFonts w:ascii="Consolas" w:hAnsi="Consolas" w:eastAsia="宋体"/>
+          <w:sz w:val="20"/>
+        </w:rPr>
+        <w:t>catkin_package(</w:t>
+      </w:r>
+    </w:p>
+    <w:p>
+      <w:pPr>
+        <w:spacing w:before="0" w:after="0"/>
+      </w:pPr>
+      <w:r>
+        <w:rPr>
+          <w:rFonts w:ascii="Consolas" w:hAnsi="Consolas" w:eastAsia="宋体"/>
+          <w:sz w:val="20"/>
+        </w:rPr>
+        <w:t xml:space="preserve">  INCLUDE_DIRS include</w:t>
+      </w:r>
+    </w:p>
+    <w:p>
+      <w:pPr>
+        <w:spacing w:before="0" w:after="0"/>
+      </w:pPr>
+      <w:r>
+        <w:rPr>
+          <w:rFonts w:ascii="Consolas" w:hAnsi="Consolas" w:eastAsia="宋体"/>
+          <w:sz w:val="20"/>
+        </w:rPr>
+        <w:t xml:space="preserve">  CATKIN_DEPENDS roscpp std_msgs mower_msgs util</w:t>
+      </w:r>
+    </w:p>
+    <w:p>
+      <w:pPr>
+        <w:spacing w:before="0" w:after="0"/>
+      </w:pPr>
+      <w:r>
+        <w:rPr>
+          <w:rFonts w:ascii="Consolas" w:hAnsi="Consolas" w:eastAsia="宋体"/>
+          <w:sz w:val="20"/>
+        </w:rPr>
+        <w:t>)</w:t>
+      </w:r>
+    </w:p>
+    <w:p>
+      <w:pPr>
+        <w:spacing w:before="0" w:after="0"/>
+      </w:pPr>
+      <w:r>
+        <w:rPr>
+          <w:rFonts w:ascii="Consolas" w:hAnsi="Consolas" w:eastAsia="宋体"/>
+          <w:sz w:val="20"/>
+        </w:rPr>
+        <w:t xml:space="preserve"> </w:t>
+      </w:r>
+    </w:p>
+    <w:p>
+      <w:pPr>
+        <w:spacing w:before="0" w:after="0"/>
+      </w:pPr>
+      <w:r>
+        <w:rPr>
+          <w:rFonts w:ascii="Consolas" w:hAnsi="Consolas" w:eastAsia="宋体"/>
+          <w:sz w:val="20"/>
+        </w:rPr>
+        <w:t>add_executable(cloud_bridge_node</w:t>
+      </w:r>
+    </w:p>
+    <w:p>
+      <w:pPr>
+        <w:spacing w:before="0" w:after="0"/>
+      </w:pPr>
+      <w:r>
+        <w:rPr>
+          <w:rFonts w:ascii="Consolas" w:hAnsi="Consolas" w:eastAsia="宋体"/>
+          <w:sz w:val="20"/>
+        </w:rPr>
+        <w:t xml:space="preserve">  src/cloud_bridge_node.cpp</w:t>
+      </w:r>
+    </w:p>
+    <w:p>
+      <w:pPr>
+        <w:spacing w:before="0" w:after="0"/>
+      </w:pPr>
+      <w:r>
+        <w:rPr>
+          <w:rFonts w:ascii="Consolas" w:hAnsi="Consolas" w:eastAsia="宋体"/>
+          <w:sz w:val="20"/>
+        </w:rPr>
+        <w:t xml:space="preserve">  src/mqtt_client.cpp</w:t>
+      </w:r>
+    </w:p>
+    <w:p>
+      <w:pPr>
+        <w:spacing w:before="0" w:after="0"/>
+      </w:pPr>
+      <w:r>
+        <w:rPr>
+          <w:rFonts w:ascii="Consolas" w:hAnsi="Consolas" w:eastAsia="宋体"/>
+          <w:sz w:val="20"/>
+        </w:rPr>
+        <w:t>)</w:t>
+      </w:r>
+    </w:p>
+    <w:p>
+      <w:pPr>
+        <w:spacing w:before="0" w:after="0"/>
+      </w:pPr>
+      <w:r>
+        <w:rPr>
+          <w:rFonts w:ascii="Consolas" w:hAnsi="Consolas" w:eastAsia="宋体"/>
+          <w:sz w:val="20"/>
+        </w:rPr>
+        <w:t xml:space="preserve"> </w:t>
+      </w:r>
+    </w:p>
+    <w:p>
+      <w:pPr>
+        <w:spacing w:before="0" w:after="0"/>
+      </w:pPr>
+      <w:r>
+        <w:rPr>
+          <w:rFonts w:ascii="Consolas" w:hAnsi="Consolas" w:eastAsia="宋体"/>
+          <w:sz w:val="20"/>
+        </w:rPr>
+        <w:t>add_dependencies(cloud_bridge_node ${${PROJECT_NAME}_EXPORTED_TARGETS} ${catkin_EXPORTED_TARGETS})</w:t>
+      </w:r>
+    </w:p>
+    <w:p>
+      <w:pPr>
+        <w:spacing w:before="0" w:after="0"/>
+      </w:pPr>
+      <w:r>
+        <w:rPr>
+          <w:rFonts w:ascii="Consolas" w:hAnsi="Consolas" w:eastAsia="宋体"/>
+          <w:sz w:val="20"/>
+        </w:rPr>
+        <w:t xml:space="preserve"> </w:t>
+      </w:r>
+    </w:p>
+    <w:p>
+      <w:pPr>
+        <w:spacing w:before="0" w:after="0"/>
+      </w:pPr>
+      <w:r>
+        <w:rPr>
+          <w:rFonts w:ascii="Consolas" w:hAnsi="Consolas" w:eastAsia="宋体"/>
+          <w:sz w:val="20"/>
+        </w:rPr>
+        <w:t>target_link_libraries(cloud_bridge_node</w:t>
+      </w:r>
+    </w:p>
+    <w:p>
+      <w:pPr>
+        <w:spacing w:before="0" w:after="0"/>
+      </w:pPr>
+      <w:r>
+        <w:rPr>
+          <w:rFonts w:ascii="Consolas" w:hAnsi="Consolas" w:eastAsia="宋体"/>
+          <w:sz w:val="20"/>
+        </w:rPr>
+        <w:t xml:space="preserve">  ${catkin_LIBRARIES}</w:t>
+      </w:r>
+    </w:p>
+    <w:p>
+      <w:pPr>
+        <w:spacing w:before="0" w:after="0"/>
+      </w:pPr>
+      <w:r>
+        <w:rPr>
+          <w:rFonts w:ascii="Consolas" w:hAnsi="Consolas" w:eastAsia="宋体"/>
+          <w:sz w:val="20"/>
+        </w:rPr>
+        <w:t xml:space="preserve">  ${PAHO_MQTT_CPP_LIB}</w:t>
+      </w:r>
+    </w:p>
+    <w:p>
+      <w:pPr>
+        <w:spacing w:before="0" w:after="0"/>
+      </w:pPr>
+      <w:r>
+        <w:rPr>
+          <w:rFonts w:ascii="Consolas" w:hAnsi="Consolas" w:eastAsia="宋体"/>
+          <w:sz w:val="20"/>
+        </w:rPr>
+        <w:t xml:space="preserve">  ${PAHO_MQTT_C_LIB}</w:t>
+      </w:r>
+    </w:p>
+    <w:p>
+      <w:pPr>
+        <w:spacing w:before="0" w:after="0"/>
+      </w:pPr>
+      <w:r>
+        <w:rPr>
+          <w:rFonts w:ascii="Consolas" w:hAnsi="Consolas" w:eastAsia="宋体"/>
+          <w:sz w:val="20"/>
+        </w:rPr>
+        <w:t xml:space="preserve">  Threads::Threads</w:t>
+      </w:r>
+    </w:p>
+    <w:p>
+      <w:pPr>
+        <w:spacing w:before="0" w:after="0"/>
+      </w:pPr>
+      <w:r>
+        <w:rPr>
+          <w:rFonts w:ascii="Consolas" w:hAnsi="Consolas" w:eastAsia="宋体"/>
+          <w:sz w:val="20"/>
+        </w:rPr>
+        <w:t>)</w:t>
+      </w:r>
+    </w:p>
+    <w:p>
+      <w:r>
+        <w:rPr>
+          <w:rFonts w:ascii="Times New Roman" w:hAnsi="Times New Roman" w:eastAsia="宋体"/>
+          <w:b w:val="0"/>
+          <w:sz w:val="24"/>
+        </w:rPr>
+        <w:t>catkin_package 声明本包对外的头文件目录和消息依赖（下游包 find_package 时用）。add_executable 把两个 .cpp 编成一个节点。add_dependencies 保证先生成自定义消息（mower_msgs/util 的头）再编本节点，这是使用自定义消息时必须写的一行。target_link_libraries 链接 catkin 库、两个 paho 库和线程库。文件末尾的 install 规则把可执行文件和 launch 目录装进 devel/install 空间，供 catkin_make install 部署。</w:t>
       </w:r>
     </w:p>
     <w:p>
@@ -7167,163 +7481,163 @@
           <w:color w:val="000000"/>
           <w:sz w:val="28"/>
         </w:rPr>
-        <w:t>4.16 watchdogTimerCb —— 遥控看门狗</w:t>
-      </w:r>
-    </w:p>
-    <w:p>
-      <w:pPr>
-        <w:spacing w:before="0" w:after="0"/>
-      </w:pPr>
-      <w:r>
-        <w:rPr>
-          <w:rFonts w:ascii="Consolas" w:hAnsi="Consolas" w:eastAsia="宋体"/>
-          <w:sz w:val="20"/>
-        </w:rPr>
-        <w:t xml:space="preserve">  void watchdogTimerCb(const ros::TimerEvent&amp;)</w:t>
-      </w:r>
-    </w:p>
-    <w:p>
-      <w:pPr>
-        <w:spacing w:before="0" w:after="0"/>
-      </w:pPr>
-      <w:r>
-        <w:rPr>
-          <w:rFonts w:ascii="Consolas" w:hAnsi="Consolas" w:eastAsia="宋体"/>
-          <w:sz w:val="20"/>
-        </w:rPr>
-        <w:t xml:space="preserve">  {</w:t>
-      </w:r>
-    </w:p>
-    <w:p>
-      <w:pPr>
-        <w:spacing w:before="0" w:after="0"/>
-      </w:pPr>
-      <w:r>
-        <w:rPr>
-          <w:rFonts w:ascii="Consolas" w:hAnsi="Consolas" w:eastAsia="宋体"/>
-          <w:sz w:val="20"/>
-        </w:rPr>
-        <w:t xml:space="preserve">    std::lock_guard&lt;std::mutex&gt; lock(motion_mutex_);</w:t>
-      </w:r>
-    </w:p>
-    <w:p>
-      <w:pPr>
-        <w:spacing w:before="0" w:after="0"/>
-      </w:pPr>
-      <w:r>
-        <w:rPr>
-          <w:rFonts w:ascii="Consolas" w:hAnsi="Consolas" w:eastAsia="宋体"/>
-          <w:sz w:val="20"/>
-        </w:rPr>
-        <w:t xml:space="preserve">    if (last_linear_ == 0.0 &amp;&amp; last_angular_ == 0.0)</w:t>
-      </w:r>
-    </w:p>
-    <w:p>
-      <w:pPr>
-        <w:spacing w:before="0" w:after="0"/>
-      </w:pPr>
-      <w:r>
-        <w:rPr>
-          <w:rFonts w:ascii="Consolas" w:hAnsi="Consolas" w:eastAsia="宋体"/>
-          <w:sz w:val="20"/>
-        </w:rPr>
-        <w:t xml:space="preserve">      return;</w:t>
-      </w:r>
-    </w:p>
-    <w:p>
-      <w:pPr>
-        <w:spacing w:before="0" w:after="0"/>
-      </w:pPr>
-      <w:r>
-        <w:rPr>
-          <w:rFonts w:ascii="Consolas" w:hAnsi="Consolas" w:eastAsia="宋体"/>
-          <w:sz w:val="20"/>
-        </w:rPr>
-        <w:t xml:space="preserve">    if ((ros::Time::now() - last_move_time_).toSec() &gt; cmd_timeout_)</w:t>
-      </w:r>
-    </w:p>
-    <w:p>
-      <w:pPr>
-        <w:spacing w:before="0" w:after="0"/>
-      </w:pPr>
-      <w:r>
-        <w:rPr>
-          <w:rFonts w:ascii="Consolas" w:hAnsi="Consolas" w:eastAsia="宋体"/>
-          <w:sz w:val="20"/>
-        </w:rPr>
-        <w:t xml:space="preserve">    {</w:t>
-      </w:r>
-    </w:p>
-    <w:p>
-      <w:pPr>
-        <w:spacing w:before="0" w:after="0"/>
-      </w:pPr>
-      <w:r>
-        <w:rPr>
-          <w:rFonts w:ascii="Consolas" w:hAnsi="Consolas" w:eastAsia="宋体"/>
-          <w:sz w:val="20"/>
-        </w:rPr>
-        <w:t xml:space="preserve">      last_linear_ = 0.0;</w:t>
-      </w:r>
-    </w:p>
-    <w:p>
-      <w:pPr>
-        <w:spacing w:before="0" w:after="0"/>
-      </w:pPr>
-      <w:r>
-        <w:rPr>
-          <w:rFonts w:ascii="Consolas" w:hAnsi="Consolas" w:eastAsia="宋体"/>
-          <w:sz w:val="20"/>
-        </w:rPr>
-        <w:t xml:space="preserve">      last_angular_ = 0.0;</w:t>
-      </w:r>
-    </w:p>
-    <w:p>
-      <w:pPr>
-        <w:spacing w:before="0" w:after="0"/>
-      </w:pPr>
-      <w:r>
-        <w:rPr>
-          <w:rFonts w:ascii="Consolas" w:hAnsi="Consolas" w:eastAsia="宋体"/>
-          <w:sz w:val="20"/>
-        </w:rPr>
-        <w:t xml:space="preserve">      publishManualCmd(0.0, 0.0);</w:t>
-      </w:r>
-    </w:p>
-    <w:p>
-      <w:pPr>
-        <w:spacing w:before="0" w:after="0"/>
-      </w:pPr>
-      <w:r>
-        <w:rPr>
-          <w:rFonts w:ascii="Consolas" w:hAnsi="Consolas" w:eastAsia="宋体"/>
-          <w:sz w:val="20"/>
-        </w:rPr>
-        <w:t xml:space="preserve">      ROS_WARN_THROTTLE(5, "move cmd timeout, auto stop");</w:t>
-      </w:r>
-    </w:p>
-    <w:p>
-      <w:pPr>
-        <w:spacing w:before="0" w:after="0"/>
-      </w:pPr>
-      <w:r>
-        <w:rPr>
-          <w:rFonts w:ascii="Consolas" w:hAnsi="Consolas" w:eastAsia="宋体"/>
-          <w:sz w:val="20"/>
-        </w:rPr>
-        <w:t xml:space="preserve">    }</w:t>
-      </w:r>
-    </w:p>
-    <w:p>
-      <w:pPr>
-        <w:spacing w:before="0" w:after="0"/>
-      </w:pPr>
-      <w:r>
-        <w:rPr>
-          <w:rFonts w:ascii="Consolas" w:hAnsi="Consolas" w:eastAsia="宋体"/>
-          <w:sz w:val="20"/>
-        </w:rPr>
-        <w:t xml:space="preserve">  }</w:t>
+        <w:t>6.2 package.xml</w:t>
+      </w:r>
+    </w:p>
+    <w:p>
+      <w:pPr>
+        <w:spacing w:before="0" w:after="0"/>
+      </w:pPr>
+      <w:r>
+        <w:rPr>
+          <w:rFonts w:ascii="Consolas" w:hAnsi="Consolas" w:eastAsia="宋体"/>
+          <w:sz w:val="20"/>
+        </w:rPr>
+        <w:t>&lt;package format="2"&gt;</w:t>
+      </w:r>
+    </w:p>
+    <w:p>
+      <w:pPr>
+        <w:spacing w:before="0" w:after="0"/>
+      </w:pPr>
+      <w:r>
+        <w:rPr>
+          <w:rFonts w:ascii="Consolas" w:hAnsi="Consolas" w:eastAsia="宋体"/>
+          <w:sz w:val="20"/>
+        </w:rPr>
+        <w:t xml:space="preserve">  &lt;name&gt;cloud_bridge&lt;/name&gt;</w:t>
+      </w:r>
+    </w:p>
+    <w:p>
+      <w:pPr>
+        <w:spacing w:before="0" w:after="0"/>
+      </w:pPr>
+      <w:r>
+        <w:rPr>
+          <w:rFonts w:ascii="Consolas" w:hAnsi="Consolas" w:eastAsia="宋体"/>
+          <w:sz w:val="20"/>
+        </w:rPr>
+        <w:t xml:space="preserve">  &lt;version&gt;1.0.0&lt;/version&gt;</w:t>
+      </w:r>
+    </w:p>
+    <w:p>
+      <w:pPr>
+        <w:spacing w:before="0" w:after="0"/>
+      </w:pPr>
+      <w:r>
+        <w:rPr>
+          <w:rFonts w:ascii="Consolas" w:hAnsi="Consolas" w:eastAsia="宋体"/>
+          <w:sz w:val="20"/>
+        </w:rPr>
+        <w:t xml:space="preserve">  &lt;description&gt;MQTT cloud bridge for the mower: remote driving, blade control,</w:t>
+      </w:r>
+    </w:p>
+    <w:p>
+      <w:pPr>
+        <w:spacing w:before="0" w:after="0"/>
+      </w:pPr>
+      <w:r>
+        <w:rPr>
+          <w:rFonts w:ascii="Consolas" w:hAnsi="Consolas" w:eastAsia="宋体"/>
+          <w:sz w:val="20"/>
+        </w:rPr>
+        <w:t xml:space="preserve">    auto task start/stop and location reporting.&lt;/description&gt;</w:t>
+      </w:r>
+    </w:p>
+    <w:p>
+      <w:pPr>
+        <w:spacing w:before="0" w:after="0"/>
+      </w:pPr>
+      <w:r>
+        <w:rPr>
+          <w:rFonts w:ascii="Consolas" w:hAnsi="Consolas" w:eastAsia="宋体"/>
+          <w:sz w:val="20"/>
+        </w:rPr>
+        <w:t xml:space="preserve"> </w:t>
+      </w:r>
+    </w:p>
+    <w:p>
+      <w:pPr>
+        <w:spacing w:before="0" w:after="0"/>
+      </w:pPr>
+      <w:r>
+        <w:rPr>
+          <w:rFonts w:ascii="Consolas" w:hAnsi="Consolas" w:eastAsia="宋体"/>
+          <w:sz w:val="20"/>
+        </w:rPr>
+        <w:t xml:space="preserve">  &lt;buildtool_depend&gt;catkin&lt;/buildtool_depend&gt;</w:t>
+      </w:r>
+    </w:p>
+    <w:p>
+      <w:pPr>
+        <w:spacing w:before="0" w:after="0"/>
+      </w:pPr>
+      <w:r>
+        <w:rPr>
+          <w:rFonts w:ascii="Consolas" w:hAnsi="Consolas" w:eastAsia="宋体"/>
+          <w:sz w:val="20"/>
+        </w:rPr>
+        <w:t xml:space="preserve"> </w:t>
+      </w:r>
+    </w:p>
+    <w:p>
+      <w:pPr>
+        <w:spacing w:before="0" w:after="0"/>
+      </w:pPr>
+      <w:r>
+        <w:rPr>
+          <w:rFonts w:ascii="Consolas" w:hAnsi="Consolas" w:eastAsia="宋体"/>
+          <w:sz w:val="20"/>
+        </w:rPr>
+        <w:t xml:space="preserve">  &lt;depend&gt;roscpp&lt;/depend&gt;</w:t>
+      </w:r>
+    </w:p>
+    <w:p>
+      <w:pPr>
+        <w:spacing w:before="0" w:after="0"/>
+      </w:pPr>
+      <w:r>
+        <w:rPr>
+          <w:rFonts w:ascii="Consolas" w:hAnsi="Consolas" w:eastAsia="宋体"/>
+          <w:sz w:val="20"/>
+        </w:rPr>
+        <w:t xml:space="preserve">  &lt;depend&gt;std_msgs&lt;/depend&gt;</w:t>
+      </w:r>
+    </w:p>
+    <w:p>
+      <w:pPr>
+        <w:spacing w:before="0" w:after="0"/>
+      </w:pPr>
+      <w:r>
+        <w:rPr>
+          <w:rFonts w:ascii="Consolas" w:hAnsi="Consolas" w:eastAsia="宋体"/>
+          <w:sz w:val="20"/>
+        </w:rPr>
+        <w:t xml:space="preserve">  &lt;depend&gt;mower_msgs&lt;/depend&gt;</w:t>
+      </w:r>
+    </w:p>
+    <w:p>
+      <w:pPr>
+        <w:spacing w:before="0" w:after="0"/>
+      </w:pPr>
+      <w:r>
+        <w:rPr>
+          <w:rFonts w:ascii="Consolas" w:hAnsi="Consolas" w:eastAsia="宋体"/>
+          <w:sz w:val="20"/>
+        </w:rPr>
+        <w:t xml:space="preserve">  &lt;depend&gt;util&lt;/depend&gt;</w:t>
+      </w:r>
+    </w:p>
+    <w:p>
+      <w:pPr>
+        <w:spacing w:before="0" w:after="0"/>
+      </w:pPr>
+      <w:r>
+        <w:rPr>
+          <w:rFonts w:ascii="Consolas" w:hAnsi="Consolas" w:eastAsia="宋体"/>
+          <w:sz w:val="20"/>
+        </w:rPr>
+        <w:t>&lt;/package&gt;</w:t>
       </w:r>
     </w:p>
     <w:p>
@@ -7333,2615 +7647,7 @@
           <w:b w:val="0"/>
           <w:sz w:val="24"/>
         </w:rPr>
-        <w:t>每 0.1 秒检查一次：当前指令是停车就不用管；若距最后一条 move 指令超过 cmd_timeout_（默认 0.5s，云端需持续发指令维持行驶），自动把指令清零并发停车帧。这是遥控安全兜底——云端断网、MQTT 断线都不会让车继续冲。</w:t>
-      </w:r>
-    </w:p>
-    <w:p>
-      <w:r>
-        <w:rPr>
-          <w:rFonts w:ascii="Times New Roman" w:hAnsi="Times New Roman" w:eastAsia="宋体"/>
-          <w:b w:val="0"/>
-          <w:sz w:val="24"/>
-        </w:rPr>
-        <w:t>ROS_WARN_THROTTLE(5, ...) 是限频日志宏：同样内容 5 秒内最多打一条，防止日志刷屏。ros::Time 相减得到 ros::Duration，.toSec() 转秒。形参 const ros::TimerEvent&amp; 不写名字，表示不用事件信息。</w:t>
-      </w:r>
-    </w:p>
-    <w:p>
-      <w:pPr>
-        <w:pStyle w:val="Heading2"/>
-      </w:pPr>
-      <w:r>
-        <w:rPr>
-          <w:rFonts w:ascii="Times New Roman" w:hAnsi="Times New Roman" w:eastAsia="宋体"/>
-          <w:b/>
-          <w:color w:val="000000"/>
-          <w:sz w:val="28"/>
-        </w:rPr>
-        <w:t>4.17 定位上报：positionCb + locationTimerCb</w:t>
-      </w:r>
-    </w:p>
-    <w:p>
-      <w:pPr>
-        <w:spacing w:before="0" w:after="0"/>
-      </w:pPr>
-      <w:r>
-        <w:rPr>
-          <w:rFonts w:ascii="Consolas" w:hAnsi="Consolas" w:eastAsia="宋体"/>
-          <w:sz w:val="20"/>
-        </w:rPr>
-        <w:t xml:space="preserve">  void positionCb(const util::Position::ConstPtr&amp; msg)</w:t>
-      </w:r>
-    </w:p>
-    <w:p>
-      <w:pPr>
-        <w:spacing w:before="0" w:after="0"/>
-      </w:pPr>
-      <w:r>
-        <w:rPr>
-          <w:rFonts w:ascii="Consolas" w:hAnsi="Consolas" w:eastAsia="宋体"/>
-          <w:sz w:val="20"/>
-        </w:rPr>
-        <w:t xml:space="preserve">  {</w:t>
-      </w:r>
-    </w:p>
-    <w:p>
-      <w:pPr>
-        <w:spacing w:before="0" w:after="0"/>
-      </w:pPr>
-      <w:r>
-        <w:rPr>
-          <w:rFonts w:ascii="Consolas" w:hAnsi="Consolas" w:eastAsia="宋体"/>
-          <w:sz w:val="20"/>
-        </w:rPr>
-        <w:t xml:space="preserve">    std::lock_guard&lt;std::mutex&gt; lock(position_mutex_);</w:t>
-      </w:r>
-    </w:p>
-    <w:p>
-      <w:pPr>
-        <w:spacing w:before="0" w:after="0"/>
-      </w:pPr>
-      <w:r>
-        <w:rPr>
-          <w:rFonts w:ascii="Consolas" w:hAnsi="Consolas" w:eastAsia="宋体"/>
-          <w:sz w:val="20"/>
-        </w:rPr>
-        <w:t xml:space="preserve">    latest_position_ = *msg;</w:t>
-      </w:r>
-    </w:p>
-    <w:p>
-      <w:pPr>
-        <w:spacing w:before="0" w:after="0"/>
-      </w:pPr>
-      <w:r>
-        <w:rPr>
-          <w:rFonts w:ascii="Consolas" w:hAnsi="Consolas" w:eastAsia="宋体"/>
-          <w:sz w:val="20"/>
-        </w:rPr>
-        <w:t xml:space="preserve">    has_position_ = true;</w:t>
-      </w:r>
-    </w:p>
-    <w:p>
-      <w:pPr>
-        <w:spacing w:before="0" w:after="0"/>
-      </w:pPr>
-      <w:r>
-        <w:rPr>
-          <w:rFonts w:ascii="Consolas" w:hAnsi="Consolas" w:eastAsia="宋体"/>
-          <w:sz w:val="20"/>
-        </w:rPr>
-        <w:t xml:space="preserve">  }</w:t>
-      </w:r>
-    </w:p>
-    <w:p>
-      <w:pPr>
-        <w:spacing w:before="0" w:after="0"/>
-      </w:pPr>
-      <w:r>
-        <w:rPr>
-          <w:rFonts w:ascii="Consolas" w:hAnsi="Consolas" w:eastAsia="宋体"/>
-          <w:sz w:val="20"/>
-        </w:rPr>
-        <w:t xml:space="preserve"> </w:t>
-      </w:r>
-    </w:p>
-    <w:p>
-      <w:pPr>
-        <w:spacing w:before="0" w:after="0"/>
-      </w:pPr>
-      <w:r>
-        <w:rPr>
-          <w:rFonts w:ascii="Consolas" w:hAnsi="Consolas" w:eastAsia="宋体"/>
-          <w:sz w:val="20"/>
-        </w:rPr>
-        <w:t xml:space="preserve">  void locationTimerCb(const ros::TimerEvent&amp;)</w:t>
-      </w:r>
-    </w:p>
-    <w:p>
-      <w:pPr>
-        <w:spacing w:before="0" w:after="0"/>
-      </w:pPr>
-      <w:r>
-        <w:rPr>
-          <w:rFonts w:ascii="Consolas" w:hAnsi="Consolas" w:eastAsia="宋体"/>
-          <w:sz w:val="20"/>
-        </w:rPr>
-        <w:t xml:space="preserve">  {</w:t>
-      </w:r>
-    </w:p>
-    <w:p>
-      <w:pPr>
-        <w:spacing w:before="0" w:after="0"/>
-      </w:pPr>
-      <w:r>
-        <w:rPr>
-          <w:rFonts w:ascii="Consolas" w:hAnsi="Consolas" w:eastAsia="宋体"/>
-          <w:sz w:val="20"/>
-        </w:rPr>
-        <w:t xml:space="preserve">    util::Position pos;</w:t>
-      </w:r>
-    </w:p>
-    <w:p>
-      <w:pPr>
-        <w:spacing w:before="0" w:after="0"/>
-      </w:pPr>
-      <w:r>
-        <w:rPr>
-          <w:rFonts w:ascii="Consolas" w:hAnsi="Consolas" w:eastAsia="宋体"/>
-          <w:sz w:val="20"/>
-        </w:rPr>
-        <w:t xml:space="preserve">    {</w:t>
-      </w:r>
-    </w:p>
-    <w:p>
-      <w:pPr>
-        <w:spacing w:before="0" w:after="0"/>
-      </w:pPr>
-      <w:r>
-        <w:rPr>
-          <w:rFonts w:ascii="Consolas" w:hAnsi="Consolas" w:eastAsia="宋体"/>
-          <w:sz w:val="20"/>
-        </w:rPr>
-        <w:t xml:space="preserve">      std::lock_guard&lt;std::mutex&gt; lock(position_mutex_);</w:t>
-      </w:r>
-    </w:p>
-    <w:p>
-      <w:pPr>
-        <w:spacing w:before="0" w:after="0"/>
-      </w:pPr>
-      <w:r>
-        <w:rPr>
-          <w:rFonts w:ascii="Consolas" w:hAnsi="Consolas" w:eastAsia="宋体"/>
-          <w:sz w:val="20"/>
-        </w:rPr>
-        <w:t xml:space="preserve">      if (!has_position_)</w:t>
-      </w:r>
-    </w:p>
-    <w:p>
-      <w:pPr>
-        <w:spacing w:before="0" w:after="0"/>
-      </w:pPr>
-      <w:r>
-        <w:rPr>
-          <w:rFonts w:ascii="Consolas" w:hAnsi="Consolas" w:eastAsia="宋体"/>
-          <w:sz w:val="20"/>
-        </w:rPr>
-        <w:t xml:space="preserve">        return;</w:t>
-      </w:r>
-    </w:p>
-    <w:p>
-      <w:pPr>
-        <w:spacing w:before="0" w:after="0"/>
-      </w:pPr>
-      <w:r>
-        <w:rPr>
-          <w:rFonts w:ascii="Consolas" w:hAnsi="Consolas" w:eastAsia="宋体"/>
-          <w:sz w:val="20"/>
-        </w:rPr>
-        <w:t xml:space="preserve">      pos = latest_position_;</w:t>
-      </w:r>
-    </w:p>
-    <w:p>
-      <w:pPr>
-        <w:spacing w:before="0" w:after="0"/>
-      </w:pPr>
-      <w:r>
-        <w:rPr>
-          <w:rFonts w:ascii="Consolas" w:hAnsi="Consolas" w:eastAsia="宋体"/>
-          <w:sz w:val="20"/>
-        </w:rPr>
-        <w:t xml:space="preserve">    }</w:t>
-      </w:r>
-    </w:p>
-    <w:p>
-      <w:pPr>
-        <w:spacing w:before="0" w:after="0"/>
-      </w:pPr>
-      <w:r>
-        <w:rPr>
-          <w:rFonts w:ascii="Consolas" w:hAnsi="Consolas" w:eastAsia="宋体"/>
-          <w:sz w:val="20"/>
-        </w:rPr>
-        <w:t xml:space="preserve">    nlohmann::json j = {</w:t>
-      </w:r>
-    </w:p>
-    <w:p>
-      <w:pPr>
-        <w:spacing w:before="0" w:after="0"/>
-      </w:pPr>
-      <w:r>
-        <w:rPr>
-          <w:rFonts w:ascii="Consolas" w:hAnsi="Consolas" w:eastAsia="宋体"/>
-          <w:sz w:val="20"/>
-        </w:rPr>
-        <w:t xml:space="preserve">        {"x", pos.position_x},     {"y", pos.position_y},</w:t>
-      </w:r>
-    </w:p>
-    <w:p>
-      <w:pPr>
-        <w:spacing w:before="0" w:after="0"/>
-      </w:pPr>
-      <w:r>
-        <w:rPr>
-          <w:rFonts w:ascii="Consolas" w:hAnsi="Consolas" w:eastAsia="宋体"/>
-          <w:sz w:val="20"/>
-        </w:rPr>
-        <w:t xml:space="preserve">        ...</w:t>
-      </w:r>
-    </w:p>
-    <w:p>
-      <w:pPr>
-        <w:spacing w:before="0" w:after="0"/>
-      </w:pPr>
-      <w:r>
-        <w:rPr>
-          <w:rFonts w:ascii="Consolas" w:hAnsi="Consolas" w:eastAsia="宋体"/>
-          <w:sz w:val="20"/>
-        </w:rPr>
-        <w:t xml:space="preserve">        {"stamp", ros::Time::now().toSec()}};</w:t>
-      </w:r>
-    </w:p>
-    <w:p>
-      <w:pPr>
-        <w:spacing w:before="0" w:after="0"/>
-      </w:pPr>
-      <w:r>
-        <w:rPr>
-          <w:rFonts w:ascii="Consolas" w:hAnsi="Consolas" w:eastAsia="宋体"/>
-          <w:sz w:val="20"/>
-        </w:rPr>
-        <w:t xml:space="preserve">    mqtt_-&gt;publish(topic_state_location_, j.dump(), 0);</w:t>
-      </w:r>
-    </w:p>
-    <w:p>
-      <w:pPr>
-        <w:spacing w:before="0" w:after="0"/>
-      </w:pPr>
-      <w:r>
-        <w:rPr>
-          <w:rFonts w:ascii="Consolas" w:hAnsi="Consolas" w:eastAsia="宋体"/>
-          <w:sz w:val="20"/>
-        </w:rPr>
-        <w:t xml:space="preserve">  }</w:t>
-      </w:r>
-    </w:p>
-    <w:p>
-      <w:r>
-        <w:rPr>
-          <w:rFonts w:ascii="Times New Roman" w:hAnsi="Times New Roman" w:eastAsia="宋体"/>
-          <w:b w:val="0"/>
-          <w:sz w:val="24"/>
-        </w:rPr>
-        <w:t>“订阅回调只存最新值，定时器按固定频率上报”的采样式结构：回调里加锁拷贝消息并置 has_position_；定时器里锁内拷贝出来、锁外拼 JSON 发布——持锁时间最短，网络操作不占用锁。ConstPtr 是 ROS 消息的常量共享指针，消息由 ROS 内存池管理，拷贝 *msg 才得到实体。</w:t>
-      </w:r>
-    </w:p>
-    <w:p>
-      <w:r>
-        <w:rPr>
-          <w:rFonts w:ascii="Times New Roman" w:hAnsi="Times New Roman" w:eastAsia="宋体"/>
-          <w:b w:val="0"/>
-          <w:sz w:val="24"/>
-        </w:rPr>
-        <w:t>语法点：nlohmann::json j = {{"x", v}, ...} 用初始化列表直接构造 JSON 对象，键值对写法接近 Python 字典字面量；j.dump() 序列化成字符串；QoS 0 发布。state 是定位状态字，stamp 是 ROS 时间转 Unix 秒。</w:t>
-      </w:r>
-    </w:p>
-    <w:p>
-      <w:pPr>
-        <w:pStyle w:val="Heading2"/>
-      </w:pPr>
-      <w:r>
-        <w:rPr>
-          <w:rFonts w:ascii="Times New Roman" w:hAnsi="Times New Roman" w:eastAsia="宋体"/>
-          <w:b/>
-          <w:color w:val="000000"/>
-          <w:sz w:val="28"/>
-        </w:rPr>
-        <w:t>4.18 车辆状态回调与 statusTimerCb</w:t>
-      </w:r>
-    </w:p>
-    <w:p>
-      <w:pPr>
-        <w:spacing w:before="0" w:after="0"/>
-      </w:pPr>
-      <w:r>
-        <w:rPr>
-          <w:rFonts w:ascii="Consolas" w:hAnsi="Consolas" w:eastAsia="宋体"/>
-          <w:sz w:val="20"/>
-        </w:rPr>
-        <w:t xml:space="preserve">  void vehicleStatusCb(const mower_msgs::VehicleStatus::ConstPtr&amp; msg)</w:t>
-      </w:r>
-    </w:p>
-    <w:p>
-      <w:pPr>
-        <w:spacing w:before="0" w:after="0"/>
-      </w:pPr>
-      <w:r>
-        <w:rPr>
-          <w:rFonts w:ascii="Consolas" w:hAnsi="Consolas" w:eastAsia="宋体"/>
-          <w:sz w:val="20"/>
-        </w:rPr>
-        <w:t xml:space="preserve">  {</w:t>
-      </w:r>
-    </w:p>
-    <w:p>
-      <w:pPr>
-        <w:spacing w:before="0" w:after="0"/>
-      </w:pPr>
-      <w:r>
-        <w:rPr>
-          <w:rFonts w:ascii="Consolas" w:hAnsi="Consolas" w:eastAsia="宋体"/>
-          <w:sz w:val="20"/>
-        </w:rPr>
-        <w:t xml:space="preserve">    std::lock_guard&lt;std::mutex&gt; lock(status_mutex_);</w:t>
-      </w:r>
-    </w:p>
-    <w:p>
-      <w:pPr>
-        <w:spacing w:before="0" w:after="0"/>
-      </w:pPr>
-      <w:r>
-        <w:rPr>
-          <w:rFonts w:ascii="Consolas" w:hAnsi="Consolas" w:eastAsia="宋体"/>
-          <w:sz w:val="20"/>
-        </w:rPr>
-        <w:t xml:space="preserve">    battery_soc_ = msg-&gt;battery_soc;</w:t>
-      </w:r>
-    </w:p>
-    <w:p>
-      <w:pPr>
-        <w:spacing w:before="0" w:after="0"/>
-      </w:pPr>
-      <w:r>
-        <w:rPr>
-          <w:rFonts w:ascii="Consolas" w:hAnsi="Consolas" w:eastAsia="宋体"/>
-          <w:sz w:val="20"/>
-        </w:rPr>
-        <w:t xml:space="preserve">    warning_one_ = msg-&gt;warning_state_one;</w:t>
-      </w:r>
-    </w:p>
-    <w:p>
-      <w:pPr>
-        <w:spacing w:before="0" w:after="0"/>
-      </w:pPr>
-      <w:r>
-        <w:rPr>
-          <w:rFonts w:ascii="Consolas" w:hAnsi="Consolas" w:eastAsia="宋体"/>
-          <w:sz w:val="20"/>
-        </w:rPr>
-        <w:t xml:space="preserve">    warning_two_ = msg-&gt;warning_state_two;</w:t>
-      </w:r>
-    </w:p>
-    <w:p>
-      <w:pPr>
-        <w:spacing w:before="0" w:after="0"/>
-      </w:pPr>
-      <w:r>
-        <w:rPr>
-          <w:rFonts w:ascii="Consolas" w:hAnsi="Consolas" w:eastAsia="宋体"/>
-          <w:sz w:val="20"/>
-        </w:rPr>
-        <w:t xml:space="preserve">    has_status_ = true;</w:t>
-      </w:r>
-    </w:p>
-    <w:p>
-      <w:pPr>
-        <w:spacing w:before="0" w:after="0"/>
-      </w:pPr>
-      <w:r>
-        <w:rPr>
-          <w:rFonts w:ascii="Consolas" w:hAnsi="Consolas" w:eastAsia="宋体"/>
-          <w:sz w:val="20"/>
-        </w:rPr>
-        <w:t xml:space="preserve">  }</w:t>
-      </w:r>
-    </w:p>
-    <w:p>
-      <w:pPr>
-        <w:spacing w:before="0" w:after="0"/>
-      </w:pPr>
-      <w:r>
-        <w:rPr>
-          <w:rFonts w:ascii="Consolas" w:hAnsi="Consolas" w:eastAsia="宋体"/>
-          <w:sz w:val="20"/>
-        </w:rPr>
-        <w:t xml:space="preserve">  // leftWheelCb / rightWheelCb / mowerHeightCb 结构相同，各存一个数值</w:t>
-      </w:r>
-    </w:p>
-    <w:p>
-      <w:pPr>
-        <w:spacing w:before="0" w:after="0"/>
-      </w:pPr>
-      <w:r>
-        <w:rPr>
-          <w:rFonts w:ascii="Consolas" w:hAnsi="Consolas" w:eastAsia="宋体"/>
-          <w:sz w:val="20"/>
-        </w:rPr>
-        <w:t xml:space="preserve"> </w:t>
-      </w:r>
-    </w:p>
-    <w:p>
-      <w:pPr>
-        <w:spacing w:before="0" w:after="0"/>
-      </w:pPr>
-      <w:r>
-        <w:rPr>
-          <w:rFonts w:ascii="Consolas" w:hAnsi="Consolas" w:eastAsia="宋体"/>
-          <w:sz w:val="20"/>
-        </w:rPr>
-        <w:t xml:space="preserve">  void statusTimerCb(const ros::TimerEvent&amp;)</w:t>
-      </w:r>
-    </w:p>
-    <w:p>
-      <w:pPr>
-        <w:spacing w:before="0" w:after="0"/>
-      </w:pPr>
-      <w:r>
-        <w:rPr>
-          <w:rFonts w:ascii="Consolas" w:hAnsi="Consolas" w:eastAsia="宋体"/>
-          <w:sz w:val="20"/>
-        </w:rPr>
-        <w:t xml:space="preserve">  {</w:t>
-      </w:r>
-    </w:p>
-    <w:p>
-      <w:pPr>
-        <w:spacing w:before="0" w:after="0"/>
-      </w:pPr>
-      <w:r>
-        <w:rPr>
-          <w:rFonts w:ascii="Consolas" w:hAnsi="Consolas" w:eastAsia="宋体"/>
-          <w:sz w:val="20"/>
-        </w:rPr>
-        <w:t xml:space="preserve">    nlohmann::json j;</w:t>
-      </w:r>
-    </w:p>
-    <w:p>
-      <w:pPr>
-        <w:spacing w:before="0" w:after="0"/>
-      </w:pPr>
-      <w:r>
-        <w:rPr>
-          <w:rFonts w:ascii="Consolas" w:hAnsi="Consolas" w:eastAsia="宋体"/>
-          <w:sz w:val="20"/>
-        </w:rPr>
-        <w:t xml:space="preserve">    {</w:t>
-      </w:r>
-    </w:p>
-    <w:p>
-      <w:pPr>
-        <w:spacing w:before="0" w:after="0"/>
-      </w:pPr>
-      <w:r>
-        <w:rPr>
-          <w:rFonts w:ascii="Consolas" w:hAnsi="Consolas" w:eastAsia="宋体"/>
-          <w:sz w:val="20"/>
-        </w:rPr>
-        <w:t xml:space="preserve">      std::lock_guard&lt;std::mutex&gt; lock(status_mutex_);</w:t>
-      </w:r>
-    </w:p>
-    <w:p>
-      <w:pPr>
-        <w:spacing w:before="0" w:after="0"/>
-      </w:pPr>
-      <w:r>
-        <w:rPr>
-          <w:rFonts w:ascii="Consolas" w:hAnsi="Consolas" w:eastAsia="宋体"/>
-          <w:sz w:val="20"/>
-        </w:rPr>
-        <w:t xml:space="preserve">      if (!has_status_)</w:t>
-      </w:r>
-    </w:p>
-    <w:p>
-      <w:pPr>
-        <w:spacing w:before="0" w:after="0"/>
-      </w:pPr>
-      <w:r>
-        <w:rPr>
-          <w:rFonts w:ascii="Consolas" w:hAnsi="Consolas" w:eastAsia="宋体"/>
-          <w:sz w:val="20"/>
-        </w:rPr>
-        <w:t xml:space="preserve">        return;</w:t>
-      </w:r>
-    </w:p>
-    <w:p>
-      <w:pPr>
-        <w:spacing w:before="0" w:after="0"/>
-      </w:pPr>
-      <w:r>
-        <w:rPr>
-          <w:rFonts w:ascii="Consolas" w:hAnsi="Consolas" w:eastAsia="宋体"/>
-          <w:sz w:val="20"/>
-        </w:rPr>
-        <w:t xml:space="preserve">      j = {{"battery_soc", battery_soc_}, ... };</w:t>
-      </w:r>
-    </w:p>
-    <w:p>
-      <w:pPr>
-        <w:spacing w:before="0" w:after="0"/>
-      </w:pPr>
-      <w:r>
-        <w:rPr>
-          <w:rFonts w:ascii="Consolas" w:hAnsi="Consolas" w:eastAsia="宋体"/>
-          <w:sz w:val="20"/>
-        </w:rPr>
-        <w:t xml:space="preserve">    }</w:t>
-      </w:r>
-    </w:p>
-    <w:p>
-      <w:pPr>
-        <w:spacing w:before="0" w:after="0"/>
-      </w:pPr>
-      <w:r>
-        <w:rPr>
-          <w:rFonts w:ascii="Consolas" w:hAnsi="Consolas" w:eastAsia="宋体"/>
-          <w:sz w:val="20"/>
-        </w:rPr>
-        <w:t xml:space="preserve">    j["stamp"] = ros::Time::now().toSec();</w:t>
-      </w:r>
-    </w:p>
-    <w:p>
-      <w:pPr>
-        <w:spacing w:before="0" w:after="0"/>
-      </w:pPr>
-      <w:r>
-        <w:rPr>
-          <w:rFonts w:ascii="Consolas" w:hAnsi="Consolas" w:eastAsia="宋体"/>
-          <w:sz w:val="20"/>
-        </w:rPr>
-        <w:t xml:space="preserve">    mqtt_-&gt;publish(topic_state_vehicle_, j.dump(), 0);</w:t>
-      </w:r>
-    </w:p>
-    <w:p>
-      <w:pPr>
-        <w:spacing w:before="0" w:after="0"/>
-      </w:pPr>
-      <w:r>
-        <w:rPr>
-          <w:rFonts w:ascii="Consolas" w:hAnsi="Consolas" w:eastAsia="宋体"/>
-          <w:sz w:val="20"/>
-        </w:rPr>
-        <w:t xml:space="preserve">  }</w:t>
-      </w:r>
-    </w:p>
-    <w:p>
-      <w:r>
-        <w:rPr>
-          <w:rFonts w:ascii="Times New Roman" w:hAnsi="Times New Roman" w:eastAsia="宋体"/>
-          <w:b w:val="0"/>
-          <w:sz w:val="24"/>
-        </w:rPr>
-        <w:t>四个订阅回调共用一把 status_mutex_ 保护一组松散状态（电量、报警字、左右轮速、刀盘高度反馈），粒度粗一点但逻辑简单。statusTimerCb 同样锁内取值锁外发布，j["stamp"] = ... 演示 nlohmann::json 的 operator[] 赋值（键不存在则创建）。has_status_ 由 VehicleStatus 回调置位——车辆状态话题起来了才开始上报，轮速等字段没收到就是 0。</w:t>
-      </w:r>
-    </w:p>
-    <w:p>
-      <w:pPr>
-        <w:pStyle w:val="Heading2"/>
-      </w:pPr>
-      <w:r>
-        <w:rPr>
-          <w:rFonts w:ascii="Times New Roman" w:hAnsi="Times New Roman" w:eastAsia="宋体"/>
-          <w:b/>
-          <w:color w:val="000000"/>
-          <w:sz w:val="28"/>
-        </w:rPr>
-        <w:t>4.19 imageCb —— 图像回调：cv_bridge 转换与帧率节流</w:t>
-      </w:r>
-    </w:p>
-    <w:p>
-      <w:pPr>
-        <w:spacing w:before="0" w:after="0"/>
-      </w:pPr>
-      <w:r>
-        <w:rPr>
-          <w:rFonts w:ascii="Consolas" w:hAnsi="Consolas" w:eastAsia="宋体"/>
-          <w:sz w:val="20"/>
-        </w:rPr>
-        <w:t xml:space="preserve">  void imageCb(const sensor_msgs::ImageConstPtr&amp; msg)</w:t>
-      </w:r>
-    </w:p>
-    <w:p>
-      <w:pPr>
-        <w:spacing w:before="0" w:after="0"/>
-      </w:pPr>
-      <w:r>
-        <w:rPr>
-          <w:rFonts w:ascii="Consolas" w:hAnsi="Consolas" w:eastAsia="宋体"/>
-          <w:sz w:val="20"/>
-        </w:rPr>
-        <w:t xml:space="preserve">  {</w:t>
-      </w:r>
-    </w:p>
-    <w:p>
-      <w:pPr>
-        <w:spacing w:before="0" w:after="0"/>
-      </w:pPr>
-      <w:r>
-        <w:rPr>
-          <w:rFonts w:ascii="Consolas" w:hAnsi="Consolas" w:eastAsia="宋体"/>
-          <w:sz w:val="20"/>
-        </w:rPr>
-        <w:t xml:space="preserve">    VideoCfg cfg;</w:t>
-      </w:r>
-    </w:p>
-    <w:p>
-      <w:pPr>
-        <w:spacing w:before="0" w:after="0"/>
-      </w:pPr>
-      <w:r>
-        <w:rPr>
-          <w:rFonts w:ascii="Consolas" w:hAnsi="Consolas" w:eastAsia="宋体"/>
-          <w:sz w:val="20"/>
-        </w:rPr>
-        <w:t xml:space="preserve">    {</w:t>
-      </w:r>
-    </w:p>
-    <w:p>
-      <w:pPr>
-        <w:spacing w:before="0" w:after="0"/>
-      </w:pPr>
-      <w:r>
-        <w:rPr>
-          <w:rFonts w:ascii="Consolas" w:hAnsi="Consolas" w:eastAsia="宋体"/>
-          <w:sz w:val="20"/>
-        </w:rPr>
-        <w:t xml:space="preserve">      std::lock_guard&lt;std::mutex&gt; lock(video_mutex_);</w:t>
-      </w:r>
-    </w:p>
-    <w:p>
-      <w:pPr>
-        <w:spacing w:before="0" w:after="0"/>
-      </w:pPr>
-      <w:r>
-        <w:rPr>
-          <w:rFonts w:ascii="Consolas" w:hAnsi="Consolas" w:eastAsia="宋体"/>
-          <w:sz w:val="20"/>
-        </w:rPr>
-        <w:t xml:space="preserve">      cfg = video_cfg_;</w:t>
-      </w:r>
-    </w:p>
-    <w:p>
-      <w:pPr>
-        <w:spacing w:before="0" w:after="0"/>
-      </w:pPr>
-      <w:r>
-        <w:rPr>
-          <w:rFonts w:ascii="Consolas" w:hAnsi="Consolas" w:eastAsia="宋体"/>
-          <w:sz w:val="20"/>
-        </w:rPr>
-        <w:t xml:space="preserve">    }</w:t>
-      </w:r>
-    </w:p>
-    <w:p>
-      <w:pPr>
-        <w:spacing w:before="0" w:after="0"/>
-      </w:pPr>
-      <w:r>
-        <w:rPr>
-          <w:rFonts w:ascii="Consolas" w:hAnsi="Consolas" w:eastAsia="宋体"/>
-          <w:sz w:val="20"/>
-        </w:rPr>
-        <w:t xml:space="preserve">    if (!cfg.enable)</w:t>
-      </w:r>
-    </w:p>
-    <w:p>
-      <w:pPr>
-        <w:spacing w:before="0" w:after="0"/>
-      </w:pPr>
-      <w:r>
-        <w:rPr>
-          <w:rFonts w:ascii="Consolas" w:hAnsi="Consolas" w:eastAsia="宋体"/>
-          <w:sz w:val="20"/>
-        </w:rPr>
-        <w:t xml:space="preserve">      return;</w:t>
-      </w:r>
-    </w:p>
-    <w:p>
-      <w:pPr>
-        <w:spacing w:before="0" w:after="0"/>
-      </w:pPr>
-      <w:r>
-        <w:rPr>
-          <w:rFonts w:ascii="Consolas" w:hAnsi="Consolas" w:eastAsia="宋体"/>
-          <w:sz w:val="20"/>
-        </w:rPr>
-        <w:t xml:space="preserve"> </w:t>
-      </w:r>
-    </w:p>
-    <w:p>
-      <w:pPr>
-        <w:spacing w:before="0" w:after="0"/>
-      </w:pPr>
-      <w:r>
-        <w:rPr>
-          <w:rFonts w:ascii="Consolas" w:hAnsi="Consolas" w:eastAsia="宋体"/>
-          <w:sz w:val="20"/>
-        </w:rPr>
-        <w:t xml:space="preserve">    // 帧率节流</w:t>
-      </w:r>
-    </w:p>
-    <w:p>
-      <w:pPr>
-        <w:spacing w:before="0" w:after="0"/>
-      </w:pPr>
-      <w:r>
-        <w:rPr>
-          <w:rFonts w:ascii="Consolas" w:hAnsi="Consolas" w:eastAsia="宋体"/>
-          <w:sz w:val="20"/>
-        </w:rPr>
-        <w:t xml:space="preserve">    const ros::Time now = ros::Time::now();</w:t>
-      </w:r>
-    </w:p>
-    <w:p>
-      <w:pPr>
-        <w:spacing w:before="0" w:after="0"/>
-      </w:pPr>
-      <w:r>
-        <w:rPr>
-          <w:rFonts w:ascii="Consolas" w:hAnsi="Consolas" w:eastAsia="宋体"/>
-          <w:sz w:val="20"/>
-        </w:rPr>
-        <w:t xml:space="preserve">    {</w:t>
-      </w:r>
-    </w:p>
-    <w:p>
-      <w:pPr>
-        <w:spacing w:before="0" w:after="0"/>
-      </w:pPr>
-      <w:r>
-        <w:rPr>
-          <w:rFonts w:ascii="Consolas" w:hAnsi="Consolas" w:eastAsia="宋体"/>
-          <w:sz w:val="20"/>
-        </w:rPr>
-        <w:t xml:space="preserve">      std::lock_guard&lt;std::mutex&gt; lock(video_mutex_);</w:t>
-      </w:r>
-    </w:p>
-    <w:p>
-      <w:pPr>
-        <w:spacing w:before="0" w:after="0"/>
-      </w:pPr>
-      <w:r>
-        <w:rPr>
-          <w:rFonts w:ascii="Consolas" w:hAnsi="Consolas" w:eastAsia="宋体"/>
-          <w:sz w:val="20"/>
-        </w:rPr>
-        <w:t xml:space="preserve">      if ((now - last_frame_time_).toSec() &lt; 1.0 / cfg.fps)</w:t>
-      </w:r>
-    </w:p>
-    <w:p>
-      <w:pPr>
-        <w:spacing w:before="0" w:after="0"/>
-      </w:pPr>
-      <w:r>
-        <w:rPr>
-          <w:rFonts w:ascii="Consolas" w:hAnsi="Consolas" w:eastAsia="宋体"/>
-          <w:sz w:val="20"/>
-        </w:rPr>
-        <w:t xml:space="preserve">        return;</w:t>
-      </w:r>
-    </w:p>
-    <w:p>
-      <w:pPr>
-        <w:spacing w:before="0" w:after="0"/>
-      </w:pPr>
-      <w:r>
-        <w:rPr>
-          <w:rFonts w:ascii="Consolas" w:hAnsi="Consolas" w:eastAsia="宋体"/>
-          <w:sz w:val="20"/>
-        </w:rPr>
-        <w:t xml:space="preserve">      last_frame_time_ = now;</w:t>
-      </w:r>
-    </w:p>
-    <w:p>
-      <w:pPr>
-        <w:spacing w:before="0" w:after="0"/>
-      </w:pPr>
-      <w:r>
-        <w:rPr>
-          <w:rFonts w:ascii="Consolas" w:hAnsi="Consolas" w:eastAsia="宋体"/>
-          <w:sz w:val="20"/>
-        </w:rPr>
-        <w:t xml:space="preserve">    }</w:t>
-      </w:r>
-    </w:p>
-    <w:p>
-      <w:pPr>
-        <w:spacing w:before="0" w:after="0"/>
-      </w:pPr>
-      <w:r>
-        <w:rPr>
-          <w:rFonts w:ascii="Consolas" w:hAnsi="Consolas" w:eastAsia="宋体"/>
-          <w:sz w:val="20"/>
-        </w:rPr>
-        <w:t xml:space="preserve"> </w:t>
-      </w:r>
-    </w:p>
-    <w:p>
-      <w:pPr>
-        <w:spacing w:before="0" w:after="0"/>
-      </w:pPr>
-      <w:r>
-        <w:rPr>
-          <w:rFonts w:ascii="Consolas" w:hAnsi="Consolas" w:eastAsia="宋体"/>
-          <w:sz w:val="20"/>
-        </w:rPr>
-        <w:t xml:space="preserve">    cv_bridge::CvImageConstPtr cv_ptr;</w:t>
-      </w:r>
-    </w:p>
-    <w:p>
-      <w:pPr>
-        <w:spacing w:before="0" w:after="0"/>
-      </w:pPr>
-      <w:r>
-        <w:rPr>
-          <w:rFonts w:ascii="Consolas" w:hAnsi="Consolas" w:eastAsia="宋体"/>
-          <w:sz w:val="20"/>
-        </w:rPr>
-        <w:t xml:space="preserve">    try</w:t>
-      </w:r>
-    </w:p>
-    <w:p>
-      <w:pPr>
-        <w:spacing w:before="0" w:after="0"/>
-      </w:pPr>
-      <w:r>
-        <w:rPr>
-          <w:rFonts w:ascii="Consolas" w:hAnsi="Consolas" w:eastAsia="宋体"/>
-          <w:sz w:val="20"/>
-        </w:rPr>
-        <w:t xml:space="preserve">    {</w:t>
-      </w:r>
-    </w:p>
-    <w:p>
-      <w:pPr>
-        <w:spacing w:before="0" w:after="0"/>
-      </w:pPr>
-      <w:r>
-        <w:rPr>
-          <w:rFonts w:ascii="Consolas" w:hAnsi="Consolas" w:eastAsia="宋体"/>
-          <w:sz w:val="20"/>
-        </w:rPr>
-        <w:t xml:space="preserve">      // mono8 / bgr8 / yuv422 等统一转成 BGR8</w:t>
-      </w:r>
-    </w:p>
-    <w:p>
-      <w:pPr>
-        <w:spacing w:before="0" w:after="0"/>
-      </w:pPr>
-      <w:r>
-        <w:rPr>
-          <w:rFonts w:ascii="Consolas" w:hAnsi="Consolas" w:eastAsia="宋体"/>
-          <w:sz w:val="20"/>
-        </w:rPr>
-        <w:t xml:space="preserve">      cv_ptr = cv_bridge::toCvShare(msg, sensor_msgs::image_encodings::BGR8);</w:t>
-      </w:r>
-    </w:p>
-    <w:p>
-      <w:pPr>
-        <w:spacing w:before="0" w:after="0"/>
-      </w:pPr>
-      <w:r>
-        <w:rPr>
-          <w:rFonts w:ascii="Consolas" w:hAnsi="Consolas" w:eastAsia="宋体"/>
-          <w:sz w:val="20"/>
-        </w:rPr>
-        <w:t xml:space="preserve">    }</w:t>
-      </w:r>
-    </w:p>
-    <w:p>
-      <w:pPr>
-        <w:spacing w:before="0" w:after="0"/>
-      </w:pPr>
-      <w:r>
-        <w:rPr>
-          <w:rFonts w:ascii="Consolas" w:hAnsi="Consolas" w:eastAsia="宋体"/>
-          <w:sz w:val="20"/>
-        </w:rPr>
-        <w:t xml:space="preserve">    catch (const cv_bridge::Exception&amp; e)</w:t>
-      </w:r>
-    </w:p>
-    <w:p>
-      <w:pPr>
-        <w:spacing w:before="0" w:after="0"/>
-      </w:pPr>
-      <w:r>
-        <w:rPr>
-          <w:rFonts w:ascii="Consolas" w:hAnsi="Consolas" w:eastAsia="宋体"/>
-          <w:sz w:val="20"/>
-        </w:rPr>
-        <w:t xml:space="preserve">    {</w:t>
-      </w:r>
-    </w:p>
-    <w:p>
-      <w:pPr>
-        <w:spacing w:before="0" w:after="0"/>
-      </w:pPr>
-      <w:r>
-        <w:rPr>
-          <w:rFonts w:ascii="Consolas" w:hAnsi="Consolas" w:eastAsia="宋体"/>
-          <w:sz w:val="20"/>
-        </w:rPr>
-        <w:t xml:space="preserve">      ROS_WARN_THROTTLE(5, "cv_bridge convert failed: %s", e.what());</w:t>
-      </w:r>
-    </w:p>
-    <w:p>
-      <w:pPr>
-        <w:spacing w:before="0" w:after="0"/>
-      </w:pPr>
-      <w:r>
-        <w:rPr>
-          <w:rFonts w:ascii="Consolas" w:hAnsi="Consolas" w:eastAsia="宋体"/>
-          <w:sz w:val="20"/>
-        </w:rPr>
-        <w:t xml:space="preserve">      return;</w:t>
-      </w:r>
-    </w:p>
-    <w:p>
-      <w:pPr>
-        <w:spacing w:before="0" w:after="0"/>
-      </w:pPr>
-      <w:r>
-        <w:rPr>
-          <w:rFonts w:ascii="Consolas" w:hAnsi="Consolas" w:eastAsia="宋体"/>
-          <w:sz w:val="20"/>
-        </w:rPr>
-        <w:t xml:space="preserve">    }</w:t>
-      </w:r>
-    </w:p>
-    <w:p>
-      <w:pPr>
-        <w:spacing w:before="0" w:after="0"/>
-      </w:pPr>
-      <w:r>
-        <w:rPr>
-          <w:rFonts w:ascii="Consolas" w:hAnsi="Consolas" w:eastAsia="宋体"/>
-          <w:sz w:val="20"/>
-        </w:rPr>
-        <w:t xml:space="preserve"> </w:t>
-      </w:r>
-    </w:p>
-    <w:p>
-      <w:pPr>
-        <w:spacing w:before="0" w:after="0"/>
-      </w:pPr>
-      <w:r>
-        <w:rPr>
-          <w:rFonts w:ascii="Consolas" w:hAnsi="Consolas" w:eastAsia="宋体"/>
-          <w:sz w:val="20"/>
-        </w:rPr>
-        <w:t xml:space="preserve">    cv::Mat frame = cv_ptr-&gt;image;</w:t>
-      </w:r>
-    </w:p>
-    <w:p>
-      <w:pPr>
-        <w:spacing w:before="0" w:after="0"/>
-      </w:pPr>
-      <w:r>
-        <w:rPr>
-          <w:rFonts w:ascii="Consolas" w:hAnsi="Consolas" w:eastAsia="宋体"/>
-          <w:sz w:val="20"/>
-        </w:rPr>
-        <w:t xml:space="preserve">    if (frame.cols != cfg.width || frame.rows != cfg.height)</w:t>
-      </w:r>
-    </w:p>
-    <w:p>
-      <w:pPr>
-        <w:spacing w:before="0" w:after="0"/>
-      </w:pPr>
-      <w:r>
-        <w:rPr>
-          <w:rFonts w:ascii="Consolas" w:hAnsi="Consolas" w:eastAsia="宋体"/>
-          <w:sz w:val="20"/>
-        </w:rPr>
-        <w:t xml:space="preserve">      cv::resize(frame, frame, cv::Size(cfg.width, cfg.height));</w:t>
-      </w:r>
-    </w:p>
-    <w:p>
-      <w:pPr>
-        <w:spacing w:before="0" w:after="0"/>
-      </w:pPr>
-      <w:r>
-        <w:rPr>
-          <w:rFonts w:ascii="Consolas" w:hAnsi="Consolas" w:eastAsia="宋体"/>
-          <w:sz w:val="20"/>
-        </w:rPr>
-        <w:t xml:space="preserve"> </w:t>
-      </w:r>
-    </w:p>
-    <w:p>
-      <w:pPr>
-        <w:spacing w:before="0" w:after="0"/>
-      </w:pPr>
-      <w:r>
-        <w:rPr>
-          <w:rFonts w:ascii="Consolas" w:hAnsi="Consolas" w:eastAsia="宋体"/>
-          <w:sz w:val="20"/>
-        </w:rPr>
-        <w:t xml:space="preserve">    streamer_.push(frame);</w:t>
-      </w:r>
-    </w:p>
-    <w:p>
-      <w:pPr>
-        <w:spacing w:before="0" w:after="0"/>
-      </w:pPr>
-      <w:r>
-        <w:rPr>
-          <w:rFonts w:ascii="Consolas" w:hAnsi="Consolas" w:eastAsia="宋体"/>
-          <w:sz w:val="20"/>
-        </w:rPr>
-        <w:t xml:space="preserve">  }</w:t>
-      </w:r>
-    </w:p>
-    <w:p>
-      <w:r>
-        <w:rPr>
-          <w:rFonts w:ascii="Times New Roman" w:hAnsi="Times New Roman" w:eastAsia="宋体"/>
-          <w:b w:val="0"/>
-          <w:sz w:val="24"/>
-        </w:rPr>
-        <w:t>相机帧率（如 30fps）通常高于推流帧率（默认 5fps），所以做帧率节流：距上次送帧不足 1/fps 秒就直接丢弃。last_frame_time_ 在锁内检查并更新，避免多回调并发时双送。video_cfg_ 先锁内拷贝出来用，与 handleVideoCmd 的写同步。</w:t>
-      </w:r>
-    </w:p>
-    <w:p>
-      <w:r>
-        <w:rPr>
-          <w:rFonts w:ascii="Times New Roman" w:hAnsi="Times New Roman" w:eastAsia="宋体"/>
-          <w:b w:val="0"/>
-          <w:sz w:val="24"/>
-        </w:rPr>
-        <w:t>cv_bridge::toCvShare 把 ROS 图像消息转成 CvImage 智能指针并指定目标编码 BGR8——toCvShare 在源编码相同的时候零拷贝共享原消息内存，不同则转换；mono8/yuv422 等都能统一转成 BGR。转换失败（不支持的编码）抛 cv_bridge::Exception，限频警告后丢弃该帧。</w:t>
-      </w:r>
-    </w:p>
-    <w:p>
-      <w:r>
-        <w:rPr>
-          <w:rFonts w:ascii="Times New Roman" w:hAnsi="Times New Roman" w:eastAsia="宋体"/>
-          <w:b w:val="0"/>
-          <w:sz w:val="24"/>
-        </w:rPr>
-        <w:t>尺寸不匹配就 cv::resize 缩放到推流分辨率（降低带宽），最后交给 streamer_.push 写入 ffmpeg 管道。注意 push 内部有自己的锁，本函数此时不持 video_mutex_，无嵌套锁问题。</w:t>
-      </w:r>
-    </w:p>
-    <w:p>
-      <w:pPr>
-        <w:pStyle w:val="Heading2"/>
-      </w:pPr>
-      <w:r>
-        <w:rPr>
-          <w:rFonts w:ascii="Times New Roman" w:hAnsi="Times New Roman" w:eastAsia="宋体"/>
-          <w:b/>
-          <w:color w:val="000000"/>
-          <w:sz w:val="28"/>
-        </w:rPr>
-        <w:t>4.20 成员变量总览</w:t>
-      </w:r>
-    </w:p>
-    <w:p>
-      <w:pPr>
-        <w:spacing w:before="0" w:after="0"/>
-      </w:pPr>
-      <w:r>
-        <w:rPr>
-          <w:rFonts w:ascii="Consolas" w:hAnsi="Consolas" w:eastAsia="宋体"/>
-          <w:sz w:val="20"/>
-        </w:rPr>
-        <w:t xml:space="preserve">  // 跨线程访问：MQTT 回调线程写，ROS 定时器线程读</w:t>
-      </w:r>
-    </w:p>
-    <w:p>
-      <w:pPr>
-        <w:spacing w:before="0" w:after="0"/>
-      </w:pPr>
-      <w:r>
-        <w:rPr>
-          <w:rFonts w:ascii="Consolas" w:hAnsi="Consolas" w:eastAsia="宋体"/>
-          <w:sz w:val="20"/>
-        </w:rPr>
-        <w:t xml:space="preserve">  std::atomic&lt;int&gt; mow_height_{6};</w:t>
-      </w:r>
-    </w:p>
-    <w:p>
-      <w:pPr>
-        <w:spacing w:before="0" w:after="0"/>
-      </w:pPr>
-      <w:r>
-        <w:rPr>
-          <w:rFonts w:ascii="Consolas" w:hAnsi="Consolas" w:eastAsia="宋体"/>
-          <w:sz w:val="20"/>
-        </w:rPr>
-        <w:t xml:space="preserve">  std::atomic&lt;bool&gt; blade_on_{false};</w:t>
-      </w:r>
-    </w:p>
-    <w:p>
-      <w:pPr>
-        <w:spacing w:before="0" w:after="0"/>
-      </w:pPr>
-      <w:r>
-        <w:rPr>
-          <w:rFonts w:ascii="Consolas" w:hAnsi="Consolas" w:eastAsia="宋体"/>
-          <w:sz w:val="20"/>
-        </w:rPr>
-        <w:t xml:space="preserve"> </w:t>
-      </w:r>
-    </w:p>
-    <w:p>
-      <w:pPr>
-        <w:spacing w:before="0" w:after="0"/>
-      </w:pPr>
-      <w:r>
-        <w:rPr>
-          <w:rFonts w:ascii="Consolas" w:hAnsi="Consolas" w:eastAsia="宋体"/>
-          <w:sz w:val="20"/>
-        </w:rPr>
-        <w:t xml:space="preserve">  std::mutex motion_mutex_;</w:t>
-      </w:r>
-    </w:p>
-    <w:p>
-      <w:pPr>
-        <w:spacing w:before="0" w:after="0"/>
-      </w:pPr>
-      <w:r>
-        <w:rPr>
-          <w:rFonts w:ascii="Consolas" w:hAnsi="Consolas" w:eastAsia="宋体"/>
-          <w:sz w:val="20"/>
-        </w:rPr>
-        <w:t xml:space="preserve">  double last_linear_ = 0.0, last_angular_ = 0.0;</w:t>
-      </w:r>
-    </w:p>
-    <w:p>
-      <w:pPr>
-        <w:spacing w:before="0" w:after="0"/>
-      </w:pPr>
-      <w:r>
-        <w:rPr>
-          <w:rFonts w:ascii="Consolas" w:hAnsi="Consolas" w:eastAsia="宋体"/>
-          <w:sz w:val="20"/>
-        </w:rPr>
-        <w:t xml:space="preserve">  ros::Time last_move_time_;</w:t>
-      </w:r>
-    </w:p>
-    <w:p>
-      <w:pPr>
-        <w:spacing w:before="0" w:after="0"/>
-      </w:pPr>
-      <w:r>
-        <w:rPr>
-          <w:rFonts w:ascii="Consolas" w:hAnsi="Consolas" w:eastAsia="宋体"/>
-          <w:sz w:val="20"/>
-        </w:rPr>
-        <w:t xml:space="preserve"> </w:t>
-      </w:r>
-    </w:p>
-    <w:p>
-      <w:pPr>
-        <w:spacing w:before="0" w:after="0"/>
-      </w:pPr>
-      <w:r>
-        <w:rPr>
-          <w:rFonts w:ascii="Consolas" w:hAnsi="Consolas" w:eastAsia="宋体"/>
-          <w:sz w:val="20"/>
-        </w:rPr>
-        <w:t xml:space="preserve">  std::atomic&lt;bool&gt; task_running_{false};</w:t>
-      </w:r>
-    </w:p>
-    <w:p>
-      <w:pPr>
-        <w:spacing w:before="0" w:after="0"/>
-      </w:pPr>
-      <w:r>
-        <w:rPr>
-          <w:rFonts w:ascii="Consolas" w:hAnsi="Consolas" w:eastAsia="宋体"/>
-          <w:sz w:val="20"/>
-        </w:rPr>
-        <w:t xml:space="preserve">  std::atomic&lt;bool&gt; task_seq_running_{false};</w:t>
-      </w:r>
-    </w:p>
-    <w:p>
-      <w:r>
-        <w:rPr>
-          <w:rFonts w:ascii="Times New Roman" w:hAnsi="Times New Roman" w:eastAsia="宋体"/>
-          <w:b w:val="0"/>
-          <w:sz w:val="24"/>
-        </w:rPr>
-        <w:t>成员分几组：ROS 句柄（NodeHandle/Publisher/Subscriber/Timer）；MQTT 客户端与主题名；参数缓存；以及跨线程共享状态。共享状态的保护策略分两类：单个简单值用 std::atomic（mow_height_、blade_on_、task_running_、task_seq_running_，免锁）；一组必须一致读写的值共用一把 mutex（运动指令 motion_mutex_、定位 position_mutex_、车辆状态 status_mutex_、视频配置 video_mutex_）。选择标准是“要不要多个变量保持一致的快照”。</w:t>
-      </w:r>
-    </w:p>
-    <w:p>
-      <w:pPr>
-        <w:pStyle w:val="Heading2"/>
-      </w:pPr>
-      <w:r>
-        <w:rPr>
-          <w:rFonts w:ascii="Times New Roman" w:hAnsi="Times New Roman" w:eastAsia="宋体"/>
-          <w:b/>
-          <w:color w:val="000000"/>
-          <w:sz w:val="28"/>
-        </w:rPr>
-        <w:t>4.21 main 函数</w:t>
-      </w:r>
-    </w:p>
-    <w:p>
-      <w:pPr>
-        <w:spacing w:before="0" w:after="0"/>
-      </w:pPr>
-      <w:r>
-        <w:rPr>
-          <w:rFonts w:ascii="Consolas" w:hAnsi="Consolas" w:eastAsia="宋体"/>
-          <w:sz w:val="20"/>
-        </w:rPr>
-        <w:t>int main(int argc, char** argv)</w:t>
-      </w:r>
-    </w:p>
-    <w:p>
-      <w:pPr>
-        <w:spacing w:before="0" w:after="0"/>
-      </w:pPr>
-      <w:r>
-        <w:rPr>
-          <w:rFonts w:ascii="Consolas" w:hAnsi="Consolas" w:eastAsia="宋体"/>
-          <w:sz w:val="20"/>
-        </w:rPr>
-        <w:t>{</w:t>
-      </w:r>
-    </w:p>
-    <w:p>
-      <w:pPr>
-        <w:spacing w:before="0" w:after="0"/>
-      </w:pPr>
-      <w:r>
-        <w:rPr>
-          <w:rFonts w:ascii="Consolas" w:hAnsi="Consolas" w:eastAsia="宋体"/>
-          <w:sz w:val="20"/>
-        </w:rPr>
-        <w:t xml:space="preserve">  // ffmpeg 子进程退出后管道写会触发 SIGPIPE，忽略之，由 write 返回值处理</w:t>
-      </w:r>
-    </w:p>
-    <w:p>
-      <w:pPr>
-        <w:spacing w:before="0" w:after="0"/>
-      </w:pPr>
-      <w:r>
-        <w:rPr>
-          <w:rFonts w:ascii="Consolas" w:hAnsi="Consolas" w:eastAsia="宋体"/>
-          <w:sz w:val="20"/>
-        </w:rPr>
-        <w:t xml:space="preserve">  signal(SIGPIPE, SIG_IGN);</w:t>
-      </w:r>
-    </w:p>
-    <w:p>
-      <w:pPr>
-        <w:spacing w:before="0" w:after="0"/>
-      </w:pPr>
-      <w:r>
-        <w:rPr>
-          <w:rFonts w:ascii="Consolas" w:hAnsi="Consolas" w:eastAsia="宋体"/>
-          <w:sz w:val="20"/>
-        </w:rPr>
-        <w:t xml:space="preserve">  ros::init(argc, argv, "cloud_bridge");</w:t>
-      </w:r>
-    </w:p>
-    <w:p>
-      <w:pPr>
-        <w:spacing w:before="0" w:after="0"/>
-      </w:pPr>
-      <w:r>
-        <w:rPr>
-          <w:rFonts w:ascii="Consolas" w:hAnsi="Consolas" w:eastAsia="宋体"/>
-          <w:sz w:val="20"/>
-        </w:rPr>
-        <w:t xml:space="preserve">  cloud_bridge::CloudBridgeNode node;</w:t>
-      </w:r>
-    </w:p>
-    <w:p>
-      <w:pPr>
-        <w:spacing w:before="0" w:after="0"/>
-      </w:pPr>
-      <w:r>
-        <w:rPr>
-          <w:rFonts w:ascii="Consolas" w:hAnsi="Consolas" w:eastAsia="宋体"/>
-          <w:sz w:val="20"/>
-        </w:rPr>
-        <w:t xml:space="preserve">  ros::AsyncSpinner spinner(2);</w:t>
-      </w:r>
-    </w:p>
-    <w:p>
-      <w:pPr>
-        <w:spacing w:before="0" w:after="0"/>
-      </w:pPr>
-      <w:r>
-        <w:rPr>
-          <w:rFonts w:ascii="Consolas" w:hAnsi="Consolas" w:eastAsia="宋体"/>
-          <w:sz w:val="20"/>
-        </w:rPr>
-        <w:t xml:space="preserve">  spinner.start();</w:t>
-      </w:r>
-    </w:p>
-    <w:p>
-      <w:pPr>
-        <w:spacing w:before="0" w:after="0"/>
-      </w:pPr>
-      <w:r>
-        <w:rPr>
-          <w:rFonts w:ascii="Consolas" w:hAnsi="Consolas" w:eastAsia="宋体"/>
-          <w:sz w:val="20"/>
-        </w:rPr>
-        <w:t xml:space="preserve">  ros::waitForShutdown();</w:t>
-      </w:r>
-    </w:p>
-    <w:p>
-      <w:pPr>
-        <w:spacing w:before="0" w:after="0"/>
-      </w:pPr>
-      <w:r>
-        <w:rPr>
-          <w:rFonts w:ascii="Consolas" w:hAnsi="Consolas" w:eastAsia="宋体"/>
-          <w:sz w:val="20"/>
-        </w:rPr>
-        <w:t xml:space="preserve">  node.stop();</w:t>
-      </w:r>
-    </w:p>
-    <w:p>
-      <w:pPr>
-        <w:spacing w:before="0" w:after="0"/>
-      </w:pPr>
-      <w:r>
-        <w:rPr>
-          <w:rFonts w:ascii="Consolas" w:hAnsi="Consolas" w:eastAsia="宋体"/>
-          <w:sz w:val="20"/>
-        </w:rPr>
-        <w:t xml:space="preserve">  return 0;</w:t>
-      </w:r>
-    </w:p>
-    <w:p>
-      <w:pPr>
-        <w:spacing w:before="0" w:after="0"/>
-      </w:pPr>
-      <w:r>
-        <w:rPr>
-          <w:rFonts w:ascii="Consolas" w:hAnsi="Consolas" w:eastAsia="宋体"/>
-          <w:sz w:val="20"/>
-        </w:rPr>
-        <w:t>}</w:t>
-      </w:r>
-    </w:p>
-    <w:p>
-      <w:r>
-        <w:rPr>
-          <w:rFonts w:ascii="Times New Roman" w:hAnsi="Times New Roman" w:eastAsia="宋体"/>
-          <w:b w:val="0"/>
-          <w:sz w:val="24"/>
-        </w:rPr>
-        <w:t>signal(SIGPIPE, SIG_IGN)：向已关闭的管道 write 时内核默认会发 SIGPIPE 直接杀死进程；ffmpeg 退出后我们还想靠 write 返回值做限频重启（见 4.4），所以必须忽略这个信号。这是所有用管道写子进程的程序都要做的第一步。</w:t>
-      </w:r>
-    </w:p>
-    <w:p>
-      <w:r>
-        <w:rPr>
-          <w:rFonts w:ascii="Times New Roman" w:hAnsi="Times New Roman" w:eastAsia="宋体"/>
-          <w:b w:val="0"/>
-          <w:sz w:val="24"/>
-        </w:rPr>
-        <w:t>ros::init 初始化节点；node 在栈上构造（构造函数里完成全部初始化）；ros::AsyncSpinner spinner(2) 开 2 个后台线程处理订阅和定时器回调（默认单线程 ros::spin() 的并发版），回调可能慢（图像处理）时不至于互相阻塞；waitForShutdown 阻塞到 Ctrl+C/rosnode kill；退出前先 node.stop() 断开 MQTT，然后栈展开自动析构 node（MqttClient 析构再兜底 stop、SrtStreamer 析构杀 ffmpeg）——RAII 保证退出路径上资源都被清理。</w:t>
-      </w:r>
-    </w:p>
-    <w:p>
-      <w:pPr>
-        <w:pStyle w:val="Heading1"/>
-      </w:pPr>
-      <w:r>
-        <w:rPr>
-          <w:rFonts w:ascii="Times New Roman" w:hAnsi="Times New Roman" w:eastAsia="宋体"/>
-          <w:b/>
-          <w:color w:val="000000"/>
-          <w:sz w:val="30"/>
-        </w:rPr>
-        <w:t>5. launch/cloud_bridge.launch —— 启动参数</w:t>
-      </w:r>
-    </w:p>
-    <w:p>
-      <w:pPr>
-        <w:spacing w:before="0" w:after="0"/>
-      </w:pPr>
-      <w:r>
-        <w:rPr>
-          <w:rFonts w:ascii="Consolas" w:hAnsi="Consolas" w:eastAsia="宋体"/>
-          <w:sz w:val="20"/>
-        </w:rPr>
-        <w:t>&lt;launch&gt;</w:t>
-      </w:r>
-    </w:p>
-    <w:p>
-      <w:pPr>
-        <w:spacing w:before="0" w:after="0"/>
-      </w:pPr>
-      <w:r>
-        <w:rPr>
-          <w:rFonts w:ascii="Consolas" w:hAnsi="Consolas" w:eastAsia="宋体"/>
-          <w:sz w:val="20"/>
-        </w:rPr>
-        <w:t xml:space="preserve">  &lt;node pkg="cloud_bridge" type="cloud_bridge_node" name="cloud_bridge" output="screen"&gt;</w:t>
-      </w:r>
-    </w:p>
-    <w:p>
-      <w:pPr>
-        <w:spacing w:before="0" w:after="0"/>
-      </w:pPr>
-      <w:r>
-        <w:rPr>
-          <w:rFonts w:ascii="Consolas" w:hAnsi="Consolas" w:eastAsia="宋体"/>
-          <w:sz w:val="20"/>
-        </w:rPr>
-        <w:t xml:space="preserve"> </w:t>
-      </w:r>
-    </w:p>
-    <w:p>
-      <w:pPr>
-        <w:spacing w:before="0" w:after="0"/>
-      </w:pPr>
-      <w:r>
-        <w:rPr>
-          <w:rFonts w:ascii="Consolas" w:hAnsi="Consolas" w:eastAsia="宋体"/>
-          <w:sz w:val="20"/>
-        </w:rPr>
-        <w:t xml:space="preserve">    &lt;!-- ===== MQTT broker（明文 TCP，无加密无认证）===== --&gt;</w:t>
-      </w:r>
-    </w:p>
-    <w:p>
-      <w:pPr>
-        <w:spacing w:before="0" w:after="0"/>
-      </w:pPr>
-      <w:r>
-        <w:rPr>
-          <w:rFonts w:ascii="Consolas" w:hAnsi="Consolas" w:eastAsia="宋体"/>
-          <w:sz w:val="20"/>
-        </w:rPr>
-        <w:t xml:space="preserve">    &lt;param name="broker_host" value="127.0.0.1"/&gt;</w:t>
-      </w:r>
-    </w:p>
-    <w:p>
-      <w:pPr>
-        <w:spacing w:before="0" w:after="0"/>
-      </w:pPr>
-      <w:r>
-        <w:rPr>
-          <w:rFonts w:ascii="Consolas" w:hAnsi="Consolas" w:eastAsia="宋体"/>
-          <w:sz w:val="20"/>
-        </w:rPr>
-        <w:t xml:space="preserve">    &lt;param name="broker_port" value="1883"/&gt;</w:t>
-      </w:r>
-    </w:p>
-    <w:p>
-      <w:pPr>
-        <w:spacing w:before="0" w:after="0"/>
-      </w:pPr>
-      <w:r>
-        <w:rPr>
-          <w:rFonts w:ascii="Consolas" w:hAnsi="Consolas" w:eastAsia="宋体"/>
-          <w:sz w:val="20"/>
-        </w:rPr>
-        <w:t xml:space="preserve">    &lt;param name="client_id" value="cloud_bridge_mower_001"/&gt;</w:t>
-      </w:r>
-    </w:p>
-    <w:p>
-      <w:pPr>
-        <w:spacing w:before="0" w:after="0"/>
-      </w:pPr>
-      <w:r>
-        <w:rPr>
-          <w:rFonts w:ascii="Consolas" w:hAnsi="Consolas" w:eastAsia="宋体"/>
-          <w:sz w:val="20"/>
-        </w:rPr>
-        <w:t xml:space="preserve">    &lt;param name="username" value=""/&gt;</w:t>
-      </w:r>
-    </w:p>
-    <w:p>
-      <w:pPr>
-        <w:spacing w:before="0" w:after="0"/>
-      </w:pPr>
-      <w:r>
-        <w:rPr>
-          <w:rFonts w:ascii="Consolas" w:hAnsi="Consolas" w:eastAsia="宋体"/>
-          <w:sz w:val="20"/>
-        </w:rPr>
-        <w:t xml:space="preserve">    &lt;param name="password" value=""/&gt;</w:t>
-      </w:r>
-    </w:p>
-    <w:p>
-      <w:pPr>
-        <w:spacing w:before="0" w:after="0"/>
-      </w:pPr>
-      <w:r>
-        <w:rPr>
-          <w:rFonts w:ascii="Consolas" w:hAnsi="Consolas" w:eastAsia="宋体"/>
-          <w:sz w:val="20"/>
-        </w:rPr>
-        <w:t xml:space="preserve">    &lt;param name="keep_alive_interval" value="30"/&gt;</w:t>
-      </w:r>
-    </w:p>
-    <w:p>
-      <w:pPr>
-        <w:spacing w:before="0" w:after="0"/>
-      </w:pPr>
-      <w:r>
-        <w:rPr>
-          <w:rFonts w:ascii="Consolas" w:hAnsi="Consolas" w:eastAsia="宋体"/>
-          <w:sz w:val="20"/>
-        </w:rPr>
-        <w:t xml:space="preserve">    &lt;param name="connect_timeout" value="5"/&gt;</w:t>
-      </w:r>
-    </w:p>
-    <w:p>
-      <w:r>
-        <w:rPr>
-          <w:rFonts w:ascii="Times New Roman" w:hAnsi="Times New Roman" w:eastAsia="宋体"/>
-          <w:b w:val="0"/>
-          <w:sz w:val="24"/>
-        </w:rPr>
-        <w:t>&lt;node pkg type name output&gt;：启动 cloud_bridge 包里的 cloud_bridge_node 可执行文件，节点名 cloud_bridge，output="screen" 把 ROS_INFO/ROS_WARN 日志打到终端。节点标签内的 &lt;param&gt; 是私有参数，对应代码里 pnh_("~") 读取的那批，名字与 loadParams() 中一一对应。broker 组：broker_host 默认 127.0.0.1 表示 broker 跑在车端本机，实际部署时改成云平台地址；username/password 留空即匿名连接。</w:t>
-      </w:r>
-    </w:p>
-    <w:p>
-      <w:pPr>
-        <w:spacing w:before="0" w:after="0"/>
-      </w:pPr>
-      <w:r>
-        <w:rPr>
-          <w:rFonts w:ascii="Consolas" w:hAnsi="Consolas" w:eastAsia="宋体"/>
-          <w:sz w:val="20"/>
-        </w:rPr>
-        <w:t xml:space="preserve">    &lt;param name="device_id" value="mower_001"/&gt;</w:t>
-      </w:r>
-    </w:p>
-    <w:p>
-      <w:pPr>
-        <w:spacing w:before="0" w:after="0"/>
-      </w:pPr>
-      <w:r>
-        <w:rPr>
-          <w:rFonts w:ascii="Consolas" w:hAnsi="Consolas" w:eastAsia="宋体"/>
-          <w:sz w:val="20"/>
-        </w:rPr>
-        <w:t xml:space="preserve">    &lt;param name="topic_prefix" value="mower"/&gt;</w:t>
-      </w:r>
-    </w:p>
-    <w:p>
-      <w:pPr>
-        <w:spacing w:before="0" w:after="0"/>
-      </w:pPr>
-      <w:r>
-        <w:rPr>
-          <w:rFonts w:ascii="Consolas" w:hAnsi="Consolas" w:eastAsia="宋体"/>
-          <w:sz w:val="20"/>
-        </w:rPr>
-        <w:t xml:space="preserve"> </w:t>
-      </w:r>
-    </w:p>
-    <w:p>
-      <w:pPr>
-        <w:spacing w:before="0" w:after="0"/>
-      </w:pPr>
-      <w:r>
-        <w:rPr>
-          <w:rFonts w:ascii="Consolas" w:hAnsi="Consolas" w:eastAsia="宋体"/>
-          <w:sz w:val="20"/>
-        </w:rPr>
-        <w:t xml:space="preserve">    &lt;param name="location_hz" value="2.0"/&gt;</w:t>
-      </w:r>
-    </w:p>
-    <w:p>
-      <w:pPr>
-        <w:spacing w:before="0" w:after="0"/>
-      </w:pPr>
-      <w:r>
-        <w:rPr>
-          <w:rFonts w:ascii="Consolas" w:hAnsi="Consolas" w:eastAsia="宋体"/>
-          <w:sz w:val="20"/>
-        </w:rPr>
-        <w:t xml:space="preserve">    &lt;param name="status_hz" value="1.0"/&gt;</w:t>
-      </w:r>
-    </w:p>
-    <w:p>
-      <w:r>
-        <w:rPr>
-          <w:rFonts w:ascii="Times New Roman" w:hAnsi="Times New Roman" w:eastAsia="宋体"/>
-          <w:b w:val="0"/>
-          <w:sz w:val="24"/>
-        </w:rPr>
-        <w:t>device_id + topic_prefix 拼出 MQTT 主题前缀 mower/mower_001/...；location_hz/status_hz 控制两个上行定时器的频率。</w:t>
-      </w:r>
-    </w:p>
-    <w:p>
-      <w:pPr>
-        <w:spacing w:before="0" w:after="0"/>
-      </w:pPr>
-      <w:r>
-        <w:rPr>
-          <w:rFonts w:ascii="Consolas" w:hAnsi="Consolas" w:eastAsia="宋体"/>
-          <w:sz w:val="20"/>
-        </w:rPr>
-        <w:t xml:space="preserve">    &lt;param name="image_topic" value="/camera/image_rect"/&gt;</w:t>
-      </w:r>
-    </w:p>
-    <w:p>
-      <w:pPr>
-        <w:spacing w:before="0" w:after="0"/>
-      </w:pPr>
-      <w:r>
-        <w:rPr>
-          <w:rFonts w:ascii="Consolas" w:hAnsi="Consolas" w:eastAsia="宋体"/>
-          <w:sz w:val="20"/>
-        </w:rPr>
-        <w:t xml:space="preserve">    &lt;param name="srt_target" value=""/&gt;</w:t>
-      </w:r>
-    </w:p>
-    <w:p>
-      <w:pPr>
-        <w:spacing w:before="0" w:after="0"/>
-      </w:pPr>
-      <w:r>
-        <w:rPr>
-          <w:rFonts w:ascii="Consolas" w:hAnsi="Consolas" w:eastAsia="宋体"/>
-          <w:sz w:val="20"/>
-        </w:rPr>
-        <w:t xml:space="preserve">    &lt;param name="video_enable" value="false"/&gt;</w:t>
-      </w:r>
-    </w:p>
-    <w:p>
-      <w:pPr>
-        <w:spacing w:before="0" w:after="0"/>
-      </w:pPr>
-      <w:r>
-        <w:rPr>
-          <w:rFonts w:ascii="Consolas" w:hAnsi="Consolas" w:eastAsia="宋体"/>
-          <w:sz w:val="20"/>
-        </w:rPr>
-        <w:t xml:space="preserve">    &lt;param name="video_fps" value="5.0"/&gt;</w:t>
-      </w:r>
-    </w:p>
-    <w:p>
-      <w:pPr>
-        <w:spacing w:before="0" w:after="0"/>
-      </w:pPr>
-      <w:r>
-        <w:rPr>
-          <w:rFonts w:ascii="Consolas" w:hAnsi="Consolas" w:eastAsia="宋体"/>
-          <w:sz w:val="20"/>
-        </w:rPr>
-        <w:t xml:space="preserve">    &lt;param name="video_width" value="640"/&gt;</w:t>
-      </w:r>
-    </w:p>
-    <w:p>
-      <w:pPr>
-        <w:spacing w:before="0" w:after="0"/>
-      </w:pPr>
-      <w:r>
-        <w:rPr>
-          <w:rFonts w:ascii="Consolas" w:hAnsi="Consolas" w:eastAsia="宋体"/>
-          <w:sz w:val="20"/>
-        </w:rPr>
-        <w:t xml:space="preserve">    &lt;param name="video_height" value="480"/&gt;</w:t>
-      </w:r>
-    </w:p>
-    <w:p>
-      <w:pPr>
-        <w:spacing w:before="0" w:after="0"/>
-      </w:pPr>
-      <w:r>
-        <w:rPr>
-          <w:rFonts w:ascii="Consolas" w:hAnsi="Consolas" w:eastAsia="宋体"/>
-          <w:sz w:val="20"/>
-        </w:rPr>
-        <w:t xml:space="preserve">    &lt;param name="video_bitrate" value="800"/&gt;</w:t>
-      </w:r>
-    </w:p>
-    <w:p>
-      <w:r>
-        <w:rPr>
-          <w:rFonts w:ascii="Times New Roman" w:hAnsi="Times New Roman" w:eastAsia="宋体"/>
-          <w:b w:val="0"/>
-          <w:sz w:val="24"/>
-        </w:rPr>
-        <w:t>视频组：image_topic 是图像源；srt_target 是云平台 SRT 接收地址（形如 srt://云平台IP:9000?mode=caller），留空则推流功能禁用（startLocked 会报错返回）；video_enable 默认 false，等云端 cmd/video 指令下发 enable 才起流；fps/分辨率/码率是初始值，运行时均可远程改。</w:t>
-      </w:r>
-    </w:p>
-    <w:p>
-      <w:pPr>
-        <w:spacing w:before="0" w:after="0"/>
-      </w:pPr>
-      <w:r>
-        <w:rPr>
-          <w:rFonts w:ascii="Consolas" w:hAnsi="Consolas" w:eastAsia="宋体"/>
-          <w:sz w:val="20"/>
-        </w:rPr>
-        <w:t xml:space="preserve">    &lt;param name="cmd_timeout" value="0.5"/&gt;</w:t>
-      </w:r>
-    </w:p>
-    <w:p>
-      <w:pPr>
-        <w:spacing w:before="0" w:after="0"/>
-      </w:pPr>
-      <w:r>
-        <w:rPr>
-          <w:rFonts w:ascii="Consolas" w:hAnsi="Consolas" w:eastAsia="宋体"/>
-          <w:sz w:val="20"/>
-        </w:rPr>
-        <w:t xml:space="preserve">    &lt;param name="drive_max" value="10000"/&gt;</w:t>
-      </w:r>
-    </w:p>
-    <w:p>
-      <w:pPr>
-        <w:spacing w:before="0" w:after="0"/>
-      </w:pPr>
-      <w:r>
-        <w:rPr>
-          <w:rFonts w:ascii="Consolas" w:hAnsi="Consolas" w:eastAsia="宋体"/>
-          <w:sz w:val="20"/>
-        </w:rPr>
-        <w:t xml:space="preserve">    &lt;param name="turn_max" value="12566"/&gt;</w:t>
-      </w:r>
-    </w:p>
-    <w:p>
-      <w:pPr>
-        <w:spacing w:before="0" w:after="0"/>
-      </w:pPr>
-      <w:r>
-        <w:rPr>
-          <w:rFonts w:ascii="Consolas" w:hAnsi="Consolas" w:eastAsia="宋体"/>
-          <w:sz w:val="20"/>
-        </w:rPr>
-        <w:t xml:space="preserve">    &lt;param name="auto_pause_on_manual" value="true"/&gt;</w:t>
-      </w:r>
-    </w:p>
-    <w:p>
-      <w:pPr>
-        <w:spacing w:before="0" w:after="0"/>
-      </w:pPr>
-      <w:r>
-        <w:rPr>
-          <w:rFonts w:ascii="Consolas" w:hAnsi="Consolas" w:eastAsia="宋体"/>
-          <w:sz w:val="20"/>
-        </w:rPr>
-        <w:t xml:space="preserve"> </w:t>
-      </w:r>
-    </w:p>
-    <w:p>
-      <w:pPr>
-        <w:spacing w:before="0" w:after="0"/>
-      </w:pPr>
-      <w:r>
-        <w:rPr>
-          <w:rFonts w:ascii="Consolas" w:hAnsi="Consolas" w:eastAsia="宋体"/>
-          <w:sz w:val="20"/>
-        </w:rPr>
-        <w:t xml:space="preserve">    &lt;param name="task_step_delay" value="0.5"/&gt;</w:t>
-      </w:r>
-    </w:p>
-    <w:p>
-      <w:pPr>
-        <w:spacing w:before="0" w:after="0"/>
-      </w:pPr>
-      <w:r>
-        <w:rPr>
-          <w:rFonts w:ascii="Consolas" w:hAnsi="Consolas" w:eastAsia="宋体"/>
-          <w:sz w:val="20"/>
-        </w:rPr>
-        <w:t xml:space="preserve">    &lt;param name="task_stop_delay" value="2.0"/&gt;</w:t>
-      </w:r>
-    </w:p>
-    <w:p>
-      <w:pPr>
-        <w:spacing w:before="0" w:after="0"/>
-      </w:pPr>
-      <w:r>
-        <w:rPr>
-          <w:rFonts w:ascii="Consolas" w:hAnsi="Consolas" w:eastAsia="宋体"/>
-          <w:sz w:val="20"/>
-        </w:rPr>
-        <w:t xml:space="preserve"> </w:t>
-      </w:r>
-    </w:p>
-    <w:p>
-      <w:pPr>
-        <w:spacing w:before="0" w:after="0"/>
-      </w:pPr>
-      <w:r>
-        <w:rPr>
-          <w:rFonts w:ascii="Consolas" w:hAnsi="Consolas" w:eastAsia="宋体"/>
-          <w:sz w:val="20"/>
-        </w:rPr>
-        <w:t xml:space="preserve">    &lt;param name="mow_height" value="6"/&gt;</w:t>
-      </w:r>
-    </w:p>
-    <w:p>
-      <w:r>
-        <w:rPr>
-          <w:rFonts w:ascii="Times New Roman" w:hAnsi="Times New Roman" w:eastAsia="宋体"/>
-          <w:b w:val="0"/>
-          <w:sz w:val="24"/>
-        </w:rPr>
-        <w:t>遥控组：cmd_timeout 是看门狗超时（云端停发 move 指令 0.5 秒自动停车）；drive_max/turn_max 是比例值 1.0 映射到的下位机数值；auto_pause_on_manual 决定自动任务中收到遥控是否先 pause。任务组：task_step_delay 是 start 序列各 /signal 间隔，task_stop_delay 是 stop 到 stop_execution 的延时。mow_height 是默认割草高度档位（2~11）。</w:t>
-      </w:r>
-    </w:p>
-    <w:p>
-      <w:pPr>
-        <w:pStyle w:val="Heading1"/>
-      </w:pPr>
-      <w:r>
-        <w:rPr>
-          <w:rFonts w:ascii="Times New Roman" w:hAnsi="Times New Roman" w:eastAsia="宋体"/>
-          <w:b/>
-          <w:color w:val="000000"/>
-          <w:sz w:val="30"/>
-        </w:rPr>
-        <w:t>6. CMakeLists.txt 与 package.xml —— 构建配置</w:t>
-      </w:r>
-    </w:p>
-    <w:p>
-      <w:pPr>
-        <w:pStyle w:val="Heading2"/>
-      </w:pPr>
-      <w:r>
-        <w:rPr>
-          <w:rFonts w:ascii="Times New Roman" w:hAnsi="Times New Roman" w:eastAsia="宋体"/>
-          <w:b/>
-          <w:color w:val="000000"/>
-          <w:sz w:val="28"/>
-        </w:rPr>
-        <w:t>6.1 CMakeLists.txt</w:t>
-      </w:r>
-    </w:p>
-    <w:p>
-      <w:pPr>
-        <w:spacing w:before="0" w:after="0"/>
-      </w:pPr>
-      <w:r>
-        <w:rPr>
-          <w:rFonts w:ascii="Consolas" w:hAnsi="Consolas" w:eastAsia="宋体"/>
-          <w:sz w:val="20"/>
-        </w:rPr>
-        <w:t>cmake_minimum_required(VERSION 3.0.2)</w:t>
-      </w:r>
-    </w:p>
-    <w:p>
-      <w:pPr>
-        <w:spacing w:before="0" w:after="0"/>
-      </w:pPr>
-      <w:r>
-        <w:rPr>
-          <w:rFonts w:ascii="Consolas" w:hAnsi="Consolas" w:eastAsia="宋体"/>
-          <w:sz w:val="20"/>
-        </w:rPr>
-        <w:t>project(cloud_bridge)</w:t>
-      </w:r>
-    </w:p>
-    <w:p>
-      <w:pPr>
-        <w:spacing w:before="0" w:after="0"/>
-      </w:pPr>
-      <w:r>
-        <w:rPr>
-          <w:rFonts w:ascii="Consolas" w:hAnsi="Consolas" w:eastAsia="宋体"/>
-          <w:sz w:val="20"/>
-        </w:rPr>
-        <w:t xml:space="preserve"> </w:t>
-      </w:r>
-    </w:p>
-    <w:p>
-      <w:pPr>
-        <w:spacing w:before="0" w:after="0"/>
-      </w:pPr>
-      <w:r>
-        <w:rPr>
-          <w:rFonts w:ascii="Consolas" w:hAnsi="Consolas" w:eastAsia="宋体"/>
-          <w:sz w:val="20"/>
-        </w:rPr>
-        <w:t>add_compile_options(-std=c++17)</w:t>
-      </w:r>
-    </w:p>
-    <w:p>
-      <w:pPr>
-        <w:spacing w:before="0" w:after="0"/>
-      </w:pPr>
-      <w:r>
-        <w:rPr>
-          <w:rFonts w:ascii="Consolas" w:hAnsi="Consolas" w:eastAsia="宋体"/>
-          <w:sz w:val="20"/>
-        </w:rPr>
-        <w:t xml:space="preserve"> </w:t>
-      </w:r>
-    </w:p>
-    <w:p>
-      <w:pPr>
-        <w:spacing w:before="0" w:after="0"/>
-      </w:pPr>
-      <w:r>
-        <w:rPr>
-          <w:rFonts w:ascii="Consolas" w:hAnsi="Consolas" w:eastAsia="宋体"/>
-          <w:sz w:val="20"/>
-        </w:rPr>
-        <w:t>find_package(catkin REQUIRED COMPONENTS</w:t>
-      </w:r>
-    </w:p>
-    <w:p>
-      <w:pPr>
-        <w:spacing w:before="0" w:after="0"/>
-      </w:pPr>
-      <w:r>
-        <w:rPr>
-          <w:rFonts w:ascii="Consolas" w:hAnsi="Consolas" w:eastAsia="宋体"/>
-          <w:sz w:val="20"/>
-        </w:rPr>
-        <w:t xml:space="preserve">  roscpp std_msgs sensor_msgs mower_msgs util cv_bridge</w:t>
-      </w:r>
-    </w:p>
-    <w:p>
-      <w:pPr>
-        <w:spacing w:before="0" w:after="0"/>
-      </w:pPr>
-      <w:r>
-        <w:rPr>
-          <w:rFonts w:ascii="Consolas" w:hAnsi="Consolas" w:eastAsia="宋体"/>
-          <w:sz w:val="20"/>
-        </w:rPr>
-        <w:t>)</w:t>
-      </w:r>
-    </w:p>
-    <w:p>
-      <w:pPr>
-        <w:spacing w:before="0" w:after="0"/>
-      </w:pPr>
-      <w:r>
-        <w:rPr>
-          <w:rFonts w:ascii="Consolas" w:hAnsi="Consolas" w:eastAsia="宋体"/>
-          <w:sz w:val="20"/>
-        </w:rPr>
-        <w:t>find_package(OpenCV REQUIRED)</w:t>
-      </w:r>
-    </w:p>
-    <w:p>
-      <w:pPr>
-        <w:spacing w:before="0" w:after="0"/>
-      </w:pPr>
-      <w:r>
-        <w:rPr>
-          <w:rFonts w:ascii="Consolas" w:hAnsi="Consolas" w:eastAsia="宋体"/>
-          <w:sz w:val="20"/>
-        </w:rPr>
-        <w:t>find_package(Threads REQUIRED)</w:t>
-      </w:r>
-    </w:p>
-    <w:p>
-      <w:r>
-        <w:rPr>
-          <w:rFonts w:ascii="Times New Roman" w:hAnsi="Times New Roman" w:eastAsia="宋体"/>
-          <w:b w:val="0"/>
-          <w:sz w:val="24"/>
-        </w:rPr>
-        <w:t>catkin 工作空间的标准开头。add_compile_options(-std=c++17) 启用 C++17（代码用到类内初始化、if 初始化语句风格等现代特性）。find_package(catkin ... COMPONENTS) 声明依赖的 ROS 包，其中 mower_msgs/util 是本项目自定义消息包；OpenCV（cv_bridge 的底层）和 Threads（std::thread 需要 -lpthread）单独找。</w:t>
-      </w:r>
-    </w:p>
-    <w:p>
-      <w:pPr>
-        <w:spacing w:before="0" w:after="0"/>
-      </w:pPr>
-      <w:r>
-        <w:rPr>
-          <w:rFonts w:ascii="Consolas" w:hAnsi="Consolas" w:eastAsia="宋体"/>
-          <w:sz w:val="20"/>
-        </w:rPr>
-        <w:t>find_package(nlohmann_json QUIET)</w:t>
-      </w:r>
-    </w:p>
-    <w:p>
-      <w:pPr>
-        <w:spacing w:before="0" w:after="0"/>
-      </w:pPr>
-      <w:r>
-        <w:rPr>
-          <w:rFonts w:ascii="Consolas" w:hAnsi="Consolas" w:eastAsia="宋体"/>
-          <w:sz w:val="20"/>
-        </w:rPr>
-        <w:t>if(NOT nlohmann_json_FOUND)</w:t>
-      </w:r>
-    </w:p>
-    <w:p>
-      <w:pPr>
-        <w:spacing w:before="0" w:after="0"/>
-      </w:pPr>
-      <w:r>
-        <w:rPr>
-          <w:rFonts w:ascii="Consolas" w:hAnsi="Consolas" w:eastAsia="宋体"/>
-          <w:sz w:val="20"/>
-        </w:rPr>
-        <w:t xml:space="preserve">  find_path(NLOHMANN_JSON_INCLUDE_DIR nlohmann/json.hpp)</w:t>
-      </w:r>
-    </w:p>
-    <w:p>
-      <w:pPr>
-        <w:spacing w:before="0" w:after="0"/>
-      </w:pPr>
-      <w:r>
-        <w:rPr>
-          <w:rFonts w:ascii="Consolas" w:hAnsi="Consolas" w:eastAsia="宋体"/>
-          <w:sz w:val="20"/>
-        </w:rPr>
-        <w:t xml:space="preserve">  if(NOT NLOHMANN_JSON_INCLUDE_DIR)</w:t>
-      </w:r>
-    </w:p>
-    <w:p>
-      <w:pPr>
-        <w:spacing w:before="0" w:after="0"/>
-      </w:pPr>
-      <w:r>
-        <w:rPr>
-          <w:rFonts w:ascii="Consolas" w:hAnsi="Consolas" w:eastAsia="宋体"/>
-          <w:sz w:val="20"/>
-        </w:rPr>
-        <w:t xml:space="preserve">    message(FATAL_ERROR "nlohmann/json.hpp not found. Install: sudo apt install nlohmann-json3-dev")</w:t>
-      </w:r>
-    </w:p>
-    <w:p>
-      <w:pPr>
-        <w:spacing w:before="0" w:after="0"/>
-      </w:pPr>
-      <w:r>
-        <w:rPr>
-          <w:rFonts w:ascii="Consolas" w:hAnsi="Consolas" w:eastAsia="宋体"/>
-          <w:sz w:val="20"/>
-        </w:rPr>
-        <w:t xml:space="preserve">  endif()</w:t>
-      </w:r>
-    </w:p>
-    <w:p>
-      <w:pPr>
-        <w:spacing w:before="0" w:after="0"/>
-      </w:pPr>
-      <w:r>
-        <w:rPr>
-          <w:rFonts w:ascii="Consolas" w:hAnsi="Consolas" w:eastAsia="宋体"/>
-          <w:sz w:val="20"/>
-        </w:rPr>
-        <w:t>endif()</w:t>
-      </w:r>
-    </w:p>
-    <w:p>
-      <w:r>
-        <w:rPr>
-          <w:rFonts w:ascii="Times New Roman" w:hAnsi="Times New Roman" w:eastAsia="宋体"/>
-          <w:b w:val="0"/>
-          <w:sz w:val="24"/>
-        </w:rPr>
-        <w:t>nlohmann_json 用 QUIET 方式先按 CMake config 包找，找不到退化为 find_path 只找头文件（该库是 header-only，只需头文件路径）；两级都找不到就 FATAL_ERROR 终止配置并提示安装命令。这种“找库 + 兜底 + 友好报错”的三段式写法对非 ROS 第三方依赖很典型。</w:t>
-      </w:r>
-    </w:p>
-    <w:p>
-      <w:pPr>
-        <w:spacing w:before="0" w:after="0"/>
-      </w:pPr>
-      <w:r>
-        <w:rPr>
-          <w:rFonts w:ascii="Consolas" w:hAnsi="Consolas" w:eastAsia="宋体"/>
-          <w:sz w:val="20"/>
-        </w:rPr>
-        <w:t>find_library(PAHO_MQTT_CPP_LIB NAMES paho-mqttpp3</w:t>
-      </w:r>
-    </w:p>
-    <w:p>
-      <w:pPr>
-        <w:spacing w:before="0" w:after="0"/>
-      </w:pPr>
-      <w:r>
-        <w:rPr>
-          <w:rFonts w:ascii="Consolas" w:hAnsi="Consolas" w:eastAsia="宋体"/>
-          <w:sz w:val="20"/>
-        </w:rPr>
-        <w:t xml:space="preserve">  PATHS /usr/local/lib /usr/lib /usr/lib/x86_64-linux-gnu /usr/lib/aarch64-linux-gnu)</w:t>
-      </w:r>
-    </w:p>
-    <w:p>
-      <w:pPr>
-        <w:spacing w:before="0" w:after="0"/>
-      </w:pPr>
-      <w:r>
-        <w:rPr>
-          <w:rFonts w:ascii="Consolas" w:hAnsi="Consolas" w:eastAsia="宋体"/>
-          <w:sz w:val="20"/>
-        </w:rPr>
-        <w:t>...</w:t>
-      </w:r>
-    </w:p>
-    <w:p>
-      <w:pPr>
-        <w:spacing w:before="0" w:after="0"/>
-      </w:pPr>
-      <w:r>
-        <w:rPr>
-          <w:rFonts w:ascii="Consolas" w:hAnsi="Consolas" w:eastAsia="宋体"/>
-          <w:sz w:val="20"/>
-        </w:rPr>
-        <w:t>find_library(PAHO_MQTT_C_LIB NAMES paho-mqtt3as paho-mqtt3a</w:t>
-      </w:r>
-    </w:p>
-    <w:p>
-      <w:pPr>
-        <w:spacing w:before="0" w:after="0"/>
-      </w:pPr>
-      <w:r>
-        <w:rPr>
-          <w:rFonts w:ascii="Consolas" w:hAnsi="Consolas" w:eastAsia="宋体"/>
-          <w:sz w:val="20"/>
-        </w:rPr>
-        <w:t xml:space="preserve">  PATHS /usr/local/lib /usr/lib /usr/lib/x86_64-linux-gnu /usr/lib/aarch64-linux-gnu)</w:t>
-      </w:r>
-    </w:p>
-    <w:p>
-      <w:r>
-        <w:rPr>
-          <w:rFonts w:ascii="Times New Roman" w:hAnsi="Times New Roman" w:eastAsia="宋体"/>
-          <w:b w:val="0"/>
-          <w:sz w:val="24"/>
-        </w:rPr>
-        <w:t>Paho 没有官方 CMake config 时只能 find_library 按库文件名搜：paho-mqttpp3 是 C++ 库，paho-mqtt3as/paho-mqtt3a 是底层 C 库（s=静态，a=异步），PATHS 覆盖源码安装（/usr/local）和 apt 安装的 x86/ARM 两种架构目录。C++ 库内部依赖 C 库，两个都必须显式链接，否则报 undefined reference。</w:t>
-      </w:r>
-    </w:p>
-    <w:p>
-      <w:pPr>
-        <w:spacing w:before="0" w:after="0"/>
-      </w:pPr>
-      <w:r>
-        <w:rPr>
-          <w:rFonts w:ascii="Consolas" w:hAnsi="Consolas" w:eastAsia="宋体"/>
-          <w:sz w:val="20"/>
-        </w:rPr>
-        <w:t>catkin_package(</w:t>
-      </w:r>
-    </w:p>
-    <w:p>
-      <w:pPr>
-        <w:spacing w:before="0" w:after="0"/>
-      </w:pPr>
-      <w:r>
-        <w:rPr>
-          <w:rFonts w:ascii="Consolas" w:hAnsi="Consolas" w:eastAsia="宋体"/>
-          <w:sz w:val="20"/>
-        </w:rPr>
-        <w:t xml:space="preserve">  INCLUDE_DIRS include</w:t>
-      </w:r>
-    </w:p>
-    <w:p>
-      <w:pPr>
-        <w:spacing w:before="0" w:after="0"/>
-      </w:pPr>
-      <w:r>
-        <w:rPr>
-          <w:rFonts w:ascii="Consolas" w:hAnsi="Consolas" w:eastAsia="宋体"/>
-          <w:sz w:val="20"/>
-        </w:rPr>
-        <w:t xml:space="preserve">  CATKIN_DEPENDS roscpp std_msgs sensor_msgs mower_msgs util cv_bridge</w:t>
-      </w:r>
-    </w:p>
-    <w:p>
-      <w:pPr>
-        <w:spacing w:before="0" w:after="0"/>
-      </w:pPr>
-      <w:r>
-        <w:rPr>
-          <w:rFonts w:ascii="Consolas" w:hAnsi="Consolas" w:eastAsia="宋体"/>
-          <w:sz w:val="20"/>
-        </w:rPr>
-        <w:t>)</w:t>
-      </w:r>
-    </w:p>
-    <w:p>
-      <w:pPr>
-        <w:spacing w:before="0" w:after="0"/>
-      </w:pPr>
-      <w:r>
-        <w:rPr>
-          <w:rFonts w:ascii="Consolas" w:hAnsi="Consolas" w:eastAsia="宋体"/>
-          <w:sz w:val="20"/>
-        </w:rPr>
-        <w:t xml:space="preserve"> </w:t>
-      </w:r>
-    </w:p>
-    <w:p>
-      <w:pPr>
-        <w:spacing w:before="0" w:after="0"/>
-      </w:pPr>
-      <w:r>
-        <w:rPr>
-          <w:rFonts w:ascii="Consolas" w:hAnsi="Consolas" w:eastAsia="宋体"/>
-          <w:sz w:val="20"/>
-        </w:rPr>
-        <w:t>add_executable(cloud_bridge_node</w:t>
-      </w:r>
-    </w:p>
-    <w:p>
-      <w:pPr>
-        <w:spacing w:before="0" w:after="0"/>
-      </w:pPr>
-      <w:r>
-        <w:rPr>
-          <w:rFonts w:ascii="Consolas" w:hAnsi="Consolas" w:eastAsia="宋体"/>
-          <w:sz w:val="20"/>
-        </w:rPr>
-        <w:t xml:space="preserve">  src/cloud_bridge_node.cpp</w:t>
-      </w:r>
-    </w:p>
-    <w:p>
-      <w:pPr>
-        <w:spacing w:before="0" w:after="0"/>
-      </w:pPr>
-      <w:r>
-        <w:rPr>
-          <w:rFonts w:ascii="Consolas" w:hAnsi="Consolas" w:eastAsia="宋体"/>
-          <w:sz w:val="20"/>
-        </w:rPr>
-        <w:t xml:space="preserve">  src/mqtt_client.cpp</w:t>
-      </w:r>
-    </w:p>
-    <w:p>
-      <w:pPr>
-        <w:spacing w:before="0" w:after="0"/>
-      </w:pPr>
-      <w:r>
-        <w:rPr>
-          <w:rFonts w:ascii="Consolas" w:hAnsi="Consolas" w:eastAsia="宋体"/>
-          <w:sz w:val="20"/>
-        </w:rPr>
-        <w:t>)</w:t>
-      </w:r>
-    </w:p>
-    <w:p>
-      <w:pPr>
-        <w:spacing w:before="0" w:after="0"/>
-      </w:pPr>
-      <w:r>
-        <w:rPr>
-          <w:rFonts w:ascii="Consolas" w:hAnsi="Consolas" w:eastAsia="宋体"/>
-          <w:sz w:val="20"/>
-        </w:rPr>
-        <w:t xml:space="preserve"> </w:t>
-      </w:r>
-    </w:p>
-    <w:p>
-      <w:pPr>
-        <w:spacing w:before="0" w:after="0"/>
-      </w:pPr>
-      <w:r>
-        <w:rPr>
-          <w:rFonts w:ascii="Consolas" w:hAnsi="Consolas" w:eastAsia="宋体"/>
-          <w:sz w:val="20"/>
-        </w:rPr>
-        <w:t>add_dependencies(cloud_bridge_node ${${PROJECT_NAME}_EXPORTED_TARGETS} ${catkin_EXPORTED_TARGETS})</w:t>
-      </w:r>
-    </w:p>
-    <w:p>
-      <w:pPr>
-        <w:spacing w:before="0" w:after="0"/>
-      </w:pPr>
-      <w:r>
-        <w:rPr>
-          <w:rFonts w:ascii="Consolas" w:hAnsi="Consolas" w:eastAsia="宋体"/>
-          <w:sz w:val="20"/>
-        </w:rPr>
-        <w:t xml:space="preserve"> </w:t>
-      </w:r>
-    </w:p>
-    <w:p>
-      <w:pPr>
-        <w:spacing w:before="0" w:after="0"/>
-      </w:pPr>
-      <w:r>
-        <w:rPr>
-          <w:rFonts w:ascii="Consolas" w:hAnsi="Consolas" w:eastAsia="宋体"/>
-          <w:sz w:val="20"/>
-        </w:rPr>
-        <w:t>target_link_libraries(cloud_bridge_node</w:t>
-      </w:r>
-    </w:p>
-    <w:p>
-      <w:pPr>
-        <w:spacing w:before="0" w:after="0"/>
-      </w:pPr>
-      <w:r>
-        <w:rPr>
-          <w:rFonts w:ascii="Consolas" w:hAnsi="Consolas" w:eastAsia="宋体"/>
-          <w:sz w:val="20"/>
-        </w:rPr>
-        <w:t xml:space="preserve">  ${catkin_LIBRARIES}</w:t>
-      </w:r>
-    </w:p>
-    <w:p>
-      <w:pPr>
-        <w:spacing w:before="0" w:after="0"/>
-      </w:pPr>
-      <w:r>
-        <w:rPr>
-          <w:rFonts w:ascii="Consolas" w:hAnsi="Consolas" w:eastAsia="宋体"/>
-          <w:sz w:val="20"/>
-        </w:rPr>
-        <w:t xml:space="preserve">  ${OpenCV_LIBRARIES}</w:t>
-      </w:r>
-    </w:p>
-    <w:p>
-      <w:pPr>
-        <w:spacing w:before="0" w:after="0"/>
-      </w:pPr>
-      <w:r>
-        <w:rPr>
-          <w:rFonts w:ascii="Consolas" w:hAnsi="Consolas" w:eastAsia="宋体"/>
-          <w:sz w:val="20"/>
-        </w:rPr>
-        <w:t xml:space="preserve">  ${PAHO_MQTT_CPP_LIB}</w:t>
-      </w:r>
-    </w:p>
-    <w:p>
-      <w:pPr>
-        <w:spacing w:before="0" w:after="0"/>
-      </w:pPr>
-      <w:r>
-        <w:rPr>
-          <w:rFonts w:ascii="Consolas" w:hAnsi="Consolas" w:eastAsia="宋体"/>
-          <w:sz w:val="20"/>
-        </w:rPr>
-        <w:t xml:space="preserve">  ${PAHO_MQTT_C_LIB}</w:t>
-      </w:r>
-    </w:p>
-    <w:p>
-      <w:pPr>
-        <w:spacing w:before="0" w:after="0"/>
-      </w:pPr>
-      <w:r>
-        <w:rPr>
-          <w:rFonts w:ascii="Consolas" w:hAnsi="Consolas" w:eastAsia="宋体"/>
-          <w:sz w:val="20"/>
-        </w:rPr>
-        <w:t xml:space="preserve">  Threads::Threads</w:t>
-      </w:r>
-    </w:p>
-    <w:p>
-      <w:pPr>
-        <w:spacing w:before="0" w:after="0"/>
-      </w:pPr>
-      <w:r>
-        <w:rPr>
-          <w:rFonts w:ascii="Consolas" w:hAnsi="Consolas" w:eastAsia="宋体"/>
-          <w:sz w:val="20"/>
-        </w:rPr>
-        <w:t>)</w:t>
-      </w:r>
-    </w:p>
-    <w:p>
-      <w:r>
-        <w:rPr>
-          <w:rFonts w:ascii="Times New Roman" w:hAnsi="Times New Roman" w:eastAsia="宋体"/>
-          <w:b w:val="0"/>
-          <w:sz w:val="24"/>
-        </w:rPr>
-        <w:t>catkin_package 声明本包对外的头文件目录和消息依赖（下游包 find_package 时用）。add_executable 把两个 .cpp 编成一个节点。add_dependencies 保证先生成自定义消息（mower_msgs/util 的头）再编本节点，这是使用自定义消息时必须写的一行。target_link_libraries 链接 catkin 库、OpenCV、两个 paho 库和线程库。文件末尾的 install 规则把可执行文件和 launch 目录装进 devel/install 空间，供 catkin_make install 部署。</w:t>
-      </w:r>
-    </w:p>
-    <w:p>
-      <w:pPr>
-        <w:pStyle w:val="Heading2"/>
-      </w:pPr>
-      <w:r>
-        <w:rPr>
-          <w:rFonts w:ascii="Times New Roman" w:hAnsi="Times New Roman" w:eastAsia="宋体"/>
-          <w:b/>
-          <w:color w:val="000000"/>
-          <w:sz w:val="28"/>
-        </w:rPr>
-        <w:t>6.2 package.xml</w:t>
-      </w:r>
-    </w:p>
-    <w:p>
-      <w:pPr>
-        <w:spacing w:before="0" w:after="0"/>
-      </w:pPr>
-      <w:r>
-        <w:rPr>
-          <w:rFonts w:ascii="Consolas" w:hAnsi="Consolas" w:eastAsia="宋体"/>
-          <w:sz w:val="20"/>
-        </w:rPr>
-        <w:t>&lt;package format="2"&gt;</w:t>
-      </w:r>
-    </w:p>
-    <w:p>
-      <w:pPr>
-        <w:spacing w:before="0" w:after="0"/>
-      </w:pPr>
-      <w:r>
-        <w:rPr>
-          <w:rFonts w:ascii="Consolas" w:hAnsi="Consolas" w:eastAsia="宋体"/>
-          <w:sz w:val="20"/>
-        </w:rPr>
-        <w:t xml:space="preserve">  &lt;name&gt;cloud_bridge&lt;/name&gt;</w:t>
-      </w:r>
-    </w:p>
-    <w:p>
-      <w:pPr>
-        <w:spacing w:before="0" w:after="0"/>
-      </w:pPr>
-      <w:r>
-        <w:rPr>
-          <w:rFonts w:ascii="Consolas" w:hAnsi="Consolas" w:eastAsia="宋体"/>
-          <w:sz w:val="20"/>
-        </w:rPr>
-        <w:t xml:space="preserve">  &lt;version&gt;1.0.0&lt;/version&gt;</w:t>
-      </w:r>
-    </w:p>
-    <w:p>
-      <w:pPr>
-        <w:spacing w:before="0" w:after="0"/>
-      </w:pPr>
-      <w:r>
-        <w:rPr>
-          <w:rFonts w:ascii="Consolas" w:hAnsi="Consolas" w:eastAsia="宋体"/>
-          <w:sz w:val="20"/>
-        </w:rPr>
-        <w:t xml:space="preserve">  &lt;description&gt;MQTT cloud bridge for the mower: remote driving, blade control,</w:t>
-      </w:r>
-    </w:p>
-    <w:p>
-      <w:pPr>
-        <w:spacing w:before="0" w:after="0"/>
-      </w:pPr>
-      <w:r>
-        <w:rPr>
-          <w:rFonts w:ascii="Consolas" w:hAnsi="Consolas" w:eastAsia="宋体"/>
-          <w:sz w:val="20"/>
-        </w:rPr>
-        <w:t xml:space="preserve">    auto task start/stop, video streaming and location reporting.&lt;/description&gt;</w:t>
-      </w:r>
-    </w:p>
-    <w:p>
-      <w:pPr>
-        <w:spacing w:before="0" w:after="0"/>
-      </w:pPr>
-      <w:r>
-        <w:rPr>
-          <w:rFonts w:ascii="Consolas" w:hAnsi="Consolas" w:eastAsia="宋体"/>
-          <w:sz w:val="20"/>
-        </w:rPr>
-        <w:t xml:space="preserve"> </w:t>
-      </w:r>
-    </w:p>
-    <w:p>
-      <w:pPr>
-        <w:spacing w:before="0" w:after="0"/>
-      </w:pPr>
-      <w:r>
-        <w:rPr>
-          <w:rFonts w:ascii="Consolas" w:hAnsi="Consolas" w:eastAsia="宋体"/>
-          <w:sz w:val="20"/>
-        </w:rPr>
-        <w:t xml:space="preserve">  &lt;buildtool_depend&gt;catkin&lt;/buildtool_depend&gt;</w:t>
-      </w:r>
-    </w:p>
-    <w:p>
-      <w:pPr>
-        <w:spacing w:before="0" w:after="0"/>
-      </w:pPr>
-      <w:r>
-        <w:rPr>
-          <w:rFonts w:ascii="Consolas" w:hAnsi="Consolas" w:eastAsia="宋体"/>
-          <w:sz w:val="20"/>
-        </w:rPr>
-        <w:t xml:space="preserve"> </w:t>
-      </w:r>
-    </w:p>
-    <w:p>
-      <w:pPr>
-        <w:spacing w:before="0" w:after="0"/>
-      </w:pPr>
-      <w:r>
-        <w:rPr>
-          <w:rFonts w:ascii="Consolas" w:hAnsi="Consolas" w:eastAsia="宋体"/>
-          <w:sz w:val="20"/>
-        </w:rPr>
-        <w:t xml:space="preserve">  &lt;depend&gt;roscpp&lt;/depend&gt;</w:t>
-      </w:r>
-    </w:p>
-    <w:p>
-      <w:pPr>
-        <w:spacing w:before="0" w:after="0"/>
-      </w:pPr>
-      <w:r>
-        <w:rPr>
-          <w:rFonts w:ascii="Consolas" w:hAnsi="Consolas" w:eastAsia="宋体"/>
-          <w:sz w:val="20"/>
-        </w:rPr>
-        <w:t xml:space="preserve">  &lt;depend&gt;std_msgs&lt;/depend&gt;</w:t>
-      </w:r>
-    </w:p>
-    <w:p>
-      <w:pPr>
-        <w:spacing w:before="0" w:after="0"/>
-      </w:pPr>
-      <w:r>
-        <w:rPr>
-          <w:rFonts w:ascii="Consolas" w:hAnsi="Consolas" w:eastAsia="宋体"/>
-          <w:sz w:val="20"/>
-        </w:rPr>
-        <w:t xml:space="preserve">  &lt;depend&gt;sensor_msgs&lt;/depend&gt;</w:t>
-      </w:r>
-    </w:p>
-    <w:p>
-      <w:pPr>
-        <w:spacing w:before="0" w:after="0"/>
-      </w:pPr>
-      <w:r>
-        <w:rPr>
-          <w:rFonts w:ascii="Consolas" w:hAnsi="Consolas" w:eastAsia="宋体"/>
-          <w:sz w:val="20"/>
-        </w:rPr>
-        <w:t xml:space="preserve">  &lt;depend&gt;mower_msgs&lt;/depend&gt;</w:t>
-      </w:r>
-    </w:p>
-    <w:p>
-      <w:pPr>
-        <w:spacing w:before="0" w:after="0"/>
-      </w:pPr>
-      <w:r>
-        <w:rPr>
-          <w:rFonts w:ascii="Consolas" w:hAnsi="Consolas" w:eastAsia="宋体"/>
-          <w:sz w:val="20"/>
-        </w:rPr>
-        <w:t xml:space="preserve">  &lt;depend&gt;util&lt;/depend&gt;</w:t>
-      </w:r>
-    </w:p>
-    <w:p>
-      <w:pPr>
-        <w:spacing w:before="0" w:after="0"/>
-      </w:pPr>
-      <w:r>
-        <w:rPr>
-          <w:rFonts w:ascii="Consolas" w:hAnsi="Consolas" w:eastAsia="宋体"/>
-          <w:sz w:val="20"/>
-        </w:rPr>
-        <w:t xml:space="preserve">  &lt;depend&gt;cv_bridge&lt;/depend&gt;</w:t>
-      </w:r>
-    </w:p>
-    <w:p>
-      <w:pPr>
-        <w:spacing w:before="0" w:after="0"/>
-      </w:pPr>
-      <w:r>
-        <w:rPr>
-          <w:rFonts w:ascii="Consolas" w:hAnsi="Consolas" w:eastAsia="宋体"/>
-          <w:sz w:val="20"/>
-        </w:rPr>
-        <w:t>&lt;/package&gt;</w:t>
-      </w:r>
-    </w:p>
-    <w:p>
-      <w:r>
-        <w:rPr>
-          <w:rFonts w:ascii="Times New Roman" w:hAnsi="Times New Roman" w:eastAsia="宋体"/>
-          <w:b w:val="0"/>
-          <w:sz w:val="24"/>
-        </w:rPr>
-        <w:t>ROS 包清单：format="2" 是较新的格式版本，&lt;depend&gt; 一条同时声明编译和运行依赖（format 1 要分 build_depend/run_depend 写两遍）。这里只列 ROS 包；OpenCV、nlohmann_json、paho 是系统库，不走 package.xml，只在 CMakeLists.txt 里 find。rosdep 可根据本文件自动安装 ROS 依赖。</w:t>
+        <w:t>ROS 包清单：format="2" 是较新的格式版本，&lt;depend&gt; 一条同时声明编译和运行依赖（format 1 要分 build_depend/run_depend 写两遍）。这里只列 ROS 包；nlohmann_json、paho 是系统库，不走 package.xml，只在 CMakeLists.txt 里 find。rosdep 可根据本文件自动安装 ROS 依赖。</w:t>
       </w:r>
     </w:p>
     <w:sectPr>

--- a/cloud_bridge代码详解.docx
+++ b/cloud_bridge代码详解.docx
@@ -149,7 +149,7 @@
           <w:b w:val="0"/>
           <w:sz w:val="24"/>
         </w:rPr>
-        <w:t>2) ROS 状态 → MQTT 上行：节点订阅 /Mower/position、/vehicle/status、左右轮速、刀盘高度等话题，用定时器按固定频率（定位、车辆状态两路独立配置）把最新值拼成 JSON，通过 MQTT 发布到 mower/{device_id}/state/xxx 主题。</w:t>
+        <w:t>2) ROS 状态 → MQTT 上行：节点订阅 /Mower/position、/vehicle/status、刀盘高度等话题，用定时器按固定频率（定位、车辆状态两路独立配置）把最新值拼成 JSON，通过 MQTT 发布到 mower/{device_id}/state/xxx 主题。</w:t>
       </w:r>
     </w:p>
     <w:p>
@@ -3175,18 +3175,6 @@
           <w:rFonts w:ascii="Consolas" w:hAnsi="Consolas" w:eastAsia="宋体"/>
           <w:sz w:val="20"/>
         </w:rPr>
-        <w:t>#include &lt;std_msgs/Int16.h&gt;</w:t>
-      </w:r>
-    </w:p>
-    <w:p>
-      <w:pPr>
-        <w:spacing w:before="0" w:after="0"/>
-      </w:pPr>
-      <w:r>
-        <w:rPr>
-          <w:rFonts w:ascii="Consolas" w:hAnsi="Consolas" w:eastAsia="宋体"/>
-          <w:sz w:val="20"/>
-        </w:rPr>
         <w:t>#include &lt;std_msgs/String.h&gt;</w:t>
       </w:r>
     </w:p>
@@ -3235,19 +3223,19 @@
           <w:rFonts w:ascii="Consolas" w:hAnsi="Consolas" w:eastAsia="宋体"/>
           <w:sz w:val="20"/>
         </w:rPr>
+        <w:t>#include &lt;mower_msgs/Position.h&gt;</w:t>
+      </w:r>
+    </w:p>
+    <w:p>
+      <w:pPr>
+        <w:spacing w:before="0" w:after="0"/>
+      </w:pPr>
+      <w:r>
+        <w:rPr>
+          <w:rFonts w:ascii="Consolas" w:hAnsi="Consolas" w:eastAsia="宋体"/>
+          <w:sz w:val="20"/>
+        </w:rPr>
         <w:t>#include &lt;mower_msgs/VehicleStatus.h&gt;</w:t>
-      </w:r>
-    </w:p>
-    <w:p>
-      <w:pPr>
-        <w:spacing w:before="0" w:after="0"/>
-      </w:pPr>
-      <w:r>
-        <w:rPr>
-          <w:rFonts w:ascii="Consolas" w:hAnsi="Consolas" w:eastAsia="宋体"/>
-          <w:sz w:val="20"/>
-        </w:rPr>
-        <w:t>#include &lt;util/Position.h&gt;</w:t>
       </w:r>
     </w:p>
     <w:p>
@@ -3401,7 +3389,7 @@
           <w:b w:val="0"/>
           <w:sz w:val="24"/>
         </w:rPr>
-        <w:t>分四组：1) ROS 与消息类型：ros/ros.h 是 ROS C++ 主头；std_msgs::Int16 用于左右轮速反馈、String 用于 /signal 任务信号、UInt16 用于刀盘高度反馈。2) 项目自定义消息：mower_msgs::Manual_Driving_Cmd（遥控指令）、VehicleStatus（车辆状态）、util::Position（融合定位）。3) nlohmann/json 是现代 C++ JSON 库，一条语句完成解析/构造。4) STL 头：algorithm（std::max/std::min 限幅）、atomic（跨线程标志位）、memory（std::unique_ptr）、mutex、string、thread（延时任务线程）、vector。最后双引号包含本包的 mqtt_client.h，引入 MqttClient 封装。</w:t>
+        <w:t>分四组：1) ROS 与消息类型：ros/ros.h 是 ROS C++ 主头；std_msgs::String 用于 /signal 任务信号、UInt16 用于刀盘高度反馈。2) 项目自定义消息：mower_msgs::Manual_Driving_Cmd（遥控指令）、VehicleStatus（车辆状态）、Position（融合定位）。3) nlohmann/json 是现代 C++ JSON 库，一条语句完成解析/构造。4) STL 头：algorithm（std::max/std::min 限幅）、atomic（跨线程标志位）、memory（std::unique_ptr）、mutex、string、thread（延时任务线程）、vector。最后双引号包含本包的 mqtt_client.h，引入 MqttClient 封装。</w:t>
       </w:r>
     </w:p>
     <w:p>
@@ -3547,7 +3535,19 @@
           <w:rFonts w:ascii="Consolas" w:hAnsi="Consolas" w:eastAsia="宋体"/>
           <w:sz w:val="20"/>
         </w:rPr>
-        <w:t xml:space="preserve">    ...</w:t>
+        <w:t xml:space="preserve">    sub_vehicle_status_ = nh_.subscribe("/vehicle/status", 1,</w:t>
+      </w:r>
+    </w:p>
+    <w:p>
+      <w:pPr>
+        <w:spacing w:before="0" w:after="0"/>
+      </w:pPr>
+      <w:r>
+        <w:rPr>
+          <w:rFonts w:ascii="Consolas" w:hAnsi="Consolas" w:eastAsia="宋体"/>
+          <w:sz w:val="20"/>
+        </w:rPr>
+        <w:t xml:space="preserve">                                        &amp;CloudBridgeNode::vehicleStatusCb, this);</w:t>
       </w:r>
     </w:p>
     <w:p>
@@ -5691,7 +5691,7 @@
           <w:rFonts w:ascii="Consolas" w:hAnsi="Consolas" w:eastAsia="宋体"/>
           <w:sz w:val="20"/>
         </w:rPr>
-        <w:t xml:space="preserve">  void positionCb(const util::Position::ConstPtr&amp; msg)</w:t>
+        <w:t xml:space="preserve">  void positionCb(const mower_msgs::Position::ConstPtr&amp; msg)</w:t>
       </w:r>
     </w:p>
     <w:p>
@@ -5799,7 +5799,7 @@
           <w:rFonts w:ascii="Consolas" w:hAnsi="Consolas" w:eastAsia="宋体"/>
           <w:sz w:val="20"/>
         </w:rPr>
-        <w:t xml:space="preserve">    util::Position pos;</w:t>
+        <w:t xml:space="preserve">    mower_msgs::Position pos;</w:t>
       </w:r>
     </w:p>
     <w:p>
@@ -6085,7 +6085,7 @@
           <w:rFonts w:ascii="Consolas" w:hAnsi="Consolas" w:eastAsia="宋体"/>
           <w:sz w:val="20"/>
         </w:rPr>
-        <w:t xml:space="preserve">  // leftWheelCb / rightWheelCb / mowerHeightCb 结构相同，各存一个数值</w:t>
+        <w:t xml:space="preserve">  // mowerHeightCb 与 vehicleStatusCb 结构相同，各存一个数值</w:t>
       </w:r>
     </w:p>
     <w:p>
@@ -6193,7 +6193,43 @@
           <w:rFonts w:ascii="Consolas" w:hAnsi="Consolas" w:eastAsia="宋体"/>
           <w:sz w:val="20"/>
         </w:rPr>
-        <w:t xml:space="preserve">      j = {{"battery_soc", battery_soc_}, ... };</w:t>
+        <w:t xml:space="preserve">      j = {{"battery_soc", battery_soc_},</w:t>
+      </w:r>
+    </w:p>
+    <w:p>
+      <w:pPr>
+        <w:spacing w:before="0" w:after="0"/>
+      </w:pPr>
+      <w:r>
+        <w:rPr>
+          <w:rFonts w:ascii="Consolas" w:hAnsi="Consolas" w:eastAsia="宋体"/>
+          <w:sz w:val="20"/>
+        </w:rPr>
+        <w:t xml:space="preserve">           {"warning_state_one", warning_one_},</w:t>
+      </w:r>
+    </w:p>
+    <w:p>
+      <w:pPr>
+        <w:spacing w:before="0" w:after="0"/>
+      </w:pPr>
+      <w:r>
+        <w:rPr>
+          <w:rFonts w:ascii="Consolas" w:hAnsi="Consolas" w:eastAsia="宋体"/>
+          <w:sz w:val="20"/>
+        </w:rPr>
+        <w:t xml:space="preserve">           {"warning_state_two", warning_two_},</w:t>
+      </w:r>
+    </w:p>
+    <w:p>
+      <w:pPr>
+        <w:spacing w:before="0" w:after="0"/>
+      </w:pPr>
+      <w:r>
+        <w:rPr>
+          <w:rFonts w:ascii="Consolas" w:hAnsi="Consolas" w:eastAsia="宋体"/>
+          <w:sz w:val="20"/>
+        </w:rPr>
+        <w:t xml:space="preserve">           {"mower_height", mower_height_fb_}};</w:t>
       </w:r>
     </w:p>
     <w:p>
@@ -6251,7 +6287,7 @@
           <w:b w:val="0"/>
           <w:sz w:val="24"/>
         </w:rPr>
-        <w:t>四个订阅回调共用一把 status_mutex_ 保护一组松散状态（电量、报警字、左右轮速、刀盘高度反馈），粒度粗一点但逻辑简单。statusTimerCb 同样锁内取值锁外发布，j["stamp"] = ... 演示 nlohmann::json 的 operator[] 赋值（键不存在则创建）。has_status_ 由 VehicleStatus 回调置位——车辆状态话题起来了才开始上报，轮速等字段没收到就是 0。</w:t>
+        <w:t>两个订阅回调共用一把 status_mutex_ 保护一组松散状态（电量、报警字、刀盘高度反馈），粒度粗一点但逻辑简单。statusTimerCb 同样锁内取值锁外发布，j["stamp"] = ... 演示 nlohmann::json 的 operator[] 赋值（键不存在则创建）。has_status_ 由 VehicleStatus 回调置位——车辆状态话题起来了才开始上报。</w:t>
       </w:r>
     </w:p>
     <w:p>
